--- a/Florida-Dial-Pack.docx
+++ b/Florida-Dial-Pack.docx
@@ -47,7 +47,7 @@
           <w:sz w:val="19"/>
           <w:szCs w:val="19"/>
         </w:rPr>
-        <w:t xml:space="preserve">98 call-ready rows in dial order. The 25 shaded rows are verified callable (Core BD Report): trading confirmed on the company’s own pages and an address sourced inside the window. Blind means no dated third-party practice signal; it does not block a dial. The Outcome column is filled from the first call: one working week of outcomes gives a connect rate against call-ready and against verified-callable.</w:t>
+        <w:t xml:space="preserve">99 call-ready rows across 98 distinct companies, in dial order (lineage: 93 benchmark + 2 register + 3 queue + 1 Martinez expansion row = 99 rows; Martinez Distributors sits in both Florida files, and each duplicated row names its twin). Every count in this pack states rows or companies. The 25 shaded rows are verified callable (Core BD Report): trading confirmed on the company’s own pages and an address sourced inside the window. Blind means no dated third-party practice signal; it does not block a dial. The Outcome column is filled from the first call: one working week of outcomes gives a connect rate against call-ready and against verified-callable.</w:t>
       </w:r>
     </w:p>
     <w:tbl>
@@ -5767,7 +5767,7 @@
                 <w:sz w:val="15"/>
                 <w:szCs w:val="15"/>
               </w:rPr>
-              <w:t xml:space="preserve">Tier A · owner-led, named decision maker on the row</w:t>
+              <w:t xml:space="preserve">Tier A · owner-led, named decision maker on the row · SAME COMPANY ALSO IN florida-expansion.html row 14</w:t>
             </w:r>
           </w:p>
         </w:tc>
@@ -10375,7 +10375,7 @@
                 <w:sz w:val="15"/>
                 <w:szCs w:val="15"/>
               </w:rPr>
-              <w:t xml:space="preserve">Trans-Phos · Mulberry</w:t>
+              <w:t xml:space="preserve">Martinez Distributors · Doral</w:t>
             </w:r>
           </w:p>
         </w:tc>
@@ -10399,7 +10399,7 @@
                 <w:sz w:val="15"/>
                 <w:szCs w:val="15"/>
               </w:rPr>
-              <w:t xml:space="preserve">Neil Whitney, President; Bill Whitney, CEO</w:t>
+              <w:t xml:space="preserve">Fabian Martinez, President (legal officer, Florida register)</w:t>
             </w:r>
           </w:p>
         </w:tc>
@@ -10423,7 +10423,7 @@
                 <w:sz w:val="15"/>
                 <w:szCs w:val="15"/>
               </w:rPr>
-              <w:t xml:space="preserve">863-534-1575</w:t>
+              <w:t xml:space="preserve">305-882-8282</w:t>
             </w:r>
           </w:p>
         </w:tc>
@@ -10495,7 +10495,7 @@
                 <w:sz w:val="15"/>
                 <w:szCs w:val="15"/>
               </w:rPr>
-              <w:t xml:space="preserve">Tier A · owner-led, named decision maker on the row</w:t>
+              <w:t xml:space="preserve">Tier A · owner-led, named decision maker on the row · SAME COMPANY ALSO IN florida.html row 7</w:t>
             </w:r>
           </w:p>
         </w:tc>
@@ -10572,7 +10572,7 @@
                 <w:sz w:val="15"/>
                 <w:szCs w:val="15"/>
               </w:rPr>
-              <w:t xml:space="preserve">FMX, Inc. · Jacksonville</w:t>
+              <w:t xml:space="preserve">Trans-Phos · Mulberry</w:t>
             </w:r>
           </w:p>
         </w:tc>
@@ -10596,7 +10596,7 @@
                 <w:sz w:val="15"/>
                 <w:szCs w:val="15"/>
               </w:rPr>
-              <w:t xml:space="preserve">Helen Venson, President</w:t>
+              <w:t xml:space="preserve">Neil Whitney, President; Bill Whitney, CEO</w:t>
             </w:r>
           </w:p>
         </w:tc>
@@ -10620,7 +10620,7 @@
                 <w:sz w:val="15"/>
                 <w:szCs w:val="15"/>
               </w:rPr>
-              <w:t xml:space="preserve">904-598-2683</w:t>
+              <w:t xml:space="preserve">863-534-1575</w:t>
             </w:r>
           </w:p>
         </w:tc>
@@ -10769,7 +10769,7 @@
                 <w:sz w:val="15"/>
                 <w:szCs w:val="15"/>
               </w:rPr>
-              <w:t xml:space="preserve">Prime Line Distributors · Fort Lauderdale</w:t>
+              <w:t xml:space="preserve">FMX, Inc. · Jacksonville</w:t>
             </w:r>
           </w:p>
         </w:tc>
@@ -10793,7 +10793,7 @@
                 <w:sz w:val="15"/>
                 <w:szCs w:val="15"/>
               </w:rPr>
-              <w:t xml:space="preserve">Gianni Landi, President; Dennis Landi, VP</w:t>
+              <w:t xml:space="preserve">Helen Venson, President</w:t>
             </w:r>
           </w:p>
         </w:tc>
@@ -10817,7 +10817,7 @@
                 <w:sz w:val="15"/>
                 <w:szCs w:val="15"/>
               </w:rPr>
-              <w:t xml:space="preserve">954-925-4500</w:t>
+              <w:t xml:space="preserve">904-598-2683</w:t>
             </w:r>
           </w:p>
         </w:tc>
@@ -10966,7 +10966,7 @@
                 <w:sz w:val="15"/>
                 <w:szCs w:val="15"/>
               </w:rPr>
-              <w:t xml:space="preserve">H&amp;H Products Company · Orlando</w:t>
+              <w:t xml:space="preserve">Prime Line Distributors · Fort Lauderdale</w:t>
             </w:r>
           </w:p>
         </w:tc>
@@ -10990,7 +10990,7 @@
                 <w:sz w:val="15"/>
                 <w:szCs w:val="15"/>
               </w:rPr>
-              <w:t xml:space="preserve">Morris Hartley, President &amp; CEO</w:t>
+              <w:t xml:space="preserve">Gianni Landi, President; Dennis Landi, VP</w:t>
             </w:r>
           </w:p>
         </w:tc>
@@ -11014,7 +11014,7 @@
                 <w:sz w:val="15"/>
                 <w:szCs w:val="15"/>
               </w:rPr>
-              <w:t xml:space="preserve">800-678-8448</w:t>
+              <w:t xml:space="preserve">954-925-4500</w:t>
             </w:r>
           </w:p>
         </w:tc>
@@ -11163,7 +11163,7 @@
                 <w:sz w:val="15"/>
                 <w:szCs w:val="15"/>
               </w:rPr>
-              <w:t xml:space="preserve">Contender Boats · Homestead</w:t>
+              <w:t xml:space="preserve">H&amp;H Products Company · Orlando</w:t>
             </w:r>
           </w:p>
         </w:tc>
@@ -11187,7 +11187,7 @@
                 <w:sz w:val="15"/>
                 <w:szCs w:val="15"/>
               </w:rPr>
-              <w:t xml:space="preserve">Joe Neber, Founder/Owner/CEO</w:t>
+              <w:t xml:space="preserve">Morris Hartley, President &amp; CEO</w:t>
             </w:r>
           </w:p>
         </w:tc>
@@ -11211,7 +11211,7 @@
                 <w:sz w:val="15"/>
                 <w:szCs w:val="15"/>
               </w:rPr>
-              <w:t xml:space="preserve">305-230-1600</w:t>
+              <w:t xml:space="preserve">800-678-8448</w:t>
             </w:r>
           </w:p>
         </w:tc>
@@ -11360,7 +11360,7 @@
                 <w:sz w:val="15"/>
                 <w:szCs w:val="15"/>
               </w:rPr>
-              <w:t xml:space="preserve">Regal Marine Industries · Orlando</w:t>
+              <w:t xml:space="preserve">Contender Boats · Homestead</w:t>
             </w:r>
           </w:p>
         </w:tc>
@@ -11384,7 +11384,7 @@
                 <w:sz w:val="15"/>
                 <w:szCs w:val="15"/>
               </w:rPr>
-              <w:t xml:space="preserve">Paul Kuck, President; Duane Kuck, CEO</w:t>
+              <w:t xml:space="preserve">Joe Neber, Founder/Owner/CEO</w:t>
             </w:r>
           </w:p>
         </w:tc>
@@ -11408,7 +11408,7 @@
                 <w:sz w:val="15"/>
                 <w:szCs w:val="15"/>
               </w:rPr>
-              <w:t xml:space="preserve">407-851-4360</w:t>
+              <w:t xml:space="preserve">305-230-1600</w:t>
             </w:r>
           </w:p>
         </w:tc>
@@ -11557,7 +11557,7 @@
                 <w:sz w:val="15"/>
                 <w:szCs w:val="15"/>
               </w:rPr>
-              <w:t xml:space="preserve">Southern Spring &amp; Stamping · Venice</w:t>
+              <w:t xml:space="preserve">Regal Marine Industries · Orlando</w:t>
             </w:r>
           </w:p>
         </w:tc>
@@ -11581,7 +11581,7 @@
                 <w:sz w:val="15"/>
                 <w:szCs w:val="15"/>
               </w:rPr>
-              <w:t xml:space="preserve">Jeff Deaterly, President (Deaterly family)</w:t>
+              <w:t xml:space="preserve">Paul Kuck, President; Duane Kuck, CEO</w:t>
             </w:r>
           </w:p>
         </w:tc>
@@ -11605,7 +11605,7 @@
                 <w:sz w:val="15"/>
                 <w:szCs w:val="15"/>
               </w:rPr>
-              <w:t xml:space="preserve">941-488-2276</w:t>
+              <w:t xml:space="preserve">407-851-4360</w:t>
             </w:r>
           </w:p>
         </w:tc>
@@ -11754,7 +11754,7 @@
                 <w:sz w:val="15"/>
                 <w:szCs w:val="15"/>
               </w:rPr>
-              <w:t xml:space="preserve">Alpha Foundations</w:t>
+              <w:t xml:space="preserve">Southern Spring &amp; Stamping · Venice</w:t>
             </w:r>
           </w:p>
         </w:tc>
@@ -11778,7 +11778,7 @@
                 <w:sz w:val="15"/>
                 <w:szCs w:val="15"/>
               </w:rPr>
-              <w:t xml:space="preserve">Nick Blasco, General Manager (Src: page · 2026-10-31)</w:t>
+              <w:t xml:space="preserve">Jeff Deaterly, President (Deaterly family)</w:t>
             </w:r>
           </w:p>
         </w:tc>
@@ -11802,7 +11802,7 @@
                 <w:sz w:val="15"/>
                 <w:szCs w:val="15"/>
               </w:rPr>
-              <w:t xml:space="preserve">877-322-3446</w:t>
+              <w:t xml:space="preserve">941-488-2276</w:t>
             </w:r>
           </w:p>
         </w:tc>
@@ -11850,7 +11850,7 @@
                 <w:sz w:val="15"/>
                 <w:szCs w:val="15"/>
               </w:rPr>
-              <w:t xml:space="preserve">Acquisitions · 2021-12-17</w:t>
+              <w:t xml:space="preserve">None (fit by tier) · Blind</w:t>
             </w:r>
           </w:p>
         </w:tc>
@@ -11874,7 +11874,7 @@
                 <w:sz w:val="15"/>
                 <w:szCs w:val="15"/>
               </w:rPr>
-              <w:t xml:space="preserve">Tier Unverified · Acquisitions · dated signal 2021-12-17</w:t>
+              <w:t xml:space="preserve">Tier A · owner-led, named decision maker on the row</w:t>
             </w:r>
           </w:p>
         </w:tc>
@@ -11951,7 +11951,7 @@
                 <w:sz w:val="15"/>
                 <w:szCs w:val="15"/>
               </w:rPr>
-              <w:t xml:space="preserve">Palm Medical Centers</w:t>
+              <w:t xml:space="preserve">Alpha Foundations</w:t>
             </w:r>
           </w:p>
         </w:tc>
@@ -11975,7 +11975,7 @@
                 <w:sz w:val="15"/>
                 <w:szCs w:val="15"/>
               </w:rPr>
-              <w:t xml:space="preserve">Jim McHugh, Chief Financial Officer (Src: page · 2026-10-30)</w:t>
+              <w:t xml:space="preserve">Nick Blasco, General Manager (Src: page · 2026-10-31)</w:t>
             </w:r>
           </w:p>
         </w:tc>
@@ -11999,7 +11999,7 @@
                 <w:sz w:val="15"/>
                 <w:szCs w:val="15"/>
               </w:rPr>
-              <w:t xml:space="preserve">(877) 832-2684</w:t>
+              <w:t xml:space="preserve">877-322-3446</w:t>
             </w:r>
           </w:p>
         </w:tc>
@@ -12047,7 +12047,7 @@
                 <w:sz w:val="15"/>
                 <w:szCs w:val="15"/>
               </w:rPr>
-              <w:t xml:space="preserve">Fractionals · 2021-10-18</w:t>
+              <w:t xml:space="preserve">Acquisitions · 2021-12-17</w:t>
             </w:r>
           </w:p>
         </w:tc>
@@ -12071,7 +12071,7 @@
                 <w:sz w:val="15"/>
                 <w:szCs w:val="15"/>
               </w:rPr>
-              <w:t xml:space="preserve">Tier Unverified · Fractionals · dated signal 2021-10-18</w:t>
+              <w:t xml:space="preserve">Tier Unverified · Acquisitions · dated signal 2021-12-17</w:t>
             </w:r>
           </w:p>
         </w:tc>
@@ -12148,7 +12148,7 @@
                 <w:sz w:val="15"/>
                 <w:szCs w:val="15"/>
               </w:rPr>
-              <w:t xml:space="preserve">Altitude Water</w:t>
+              <w:t xml:space="preserve">Palm Medical Centers</w:t>
             </w:r>
           </w:p>
         </w:tc>
@@ -12172,7 +12172,7 @@
                 <w:sz w:val="15"/>
                 <w:szCs w:val="15"/>
               </w:rPr>
-              <w:t xml:space="preserve">Branden Riley, COO (Src: page · 2026-10-31)</w:t>
+              <w:t xml:space="preserve">Jim McHugh, Chief Financial Officer (Src: page · 2026-10-30)</w:t>
             </w:r>
           </w:p>
         </w:tc>
@@ -12196,7 +12196,7 @@
                 <w:sz w:val="15"/>
                 <w:szCs w:val="15"/>
               </w:rPr>
-              <w:t xml:space="preserve">(954) 530-5753</w:t>
+              <w:t xml:space="preserve">(877) 832-2684</w:t>
             </w:r>
           </w:p>
         </w:tc>
@@ -12220,7 +12220,7 @@
                 <w:sz w:val="15"/>
                 <w:szCs w:val="15"/>
               </w:rPr>
-              <w:t xml:space="preserve">info@altdwater.com (role inbox)</w:t>
+              <w:t xml:space="preserve">—</w:t>
             </w:r>
           </w:p>
         </w:tc>
@@ -12244,7 +12244,7 @@
                 <w:sz w:val="15"/>
                 <w:szCs w:val="15"/>
               </w:rPr>
-              <w:t xml:space="preserve">Fractionals · 2026-08-26</w:t>
+              <w:t xml:space="preserve">Fractionals · 2021-10-18</w:t>
             </w:r>
           </w:p>
         </w:tc>
@@ -12268,7 +12268,7 @@
                 <w:sz w:val="15"/>
                 <w:szCs w:val="15"/>
               </w:rPr>
-              <w:t xml:space="preserve">Tier Unverified · Fractionals · dated signal 2026-08-26</w:t>
+              <w:t xml:space="preserve">Tier Unverified · Fractionals · dated signal 2021-10-18</w:t>
             </w:r>
           </w:p>
         </w:tc>
@@ -12345,7 +12345,7 @@
                 <w:sz w:val="15"/>
                 <w:szCs w:val="15"/>
               </w:rPr>
-              <w:t xml:space="preserve">American Fasteners</w:t>
+              <w:t xml:space="preserve">Altitude Water</w:t>
             </w:r>
           </w:p>
         </w:tc>
@@ -12369,7 +12369,7 @@
                 <w:sz w:val="15"/>
                 <w:szCs w:val="15"/>
               </w:rPr>
-              <w:t xml:space="preserve">Manuel Benitez, Founder (Src: page · read 2026-10-31)</w:t>
+              <w:t xml:space="preserve">Branden Riley, COO (Src: page · 2026-10-31)</w:t>
             </w:r>
           </w:p>
         </w:tc>
@@ -12393,7 +12393,7 @@
                 <w:sz w:val="15"/>
                 <w:szCs w:val="15"/>
               </w:rPr>
-              <w:t xml:space="preserve">305-885-1717</w:t>
+              <w:t xml:space="preserve">(954) 530-5753</w:t>
             </w:r>
           </w:p>
         </w:tc>
@@ -12417,7 +12417,7 @@
                 <w:sz w:val="15"/>
                 <w:szCs w:val="15"/>
               </w:rPr>
-              <w:t xml:space="preserve">—</w:t>
+              <w:t xml:space="preserve">info@altdwater.com (role inbox)</w:t>
             </w:r>
           </w:p>
         </w:tc>
@@ -12441,7 +12441,7 @@
                 <w:sz w:val="15"/>
                 <w:szCs w:val="15"/>
               </w:rPr>
-              <w:t xml:space="preserve">Acquisitions · 2026-09-02</w:t>
+              <w:t xml:space="preserve">Fractionals · 2026-08-26</w:t>
             </w:r>
           </w:p>
         </w:tc>
@@ -12465,7 +12465,7 @@
                 <w:sz w:val="15"/>
                 <w:szCs w:val="15"/>
               </w:rPr>
-              <w:t xml:space="preserve">Tier Unverified · Acquisitions · dated signal 2026-09-02</w:t>
+              <w:t xml:space="preserve">Tier Unverified · Fractionals · dated signal 2026-08-26</w:t>
             </w:r>
           </w:p>
         </w:tc>
@@ -12542,7 +12542,7 @@
                 <w:sz w:val="15"/>
                 <w:szCs w:val="15"/>
               </w:rPr>
-              <w:t xml:space="preserve">FreightCenter</w:t>
+              <w:t xml:space="preserve">American Fasteners</w:t>
             </w:r>
           </w:p>
         </w:tc>
@@ -12566,7 +12566,7 @@
                 <w:sz w:val="15"/>
                 <w:szCs w:val="15"/>
               </w:rPr>
-              <w:t xml:space="preserve">Matthew Brosious, President (Src: page · read 2026-10-31)</w:t>
+              <w:t xml:space="preserve">Manuel Benitez, Founder (Src: page · read 2026-10-31)</w:t>
             </w:r>
           </w:p>
         </w:tc>
@@ -12590,7 +12590,7 @@
                 <w:sz w:val="15"/>
                 <w:szCs w:val="15"/>
               </w:rPr>
-              <w:t xml:space="preserve">(800) 716-7608</w:t>
+              <w:t xml:space="preserve">305-885-1717</w:t>
             </w:r>
           </w:p>
         </w:tc>
@@ -12614,7 +12614,7 @@
                 <w:sz w:val="15"/>
                 <w:szCs w:val="15"/>
               </w:rPr>
-              <w:t xml:space="preserve">rewards@freightcenter.com (role inbox)</w:t>
+              <w:t xml:space="preserve">—</w:t>
             </w:r>
           </w:p>
         </w:tc>
@@ -12638,7 +12638,7 @@
                 <w:sz w:val="15"/>
                 <w:szCs w:val="15"/>
               </w:rPr>
-              <w:t xml:space="preserve">Acquisitions · 2025-01-08</w:t>
+              <w:t xml:space="preserve">Acquisitions · 2026-09-02</w:t>
             </w:r>
           </w:p>
         </w:tc>
@@ -12662,7 +12662,7 @@
                 <w:sz w:val="15"/>
                 <w:szCs w:val="15"/>
               </w:rPr>
-              <w:t xml:space="preserve">Tier Unverified · Acquisitions · dated signal 2025-01-08</w:t>
+              <w:t xml:space="preserve">Tier Unverified · Acquisitions · dated signal 2026-09-02</w:t>
             </w:r>
           </w:p>
         </w:tc>
@@ -12739,7 +12739,7 @@
                 <w:sz w:val="15"/>
                 <w:szCs w:val="15"/>
               </w:rPr>
-              <w:t xml:space="preserve">Quirch Foods · Coral Gables</w:t>
+              <w:t xml:space="preserve">FreightCenter</w:t>
             </w:r>
           </w:p>
         </w:tc>
@@ -12763,7 +12763,7 @@
                 <w:sz w:val="15"/>
                 <w:szCs w:val="15"/>
               </w:rPr>
-              <w:t xml:space="preserve">Frank Grande President &amp; CEO (CEO title effective 4/1/2026)</w:t>
+              <w:t xml:space="preserve">Matthew Brosious, President (Src: page · read 2026-10-31)</w:t>
             </w:r>
           </w:p>
         </w:tc>
@@ -12787,7 +12787,7 @@
                 <w:sz w:val="15"/>
                 <w:szCs w:val="15"/>
               </w:rPr>
-              <w:t xml:space="preserve">(305) 691-5901</w:t>
+              <w:t xml:space="preserve">(800) 716-7608</w:t>
             </w:r>
           </w:p>
         </w:tc>
@@ -12811,7 +12811,7 @@
                 <w:sz w:val="15"/>
                 <w:szCs w:val="15"/>
               </w:rPr>
-              <w:t xml:space="preserve">—</w:t>
+              <w:t xml:space="preserve">rewards@freightcenter.com (role inbox)</w:t>
             </w:r>
           </w:p>
         </w:tc>
@@ -12835,7 +12835,7 @@
                 <w:sz w:val="15"/>
                 <w:szCs w:val="15"/>
               </w:rPr>
-              <w:t xml:space="preserve">None (fit by tier) · Blind</w:t>
+              <w:t xml:space="preserve">Acquisitions · 2025-01-08</w:t>
             </w:r>
           </w:p>
         </w:tc>
@@ -12859,7 +12859,7 @@
                 <w:sz w:val="15"/>
                 <w:szCs w:val="15"/>
               </w:rPr>
-              <w:t xml:space="preserve">Tier B · owner-led, named decision maker on the row</w:t>
+              <w:t xml:space="preserve">Tier Unverified · Acquisitions · dated signal 2025-01-08</w:t>
             </w:r>
           </w:p>
         </w:tc>
@@ -12936,7 +12936,7 @@
                 <w:sz w:val="15"/>
                 <w:szCs w:val="15"/>
               </w:rPr>
-              <w:t xml:space="preserve">Sunshine Bouquet · Miami</w:t>
+              <w:t xml:space="preserve">Quirch Foods · Coral Gables</w:t>
             </w:r>
           </w:p>
         </w:tc>
@@ -12960,7 +12960,7 @@
                 <w:sz w:val="15"/>
                 <w:szCs w:val="15"/>
               </w:rPr>
-              <w:t xml:space="preserve">John D. Simko President / Director (Sunbiz D/P; family owner, 3rd gen)</w:t>
+              <w:t xml:space="preserve">Frank Grande President &amp; CEO (CEO title effective 4/1/2026)</w:t>
             </w:r>
           </w:p>
         </w:tc>
@@ -12984,7 +12984,7 @@
                 <w:sz w:val="15"/>
                 <w:szCs w:val="15"/>
               </w:rPr>
-              <w:t xml:space="preserve">(305) 599-9600</w:t>
+              <w:t xml:space="preserve">(305) 691-5901</w:t>
             </w:r>
           </w:p>
         </w:tc>
@@ -13133,7 +13133,7 @@
                 <w:sz w:val="15"/>
                 <w:szCs w:val="15"/>
               </w:rPr>
-              <w:t xml:space="preserve">Fresh Del Monte Produce · Coral Gables</w:t>
+              <w:t xml:space="preserve">Sunshine Bouquet · Miami</w:t>
             </w:r>
           </w:p>
         </w:tc>
@@ -13157,7 +13157,7 @@
                 <w:sz w:val="15"/>
                 <w:szCs w:val="15"/>
               </w:rPr>
-              <w:t xml:space="preserve">Danny Dumas SVP North America (Chairman/CEO: Mohammad Abu-Ghazaleh)</w:t>
+              <w:t xml:space="preserve">John D. Simko President / Director (Sunbiz D/P; family owner, 3rd gen)</w:t>
             </w:r>
           </w:p>
         </w:tc>
@@ -13181,7 +13181,7 @@
                 <w:sz w:val="15"/>
                 <w:szCs w:val="15"/>
               </w:rPr>
-              <w:t xml:space="preserve">(305) 520-8433</w:t>
+              <w:t xml:space="preserve">(305) 599-9600</w:t>
             </w:r>
           </w:p>
         </w:tc>
@@ -13205,7 +13205,7 @@
                 <w:sz w:val="15"/>
                 <w:szCs w:val="15"/>
               </w:rPr>
-              <w:t xml:space="preserve">salesinquiry@freshdelmonte.com (other address)</w:t>
+              <w:t xml:space="preserve">—</w:t>
             </w:r>
           </w:p>
         </w:tc>
@@ -13330,7 +13330,7 @@
                 <w:sz w:val="15"/>
                 <w:szCs w:val="15"/>
               </w:rPr>
-              <w:t xml:space="preserve">Southern Glazer's Wine &amp; Spirits · Miramar</w:t>
+              <w:t xml:space="preserve">Fresh Del Monte Produce · Coral Gables</w:t>
             </w:r>
           </w:p>
         </w:tc>
@@ -13354,7 +13354,7 @@
                 <w:sz w:val="15"/>
                 <w:szCs w:val="15"/>
               </w:rPr>
-              <w:t xml:space="preserve">Wayne E. Chaplin President &amp; CEO</w:t>
+              <w:t xml:space="preserve">Danny Dumas SVP North America (Chairman/CEO: Mohammad Abu-Ghazaleh)</w:t>
             </w:r>
           </w:p>
         </w:tc>
@@ -13378,7 +13378,7 @@
                 <w:sz w:val="15"/>
                 <w:szCs w:val="15"/>
               </w:rPr>
-              <w:t xml:space="preserve">(954) 680-4600</w:t>
+              <w:t xml:space="preserve">(305) 520-8433</w:t>
             </w:r>
           </w:p>
         </w:tc>
@@ -13402,7 +13402,7 @@
                 <w:sz w:val="15"/>
                 <w:szCs w:val="15"/>
               </w:rPr>
-              <w:t xml:space="preserve">media@sgws.com (role inbox)</w:t>
+              <w:t xml:space="preserve">salesinquiry@freshdelmonte.com (other address)</w:t>
             </w:r>
           </w:p>
         </w:tc>
@@ -13527,7 +13527,7 @@
                 <w:sz w:val="15"/>
                 <w:szCs w:val="15"/>
               </w:rPr>
-              <w:t xml:space="preserve">National Beverage (LaCroix) · Fort Lauderdale</w:t>
+              <w:t xml:space="preserve">Southern Glazer's Wine &amp; Spirits · Miramar</w:t>
             </w:r>
           </w:p>
         </w:tc>
@@ -13551,7 +13551,7 @@
                 <w:sz w:val="15"/>
                 <w:szCs w:val="15"/>
               </w:rPr>
-              <w:t xml:space="preserve">Nick A. Caporella Chairman &amp; CEO (Pres.: Joseph G. Caporella; EVP-Fin: George R.</w:t>
+              <w:t xml:space="preserve">Wayne E. Chaplin President &amp; CEO</w:t>
             </w:r>
           </w:p>
         </w:tc>
@@ -13575,7 +13575,7 @@
                 <w:sz w:val="15"/>
                 <w:szCs w:val="15"/>
               </w:rPr>
-              <w:t xml:space="preserve">(954) 581-0922</w:t>
+              <w:t xml:space="preserve">(954) 680-4600</w:t>
             </w:r>
           </w:p>
         </w:tc>
@@ -13599,7 +13599,7 @@
                 <w:sz w:val="15"/>
                 <w:szCs w:val="15"/>
               </w:rPr>
-              <w:t xml:space="preserve">Media@NationalBeverage.com (role inbox)</w:t>
+              <w:t xml:space="preserve">media@sgws.com (role inbox)</w:t>
             </w:r>
           </w:p>
         </w:tc>
@@ -13623,7 +13623,7 @@
                 <w:sz w:val="15"/>
                 <w:szCs w:val="15"/>
               </w:rPr>
-              <w:t xml:space="preserve">Acquisitions · Blind</w:t>
+              <w:t xml:space="preserve">None (fit by tier) · Blind</w:t>
             </w:r>
           </w:p>
         </w:tc>
@@ -13647,7 +13647,7 @@
                 <w:sz w:val="15"/>
                 <w:szCs w:val="15"/>
               </w:rPr>
-              <w:t xml:space="preserve">Tier B · Acquisitions · owner-led, named decision maker on the row</w:t>
+              <w:t xml:space="preserve">Tier B · owner-led, named decision maker on the row</w:t>
             </w:r>
           </w:p>
         </w:tc>
@@ -13724,7 +13724,7 @@
                 <w:sz w:val="15"/>
                 <w:szCs w:val="15"/>
               </w:rPr>
-              <w:t xml:space="preserve">Watsco · Miami</w:t>
+              <w:t xml:space="preserve">National Beverage (LaCroix) · Fort Lauderdale</w:t>
             </w:r>
           </w:p>
         </w:tc>
@@ -13748,7 +13748,7 @@
                 <w:sz w:val="15"/>
                 <w:szCs w:val="15"/>
               </w:rPr>
-              <w:t xml:space="preserve">Albert H. Nahmad Chairman &amp; CEO (Pres.: Aaron J. Nahmad; CFO: Ana M. Menendez)</w:t>
+              <w:t xml:space="preserve">Nick A. Caporella Chairman &amp; CEO (Pres.: Joseph G. Caporella; EVP-Fin: George R.</w:t>
             </w:r>
           </w:p>
         </w:tc>
@@ -13772,7 +13772,7 @@
                 <w:sz w:val="15"/>
                 <w:szCs w:val="15"/>
               </w:rPr>
-              <w:t xml:space="preserve">(305) 714-4100</w:t>
+              <w:t xml:space="preserve">(954) 581-0922</w:t>
             </w:r>
           </w:p>
         </w:tc>
@@ -13796,7 +13796,7 @@
                 <w:sz w:val="15"/>
                 <w:szCs w:val="15"/>
               </w:rPr>
-              <w:t xml:space="preserve">info@watsco.com (role inbox)</w:t>
+              <w:t xml:space="preserve">Media@NationalBeverage.com (role inbox)</w:t>
             </w:r>
           </w:p>
         </w:tc>
@@ -13820,7 +13820,7 @@
                 <w:sz w:val="15"/>
                 <w:szCs w:val="15"/>
               </w:rPr>
-              <w:t xml:space="preserve">None (fit by tier) · Blind</w:t>
+              <w:t xml:space="preserve">Acquisitions · Blind</w:t>
             </w:r>
           </w:p>
         </w:tc>
@@ -13844,7 +13844,7 @@
                 <w:sz w:val="15"/>
                 <w:szCs w:val="15"/>
               </w:rPr>
-              <w:t xml:space="preserve">Tier B · owner-led, named decision maker on the row</w:t>
+              <w:t xml:space="preserve">Tier B · Acquisitions · owner-led, named decision maker on the row</w:t>
             </w:r>
           </w:p>
         </w:tc>
@@ -13921,7 +13921,7 @@
                 <w:sz w:val="15"/>
                 <w:szCs w:val="15"/>
               </w:rPr>
-              <w:t xml:space="preserve">Perry Ellis International · Miami</w:t>
+              <w:t xml:space="preserve">Watsco · Miami</w:t>
             </w:r>
           </w:p>
         </w:tc>
@@ -13945,7 +13945,7 @@
                 <w:sz w:val="15"/>
                 <w:szCs w:val="15"/>
               </w:rPr>
-              <w:t xml:space="preserve">Oscar Feldenkreis President &amp; CEO</w:t>
+              <w:t xml:space="preserve">Albert H. Nahmad Chairman &amp; CEO (Pres.: Aaron J. Nahmad; CFO: Ana M. Menendez)</w:t>
             </w:r>
           </w:p>
         </w:tc>
@@ -13969,7 +13969,7 @@
                 <w:sz w:val="15"/>
                 <w:szCs w:val="15"/>
               </w:rPr>
-              <w:t xml:space="preserve">(305) 592-2830</w:t>
+              <w:t xml:space="preserve">(305) 714-4100</w:t>
             </w:r>
           </w:p>
         </w:tc>
@@ -13993,7 +13993,7 @@
                 <w:sz w:val="15"/>
                 <w:szCs w:val="15"/>
               </w:rPr>
-              <w:t xml:space="preserve">info@pery.com (role inbox)</w:t>
+              <w:t xml:space="preserve">info@watsco.com (role inbox)</w:t>
             </w:r>
           </w:p>
         </w:tc>
@@ -14118,7 +14118,7 @@
                 <w:sz w:val="15"/>
                 <w:szCs w:val="15"/>
               </w:rPr>
-              <w:t xml:space="preserve">JM Family Enterprises · Deerfield Beach</w:t>
+              <w:t xml:space="preserve">Perry Ellis International · Miami</w:t>
             </w:r>
           </w:p>
         </w:tc>
@@ -14142,7 +14142,7 @@
                 <w:sz w:val="15"/>
                 <w:szCs w:val="15"/>
               </w:rPr>
-              <w:t xml:space="preserve">Dan Chait President &amp; CEO (Jan 2025; Chairman: Colin Brown; CFO: Ravi Abbineni)</w:t>
+              <w:t xml:space="preserve">Oscar Feldenkreis President &amp; CEO</w:t>
             </w:r>
           </w:p>
         </w:tc>
@@ -14166,7 +14166,7 @@
                 <w:sz w:val="15"/>
                 <w:szCs w:val="15"/>
               </w:rPr>
-              <w:t xml:space="preserve">(954) 429-2000</w:t>
+              <w:t xml:space="preserve">(305) 592-2830</w:t>
             </w:r>
           </w:p>
         </w:tc>
@@ -14190,7 +14190,7 @@
                 <w:sz w:val="15"/>
                 <w:szCs w:val="15"/>
               </w:rPr>
-              <w:t xml:space="preserve">—</w:t>
+              <w:t xml:space="preserve">info@pery.com (role inbox)</w:t>
             </w:r>
           </w:p>
         </w:tc>
@@ -14315,7 +14315,7 @@
                 <w:sz w:val="15"/>
                 <w:szCs w:val="15"/>
               </w:rPr>
-              <w:t xml:space="preserve">World Kinect · Miami</w:t>
+              <w:t xml:space="preserve">JM Family Enterprises · Deerfield Beach</w:t>
             </w:r>
           </w:p>
         </w:tc>
@@ -14339,7 +14339,7 @@
                 <w:sz w:val="15"/>
                 <w:szCs w:val="15"/>
               </w:rPr>
-              <w:t xml:space="preserve">Ira M. Birns CEO (~Jan 2026; CFO: Michael Tejada, Oct 2025; Chairman: Michael Ka</w:t>
+              <w:t xml:space="preserve">Dan Chait President &amp; CEO (Jan 2025; Chairman: Colin Brown; CFO: Ravi Abbineni)</w:t>
             </w:r>
           </w:p>
         </w:tc>
@@ -14363,7 +14363,7 @@
                 <w:sz w:val="15"/>
                 <w:szCs w:val="15"/>
               </w:rPr>
-              <w:t xml:space="preserve">(305) 428-8000</w:t>
+              <w:t xml:space="preserve">(954) 429-2000</w:t>
             </w:r>
           </w:p>
         </w:tc>
@@ -14512,7 +14512,7 @@
                 <w:sz w:val="15"/>
                 <w:szCs w:val="15"/>
               </w:rPr>
-              <w:t xml:space="preserve">HEICO · Hollywood</w:t>
+              <w:t xml:space="preserve">World Kinect · Miami</w:t>
             </w:r>
           </w:p>
         </w:tc>
@@ -14536,7 +14536,7 @@
                 <w:sz w:val="15"/>
                 <w:szCs w:val="15"/>
               </w:rPr>
-              <w:t xml:space="preserve">Eric A. &amp; Victor H. Mendelson Co-CEOs / Co-Presidents (CFO: Carlos Macau)</w:t>
+              <w:t xml:space="preserve">Ira M. Birns CEO (~Jan 2026; CFO: Michael Tejada, Oct 2025; Chairman: Michael Ka</w:t>
             </w:r>
           </w:p>
         </w:tc>
@@ -14560,7 +14560,7 @@
                 <w:sz w:val="15"/>
                 <w:szCs w:val="15"/>
               </w:rPr>
-              <w:t xml:space="preserve">(954) 987-4000</w:t>
+              <w:t xml:space="preserve">(305) 428-8000</w:t>
             </w:r>
           </w:p>
         </w:tc>
@@ -14584,7 +14584,7 @@
                 <w:sz w:val="15"/>
                 <w:szCs w:val="15"/>
               </w:rPr>
-              <w:t xml:space="preserve">sales@heico.com (role inbox)</w:t>
+              <w:t xml:space="preserve">—</w:t>
             </w:r>
           </w:p>
         </w:tc>
@@ -14709,7 +14709,7 @@
                 <w:sz w:val="15"/>
                 <w:szCs w:val="15"/>
               </w:rPr>
-              <w:t xml:space="preserve">Florida Crystals · West Palm Beach</w:t>
+              <w:t xml:space="preserve">HEICO · Hollywood</w:t>
             </w:r>
           </w:p>
         </w:tc>
@@ -14733,7 +14733,7 @@
                 <w:sz w:val="15"/>
                 <w:szCs w:val="15"/>
               </w:rPr>
-              <w:t xml:space="preserve">J. Pepe Fanjul co-CEO/President (EVP &amp; CFO: Luis J. Fernandez)</w:t>
+              <w:t xml:space="preserve">Eric A. &amp; Victor H. Mendelson Co-CEOs / Co-Presidents (CFO: Carlos Macau)</w:t>
             </w:r>
           </w:p>
         </w:tc>
@@ -14757,7 +14757,7 @@
                 <w:sz w:val="15"/>
                 <w:szCs w:val="15"/>
               </w:rPr>
-              <w:t xml:space="preserve">(561) 366-5100</w:t>
+              <w:t xml:space="preserve">(954) 987-4000</w:t>
             </w:r>
           </w:p>
         </w:tc>
@@ -14781,7 +14781,7 @@
                 <w:sz w:val="15"/>
                 <w:szCs w:val="15"/>
               </w:rPr>
-              <w:t xml:space="preserve">—</w:t>
+              <w:t xml:space="preserve">sales@heico.com (role inbox)</w:t>
             </w:r>
           </w:p>
         </w:tc>
@@ -14906,7 +14906,7 @@
                 <w:sz w:val="15"/>
                 <w:szCs w:val="15"/>
               </w:rPr>
-              <w:t xml:space="preserve">J.J. Taylor Distributing FL · Tampa</w:t>
+              <w:t xml:space="preserve">Florida Crystals · West Palm Beach</w:t>
             </w:r>
           </w:p>
         </w:tc>
@@ -14930,7 +14930,7 @@
                 <w:sz w:val="15"/>
                 <w:szCs w:val="15"/>
               </w:rPr>
-              <w:t xml:space="preserve">John J. Taylor III President &amp; CEO (Taylor family, 2nd generation)</w:t>
+              <w:t xml:space="preserve">J. Pepe Fanjul co-CEO/President (EVP &amp; CFO: Luis J. Fernandez)</w:t>
             </w:r>
           </w:p>
         </w:tc>
@@ -14954,7 +14954,7 @@
                 <w:sz w:val="15"/>
                 <w:szCs w:val="15"/>
               </w:rPr>
-              <w:t xml:space="preserve">(561) 354-2900</w:t>
+              <w:t xml:space="preserve">(561) 366-5100</w:t>
             </w:r>
           </w:p>
         </w:tc>
@@ -15103,7 +15103,7 @@
                 <w:sz w:val="15"/>
                 <w:szCs w:val="15"/>
               </w:rPr>
-              <w:t xml:space="preserve">Helios Technologies (Sun Hydraulics) · Sarasota</w:t>
+              <w:t xml:space="preserve">J.J. Taylor Distributing FL · Tampa</w:t>
             </w:r>
           </w:p>
         </w:tc>
@@ -15127,7 +15127,7 @@
                 <w:sz w:val="15"/>
                 <w:szCs w:val="15"/>
               </w:rPr>
-              <w:t xml:space="preserve">Sean Bagan President &amp; CEO (Jan 2025; CFO: Michael Connaway, Oct 2025)</w:t>
+              <w:t xml:space="preserve">John J. Taylor III President &amp; CEO (Taylor family, 2nd generation)</w:t>
             </w:r>
           </w:p>
         </w:tc>
@@ -15151,7 +15151,7 @@
                 <w:sz w:val="15"/>
                 <w:szCs w:val="15"/>
               </w:rPr>
-              <w:t xml:space="preserve">(941) 362-1333</w:t>
+              <w:t xml:space="preserve">(561) 354-2900</w:t>
             </w:r>
           </w:p>
         </w:tc>
@@ -15175,7 +15175,7 @@
                 <w:sz w:val="15"/>
                 <w:szCs w:val="15"/>
               </w:rPr>
-              <w:t xml:space="preserve">tania.almond@HLIO.com (other address)</w:t>
+              <w:t xml:space="preserve">—</w:t>
             </w:r>
           </w:p>
         </w:tc>
@@ -15300,7 +15300,7 @@
                 <w:sz w:val="15"/>
                 <w:szCs w:val="15"/>
               </w:rPr>
-              <w:t xml:space="preserve">Correct Craft (Nautique) · Orlando</w:t>
+              <w:t xml:space="preserve">Helios Technologies (Sun Hydraulics) · Sarasota</w:t>
             </w:r>
           </w:p>
         </w:tc>
@@ -15324,7 +15324,7 @@
                 <w:sz w:val="15"/>
                 <w:szCs w:val="15"/>
               </w:rPr>
-              <w:t xml:space="preserve">Zach Hutcheson Incoming CEO (Mar 31 2026), succeeding Bill Yeargin; Meloon famil</w:t>
+              <w:t xml:space="preserve">Sean Bagan President &amp; CEO (Jan 2025; CFO: Michael Connaway, Oct 2025)</w:t>
             </w:r>
           </w:p>
         </w:tc>
@@ -15348,7 +15348,7 @@
                 <w:sz w:val="15"/>
                 <w:szCs w:val="15"/>
               </w:rPr>
-              <w:t xml:space="preserve">—</w:t>
+              <w:t xml:space="preserve">(941) 362-1333</w:t>
             </w:r>
           </w:p>
         </w:tc>
@@ -15372,7 +15372,7 @@
                 <w:sz w:val="15"/>
                 <w:szCs w:val="15"/>
               </w:rPr>
-              <w:t xml:space="preserve">info@correctcraft.com (role inbox)</w:t>
+              <w:t xml:space="preserve">tania.almond@HLIO.com (other address)</w:t>
             </w:r>
           </w:p>
         </w:tc>
@@ -15396,7 +15396,7 @@
                 <w:sz w:val="15"/>
                 <w:szCs w:val="15"/>
               </w:rPr>
-              <w:t xml:space="preserve">Acquisitions · Blind</w:t>
+              <w:t xml:space="preserve">None (fit by tier) · Blind</w:t>
             </w:r>
           </w:p>
         </w:tc>
@@ -15420,7 +15420,7 @@
                 <w:sz w:val="15"/>
                 <w:szCs w:val="15"/>
               </w:rPr>
-              <w:t xml:space="preserve">Tier B · Acquisitions · owner-led, named decision maker on the row</w:t>
+              <w:t xml:space="preserve">Tier B · owner-led, named decision maker on the row</w:t>
             </w:r>
           </w:p>
         </w:tc>
@@ -15497,7 +15497,7 @@
                 <w:sz w:val="15"/>
                 <w:szCs w:val="15"/>
               </w:rPr>
-              <w:t xml:space="preserve">Duda Farm Fresh Foods · Oviedo</w:t>
+              <w:t xml:space="preserve">Correct Craft (Nautique) · Orlando</w:t>
             </w:r>
           </w:p>
         </w:tc>
@@ -15521,7 +15521,7 @@
                 <w:sz w:val="15"/>
                 <w:szCs w:val="15"/>
               </w:rPr>
-              <w:t xml:space="preserve">Mark Bassetti President, Duda Farm Fresh Foods (Samuel ‘Sammy’ Duda is CEO of pa</w:t>
+              <w:t xml:space="preserve">Zach Hutcheson Incoming CEO (Mar 31 2026), succeeding Bill Yeargin; Meloon famil</w:t>
             </w:r>
           </w:p>
         </w:tc>
@@ -15545,7 +15545,7 @@
                 <w:sz w:val="15"/>
                 <w:szCs w:val="15"/>
               </w:rPr>
-              <w:t xml:space="preserve">(407) 365-2111</w:t>
+              <w:t xml:space="preserve">—</w:t>
             </w:r>
           </w:p>
         </w:tc>
@@ -15569,7 +15569,7 @@
                 <w:sz w:val="15"/>
                 <w:szCs w:val="15"/>
               </w:rPr>
-              <w:t xml:space="preserve">—</w:t>
+              <w:t xml:space="preserve">info@correctcraft.com (role inbox)</w:t>
             </w:r>
           </w:p>
         </w:tc>
@@ -15593,7 +15593,7 @@
                 <w:sz w:val="15"/>
                 <w:szCs w:val="15"/>
               </w:rPr>
-              <w:t xml:space="preserve">None (fit by tier) · Blind</w:t>
+              <w:t xml:space="preserve">Acquisitions · Blind</w:t>
             </w:r>
           </w:p>
         </w:tc>
@@ -15617,7 +15617,7 @@
                 <w:sz w:val="15"/>
                 <w:szCs w:val="15"/>
               </w:rPr>
-              <w:t xml:space="preserve">Tier B · owner-led, named decision maker on the row</w:t>
+              <w:t xml:space="preserve">Tier B · Acquisitions · owner-led, named decision maker on the row · SAME COMPANY ALSO IN florida-expansion.html row 30</w:t>
             </w:r>
           </w:p>
         </w:tc>
@@ -15694,7 +15694,7 @@
                 <w:sz w:val="15"/>
                 <w:szCs w:val="15"/>
               </w:rPr>
-              <w:t xml:space="preserve">Ring Power (CAT) · St. Augustine</w:t>
+              <w:t xml:space="preserve">Duda Farm Fresh Foods · Oviedo</w:t>
             </w:r>
           </w:p>
         </w:tc>
@@ -15718,7 +15718,7 @@
                 <w:sz w:val="15"/>
                 <w:szCs w:val="15"/>
               </w:rPr>
-              <w:t xml:space="preserve">David Alban President &amp; CEO (since Jan 2024; Randal L. Ringhaver, Chairman/owner</w:t>
+              <w:t xml:space="preserve">Mark Bassetti President, Duda Farm Fresh Foods (Samuel ‘Sammy’ Duda is CEO of pa</w:t>
             </w:r>
           </w:p>
         </w:tc>
@@ -15742,7 +15742,7 @@
                 <w:sz w:val="15"/>
                 <w:szCs w:val="15"/>
               </w:rPr>
-              <w:t xml:space="preserve">904-737-7730</w:t>
+              <w:t xml:space="preserve">(407) 365-2111</w:t>
             </w:r>
           </w:p>
         </w:tc>
@@ -15766,7 +15766,7 @@
                 <w:sz w:val="15"/>
                 <w:szCs w:val="15"/>
               </w:rPr>
-              <w:t xml:space="preserve">info@ringpower.com (role inbox)</w:t>
+              <w:t xml:space="preserve">—</w:t>
             </w:r>
           </w:p>
         </w:tc>
@@ -15891,7 +15891,7 @@
                 <w:sz w:val="15"/>
                 <w:szCs w:val="15"/>
               </w:rPr>
-              <w:t xml:space="preserve">Boston Whaler · Edgewater</w:t>
+              <w:t xml:space="preserve">Ring Power (CAT) · St. Augustine</w:t>
             </w:r>
           </w:p>
         </w:tc>
@@ -15915,7 +15915,7 @@
                 <w:sz w:val="15"/>
                 <w:szCs w:val="15"/>
               </w:rPr>
-              <w:t xml:space="preserve">Brad Zoelle President (2025, succeeded Lenn Scholz; VP Ops: Jerry Newton)</w:t>
+              <w:t xml:space="preserve">David Alban President &amp; CEO (since Jan 2024; Randal L. Ringhaver, Chairman/owner</w:t>
             </w:r>
           </w:p>
         </w:tc>
@@ -15939,7 +15939,7 @@
                 <w:sz w:val="15"/>
                 <w:szCs w:val="15"/>
               </w:rPr>
-              <w:t xml:space="preserve">(386) 428-0057</w:t>
+              <w:t xml:space="preserve">904-737-7730</w:t>
             </w:r>
           </w:p>
         </w:tc>
@@ -15963,7 +15963,7 @@
                 <w:sz w:val="15"/>
                 <w:szCs w:val="15"/>
               </w:rPr>
-              <w:t xml:space="preserve">—</w:t>
+              <w:t xml:space="preserve">info@ringpower.com (role inbox)</w:t>
             </w:r>
           </w:p>
         </w:tc>
@@ -16088,7 +16088,7 @@
                 <w:sz w:val="15"/>
                 <w:szCs w:val="15"/>
               </w:rPr>
-              <w:t xml:space="preserve">Ed Morse Automotive Group · Delray Beach</w:t>
+              <w:t xml:space="preserve">Boston Whaler · Edgewater</w:t>
             </w:r>
           </w:p>
         </w:tc>
@@ -16112,7 +16112,7 @@
                 <w:sz w:val="15"/>
                 <w:szCs w:val="15"/>
               </w:rPr>
-              <w:t xml:space="preserve">Teddy Morse Chairman &amp; CEO (3rd-generation owner)</w:t>
+              <w:t xml:space="preserve">Brad Zoelle President (2025, succeeded Lenn Scholz; VP Ops: Jerry Newton)</w:t>
             </w:r>
           </w:p>
         </w:tc>
@@ -16136,7 +16136,7 @@
                 <w:sz w:val="15"/>
                 <w:szCs w:val="15"/>
               </w:rPr>
-              <w:t xml:space="preserve">(813) 565-0095</w:t>
+              <w:t xml:space="preserve">(386) 428-0057</w:t>
             </w:r>
           </w:p>
         </w:tc>
@@ -16285,7 +16285,7 @@
                 <w:sz w:val="15"/>
                 <w:szCs w:val="15"/>
               </w:rPr>
-              <w:t xml:space="preserve">Rick Case Automotive Group · Sunrise</w:t>
+              <w:t xml:space="preserve">Ed Morse Automotive Group · Delray Beach</w:t>
             </w:r>
           </w:p>
         </w:tc>
@@ -16309,7 +16309,7 @@
                 <w:sz w:val="15"/>
                 <w:szCs w:val="15"/>
               </w:rPr>
-              <w:t xml:space="preserve">Rita Case President &amp; CEO (owner; children Ryan and Raquel Case in leadership)</w:t>
+              <w:t xml:space="preserve">Teddy Morse Chairman &amp; CEO (3rd-generation owner)</w:t>
             </w:r>
           </w:p>
         </w:tc>
@@ -16333,31 +16333,31 @@
                 <w:sz w:val="15"/>
                 <w:szCs w:val="15"/>
               </w:rPr>
+              <w:t xml:space="preserve">(813) 565-0095</w:t>
+            </w:r>
+          </w:p>
+        </w:tc>
+        <w:tc>
+          <w:tcPr>
+            <w:tcW w:type="dxa" w:w="2100"/>
+            <w:tcMar>
+              <w:top w:type="dxa" w:w="50"/>
+              <w:left w:type="dxa" w:w="70"/>
+              <w:bottom w:type="dxa" w:w="50"/>
+              <w:right w:type="dxa" w:w="70"/>
+            </w:tcMar>
+          </w:tcPr>
+          <w:p>
+            <w:r>
+              <w:rPr>
+                <w:rFonts w:ascii="Arial" w:cs="Arial" w:eastAsia="Arial" w:hAnsi="Arial"/>
+                <w:b w:val="false"/>
+                <w:bCs w:val="false"/>
+                <w:color w:val="1A1A1A"/>
+                <w:sz w:val="15"/>
+                <w:szCs w:val="15"/>
+              </w:rPr>
               <w:t xml:space="preserve">—</w:t>
-            </w:r>
-          </w:p>
-        </w:tc>
-        <w:tc>
-          <w:tcPr>
-            <w:tcW w:type="dxa" w:w="2100"/>
-            <w:tcMar>
-              <w:top w:type="dxa" w:w="50"/>
-              <w:left w:type="dxa" w:w="70"/>
-              <w:bottom w:type="dxa" w:w="50"/>
-              <w:right w:type="dxa" w:w="70"/>
-            </w:tcMar>
-          </w:tcPr>
-          <w:p>
-            <w:r>
-              <w:rPr>
-                <w:rFonts w:ascii="Arial" w:cs="Arial" w:eastAsia="Arial" w:hAnsi="Arial"/>
-                <w:b w:val="false"/>
-                <w:bCs w:val="false"/>
-                <w:color w:val="1A1A1A"/>
-                <w:sz w:val="15"/>
-                <w:szCs w:val="15"/>
-              </w:rPr>
-              <w:t xml:space="preserve">travislakam@rickcase.com (other address)</w:t>
             </w:r>
           </w:p>
         </w:tc>
@@ -16482,7 +16482,7 @@
                 <w:sz w:val="15"/>
                 <w:szCs w:val="15"/>
               </w:rPr>
-              <w:t xml:space="preserve">Suncoast Beverage Sales · Fort Myers</w:t>
+              <w:t xml:space="preserve">Rick Case Automotive Group · Sunrise</w:t>
             </w:r>
           </w:p>
         </w:tc>
@@ -16506,7 +16506,7 @@
                 <w:sz w:val="15"/>
                 <w:szCs w:val="15"/>
               </w:rPr>
-              <w:t xml:space="preserve">Timothy Mitchell, Manager (legal officer, Florida register)</w:t>
+              <w:t xml:space="preserve">Rita Case President &amp; CEO (owner; children Ryan and Raquel Case in leadership)</w:t>
             </w:r>
           </w:p>
         </w:tc>
@@ -16530,7 +16530,7 @@
                 <w:sz w:val="15"/>
                 <w:szCs w:val="15"/>
               </w:rPr>
-              <w:t xml:space="preserve">239.334.3520</w:t>
+              <w:t xml:space="preserve">—</w:t>
             </w:r>
           </w:p>
         </w:tc>
@@ -16554,7 +16554,7 @@
                 <w:sz w:val="15"/>
                 <w:szCs w:val="15"/>
               </w:rPr>
-              <w:t xml:space="preserve">—</w:t>
+              <w:t xml:space="preserve">travislakam@rickcase.com (other address)</w:t>
             </w:r>
           </w:p>
         </w:tc>
@@ -16679,7 +16679,7 @@
                 <w:sz w:val="15"/>
                 <w:szCs w:val="15"/>
               </w:rPr>
-              <w:t xml:space="preserve">Plasma-Therm · St. Petersburg</w:t>
+              <w:t xml:space="preserve">Suncoast Beverage Sales · Fort Myers</w:t>
             </w:r>
           </w:p>
         </w:tc>
@@ -16703,7 +16703,7 @@
                 <w:sz w:val="15"/>
                 <w:szCs w:val="15"/>
               </w:rPr>
-              <w:t xml:space="preserve">Abdul Lateef CEO &amp; principal owner (led the Jan 2009 management buyout)</w:t>
+              <w:t xml:space="preserve">Timothy Mitchell, Manager (legal officer, Florida register)</w:t>
             </w:r>
           </w:p>
         </w:tc>
@@ -16727,7 +16727,7 @@
                 <w:sz w:val="15"/>
                 <w:szCs w:val="15"/>
               </w:rPr>
-              <w:t xml:space="preserve">(727) 577-4999</w:t>
+              <w:t xml:space="preserve">239.334.3520</w:t>
             </w:r>
           </w:p>
         </w:tc>
@@ -16751,7 +16751,7 @@
                 <w:sz w:val="15"/>
                 <w:szCs w:val="15"/>
               </w:rPr>
-              <w:t xml:space="preserve">information@plasmatherm.com (other address)</w:t>
+              <w:t xml:space="preserve">—</w:t>
             </w:r>
           </w:p>
         </w:tc>
@@ -16876,7 +16876,7 @@
                 <w:sz w:val="15"/>
                 <w:szCs w:val="15"/>
               </w:rPr>
-              <w:t xml:space="preserve">FrankCrum · Clearwater</w:t>
+              <w:t xml:space="preserve">Plasma-Therm · St. Petersburg</w:t>
             </w:r>
           </w:p>
         </w:tc>
@@ -16900,7 +16900,7 @@
                 <w:sz w:val="15"/>
                 <w:szCs w:val="15"/>
               </w:rPr>
-              <w:t xml:space="preserve">Frank W. Crum Jr. Founder &amp; CEO (Haley Crum and Matt Crum, Co-Presidents)</w:t>
+              <w:t xml:space="preserve">Abdul Lateef CEO &amp; principal owner (led the Jan 2009 management buyout)</w:t>
             </w:r>
           </w:p>
         </w:tc>
@@ -16924,7 +16924,7 @@
                 <w:sz w:val="15"/>
                 <w:szCs w:val="15"/>
               </w:rPr>
-              <w:t xml:space="preserve">(727) 799-1243</w:t>
+              <w:t xml:space="preserve">(727) 577-4999</w:t>
             </w:r>
           </w:p>
         </w:tc>
@@ -16948,7 +16948,7 @@
                 <w:sz w:val="15"/>
                 <w:szCs w:val="15"/>
               </w:rPr>
-              <w:t xml:space="preserve">—</w:t>
+              <w:t xml:space="preserve">information@plasmatherm.com (other address)</w:t>
             </w:r>
           </w:p>
         </w:tc>
@@ -17073,7 +17073,7 @@
                 <w:sz w:val="15"/>
                 <w:szCs w:val="15"/>
               </w:rPr>
-              <w:t xml:space="preserve">Amscot Financial · Tampa</w:t>
+              <w:t xml:space="preserve">FrankCrum · Clearwater</w:t>
             </w:r>
           </w:p>
         </w:tc>
@@ -17097,7 +17097,7 @@
                 <w:sz w:val="15"/>
                 <w:szCs w:val="15"/>
               </w:rPr>
-              <w:t xml:space="preserve">Ian MacKechnie Founder, Chairman &amp; CEO (sons Ian A. MacKechnie, Exec. Vice Chair</w:t>
+              <w:t xml:space="preserve">Frank W. Crum Jr. Founder &amp; CEO (Haley Crum and Matt Crum, Co-Presidents)</w:t>
             </w:r>
           </w:p>
         </w:tc>
@@ -17121,7 +17121,7 @@
                 <w:sz w:val="15"/>
                 <w:szCs w:val="15"/>
               </w:rPr>
-              <w:t xml:space="preserve">800-801-4444</w:t>
+              <w:t xml:space="preserve">(727) 799-1243</w:t>
             </w:r>
           </w:p>
         </w:tc>
@@ -17270,7 +17270,7 @@
                 <w:sz w:val="15"/>
                 <w:szCs w:val="15"/>
               </w:rPr>
-              <w:t xml:space="preserve">BlueGrace Logistics · Riverview</w:t>
+              <w:t xml:space="preserve">Amscot Financial · Tampa</w:t>
             </w:r>
           </w:p>
         </w:tc>
@@ -17294,7 +17294,7 @@
                 <w:sz w:val="15"/>
                 <w:szCs w:val="15"/>
               </w:rPr>
-              <w:t xml:space="preserve">Bobby Harris Founder, President &amp; CEO</w:t>
+              <w:t xml:space="preserve">Ian MacKechnie Founder, Chairman &amp; CEO (sons Ian A. MacKechnie, Exec. Vice Chair</w:t>
             </w:r>
           </w:p>
         </w:tc>
@@ -17318,36 +17318,36 @@
                 <w:sz w:val="15"/>
                 <w:szCs w:val="15"/>
               </w:rPr>
+              <w:t xml:space="preserve">800-801-4444</w:t>
+            </w:r>
+          </w:p>
+        </w:tc>
+        <w:tc>
+          <w:tcPr>
+            <w:tcW w:type="dxa" w:w="2100"/>
+            <w:tcMar>
+              <w:top w:type="dxa" w:w="50"/>
+              <w:left w:type="dxa" w:w="70"/>
+              <w:bottom w:type="dxa" w:w="50"/>
+              <w:right w:type="dxa" w:w="70"/>
+            </w:tcMar>
+          </w:tcPr>
+          <w:p>
+            <w:r>
+              <w:rPr>
+                <w:rFonts w:ascii="Arial" w:cs="Arial" w:eastAsia="Arial" w:hAnsi="Arial"/>
+                <w:b w:val="false"/>
+                <w:bCs w:val="false"/>
+                <w:color w:val="1A1A1A"/>
+                <w:sz w:val="15"/>
+                <w:szCs w:val="15"/>
+              </w:rPr>
               <w:t xml:space="preserve">—</w:t>
             </w:r>
           </w:p>
         </w:tc>
         <w:tc>
           <w:tcPr>
-            <w:tcW w:type="dxa" w:w="2100"/>
-            <w:tcMar>
-              <w:top w:type="dxa" w:w="50"/>
-              <w:left w:type="dxa" w:w="70"/>
-              <w:bottom w:type="dxa" w:w="50"/>
-              <w:right w:type="dxa" w:w="70"/>
-            </w:tcMar>
-          </w:tcPr>
-          <w:p>
-            <w:r>
-              <w:rPr>
-                <w:rFonts w:ascii="Arial" w:cs="Arial" w:eastAsia="Arial" w:hAnsi="Arial"/>
-                <w:b w:val="false"/>
-                <w:bCs w:val="false"/>
-                <w:color w:val="1A1A1A"/>
-                <w:sz w:val="15"/>
-                <w:szCs w:val="15"/>
-              </w:rPr>
-              <w:t xml:space="preserve">contactus@mybluegrace.com (other address)</w:t>
-            </w:r>
-          </w:p>
-        </w:tc>
-        <w:tc>
-          <w:tcPr>
             <w:tcW w:type="dxa" w:w="1500"/>
             <w:tcMar>
               <w:top w:type="dxa" w:w="50"/>
@@ -17366,7 +17366,7 @@
                 <w:sz w:val="15"/>
                 <w:szCs w:val="15"/>
               </w:rPr>
-              <w:t xml:space="preserve">Private Equity · Blind</w:t>
+              <w:t xml:space="preserve">None (fit by tier) · Blind</w:t>
             </w:r>
           </w:p>
         </w:tc>
@@ -17390,7 +17390,7 @@
                 <w:sz w:val="15"/>
                 <w:szCs w:val="15"/>
               </w:rPr>
-              <w:t xml:space="preserve">Tier B · Private Equity · owner-led, named decision maker on the row</w:t>
+              <w:t xml:space="preserve">Tier B · owner-led, named decision maker on the row</w:t>
             </w:r>
           </w:p>
         </w:tc>
@@ -17467,7 +17467,7 @@
                 <w:sz w:val="15"/>
                 <w:szCs w:val="15"/>
               </w:rPr>
-              <w:t xml:space="preserve">Wayne Densch Inc. · Sanford</w:t>
+              <w:t xml:space="preserve">BlueGrace Logistics · Riverview</w:t>
             </w:r>
           </w:p>
         </w:tc>
@@ -17491,7 +17491,7 @@
                 <w:sz w:val="15"/>
                 <w:szCs w:val="15"/>
               </w:rPr>
-              <w:t xml:space="preserve">John A. Williams, Chairman (legal officer, Florida register)</w:t>
+              <w:t xml:space="preserve">Bobby Harris Founder, President &amp; CEO</w:t>
             </w:r>
           </w:p>
         </w:tc>
@@ -17515,7 +17515,7 @@
                 <w:sz w:val="15"/>
                 <w:szCs w:val="15"/>
               </w:rPr>
-              <w:t xml:space="preserve">407-323-5600</w:t>
+              <w:t xml:space="preserve">—</w:t>
             </w:r>
           </w:p>
         </w:tc>
@@ -17539,7 +17539,7 @@
                 <w:sz w:val="15"/>
                 <w:szCs w:val="15"/>
               </w:rPr>
-              <w:t xml:space="preserve">—</w:t>
+              <w:t xml:space="preserve">contactus@mybluegrace.com (other address)</w:t>
             </w:r>
           </w:p>
         </w:tc>
@@ -17563,7 +17563,7 @@
                 <w:sz w:val="15"/>
                 <w:szCs w:val="15"/>
               </w:rPr>
-              <w:t xml:space="preserve">None (fit by tier) · Blind</w:t>
+              <w:t xml:space="preserve">Private Equity · Blind</w:t>
             </w:r>
           </w:p>
         </w:tc>
@@ -17587,7 +17587,7 @@
                 <w:sz w:val="15"/>
                 <w:szCs w:val="15"/>
               </w:rPr>
-              <w:t xml:space="preserve">Tier B · owner-led, named decision maker on the row</w:t>
+              <w:t xml:space="preserve">Tier B · Private Equity · owner-led, named decision maker on the row</w:t>
             </w:r>
           </w:p>
         </w:tc>
@@ -17664,7 +17664,7 @@
                 <w:sz w:val="15"/>
                 <w:szCs w:val="15"/>
               </w:rPr>
-              <w:t xml:space="preserve">Rosen Hotels &amp; Resorts · Orlando</w:t>
+              <w:t xml:space="preserve">Wayne Densch Inc. · Sanford</w:t>
             </w:r>
           </w:p>
         </w:tc>
@@ -17688,7 +17688,7 @@
                 <w:sz w:val="15"/>
                 <w:szCs w:val="15"/>
               </w:rPr>
-              <w:t xml:space="preserve">Frank Santos CEO (since Dec 3 2024; Rosen family owners)</w:t>
+              <w:t xml:space="preserve">John A. Williams, Chairman (legal officer, Florida register)</w:t>
             </w:r>
           </w:p>
         </w:tc>
@@ -17712,31 +17712,31 @@
                 <w:sz w:val="15"/>
                 <w:szCs w:val="15"/>
               </w:rPr>
+              <w:t xml:space="preserve">407-323-5600</w:t>
+            </w:r>
+          </w:p>
+        </w:tc>
+        <w:tc>
+          <w:tcPr>
+            <w:tcW w:type="dxa" w:w="2100"/>
+            <w:tcMar>
+              <w:top w:type="dxa" w:w="50"/>
+              <w:left w:type="dxa" w:w="70"/>
+              <w:bottom w:type="dxa" w:w="50"/>
+              <w:right w:type="dxa" w:w="70"/>
+            </w:tcMar>
+          </w:tcPr>
+          <w:p>
+            <w:r>
+              <w:rPr>
+                <w:rFonts w:ascii="Arial" w:cs="Arial" w:eastAsia="Arial" w:hAnsi="Arial"/>
+                <w:b w:val="false"/>
+                <w:bCs w:val="false"/>
+                <w:color w:val="1A1A1A"/>
+                <w:sz w:val="15"/>
+                <w:szCs w:val="15"/>
+              </w:rPr>
               <w:t xml:space="preserve">—</w:t>
-            </w:r>
-          </w:p>
-        </w:tc>
-        <w:tc>
-          <w:tcPr>
-            <w:tcW w:type="dxa" w:w="2100"/>
-            <w:tcMar>
-              <w:top w:type="dxa" w:w="50"/>
-              <w:left w:type="dxa" w:w="70"/>
-              <w:bottom w:type="dxa" w:w="50"/>
-              <w:right w:type="dxa" w:w="70"/>
-            </w:tcMar>
-          </w:tcPr>
-          <w:p>
-            <w:r>
-              <w:rPr>
-                <w:rFonts w:ascii="Arial" w:cs="Arial" w:eastAsia="Arial" w:hAnsi="Arial"/>
-                <w:b w:val="false"/>
-                <w:bCs w:val="false"/>
-                <w:color w:val="1A1A1A"/>
-                <w:sz w:val="15"/>
-                <w:szCs w:val="15"/>
-              </w:rPr>
-              <w:t xml:space="preserve">careers@rosenhotels.com (role inbox)</w:t>
             </w:r>
           </w:p>
         </w:tc>
@@ -17861,7 +17861,7 @@
                 <w:sz w:val="15"/>
                 <w:szCs w:val="15"/>
               </w:rPr>
-              <w:t xml:space="preserve">Westgate Resorts · Orlando</w:t>
+              <w:t xml:space="preserve">Rosen Hotels &amp; Resorts · Orlando</w:t>
             </w:r>
           </w:p>
         </w:tc>
@@ -17885,7 +17885,7 @@
                 <w:sz w:val="15"/>
                 <w:szCs w:val="15"/>
               </w:rPr>
-              <w:t xml:space="preserve">Jim Gissy CEO (since Mar 2024); Siegel family owners</w:t>
+              <w:t xml:space="preserve">Frank Santos CEO (since Dec 3 2024; Rosen family owners)</w:t>
             </w:r>
           </w:p>
         </w:tc>
@@ -17909,7 +17909,7 @@
                 <w:sz w:val="15"/>
                 <w:szCs w:val="15"/>
               </w:rPr>
-              <w:t xml:space="preserve">800-925-9999</w:t>
+              <w:t xml:space="preserve">—</w:t>
             </w:r>
           </w:p>
         </w:tc>
@@ -17933,7 +17933,7 @@
                 <w:sz w:val="15"/>
                 <w:szCs w:val="15"/>
               </w:rPr>
-              <w:t xml:space="preserve">general_accounting@wgresorts.com (role inbox)</w:t>
+              <w:t xml:space="preserve">careers@rosenhotels.com (role inbox)</w:t>
             </w:r>
           </w:p>
         </w:tc>
@@ -18058,7 +18058,7 @@
                 <w:sz w:val="15"/>
                 <w:szCs w:val="15"/>
               </w:rPr>
-              <w:t xml:space="preserve">Sonny’s BBQ · Maitland</w:t>
+              <w:t xml:space="preserve">Westgate Resorts · Orlando</w:t>
             </w:r>
           </w:p>
         </w:tc>
@@ -18082,7 +18082,7 @@
                 <w:sz w:val="15"/>
                 <w:szCs w:val="15"/>
               </w:rPr>
-              <w:t xml:space="preserve">Bob Yarmuth Owner &amp; CEO (since 1991); Jeff Yarmuth, President</w:t>
+              <w:t xml:space="preserve">Jim Gissy CEO (since Mar 2024); Siegel family owners</w:t>
             </w:r>
           </w:p>
         </w:tc>
@@ -18106,7 +18106,7 @@
                 <w:sz w:val="15"/>
                 <w:szCs w:val="15"/>
               </w:rPr>
-              <w:t xml:space="preserve">(407) 660-8888</w:t>
+              <w:t xml:space="preserve">800-925-9999</w:t>
             </w:r>
           </w:p>
         </w:tc>
@@ -18130,7 +18130,7 @@
                 <w:sz w:val="15"/>
                 <w:szCs w:val="15"/>
               </w:rPr>
-              <w:t xml:space="preserve">press@sonnysbbq.com (role inbox)</w:t>
+              <w:t xml:space="preserve">general_accounting@wgresorts.com (role inbox)</w:t>
             </w:r>
           </w:p>
         </w:tc>
@@ -18255,7 +18255,7 @@
                 <w:sz w:val="15"/>
                 <w:szCs w:val="15"/>
               </w:rPr>
-              <w:t xml:space="preserve">4R Restaurant Group (4 Rivers) · Winter Park</w:t>
+              <w:t xml:space="preserve">Sonny’s BBQ · Maitland</w:t>
             </w:r>
           </w:p>
         </w:tc>
@@ -18279,7 +18279,7 @@
                 <w:sz w:val="15"/>
                 <w:szCs w:val="15"/>
               </w:rPr>
-              <w:t xml:space="preserve">John Rivers Founder &amp; CEO (owner)</w:t>
+              <w:t xml:space="preserve">Bob Yarmuth Owner &amp; CEO (since 1991); Jeff Yarmuth, President</w:t>
             </w:r>
           </w:p>
         </w:tc>
@@ -18303,7 +18303,7 @@
                 <w:sz w:val="15"/>
                 <w:szCs w:val="15"/>
               </w:rPr>
-              <w:t xml:space="preserve">(844) 474-8377</w:t>
+              <w:t xml:space="preserve">(407) 660-8888</w:t>
             </w:r>
           </w:p>
         </w:tc>
@@ -18327,7 +18327,7 @@
                 <w:sz w:val="15"/>
                 <w:szCs w:val="15"/>
               </w:rPr>
-              <w:t xml:space="preserve">—</w:t>
+              <w:t xml:space="preserve">press@sonnysbbq.com (role inbox)</w:t>
             </w:r>
           </w:p>
         </w:tc>
@@ -18452,7 +18452,7 @@
                 <w:sz w:val="15"/>
                 <w:szCs w:val="15"/>
               </w:rPr>
-              <w:t xml:space="preserve">Natalie’s Orchid Island Juice · Fort Pierce</w:t>
+              <w:t xml:space="preserve">4R Restaurant Group (4 Rivers) · Winter Park</w:t>
             </w:r>
           </w:p>
         </w:tc>
@@ -18476,7 +18476,7 @@
                 <w:sz w:val="15"/>
                 <w:szCs w:val="15"/>
               </w:rPr>
-              <w:t xml:space="preserve">Marygrace Sexton Founder; was CEO at acquisition</w:t>
+              <w:t xml:space="preserve">John Rivers Founder &amp; CEO (owner)</w:t>
             </w:r>
           </w:p>
         </w:tc>
@@ -18500,7 +18500,7 @@
                 <w:sz w:val="15"/>
                 <w:szCs w:val="15"/>
               </w:rPr>
-              <w:t xml:space="preserve">(772) 465-1122</w:t>
+              <w:t xml:space="preserve">(844) 474-8377</w:t>
             </w:r>
           </w:p>
         </w:tc>
@@ -18649,7 +18649,7 @@
                 <w:sz w:val="15"/>
                 <w:szCs w:val="15"/>
               </w:rPr>
-              <w:t xml:space="preserve">W.W. Gay Mechanical · Jacksonville</w:t>
+              <w:t xml:space="preserve">Natalie’s Orchid Island Juice · Fort Pierce</w:t>
             </w:r>
           </w:p>
         </w:tc>
@@ -18673,7 +18673,7 @@
                 <w:sz w:val="15"/>
                 <w:szCs w:val="15"/>
               </w:rPr>
-              <w:t xml:space="preserve">Paul Jones President &amp; CEO (Tom Smith, President/COO)</w:t>
+              <w:t xml:space="preserve">Marygrace Sexton Founder; was CEO at acquisition</w:t>
             </w:r>
           </w:p>
         </w:tc>
@@ -18697,7 +18697,7 @@
                 <w:sz w:val="15"/>
                 <w:szCs w:val="15"/>
               </w:rPr>
-              <w:t xml:space="preserve">(904) 388-2696</w:t>
+              <w:t xml:space="preserve">(772) 465-1122</w:t>
             </w:r>
           </w:p>
         </w:tc>
@@ -18846,7 +18846,7 @@
                 <w:sz w:val="15"/>
                 <w:szCs w:val="15"/>
               </w:rPr>
-              <w:t xml:space="preserve">ICI Homes · Daytona Beach</w:t>
+              <w:t xml:space="preserve">W.W. Gay Mechanical · Jacksonville</w:t>
             </w:r>
           </w:p>
         </w:tc>
@@ -18870,7 +18870,7 @@
                 <w:sz w:val="15"/>
                 <w:szCs w:val="15"/>
               </w:rPr>
-              <w:t xml:space="preserve">Mori Hosseini Founder, Chairman &amp; CEO</w:t>
+              <w:t xml:space="preserve">Paul Jones President &amp; CEO (Tom Smith, President/COO)</w:t>
             </w:r>
           </w:p>
         </w:tc>
@@ -18894,7 +18894,7 @@
                 <w:sz w:val="15"/>
                 <w:szCs w:val="15"/>
               </w:rPr>
-              <w:t xml:space="preserve">(386) 788-0820</w:t>
+              <w:t xml:space="preserve">(904) 388-2696</w:t>
             </w:r>
           </w:p>
         </w:tc>
@@ -19043,7 +19043,7 @@
                 <w:sz w:val="15"/>
                 <w:szCs w:val="15"/>
               </w:rPr>
-              <w:t xml:space="preserve">IBC Airways · Miami</w:t>
+              <w:t xml:space="preserve">ICI Homes · Daytona Beach</w:t>
             </w:r>
           </w:p>
         </w:tc>
@@ -19067,7 +19067,7 @@
                 <w:sz w:val="15"/>
                 <w:szCs w:val="15"/>
               </w:rPr>
-              <w:t xml:space="preserve">Joe Costigan President</w:t>
+              <w:t xml:space="preserve">Mori Hosseini Founder, Chairman &amp; CEO</w:t>
             </w:r>
           </w:p>
         </w:tc>
@@ -19091,7 +19091,7 @@
                 <w:sz w:val="15"/>
                 <w:szCs w:val="15"/>
               </w:rPr>
-              <w:t xml:space="preserve">954-834-1700</w:t>
+              <w:t xml:space="preserve">(386) 788-0820</w:t>
             </w:r>
           </w:p>
         </w:tc>
@@ -19240,7 +19240,7 @@
                 <w:sz w:val="15"/>
                 <w:szCs w:val="15"/>
               </w:rPr>
-              <w:t xml:space="preserve">Tampa Maid Foods · Lakeland</w:t>
+              <w:t xml:space="preserve">IBC Airways · Miami</w:t>
             </w:r>
           </w:p>
         </w:tc>
@@ -19264,7 +19264,7 @@
                 <w:sz w:val="15"/>
                 <w:szCs w:val="15"/>
               </w:rPr>
-              <w:t xml:space="preserve">Shawn Meaney, President &amp; COO (hired; parent WAI)</w:t>
+              <w:t xml:space="preserve">Joe Costigan President</w:t>
             </w:r>
           </w:p>
         </w:tc>
@@ -19288,7 +19288,7 @@
                 <w:sz w:val="15"/>
                 <w:szCs w:val="15"/>
               </w:rPr>
-              <w:t xml:space="preserve">(800) 237-7637</w:t>
+              <w:t xml:space="preserve">954-834-1700</w:t>
             </w:r>
           </w:p>
         </w:tc>
@@ -19437,7 +19437,7 @@
                 <w:sz w:val="15"/>
                 <w:szCs w:val="15"/>
               </w:rPr>
-              <w:t xml:space="preserve">Solutions Manufacturing · Rockledge</w:t>
+              <w:t xml:space="preserve">Tampa Maid Foods · Lakeland</w:t>
             </w:r>
           </w:p>
         </w:tc>
@@ -19461,7 +19461,7 @@
                 <w:sz w:val="15"/>
                 <w:szCs w:val="15"/>
               </w:rPr>
-              <w:t xml:space="preserve">Neel Faldu, Manager (legal officer, Florida register)</w:t>
+              <w:t xml:space="preserve">Shawn Meaney, President &amp; COO (hired; parent WAI)</w:t>
             </w:r>
           </w:p>
         </w:tc>
@@ -19485,7 +19485,7 @@
                 <w:sz w:val="15"/>
                 <w:szCs w:val="15"/>
               </w:rPr>
-              <w:t xml:space="preserve">321-848-0848</w:t>
+              <w:t xml:space="preserve">(800) 237-7637</w:t>
             </w:r>
           </w:p>
         </w:tc>
@@ -19611,6 +19611,203 @@
                 <w:szCs w:val="15"/>
               </w:rPr>
               <w:t xml:space="preserve">98</w:t>
+            </w:r>
+          </w:p>
+        </w:tc>
+        <w:tc>
+          <w:tcPr>
+            <w:tcW w:type="dxa" w:w="1900"/>
+            <w:tcMar>
+              <w:top w:type="dxa" w:w="50"/>
+              <w:left w:type="dxa" w:w="70"/>
+              <w:bottom w:type="dxa" w:w="50"/>
+              <w:right w:type="dxa" w:w="70"/>
+            </w:tcMar>
+          </w:tcPr>
+          <w:p>
+            <w:r>
+              <w:rPr>
+                <w:rFonts w:ascii="Arial" w:cs="Arial" w:eastAsia="Arial" w:hAnsi="Arial"/>
+                <w:b w:val="false"/>
+                <w:bCs w:val="false"/>
+                <w:color w:val="1A1A1A"/>
+                <w:sz w:val="15"/>
+                <w:szCs w:val="15"/>
+              </w:rPr>
+              <w:t xml:space="preserve">Solutions Manufacturing · Rockledge</w:t>
+            </w:r>
+          </w:p>
+        </w:tc>
+        <w:tc>
+          <w:tcPr>
+            <w:tcW w:type="dxa" w:w="2000"/>
+            <w:tcMar>
+              <w:top w:type="dxa" w:w="50"/>
+              <w:left w:type="dxa" w:w="70"/>
+              <w:bottom w:type="dxa" w:w="50"/>
+              <w:right w:type="dxa" w:w="70"/>
+            </w:tcMar>
+          </w:tcPr>
+          <w:p>
+            <w:r>
+              <w:rPr>
+                <w:rFonts w:ascii="Arial" w:cs="Arial" w:eastAsia="Arial" w:hAnsi="Arial"/>
+                <w:b w:val="false"/>
+                <w:bCs w:val="false"/>
+                <w:color w:val="1A1A1A"/>
+                <w:sz w:val="15"/>
+                <w:szCs w:val="15"/>
+              </w:rPr>
+              <w:t xml:space="preserve">Neel Faldu, Manager (legal officer, Florida register)</w:t>
+            </w:r>
+          </w:p>
+        </w:tc>
+        <w:tc>
+          <w:tcPr>
+            <w:tcW w:type="dxa" w:w="1250"/>
+            <w:tcMar>
+              <w:top w:type="dxa" w:w="50"/>
+              <w:left w:type="dxa" w:w="70"/>
+              <w:bottom w:type="dxa" w:w="50"/>
+              <w:right w:type="dxa" w:w="70"/>
+            </w:tcMar>
+          </w:tcPr>
+          <w:p>
+            <w:r>
+              <w:rPr>
+                <w:rFonts w:ascii="Arial" w:cs="Arial" w:eastAsia="Arial" w:hAnsi="Arial"/>
+                <w:b w:val="false"/>
+                <w:bCs w:val="false"/>
+                <w:color w:val="1A1A1A"/>
+                <w:sz w:val="15"/>
+                <w:szCs w:val="15"/>
+              </w:rPr>
+              <w:t xml:space="preserve">321-848-0848</w:t>
+            </w:r>
+          </w:p>
+        </w:tc>
+        <w:tc>
+          <w:tcPr>
+            <w:tcW w:type="dxa" w:w="2100"/>
+            <w:tcMar>
+              <w:top w:type="dxa" w:w="50"/>
+              <w:left w:type="dxa" w:w="70"/>
+              <w:bottom w:type="dxa" w:w="50"/>
+              <w:right w:type="dxa" w:w="70"/>
+            </w:tcMar>
+          </w:tcPr>
+          <w:p>
+            <w:r>
+              <w:rPr>
+                <w:rFonts w:ascii="Arial" w:cs="Arial" w:eastAsia="Arial" w:hAnsi="Arial"/>
+                <w:b w:val="false"/>
+                <w:bCs w:val="false"/>
+                <w:color w:val="1A1A1A"/>
+                <w:sz w:val="15"/>
+                <w:szCs w:val="15"/>
+              </w:rPr>
+              <w:t xml:space="preserve">—</w:t>
+            </w:r>
+          </w:p>
+        </w:tc>
+        <w:tc>
+          <w:tcPr>
+            <w:tcW w:type="dxa" w:w="1500"/>
+            <w:tcMar>
+              <w:top w:type="dxa" w:w="50"/>
+              <w:left w:type="dxa" w:w="70"/>
+              <w:bottom w:type="dxa" w:w="50"/>
+              <w:right w:type="dxa" w:w="70"/>
+            </w:tcMar>
+          </w:tcPr>
+          <w:p>
+            <w:r>
+              <w:rPr>
+                <w:rFonts w:ascii="Arial" w:cs="Arial" w:eastAsia="Arial" w:hAnsi="Arial"/>
+                <w:b w:val="false"/>
+                <w:bCs w:val="false"/>
+                <w:color w:val="1A1A1A"/>
+                <w:sz w:val="15"/>
+                <w:szCs w:val="15"/>
+              </w:rPr>
+              <w:t xml:space="preserve">None (fit by tier) · Blind</w:t>
+            </w:r>
+          </w:p>
+        </w:tc>
+        <w:tc>
+          <w:tcPr>
+            <w:tcW w:type="dxa" w:w="2550"/>
+            <w:tcMar>
+              <w:top w:type="dxa" w:w="50"/>
+              <w:left w:type="dxa" w:w="70"/>
+              <w:bottom w:type="dxa" w:w="50"/>
+              <w:right w:type="dxa" w:w="70"/>
+            </w:tcMar>
+          </w:tcPr>
+          <w:p>
+            <w:r>
+              <w:rPr>
+                <w:rFonts w:ascii="Arial" w:cs="Arial" w:eastAsia="Arial" w:hAnsi="Arial"/>
+                <w:b w:val="false"/>
+                <w:bCs w:val="false"/>
+                <w:color w:val="1A1A1A"/>
+                <w:sz w:val="15"/>
+                <w:szCs w:val="15"/>
+              </w:rPr>
+              <w:t xml:space="preserve">Tier B · owner-led, named decision maker on the row</w:t>
+            </w:r>
+          </w:p>
+        </w:tc>
+        <w:tc>
+          <w:tcPr>
+            <w:tcW w:type="dxa" w:w="1700"/>
+            <w:tcMar>
+              <w:top w:type="dxa" w:w="50"/>
+              <w:left w:type="dxa" w:w="70"/>
+              <w:bottom w:type="dxa" w:w="50"/>
+              <w:right w:type="dxa" w:w="70"/>
+            </w:tcMar>
+          </w:tcPr>
+          <w:p>
+            <w:r>
+              <w:rPr>
+                <w:rFonts w:ascii="Arial" w:cs="Arial" w:eastAsia="Arial" w:hAnsi="Arial"/>
+                <w:b w:val="false"/>
+                <w:bCs w:val="false"/>
+                <w:color w:val="1A1A1A"/>
+                <w:sz w:val="15"/>
+                <w:szCs w:val="15"/>
+              </w:rPr>
+              <w:t xml:space="preserve">☐ dialled ☐ connected ☐ conversation ☐ meeting ☐ no</w:t>
+            </w:r>
+          </w:p>
+        </w:tc>
+      </w:tr>
+      <w:tr>
+        <w:trPr>
+          <w:cantSplit/>
+        </w:trPr>
+        <w:tc>
+          <w:tcPr>
+            <w:tcW w:type="dxa" w:w="400"/>
+            <w:tcMar>
+              <w:top w:type="dxa" w:w="50"/>
+              <w:left w:type="dxa" w:w="70"/>
+              <w:bottom w:type="dxa" w:w="50"/>
+              <w:right w:type="dxa" w:w="70"/>
+            </w:tcMar>
+          </w:tcPr>
+          <w:p>
+            <w:r>
+              <w:rPr>
+                <w:rFonts w:ascii="Arial" w:cs="Arial" w:eastAsia="Arial" w:hAnsi="Arial"/>
+                <w:b w:val="false"/>
+                <w:bCs w:val="false"/>
+                <w:color w:val="1A1A1A"/>
+                <w:sz w:val="15"/>
+                <w:szCs w:val="15"/>
+              </w:rPr>
+              <w:t xml:space="preserve">99</w:t>
             </w:r>
           </w:p>
         </w:tc>
@@ -19829,7 +20026,7 @@
           <w:sz w:val="19"/>
           <w:szCs w:val="19"/>
         </w:rPr>
-        <w:t xml:space="preserve">8 rows remain one or two fields short. Their remaining routes (the Sunbiz search, LinkedIn) refuse this reader; the measured-shut rows are not listed.</w:t>
+        <w:t xml:space="preserve">7 rows remain one or two fields short. Their remaining routes (the Sunbiz search, LinkedIn) refuse this reader; the measured-shut rows are not listed.</w:t>
       </w:r>
     </w:p>
     <w:tbl>
@@ -20331,107 +20528,6 @@
                 <w:szCs w:val="15"/>
               </w:rPr>
               <w:t xml:space="preserve">none published on the pages read</w:t>
-            </w:r>
-          </w:p>
-        </w:tc>
-        <w:tc>
-          <w:tcPr>
-            <w:tcW w:type="dxa" w:w="5000"/>
-            <w:tcMar>
-              <w:top w:type="dxa" w:w="50"/>
-              <w:left w:type="dxa" w:w="70"/>
-              <w:bottom w:type="dxa" w:w="50"/>
-              <w:right w:type="dxa" w:w="70"/>
-            </w:tcMar>
-          </w:tcPr>
-          <w:p>
-            <w:r>
-              <w:rPr>
-                <w:rFonts w:ascii="Arial" w:cs="Arial" w:eastAsia="Arial" w:hAnsi="Arial"/>
-                <w:b w:val="false"/>
-                <w:bCs w:val="false"/>
-                <w:color w:val="1A1A1A"/>
-                <w:sz w:val="15"/>
-                <w:szCs w:val="15"/>
-              </w:rPr>
-              <w:t xml:space="preserve">“Who owns or runs the business day to day — and what is the best way to reach them?”</w:t>
-            </w:r>
-          </w:p>
-        </w:tc>
-      </w:tr>
-      <w:tr>
-        <w:trPr>
-          <w:cantSplit/>
-        </w:trPr>
-        <w:tc>
-          <w:tcPr>
-            <w:tcW w:type="dxa" w:w="2600"/>
-            <w:tcMar>
-              <w:top w:type="dxa" w:w="50"/>
-              <w:left w:type="dxa" w:w="70"/>
-              <w:bottom w:type="dxa" w:w="50"/>
-              <w:right w:type="dxa" w:w="70"/>
-            </w:tcMar>
-          </w:tcPr>
-          <w:p>
-            <w:r>
-              <w:rPr>
-                <w:rFonts w:ascii="Arial" w:cs="Arial" w:eastAsia="Arial" w:hAnsi="Arial"/>
-                <w:b w:val="false"/>
-                <w:bCs w:val="false"/>
-                <w:color w:val="1A1A1A"/>
-                <w:sz w:val="15"/>
-                <w:szCs w:val="15"/>
-              </w:rPr>
-              <w:t xml:space="preserve">Martinez Distributors</w:t>
-            </w:r>
-          </w:p>
-        </w:tc>
-        <w:tc>
-          <w:tcPr>
-            <w:tcW w:type="dxa" w:w="1600"/>
-            <w:tcMar>
-              <w:top w:type="dxa" w:w="50"/>
-              <w:left w:type="dxa" w:w="70"/>
-              <w:bottom w:type="dxa" w:w="50"/>
-              <w:right w:type="dxa" w:w="70"/>
-            </w:tcMar>
-          </w:tcPr>
-          <w:p>
-            <w:r>
-              <w:rPr>
-                <w:rFonts w:ascii="Arial" w:cs="Arial" w:eastAsia="Arial" w:hAnsi="Arial"/>
-                <w:b w:val="false"/>
-                <w:bCs w:val="false"/>
-                <w:color w:val="1A1A1A"/>
-                <w:sz w:val="15"/>
-                <w:szCs w:val="15"/>
-              </w:rPr>
-              <w:t xml:space="preserve">ask for the name</w:t>
-            </w:r>
-          </w:p>
-        </w:tc>
-        <w:tc>
-          <w:tcPr>
-            <w:tcW w:type="dxa" w:w="2200"/>
-            <w:tcMar>
-              <w:top w:type="dxa" w:w="50"/>
-              <w:left w:type="dxa" w:w="70"/>
-              <w:bottom w:type="dxa" w:w="50"/>
-              <w:right w:type="dxa" w:w="70"/>
-            </w:tcMar>
-          </w:tcPr>
-          <w:p>
-            <w:r>
-              <w:rPr>
-                <w:rFonts w:ascii="Arial" w:cs="Arial" w:eastAsia="Arial" w:hAnsi="Arial"/>
-                <w:b w:val="false"/>
-                <w:bCs w:val="false"/>
-                <w:color w:val="1A1A1A"/>
-                <w:sz w:val="15"/>
-                <w:szCs w:val="15"/>
-              </w:rPr>
-              <w:t xml:space="preserve">305-882-8282</w:t>
             </w:r>
           </w:p>
         </w:tc>

--- a/Florida-Dial-Pack.docx
+++ b/Florida-Dial-Pack.docx
@@ -47,7 +47,7 @@
           <w:sz w:val="19"/>
           <w:szCs w:val="19"/>
         </w:rPr>
-        <w:t xml:space="preserve">99 call-ready rows across 98 distinct companies, in dial order (lineage: 93 benchmark + 2 register + 3 queue + 1 Martinez expansion row = 99 rows; Martinez Distributors sits in both Florida files, and each duplicated row names its twin). Every count in this pack states rows or companies. The 25 shaded rows are verified callable (Core BD Report): trading confirmed on the company’s own pages and an address sourced inside the window. Blind means no dated third-party practice signal; it does not block a dial. The Outcome column is filled from the first call: one working week of outcomes gives a connect rate against call-ready and against verified-callable.</w:t>
+        <w:t xml:space="preserve">98 call-ready rows across 97 distinct companies, in dial order (lineage: 93 benchmark + 2 register + 3 queue + 1 Martinez expansion row = 99 rows; − 1 Correct Craft, resolved to Tier C by evidence in the self-overlap sweep = 98 rows across 97 companies). Florida in all: 200 rows across 197 companies. Each duplicated row names its twin; every count in this pack states rows or companies. The 25 shaded rows are verified callable (Core BD Report): trading confirmed on the company’s own pages and an address sourced inside the window. Blind means no dated third-party practice signal; it does not block a dial. The Outcome column is filled from the first call: one working week of outcomes gives a connect rate against call-ready and against verified-callable.</w:t>
       </w:r>
     </w:p>
     <w:tbl>
@@ -15497,7 +15497,7 @@
                 <w:sz w:val="15"/>
                 <w:szCs w:val="15"/>
               </w:rPr>
-              <w:t xml:space="preserve">Correct Craft (Nautique) · Orlando</w:t>
+              <w:t xml:space="preserve">Duda Farm Fresh Foods · Oviedo</w:t>
             </w:r>
           </w:p>
         </w:tc>
@@ -15521,7 +15521,7 @@
                 <w:sz w:val="15"/>
                 <w:szCs w:val="15"/>
               </w:rPr>
-              <w:t xml:space="preserve">Zach Hutcheson Incoming CEO (Mar 31 2026), succeeding Bill Yeargin; Meloon famil</w:t>
+              <w:t xml:space="preserve">Mark Bassetti President, Duda Farm Fresh Foods (Samuel ‘Sammy’ Duda is CEO of pa</w:t>
             </w:r>
           </w:p>
         </w:tc>
@@ -15545,36 +15545,36 @@
                 <w:sz w:val="15"/>
                 <w:szCs w:val="15"/>
               </w:rPr>
+              <w:t xml:space="preserve">(407) 365-2111</w:t>
+            </w:r>
+          </w:p>
+        </w:tc>
+        <w:tc>
+          <w:tcPr>
+            <w:tcW w:type="dxa" w:w="2100"/>
+            <w:tcMar>
+              <w:top w:type="dxa" w:w="50"/>
+              <w:left w:type="dxa" w:w="70"/>
+              <w:bottom w:type="dxa" w:w="50"/>
+              <w:right w:type="dxa" w:w="70"/>
+            </w:tcMar>
+          </w:tcPr>
+          <w:p>
+            <w:r>
+              <w:rPr>
+                <w:rFonts w:ascii="Arial" w:cs="Arial" w:eastAsia="Arial" w:hAnsi="Arial"/>
+                <w:b w:val="false"/>
+                <w:bCs w:val="false"/>
+                <w:color w:val="1A1A1A"/>
+                <w:sz w:val="15"/>
+                <w:szCs w:val="15"/>
+              </w:rPr>
               <w:t xml:space="preserve">—</w:t>
             </w:r>
           </w:p>
         </w:tc>
         <w:tc>
           <w:tcPr>
-            <w:tcW w:type="dxa" w:w="2100"/>
-            <w:tcMar>
-              <w:top w:type="dxa" w:w="50"/>
-              <w:left w:type="dxa" w:w="70"/>
-              <w:bottom w:type="dxa" w:w="50"/>
-              <w:right w:type="dxa" w:w="70"/>
-            </w:tcMar>
-          </w:tcPr>
-          <w:p>
-            <w:r>
-              <w:rPr>
-                <w:rFonts w:ascii="Arial" w:cs="Arial" w:eastAsia="Arial" w:hAnsi="Arial"/>
-                <w:b w:val="false"/>
-                <w:bCs w:val="false"/>
-                <w:color w:val="1A1A1A"/>
-                <w:sz w:val="15"/>
-                <w:szCs w:val="15"/>
-              </w:rPr>
-              <w:t xml:space="preserve">info@correctcraft.com (role inbox)</w:t>
-            </w:r>
-          </w:p>
-        </w:tc>
-        <w:tc>
-          <w:tcPr>
             <w:tcW w:type="dxa" w:w="1500"/>
             <w:tcMar>
               <w:top w:type="dxa" w:w="50"/>
@@ -15593,7 +15593,7 @@
                 <w:sz w:val="15"/>
                 <w:szCs w:val="15"/>
               </w:rPr>
-              <w:t xml:space="preserve">Acquisitions · Blind</w:t>
+              <w:t xml:space="preserve">None (fit by tier) · Blind</w:t>
             </w:r>
           </w:p>
         </w:tc>
@@ -15617,7 +15617,7 @@
                 <w:sz w:val="15"/>
                 <w:szCs w:val="15"/>
               </w:rPr>
-              <w:t xml:space="preserve">Tier B · Acquisitions · owner-led, named decision maker on the row · SAME COMPANY ALSO IN florida-expansion.html row 30</w:t>
+              <w:t xml:space="preserve">Tier B · owner-led, named decision maker on the row</w:t>
             </w:r>
           </w:p>
         </w:tc>
@@ -15694,7 +15694,7 @@
                 <w:sz w:val="15"/>
                 <w:szCs w:val="15"/>
               </w:rPr>
-              <w:t xml:space="preserve">Duda Farm Fresh Foods · Oviedo</w:t>
+              <w:t xml:space="preserve">Ring Power (CAT) · St. Augustine</w:t>
             </w:r>
           </w:p>
         </w:tc>
@@ -15718,7 +15718,7 @@
                 <w:sz w:val="15"/>
                 <w:szCs w:val="15"/>
               </w:rPr>
-              <w:t xml:space="preserve">Mark Bassetti President, Duda Farm Fresh Foods (Samuel ‘Sammy’ Duda is CEO of pa</w:t>
+              <w:t xml:space="preserve">David Alban President &amp; CEO (since Jan 2024; Randal L. Ringhaver, Chairman/owner</w:t>
             </w:r>
           </w:p>
         </w:tc>
@@ -15742,7 +15742,7 @@
                 <w:sz w:val="15"/>
                 <w:szCs w:val="15"/>
               </w:rPr>
-              <w:t xml:space="preserve">(407) 365-2111</w:t>
+              <w:t xml:space="preserve">904-737-7730</w:t>
             </w:r>
           </w:p>
         </w:tc>
@@ -15766,7 +15766,7 @@
                 <w:sz w:val="15"/>
                 <w:szCs w:val="15"/>
               </w:rPr>
-              <w:t xml:space="preserve">—</w:t>
+              <w:t xml:space="preserve">info@ringpower.com (role inbox)</w:t>
             </w:r>
           </w:p>
         </w:tc>
@@ -15891,7 +15891,7 @@
                 <w:sz w:val="15"/>
                 <w:szCs w:val="15"/>
               </w:rPr>
-              <w:t xml:space="preserve">Ring Power (CAT) · St. Augustine</w:t>
+              <w:t xml:space="preserve">Boston Whaler · Edgewater</w:t>
             </w:r>
           </w:p>
         </w:tc>
@@ -15915,7 +15915,7 @@
                 <w:sz w:val="15"/>
                 <w:szCs w:val="15"/>
               </w:rPr>
-              <w:t xml:space="preserve">David Alban President &amp; CEO (since Jan 2024; Randal L. Ringhaver, Chairman/owner</w:t>
+              <w:t xml:space="preserve">Brad Zoelle President (2025, succeeded Lenn Scholz; VP Ops: Jerry Newton)</w:t>
             </w:r>
           </w:p>
         </w:tc>
@@ -15939,7 +15939,7 @@
                 <w:sz w:val="15"/>
                 <w:szCs w:val="15"/>
               </w:rPr>
-              <w:t xml:space="preserve">904-737-7730</w:t>
+              <w:t xml:space="preserve">(386) 428-0057</w:t>
             </w:r>
           </w:p>
         </w:tc>
@@ -15963,7 +15963,7 @@
                 <w:sz w:val="15"/>
                 <w:szCs w:val="15"/>
               </w:rPr>
-              <w:t xml:space="preserve">info@ringpower.com (role inbox)</w:t>
+              <w:t xml:space="preserve">—</w:t>
             </w:r>
           </w:p>
         </w:tc>
@@ -16088,7 +16088,7 @@
                 <w:sz w:val="15"/>
                 <w:szCs w:val="15"/>
               </w:rPr>
-              <w:t xml:space="preserve">Boston Whaler · Edgewater</w:t>
+              <w:t xml:space="preserve">Ed Morse Automotive Group · Delray Beach</w:t>
             </w:r>
           </w:p>
         </w:tc>
@@ -16112,7 +16112,7 @@
                 <w:sz w:val="15"/>
                 <w:szCs w:val="15"/>
               </w:rPr>
-              <w:t xml:space="preserve">Brad Zoelle President (2025, succeeded Lenn Scholz; VP Ops: Jerry Newton)</w:t>
+              <w:t xml:space="preserve">Teddy Morse Chairman &amp; CEO (3rd-generation owner)</w:t>
             </w:r>
           </w:p>
         </w:tc>
@@ -16136,7 +16136,7 @@
                 <w:sz w:val="15"/>
                 <w:szCs w:val="15"/>
               </w:rPr>
-              <w:t xml:space="preserve">(386) 428-0057</w:t>
+              <w:t xml:space="preserve">(813) 565-0095</w:t>
             </w:r>
           </w:p>
         </w:tc>
@@ -16285,7 +16285,7 @@
                 <w:sz w:val="15"/>
                 <w:szCs w:val="15"/>
               </w:rPr>
-              <w:t xml:space="preserve">Ed Morse Automotive Group · Delray Beach</w:t>
+              <w:t xml:space="preserve">Rick Case Automotive Group · Sunrise</w:t>
             </w:r>
           </w:p>
         </w:tc>
@@ -16309,7 +16309,7 @@
                 <w:sz w:val="15"/>
                 <w:szCs w:val="15"/>
               </w:rPr>
-              <w:t xml:space="preserve">Teddy Morse Chairman &amp; CEO (3rd-generation owner)</w:t>
+              <w:t xml:space="preserve">Rita Case President &amp; CEO (owner; children Ryan and Raquel Case in leadership)</w:t>
             </w:r>
           </w:p>
         </w:tc>
@@ -16333,7 +16333,7 @@
                 <w:sz w:val="15"/>
                 <w:szCs w:val="15"/>
               </w:rPr>
-              <w:t xml:space="preserve">(813) 565-0095</w:t>
+              <w:t xml:space="preserve">—</w:t>
             </w:r>
           </w:p>
         </w:tc>
@@ -16357,7 +16357,7 @@
                 <w:sz w:val="15"/>
                 <w:szCs w:val="15"/>
               </w:rPr>
-              <w:t xml:space="preserve">—</w:t>
+              <w:t xml:space="preserve">travislakam@rickcase.com (other address)</w:t>
             </w:r>
           </w:p>
         </w:tc>
@@ -16482,7 +16482,7 @@
                 <w:sz w:val="15"/>
                 <w:szCs w:val="15"/>
               </w:rPr>
-              <w:t xml:space="preserve">Rick Case Automotive Group · Sunrise</w:t>
+              <w:t xml:space="preserve">Suncoast Beverage Sales · Fort Myers</w:t>
             </w:r>
           </w:p>
         </w:tc>
@@ -16506,7 +16506,7 @@
                 <w:sz w:val="15"/>
                 <w:szCs w:val="15"/>
               </w:rPr>
-              <w:t xml:space="preserve">Rita Case President &amp; CEO (owner; children Ryan and Raquel Case in leadership)</w:t>
+              <w:t xml:space="preserve">Timothy Mitchell, Manager (legal officer, Florida register)</w:t>
             </w:r>
           </w:p>
         </w:tc>
@@ -16530,31 +16530,31 @@
                 <w:sz w:val="15"/>
                 <w:szCs w:val="15"/>
               </w:rPr>
+              <w:t xml:space="preserve">239.334.3520</w:t>
+            </w:r>
+          </w:p>
+        </w:tc>
+        <w:tc>
+          <w:tcPr>
+            <w:tcW w:type="dxa" w:w="2100"/>
+            <w:tcMar>
+              <w:top w:type="dxa" w:w="50"/>
+              <w:left w:type="dxa" w:w="70"/>
+              <w:bottom w:type="dxa" w:w="50"/>
+              <w:right w:type="dxa" w:w="70"/>
+            </w:tcMar>
+          </w:tcPr>
+          <w:p>
+            <w:r>
+              <w:rPr>
+                <w:rFonts w:ascii="Arial" w:cs="Arial" w:eastAsia="Arial" w:hAnsi="Arial"/>
+                <w:b w:val="false"/>
+                <w:bCs w:val="false"/>
+                <w:color w:val="1A1A1A"/>
+                <w:sz w:val="15"/>
+                <w:szCs w:val="15"/>
+              </w:rPr>
               <w:t xml:space="preserve">—</w:t>
-            </w:r>
-          </w:p>
-        </w:tc>
-        <w:tc>
-          <w:tcPr>
-            <w:tcW w:type="dxa" w:w="2100"/>
-            <w:tcMar>
-              <w:top w:type="dxa" w:w="50"/>
-              <w:left w:type="dxa" w:w="70"/>
-              <w:bottom w:type="dxa" w:w="50"/>
-              <w:right w:type="dxa" w:w="70"/>
-            </w:tcMar>
-          </w:tcPr>
-          <w:p>
-            <w:r>
-              <w:rPr>
-                <w:rFonts w:ascii="Arial" w:cs="Arial" w:eastAsia="Arial" w:hAnsi="Arial"/>
-                <w:b w:val="false"/>
-                <w:bCs w:val="false"/>
-                <w:color w:val="1A1A1A"/>
-                <w:sz w:val="15"/>
-                <w:szCs w:val="15"/>
-              </w:rPr>
-              <w:t xml:space="preserve">travislakam@rickcase.com (other address)</w:t>
             </w:r>
           </w:p>
         </w:tc>
@@ -16679,7 +16679,7 @@
                 <w:sz w:val="15"/>
                 <w:szCs w:val="15"/>
               </w:rPr>
-              <w:t xml:space="preserve">Suncoast Beverage Sales · Fort Myers</w:t>
+              <w:t xml:space="preserve">Plasma-Therm · St. Petersburg</w:t>
             </w:r>
           </w:p>
         </w:tc>
@@ -16703,7 +16703,7 @@
                 <w:sz w:val="15"/>
                 <w:szCs w:val="15"/>
               </w:rPr>
-              <w:t xml:space="preserve">Timothy Mitchell, Manager (legal officer, Florida register)</w:t>
+              <w:t xml:space="preserve">Abdul Lateef CEO &amp; principal owner (led the Jan 2009 management buyout)</w:t>
             </w:r>
           </w:p>
         </w:tc>
@@ -16727,7 +16727,7 @@
                 <w:sz w:val="15"/>
                 <w:szCs w:val="15"/>
               </w:rPr>
-              <w:t xml:space="preserve">239.334.3520</w:t>
+              <w:t xml:space="preserve">(727) 577-4999</w:t>
             </w:r>
           </w:p>
         </w:tc>
@@ -16751,7 +16751,7 @@
                 <w:sz w:val="15"/>
                 <w:szCs w:val="15"/>
               </w:rPr>
-              <w:t xml:space="preserve">—</w:t>
+              <w:t xml:space="preserve">information@plasmatherm.com (other address)</w:t>
             </w:r>
           </w:p>
         </w:tc>
@@ -16876,7 +16876,7 @@
                 <w:sz w:val="15"/>
                 <w:szCs w:val="15"/>
               </w:rPr>
-              <w:t xml:space="preserve">Plasma-Therm · St. Petersburg</w:t>
+              <w:t xml:space="preserve">FrankCrum · Clearwater</w:t>
             </w:r>
           </w:p>
         </w:tc>
@@ -16900,7 +16900,7 @@
                 <w:sz w:val="15"/>
                 <w:szCs w:val="15"/>
               </w:rPr>
-              <w:t xml:space="preserve">Abdul Lateef CEO &amp; principal owner (led the Jan 2009 management buyout)</w:t>
+              <w:t xml:space="preserve">Frank W. Crum Jr. Founder &amp; CEO (Haley Crum and Matt Crum, Co-Presidents)</w:t>
             </w:r>
           </w:p>
         </w:tc>
@@ -16924,7 +16924,7 @@
                 <w:sz w:val="15"/>
                 <w:szCs w:val="15"/>
               </w:rPr>
-              <w:t xml:space="preserve">(727) 577-4999</w:t>
+              <w:t xml:space="preserve">(727) 799-1243</w:t>
             </w:r>
           </w:p>
         </w:tc>
@@ -16948,7 +16948,7 @@
                 <w:sz w:val="15"/>
                 <w:szCs w:val="15"/>
               </w:rPr>
-              <w:t xml:space="preserve">information@plasmatherm.com (other address)</w:t>
+              <w:t xml:space="preserve">—</w:t>
             </w:r>
           </w:p>
         </w:tc>
@@ -17073,7 +17073,7 @@
                 <w:sz w:val="15"/>
                 <w:szCs w:val="15"/>
               </w:rPr>
-              <w:t xml:space="preserve">FrankCrum · Clearwater</w:t>
+              <w:t xml:space="preserve">Amscot Financial · Tampa</w:t>
             </w:r>
           </w:p>
         </w:tc>
@@ -17097,7 +17097,7 @@
                 <w:sz w:val="15"/>
                 <w:szCs w:val="15"/>
               </w:rPr>
-              <w:t xml:space="preserve">Frank W. Crum Jr. Founder &amp; CEO (Haley Crum and Matt Crum, Co-Presidents)</w:t>
+              <w:t xml:space="preserve">Ian MacKechnie Founder, Chairman &amp; CEO (sons Ian A. MacKechnie, Exec. Vice Chair</w:t>
             </w:r>
           </w:p>
         </w:tc>
@@ -17121,7 +17121,7 @@
                 <w:sz w:val="15"/>
                 <w:szCs w:val="15"/>
               </w:rPr>
-              <w:t xml:space="preserve">(727) 799-1243</w:t>
+              <w:t xml:space="preserve">800-801-4444</w:t>
             </w:r>
           </w:p>
         </w:tc>
@@ -17270,7 +17270,7 @@
                 <w:sz w:val="15"/>
                 <w:szCs w:val="15"/>
               </w:rPr>
-              <w:t xml:space="preserve">Amscot Financial · Tampa</w:t>
+              <w:t xml:space="preserve">BlueGrace Logistics · Riverview</w:t>
             </w:r>
           </w:p>
         </w:tc>
@@ -17294,7 +17294,7 @@
                 <w:sz w:val="15"/>
                 <w:szCs w:val="15"/>
               </w:rPr>
-              <w:t xml:space="preserve">Ian MacKechnie Founder, Chairman &amp; CEO (sons Ian A. MacKechnie, Exec. Vice Chair</w:t>
+              <w:t xml:space="preserve">Bobby Harris Founder, President &amp; CEO</w:t>
             </w:r>
           </w:p>
         </w:tc>
@@ -17318,7 +17318,7 @@
                 <w:sz w:val="15"/>
                 <w:szCs w:val="15"/>
               </w:rPr>
-              <w:t xml:space="preserve">800-801-4444</w:t>
+              <w:t xml:space="preserve">—</w:t>
             </w:r>
           </w:p>
         </w:tc>
@@ -17342,7 +17342,7 @@
                 <w:sz w:val="15"/>
                 <w:szCs w:val="15"/>
               </w:rPr>
-              <w:t xml:space="preserve">—</w:t>
+              <w:t xml:space="preserve">contactus@mybluegrace.com (other address)</w:t>
             </w:r>
           </w:p>
         </w:tc>
@@ -17366,7 +17366,7 @@
                 <w:sz w:val="15"/>
                 <w:szCs w:val="15"/>
               </w:rPr>
-              <w:t xml:space="preserve">None (fit by tier) · Blind</w:t>
+              <w:t xml:space="preserve">Private Equity · Blind</w:t>
             </w:r>
           </w:p>
         </w:tc>
@@ -17390,7 +17390,7 @@
                 <w:sz w:val="15"/>
                 <w:szCs w:val="15"/>
               </w:rPr>
-              <w:t xml:space="preserve">Tier B · owner-led, named decision maker on the row</w:t>
+              <w:t xml:space="preserve">Tier B · Private Equity · owner-led, named decision maker on the row</w:t>
             </w:r>
           </w:p>
         </w:tc>
@@ -17467,7 +17467,7 @@
                 <w:sz w:val="15"/>
                 <w:szCs w:val="15"/>
               </w:rPr>
-              <w:t xml:space="preserve">BlueGrace Logistics · Riverview</w:t>
+              <w:t xml:space="preserve">Wayne Densch Inc. · Sanford</w:t>
             </w:r>
           </w:p>
         </w:tc>
@@ -17491,7 +17491,7 @@
                 <w:sz w:val="15"/>
                 <w:szCs w:val="15"/>
               </w:rPr>
-              <w:t xml:space="preserve">Bobby Harris Founder, President &amp; CEO</w:t>
+              <w:t xml:space="preserve">John A. Williams, Chairman (legal officer, Florida register)</w:t>
             </w:r>
           </w:p>
         </w:tc>
@@ -17515,36 +17515,36 @@
                 <w:sz w:val="15"/>
                 <w:szCs w:val="15"/>
               </w:rPr>
+              <w:t xml:space="preserve">407-323-5600</w:t>
+            </w:r>
+          </w:p>
+        </w:tc>
+        <w:tc>
+          <w:tcPr>
+            <w:tcW w:type="dxa" w:w="2100"/>
+            <w:tcMar>
+              <w:top w:type="dxa" w:w="50"/>
+              <w:left w:type="dxa" w:w="70"/>
+              <w:bottom w:type="dxa" w:w="50"/>
+              <w:right w:type="dxa" w:w="70"/>
+            </w:tcMar>
+          </w:tcPr>
+          <w:p>
+            <w:r>
+              <w:rPr>
+                <w:rFonts w:ascii="Arial" w:cs="Arial" w:eastAsia="Arial" w:hAnsi="Arial"/>
+                <w:b w:val="false"/>
+                <w:bCs w:val="false"/>
+                <w:color w:val="1A1A1A"/>
+                <w:sz w:val="15"/>
+                <w:szCs w:val="15"/>
+              </w:rPr>
               <w:t xml:space="preserve">—</w:t>
             </w:r>
           </w:p>
         </w:tc>
         <w:tc>
           <w:tcPr>
-            <w:tcW w:type="dxa" w:w="2100"/>
-            <w:tcMar>
-              <w:top w:type="dxa" w:w="50"/>
-              <w:left w:type="dxa" w:w="70"/>
-              <w:bottom w:type="dxa" w:w="50"/>
-              <w:right w:type="dxa" w:w="70"/>
-            </w:tcMar>
-          </w:tcPr>
-          <w:p>
-            <w:r>
-              <w:rPr>
-                <w:rFonts w:ascii="Arial" w:cs="Arial" w:eastAsia="Arial" w:hAnsi="Arial"/>
-                <w:b w:val="false"/>
-                <w:bCs w:val="false"/>
-                <w:color w:val="1A1A1A"/>
-                <w:sz w:val="15"/>
-                <w:szCs w:val="15"/>
-              </w:rPr>
-              <w:t xml:space="preserve">contactus@mybluegrace.com (other address)</w:t>
-            </w:r>
-          </w:p>
-        </w:tc>
-        <w:tc>
-          <w:tcPr>
             <w:tcW w:type="dxa" w:w="1500"/>
             <w:tcMar>
               <w:top w:type="dxa" w:w="50"/>
@@ -17563,7 +17563,7 @@
                 <w:sz w:val="15"/>
                 <w:szCs w:val="15"/>
               </w:rPr>
-              <w:t xml:space="preserve">Private Equity · Blind</w:t>
+              <w:t xml:space="preserve">None (fit by tier) · Blind</w:t>
             </w:r>
           </w:p>
         </w:tc>
@@ -17587,7 +17587,7 @@
                 <w:sz w:val="15"/>
                 <w:szCs w:val="15"/>
               </w:rPr>
-              <w:t xml:space="preserve">Tier B · Private Equity · owner-led, named decision maker on the row</w:t>
+              <w:t xml:space="preserve">Tier B · owner-led, named decision maker on the row</w:t>
             </w:r>
           </w:p>
         </w:tc>
@@ -17664,7 +17664,7 @@
                 <w:sz w:val="15"/>
                 <w:szCs w:val="15"/>
               </w:rPr>
-              <w:t xml:space="preserve">Wayne Densch Inc. · Sanford</w:t>
+              <w:t xml:space="preserve">Rosen Hotels &amp; Resorts · Orlando</w:t>
             </w:r>
           </w:p>
         </w:tc>
@@ -17688,7 +17688,7 @@
                 <w:sz w:val="15"/>
                 <w:szCs w:val="15"/>
               </w:rPr>
-              <w:t xml:space="preserve">John A. Williams, Chairman (legal officer, Florida register)</w:t>
+              <w:t xml:space="preserve">Frank Santos CEO (since Dec 3 2024; Rosen family owners)</w:t>
             </w:r>
           </w:p>
         </w:tc>
@@ -17712,7 +17712,7 @@
                 <w:sz w:val="15"/>
                 <w:szCs w:val="15"/>
               </w:rPr>
-              <w:t xml:space="preserve">407-323-5600</w:t>
+              <w:t xml:space="preserve">—</w:t>
             </w:r>
           </w:p>
         </w:tc>
@@ -17736,7 +17736,7 @@
                 <w:sz w:val="15"/>
                 <w:szCs w:val="15"/>
               </w:rPr>
-              <w:t xml:space="preserve">—</w:t>
+              <w:t xml:space="preserve">careers@rosenhotels.com (role inbox)</w:t>
             </w:r>
           </w:p>
         </w:tc>
@@ -17861,7 +17861,7 @@
                 <w:sz w:val="15"/>
                 <w:szCs w:val="15"/>
               </w:rPr>
-              <w:t xml:space="preserve">Rosen Hotels &amp; Resorts · Orlando</w:t>
+              <w:t xml:space="preserve">Westgate Resorts · Orlando</w:t>
             </w:r>
           </w:p>
         </w:tc>
@@ -17885,7 +17885,7 @@
                 <w:sz w:val="15"/>
                 <w:szCs w:val="15"/>
               </w:rPr>
-              <w:t xml:space="preserve">Frank Santos CEO (since Dec 3 2024; Rosen family owners)</w:t>
+              <w:t xml:space="preserve">Jim Gissy CEO (since Mar 2024); Siegel family owners</w:t>
             </w:r>
           </w:p>
         </w:tc>
@@ -17909,7 +17909,7 @@
                 <w:sz w:val="15"/>
                 <w:szCs w:val="15"/>
               </w:rPr>
-              <w:t xml:space="preserve">—</w:t>
+              <w:t xml:space="preserve">800-925-9999</w:t>
             </w:r>
           </w:p>
         </w:tc>
@@ -17933,7 +17933,7 @@
                 <w:sz w:val="15"/>
                 <w:szCs w:val="15"/>
               </w:rPr>
-              <w:t xml:space="preserve">careers@rosenhotels.com (role inbox)</w:t>
+              <w:t xml:space="preserve">general_accounting@wgresorts.com (role inbox)</w:t>
             </w:r>
           </w:p>
         </w:tc>
@@ -18058,7 +18058,7 @@
                 <w:sz w:val="15"/>
                 <w:szCs w:val="15"/>
               </w:rPr>
-              <w:t xml:space="preserve">Westgate Resorts · Orlando</w:t>
+              <w:t xml:space="preserve">Sonny’s BBQ · Maitland</w:t>
             </w:r>
           </w:p>
         </w:tc>
@@ -18082,7 +18082,7 @@
                 <w:sz w:val="15"/>
                 <w:szCs w:val="15"/>
               </w:rPr>
-              <w:t xml:space="preserve">Jim Gissy CEO (since Mar 2024); Siegel family owners</w:t>
+              <w:t xml:space="preserve">Bob Yarmuth Owner &amp; CEO (since 1991); Jeff Yarmuth, President</w:t>
             </w:r>
           </w:p>
         </w:tc>
@@ -18106,7 +18106,7 @@
                 <w:sz w:val="15"/>
                 <w:szCs w:val="15"/>
               </w:rPr>
-              <w:t xml:space="preserve">800-925-9999</w:t>
+              <w:t xml:space="preserve">(407) 660-8888</w:t>
             </w:r>
           </w:p>
         </w:tc>
@@ -18130,7 +18130,7 @@
                 <w:sz w:val="15"/>
                 <w:szCs w:val="15"/>
               </w:rPr>
-              <w:t xml:space="preserve">general_accounting@wgresorts.com (role inbox)</w:t>
+              <w:t xml:space="preserve">press@sonnysbbq.com (role inbox)</w:t>
             </w:r>
           </w:p>
         </w:tc>
@@ -18255,7 +18255,7 @@
                 <w:sz w:val="15"/>
                 <w:szCs w:val="15"/>
               </w:rPr>
-              <w:t xml:space="preserve">Sonny’s BBQ · Maitland</w:t>
+              <w:t xml:space="preserve">4R Restaurant Group (4 Rivers) · Winter Park</w:t>
             </w:r>
           </w:p>
         </w:tc>
@@ -18279,7 +18279,7 @@
                 <w:sz w:val="15"/>
                 <w:szCs w:val="15"/>
               </w:rPr>
-              <w:t xml:space="preserve">Bob Yarmuth Owner &amp; CEO (since 1991); Jeff Yarmuth, President</w:t>
+              <w:t xml:space="preserve">John Rivers Founder &amp; CEO (owner)</w:t>
             </w:r>
           </w:p>
         </w:tc>
@@ -18303,7 +18303,7 @@
                 <w:sz w:val="15"/>
                 <w:szCs w:val="15"/>
               </w:rPr>
-              <w:t xml:space="preserve">(407) 660-8888</w:t>
+              <w:t xml:space="preserve">(844) 474-8377</w:t>
             </w:r>
           </w:p>
         </w:tc>
@@ -18327,7 +18327,7 @@
                 <w:sz w:val="15"/>
                 <w:szCs w:val="15"/>
               </w:rPr>
-              <w:t xml:space="preserve">press@sonnysbbq.com (role inbox)</w:t>
+              <w:t xml:space="preserve">—</w:t>
             </w:r>
           </w:p>
         </w:tc>
@@ -18452,7 +18452,7 @@
                 <w:sz w:val="15"/>
                 <w:szCs w:val="15"/>
               </w:rPr>
-              <w:t xml:space="preserve">4R Restaurant Group (4 Rivers) · Winter Park</w:t>
+              <w:t xml:space="preserve">Natalie’s Orchid Island Juice · Fort Pierce</w:t>
             </w:r>
           </w:p>
         </w:tc>
@@ -18476,7 +18476,7 @@
                 <w:sz w:val="15"/>
                 <w:szCs w:val="15"/>
               </w:rPr>
-              <w:t xml:space="preserve">John Rivers Founder &amp; CEO (owner)</w:t>
+              <w:t xml:space="preserve">Marygrace Sexton Founder; was CEO at acquisition</w:t>
             </w:r>
           </w:p>
         </w:tc>
@@ -18500,7 +18500,7 @@
                 <w:sz w:val="15"/>
                 <w:szCs w:val="15"/>
               </w:rPr>
-              <w:t xml:space="preserve">(844) 474-8377</w:t>
+              <w:t xml:space="preserve">(772) 465-1122</w:t>
             </w:r>
           </w:p>
         </w:tc>
@@ -18649,7 +18649,7 @@
                 <w:sz w:val="15"/>
                 <w:szCs w:val="15"/>
               </w:rPr>
-              <w:t xml:space="preserve">Natalie’s Orchid Island Juice · Fort Pierce</w:t>
+              <w:t xml:space="preserve">W.W. Gay Mechanical · Jacksonville</w:t>
             </w:r>
           </w:p>
         </w:tc>
@@ -18673,7 +18673,7 @@
                 <w:sz w:val="15"/>
                 <w:szCs w:val="15"/>
               </w:rPr>
-              <w:t xml:space="preserve">Marygrace Sexton Founder; was CEO at acquisition</w:t>
+              <w:t xml:space="preserve">Paul Jones President &amp; CEO (Tom Smith, President/COO)</w:t>
             </w:r>
           </w:p>
         </w:tc>
@@ -18697,7 +18697,7 @@
                 <w:sz w:val="15"/>
                 <w:szCs w:val="15"/>
               </w:rPr>
-              <w:t xml:space="preserve">(772) 465-1122</w:t>
+              <w:t xml:space="preserve">(904) 388-2696</w:t>
             </w:r>
           </w:p>
         </w:tc>
@@ -18846,7 +18846,7 @@
                 <w:sz w:val="15"/>
                 <w:szCs w:val="15"/>
               </w:rPr>
-              <w:t xml:space="preserve">W.W. Gay Mechanical · Jacksonville</w:t>
+              <w:t xml:space="preserve">ICI Homes · Daytona Beach</w:t>
             </w:r>
           </w:p>
         </w:tc>
@@ -18870,7 +18870,7 @@
                 <w:sz w:val="15"/>
                 <w:szCs w:val="15"/>
               </w:rPr>
-              <w:t xml:space="preserve">Paul Jones President &amp; CEO (Tom Smith, President/COO)</w:t>
+              <w:t xml:space="preserve">Mori Hosseini Founder, Chairman &amp; CEO</w:t>
             </w:r>
           </w:p>
         </w:tc>
@@ -18894,7 +18894,7 @@
                 <w:sz w:val="15"/>
                 <w:szCs w:val="15"/>
               </w:rPr>
-              <w:t xml:space="preserve">(904) 388-2696</w:t>
+              <w:t xml:space="preserve">(386) 788-0820</w:t>
             </w:r>
           </w:p>
         </w:tc>
@@ -19043,7 +19043,7 @@
                 <w:sz w:val="15"/>
                 <w:szCs w:val="15"/>
               </w:rPr>
-              <w:t xml:space="preserve">ICI Homes · Daytona Beach</w:t>
+              <w:t xml:space="preserve">IBC Airways · Miami</w:t>
             </w:r>
           </w:p>
         </w:tc>
@@ -19067,7 +19067,7 @@
                 <w:sz w:val="15"/>
                 <w:szCs w:val="15"/>
               </w:rPr>
-              <w:t xml:space="preserve">Mori Hosseini Founder, Chairman &amp; CEO</w:t>
+              <w:t xml:space="preserve">Joe Costigan President</w:t>
             </w:r>
           </w:p>
         </w:tc>
@@ -19091,7 +19091,7 @@
                 <w:sz w:val="15"/>
                 <w:szCs w:val="15"/>
               </w:rPr>
-              <w:t xml:space="preserve">(386) 788-0820</w:t>
+              <w:t xml:space="preserve">954-834-1700</w:t>
             </w:r>
           </w:p>
         </w:tc>
@@ -19240,7 +19240,7 @@
                 <w:sz w:val="15"/>
                 <w:szCs w:val="15"/>
               </w:rPr>
-              <w:t xml:space="preserve">IBC Airways · Miami</w:t>
+              <w:t xml:space="preserve">Tampa Maid Foods · Lakeland</w:t>
             </w:r>
           </w:p>
         </w:tc>
@@ -19264,7 +19264,7 @@
                 <w:sz w:val="15"/>
                 <w:szCs w:val="15"/>
               </w:rPr>
-              <w:t xml:space="preserve">Joe Costigan President</w:t>
+              <w:t xml:space="preserve">Shawn Meaney, President &amp; COO (hired; parent WAI)</w:t>
             </w:r>
           </w:p>
         </w:tc>
@@ -19288,7 +19288,7 @@
                 <w:sz w:val="15"/>
                 <w:szCs w:val="15"/>
               </w:rPr>
-              <w:t xml:space="preserve">954-834-1700</w:t>
+              <w:t xml:space="preserve">(800) 237-7637</w:t>
             </w:r>
           </w:p>
         </w:tc>
@@ -19437,7 +19437,7 @@
                 <w:sz w:val="15"/>
                 <w:szCs w:val="15"/>
               </w:rPr>
-              <w:t xml:space="preserve">Tampa Maid Foods · Lakeland</w:t>
+              <w:t xml:space="preserve">Solutions Manufacturing · Rockledge</w:t>
             </w:r>
           </w:p>
         </w:tc>
@@ -19461,7 +19461,7 @@
                 <w:sz w:val="15"/>
                 <w:szCs w:val="15"/>
               </w:rPr>
-              <w:t xml:space="preserve">Shawn Meaney, President &amp; COO (hired; parent WAI)</w:t>
+              <w:t xml:space="preserve">Neel Faldu, Manager (legal officer, Florida register)</w:t>
             </w:r>
           </w:p>
         </w:tc>
@@ -19485,7 +19485,7 @@
                 <w:sz w:val="15"/>
                 <w:szCs w:val="15"/>
               </w:rPr>
-              <w:t xml:space="preserve">(800) 237-7637</w:t>
+              <w:t xml:space="preserve">321-848-0848</w:t>
             </w:r>
           </w:p>
         </w:tc>
@@ -19611,203 +19611,6 @@
                 <w:szCs w:val="15"/>
               </w:rPr>
               <w:t xml:space="preserve">98</w:t>
-            </w:r>
-          </w:p>
-        </w:tc>
-        <w:tc>
-          <w:tcPr>
-            <w:tcW w:type="dxa" w:w="1900"/>
-            <w:tcMar>
-              <w:top w:type="dxa" w:w="50"/>
-              <w:left w:type="dxa" w:w="70"/>
-              <w:bottom w:type="dxa" w:w="50"/>
-              <w:right w:type="dxa" w:w="70"/>
-            </w:tcMar>
-          </w:tcPr>
-          <w:p>
-            <w:r>
-              <w:rPr>
-                <w:rFonts w:ascii="Arial" w:cs="Arial" w:eastAsia="Arial" w:hAnsi="Arial"/>
-                <w:b w:val="false"/>
-                <w:bCs w:val="false"/>
-                <w:color w:val="1A1A1A"/>
-                <w:sz w:val="15"/>
-                <w:szCs w:val="15"/>
-              </w:rPr>
-              <w:t xml:space="preserve">Solutions Manufacturing · Rockledge</w:t>
-            </w:r>
-          </w:p>
-        </w:tc>
-        <w:tc>
-          <w:tcPr>
-            <w:tcW w:type="dxa" w:w="2000"/>
-            <w:tcMar>
-              <w:top w:type="dxa" w:w="50"/>
-              <w:left w:type="dxa" w:w="70"/>
-              <w:bottom w:type="dxa" w:w="50"/>
-              <w:right w:type="dxa" w:w="70"/>
-            </w:tcMar>
-          </w:tcPr>
-          <w:p>
-            <w:r>
-              <w:rPr>
-                <w:rFonts w:ascii="Arial" w:cs="Arial" w:eastAsia="Arial" w:hAnsi="Arial"/>
-                <w:b w:val="false"/>
-                <w:bCs w:val="false"/>
-                <w:color w:val="1A1A1A"/>
-                <w:sz w:val="15"/>
-                <w:szCs w:val="15"/>
-              </w:rPr>
-              <w:t xml:space="preserve">Neel Faldu, Manager (legal officer, Florida register)</w:t>
-            </w:r>
-          </w:p>
-        </w:tc>
-        <w:tc>
-          <w:tcPr>
-            <w:tcW w:type="dxa" w:w="1250"/>
-            <w:tcMar>
-              <w:top w:type="dxa" w:w="50"/>
-              <w:left w:type="dxa" w:w="70"/>
-              <w:bottom w:type="dxa" w:w="50"/>
-              <w:right w:type="dxa" w:w="70"/>
-            </w:tcMar>
-          </w:tcPr>
-          <w:p>
-            <w:r>
-              <w:rPr>
-                <w:rFonts w:ascii="Arial" w:cs="Arial" w:eastAsia="Arial" w:hAnsi="Arial"/>
-                <w:b w:val="false"/>
-                <w:bCs w:val="false"/>
-                <w:color w:val="1A1A1A"/>
-                <w:sz w:val="15"/>
-                <w:szCs w:val="15"/>
-              </w:rPr>
-              <w:t xml:space="preserve">321-848-0848</w:t>
-            </w:r>
-          </w:p>
-        </w:tc>
-        <w:tc>
-          <w:tcPr>
-            <w:tcW w:type="dxa" w:w="2100"/>
-            <w:tcMar>
-              <w:top w:type="dxa" w:w="50"/>
-              <w:left w:type="dxa" w:w="70"/>
-              <w:bottom w:type="dxa" w:w="50"/>
-              <w:right w:type="dxa" w:w="70"/>
-            </w:tcMar>
-          </w:tcPr>
-          <w:p>
-            <w:r>
-              <w:rPr>
-                <w:rFonts w:ascii="Arial" w:cs="Arial" w:eastAsia="Arial" w:hAnsi="Arial"/>
-                <w:b w:val="false"/>
-                <w:bCs w:val="false"/>
-                <w:color w:val="1A1A1A"/>
-                <w:sz w:val="15"/>
-                <w:szCs w:val="15"/>
-              </w:rPr>
-              <w:t xml:space="preserve">—</w:t>
-            </w:r>
-          </w:p>
-        </w:tc>
-        <w:tc>
-          <w:tcPr>
-            <w:tcW w:type="dxa" w:w="1500"/>
-            <w:tcMar>
-              <w:top w:type="dxa" w:w="50"/>
-              <w:left w:type="dxa" w:w="70"/>
-              <w:bottom w:type="dxa" w:w="50"/>
-              <w:right w:type="dxa" w:w="70"/>
-            </w:tcMar>
-          </w:tcPr>
-          <w:p>
-            <w:r>
-              <w:rPr>
-                <w:rFonts w:ascii="Arial" w:cs="Arial" w:eastAsia="Arial" w:hAnsi="Arial"/>
-                <w:b w:val="false"/>
-                <w:bCs w:val="false"/>
-                <w:color w:val="1A1A1A"/>
-                <w:sz w:val="15"/>
-                <w:szCs w:val="15"/>
-              </w:rPr>
-              <w:t xml:space="preserve">None (fit by tier) · Blind</w:t>
-            </w:r>
-          </w:p>
-        </w:tc>
-        <w:tc>
-          <w:tcPr>
-            <w:tcW w:type="dxa" w:w="2550"/>
-            <w:tcMar>
-              <w:top w:type="dxa" w:w="50"/>
-              <w:left w:type="dxa" w:w="70"/>
-              <w:bottom w:type="dxa" w:w="50"/>
-              <w:right w:type="dxa" w:w="70"/>
-            </w:tcMar>
-          </w:tcPr>
-          <w:p>
-            <w:r>
-              <w:rPr>
-                <w:rFonts w:ascii="Arial" w:cs="Arial" w:eastAsia="Arial" w:hAnsi="Arial"/>
-                <w:b w:val="false"/>
-                <w:bCs w:val="false"/>
-                <w:color w:val="1A1A1A"/>
-                <w:sz w:val="15"/>
-                <w:szCs w:val="15"/>
-              </w:rPr>
-              <w:t xml:space="preserve">Tier B · owner-led, named decision maker on the row</w:t>
-            </w:r>
-          </w:p>
-        </w:tc>
-        <w:tc>
-          <w:tcPr>
-            <w:tcW w:type="dxa" w:w="1700"/>
-            <w:tcMar>
-              <w:top w:type="dxa" w:w="50"/>
-              <w:left w:type="dxa" w:w="70"/>
-              <w:bottom w:type="dxa" w:w="50"/>
-              <w:right w:type="dxa" w:w="70"/>
-            </w:tcMar>
-          </w:tcPr>
-          <w:p>
-            <w:r>
-              <w:rPr>
-                <w:rFonts w:ascii="Arial" w:cs="Arial" w:eastAsia="Arial" w:hAnsi="Arial"/>
-                <w:b w:val="false"/>
-                <w:bCs w:val="false"/>
-                <w:color w:val="1A1A1A"/>
-                <w:sz w:val="15"/>
-                <w:szCs w:val="15"/>
-              </w:rPr>
-              <w:t xml:space="preserve">☐ dialled ☐ connected ☐ conversation ☐ meeting ☐ no</w:t>
-            </w:r>
-          </w:p>
-        </w:tc>
-      </w:tr>
-      <w:tr>
-        <w:trPr>
-          <w:cantSplit/>
-        </w:trPr>
-        <w:tc>
-          <w:tcPr>
-            <w:tcW w:type="dxa" w:w="400"/>
-            <w:tcMar>
-              <w:top w:type="dxa" w:w="50"/>
-              <w:left w:type="dxa" w:w="70"/>
-              <w:bottom w:type="dxa" w:w="50"/>
-              <w:right w:type="dxa" w:w="70"/>
-            </w:tcMar>
-          </w:tcPr>
-          <w:p>
-            <w:r>
-              <w:rPr>
-                <w:rFonts w:ascii="Arial" w:cs="Arial" w:eastAsia="Arial" w:hAnsi="Arial"/>
-                <w:b w:val="false"/>
-                <w:bCs w:val="false"/>
-                <w:color w:val="1A1A1A"/>
-                <w:sz w:val="15"/>
-                <w:szCs w:val="15"/>
-              </w:rPr>
-              <w:t xml:space="preserve">99</w:t>
             </w:r>
           </w:p>
         </w:tc>

--- a/Florida-Dial-Pack.docx
+++ b/Florida-Dial-Pack.docx
@@ -47,7 +47,7 @@
           <w:sz w:val="19"/>
           <w:szCs w:val="19"/>
         </w:rPr>
-        <w:t xml:space="preserve">40 call-ready rows across 40 distinct companies, in dial order. Lineage: closed at 98 rows / 97 companies on 31 October under the old contact rule; re-closed at 40 rows / 40 companies on the fixed rule, the 58 rows falling because no source line on them named the contact. A market that re-closes lower on a better instrument is the instrument working. Every count states rows or companies. The 14 shaded rows are verified callable (Core BD Report): trading confirmed on the company’s own pages and an address sourced inside the window. Blind means no dated third-party practice signal; it does not block a dial. The Outcome column is filled from the first call: one working week of outcomes gives a connect rate against call-ready and against verified-callable.</w:t>
+        <w:t xml:space="preserve">40 call-ready rows across 40 distinct companies, in dial order. Lineage: closed at 98 rows / 97 companies on 31 October under the old contact rule; re-closed at 40 rows / 40 companies on the fixed rule, the 58 rows falling because no source line on them named the contact. A market that re-closes lower on a better instrument is the instrument working. Item 322 (2026-10-31): 57 rows holding a phone were worked at 117 reads of a 171 ceiling; 0 sourced, because no page that showed the number displayed a date of its own. Call-ready unchanged at 40 rows / 40 companies. Every count states rows or companies. The 14 shaded rows are verified callable (Core BD Report): trading confirmed on the company’s own pages and an address sourced inside the window. Blind means no dated third-party practice signal; it does not block a dial. The Outcome column is filled from the first call: one working week of outcomes gives a connect rate against call-ready and against verified-callable.</w:t>
       </w:r>
     </w:p>
     <w:tbl>

--- a/Florida-Dial-Pack.docx
+++ b/Florida-Dial-Pack.docx
@@ -47,7 +47,7 @@
           <w:sz w:val="19"/>
           <w:szCs w:val="19"/>
         </w:rPr>
-        <w:t xml:space="preserve">40 call-ready rows across 40 distinct companies, in dial order. Lineage: closed at 98 rows / 97 companies on 31 October under the old contact rule; re-closed at 40 rows / 40 companies on the fixed rule, the 58 rows falling because no source line on them named the contact. A market that re-closes lower on a better instrument is the instrument working. Item 322 (2026-10-31): 57 rows holding a phone were worked at 117 reads of a 171 ceiling; 0 sourced, because no page that showed the number displayed a date of its own. Call-ready unchanged at 40 rows / 40 companies. Every count states rows or companies. The 14 shaded rows are verified callable (Core BD Report): trading confirmed on the company’s own pages and an address sourced inside the window. Blind means no dated third-party practice signal; it does not block a dial. The Outcome column is filled from the first call: one working week of outcomes gives a connect rate against call-ready and against verified-callable.</w:t>
+        <w:t xml:space="preserve">50 call-ready rows across 50 distinct companies, in dial order. Lineage: closed at 98 rows / 97 companies on 31 October under the old contact rule; re-closed at 40 rows / 40 companies on the fixed rule, the 58 rows falling because no source line on them named the contact. A market that re-closes lower on a better instrument is the instrument working. Item 322 (2026-10-31): 57 rows holding a phone worked at 117 reads; 10 sourced by an observed read of the company’s own page (17.5%, about 12 reads per sourced row); call-ready 40 → 50 rows (50 companies). The short rows now separate “source the number” from “acquire a number” (14 rows hold none). Every count states rows or companies. The 21 shaded rows are verified callable (Core BD Report): trading confirmed on the company’s own pages and an address sourced inside the window. Blind means no dated third-party practice signal; it does not block a dial. The Outcome column is filled from the first call: one working week of outcomes gives a connect rate against call-ready and against verified-callable.</w:t>
       </w:r>
     </w:p>
     <w:tbl>
@@ -327,7 +327,7 @@
                 <w:sz w:val="15"/>
                 <w:szCs w:val="15"/>
               </w:rPr>
-              <w:t xml:space="preserve">Riverdale Farms · Doral</w:t>
+              <w:t xml:space="preserve">Badia Spices · Doral</w:t>
             </w:r>
           </w:p>
         </w:tc>
@@ -352,7 +352,7 @@
                 <w:sz w:val="15"/>
                 <w:szCs w:val="15"/>
               </w:rPr>
-              <w:t xml:space="preserve">Luis H. Balcazar President (Sunbiz officer P); Emilio Borrero, Chairman</w:t>
+              <w:t xml:space="preserve">Joseph “Pepe” Badia President / majority owner</w:t>
             </w:r>
           </w:p>
         </w:tc>
@@ -377,7 +377,7 @@
                 <w:sz w:val="15"/>
                 <w:szCs w:val="15"/>
               </w:rPr>
-              <w:t xml:space="preserve">(305) 592-5760</w:t>
+              <w:t xml:space="preserve">(305) 629-8000</w:t>
             </w:r>
           </w:p>
         </w:tc>
@@ -402,7 +402,7 @@
                 <w:sz w:val="15"/>
                 <w:szCs w:val="15"/>
               </w:rPr>
-              <w:t xml:space="preserve">sales@riverdalefarms.com (role inbox)</w:t>
+              <w:t xml:space="preserve">poconfirm@badiaspices.com (other address)</w:t>
             </w:r>
           </w:p>
         </w:tc>
@@ -452,7 +452,7 @@
                 <w:sz w:val="15"/>
                 <w:szCs w:val="15"/>
               </w:rPr>
-              <w:t xml:space="preserve">Verified callable (Core BD Report) · Tier A · named decision maker; contact sourced on a dated line</w:t>
+              <w:t xml:space="preserve">Verified callable (Core BD Report) · Tier A · contact observed on a dated read</w:t>
             </w:r>
           </w:p>
         </w:tc>
@@ -532,7 +532,7 @@
                 <w:sz w:val="15"/>
                 <w:szCs w:val="15"/>
               </w:rPr>
-              <w:t xml:space="preserve">Cigarette Racing Team · Opa-locka</w:t>
+              <w:t xml:space="preserve">Eagle Brands Sales · Miami</w:t>
             </w:r>
           </w:p>
         </w:tc>
@@ -557,7 +557,7 @@
                 <w:sz w:val="15"/>
                 <w:szCs w:val="15"/>
               </w:rPr>
-              <w:t xml:space="preserve">Alexander “Alex” Ruiz CEO (Ruiz family / Lionheart ownership); Kurt Bender, Pres</w:t>
+              <w:t xml:space="preserve">Susan B. McCollum President &amp; CEO / owner</w:t>
             </w:r>
           </w:p>
         </w:tc>
@@ -582,7 +582,7 @@
                 <w:sz w:val="15"/>
                 <w:szCs w:val="15"/>
               </w:rPr>
-              <w:t xml:space="preserve">(305) 931-4564</w:t>
+              <w:t xml:space="preserve">305-599-2337</w:t>
             </w:r>
           </w:p>
         </w:tc>
@@ -607,7 +607,7 @@
                 <w:sz w:val="15"/>
                 <w:szCs w:val="15"/>
               </w:rPr>
-              <w:t xml:space="preserve">contact@cigaretteracing.com (role inbox)</w:t>
+              <w:t xml:space="preserve">ghoyos@eaglebrands.com (other address)</w:t>
             </w:r>
           </w:p>
         </w:tc>
@@ -657,7 +657,7 @@
                 <w:sz w:val="15"/>
                 <w:szCs w:val="15"/>
               </w:rPr>
-              <w:t xml:space="preserve">Verified callable (Core BD Report) · Tier A · named decision maker; contact sourced on a dated line</w:t>
+              <w:t xml:space="preserve">Verified callable (Core BD Report) · Tier A · contact observed on a dated read</w:t>
             </w:r>
           </w:p>
         </w:tc>
@@ -737,7 +737,7 @@
                 <w:sz w:val="15"/>
                 <w:szCs w:val="15"/>
               </w:rPr>
-              <w:t xml:space="preserve">WTDC Logistics · Miami</w:t>
+              <w:t xml:space="preserve">Riverdale Farms · Doral</w:t>
             </w:r>
           </w:p>
         </w:tc>
@@ -762,7 +762,7 @@
                 <w:sz w:val="15"/>
                 <w:szCs w:val="15"/>
               </w:rPr>
-              <w:t xml:space="preserve">Sean P. Gazitua President &amp; CEO (3rd-gen family); Ralph L. Gazitua, Chairman</w:t>
+              <w:t xml:space="preserve">Luis H. Balcazar President (Sunbiz officer P); Emilio Borrero, Chairman</w:t>
             </w:r>
           </w:p>
         </w:tc>
@@ -787,7 +787,7 @@
                 <w:sz w:val="15"/>
                 <w:szCs w:val="15"/>
               </w:rPr>
-              <w:t xml:space="preserve">(305) 594-2195</w:t>
+              <w:t xml:space="preserve">(305) 592-5760</w:t>
             </w:r>
           </w:p>
         </w:tc>
@@ -812,7 +812,7 @@
                 <w:sz w:val="15"/>
                 <w:szCs w:val="15"/>
               </w:rPr>
-              <w:t xml:space="preserve">rgazitua@wtdc.com</w:t>
+              <w:t xml:space="preserve">sales@riverdalefarms.com (role inbox)</w:t>
             </w:r>
           </w:p>
         </w:tc>
@@ -862,7 +862,7 @@
                 <w:sz w:val="15"/>
                 <w:szCs w:val="15"/>
               </w:rPr>
-              <w:t xml:space="preserve">Verified callable (Core BD Report) · Tier A · named decision maker; contact sourced on a dated line</w:t>
+              <w:t xml:space="preserve">Verified callable (Core BD Report) · Tier A · contact observed on a dated read</w:t>
             </w:r>
           </w:p>
         </w:tc>
@@ -942,7 +942,7 @@
                 <w:sz w:val="15"/>
                 <w:szCs w:val="15"/>
               </w:rPr>
-              <w:t xml:space="preserve">Fulfillment Hub USA · Doral</w:t>
+              <w:t xml:space="preserve">Cigarette Racing Team · Opa-locka</w:t>
             </w:r>
           </w:p>
         </w:tc>
@@ -967,7 +967,7 @@
                 <w:sz w:val="15"/>
                 <w:szCs w:val="15"/>
               </w:rPr>
-              <w:t xml:space="preserve">Abel Horvath CEO / Owner (Sunbiz RA titled CEO, upd. 04/2026; BBB)</w:t>
+              <w:t xml:space="preserve">Alexander “Alex” Ruiz CEO (Ruiz family / Lionheart ownership); Kurt Bender, Pres</w:t>
             </w:r>
           </w:p>
         </w:tc>
@@ -992,7 +992,7 @@
                 <w:sz w:val="15"/>
                 <w:szCs w:val="15"/>
               </w:rPr>
-              <w:t xml:space="preserve">(786) 622-1102</w:t>
+              <w:t xml:space="preserve">(305) 931-4564</w:t>
             </w:r>
           </w:p>
         </w:tc>
@@ -1017,7 +1017,7 @@
                 <w:sz w:val="15"/>
                 <w:szCs w:val="15"/>
               </w:rPr>
-              <w:t xml:space="preserve">info@fulfillmenthubusa.com (role inbox)</w:t>
+              <w:t xml:space="preserve">contact@cigaretteracing.com (role inbox)</w:t>
             </w:r>
           </w:p>
         </w:tc>
@@ -1067,7 +1067,7 @@
                 <w:sz w:val="15"/>
                 <w:szCs w:val="15"/>
               </w:rPr>
-              <w:t xml:space="preserve">Verified callable (Core BD Report) · Tier A · named decision maker; contact sourced on a dated line</w:t>
+              <w:t xml:space="preserve">Verified callable (Core BD Report) · Tier A · contact observed on a dated read</w:t>
             </w:r>
           </w:p>
         </w:tc>
@@ -1147,7 +1147,7 @@
                 <w:sz w:val="15"/>
                 <w:szCs w:val="15"/>
               </w:rPr>
-              <w:t xml:space="preserve">Pepin Distributing · Tampa</w:t>
+              <w:t xml:space="preserve">WTDC Logistics · Miami</w:t>
             </w:r>
           </w:p>
         </w:tc>
@@ -1172,7 +1172,7 @@
                 <w:sz w:val="15"/>
                 <w:szCs w:val="15"/>
               </w:rPr>
-              <w:t xml:space="preserve">Tom Pepin Chairman &amp; CEO (3rd gen)</w:t>
+              <w:t xml:space="preserve">Sean P. Gazitua President &amp; CEO (3rd-gen family); Ralph L. Gazitua, Chairman</w:t>
             </w:r>
           </w:p>
         </w:tc>
@@ -1197,7 +1197,7 @@
                 <w:sz w:val="15"/>
                 <w:szCs w:val="15"/>
               </w:rPr>
-              <w:t xml:space="preserve">813-628-4400</w:t>
+              <w:t xml:space="preserve">(305) 594-2195</w:t>
             </w:r>
           </w:p>
         </w:tc>
@@ -1222,7 +1222,7 @@
                 <w:sz w:val="15"/>
                 <w:szCs w:val="15"/>
               </w:rPr>
-              <w:t xml:space="preserve">info@teampepin.com (role inbox)</w:t>
+              <w:t xml:space="preserve">rgazitua@wtdc.com</w:t>
             </w:r>
           </w:p>
         </w:tc>
@@ -1272,7 +1272,7 @@
                 <w:sz w:val="15"/>
                 <w:szCs w:val="15"/>
               </w:rPr>
-              <w:t xml:space="preserve">Verified callable (Core BD Report) · Tier A · named decision maker; contact sourced on a dated line</w:t>
+              <w:t xml:space="preserve">Verified callable (Core BD Report) · Tier A · contact observed on a dated read</w:t>
             </w:r>
           </w:p>
         </w:tc>
@@ -1352,7 +1352,7 @@
                 <w:sz w:val="15"/>
                 <w:szCs w:val="15"/>
               </w:rPr>
-              <w:t xml:space="preserve">Teakdecking Systems · Sarasota</w:t>
+              <w:t xml:space="preserve">SkyPostal · Miami</w:t>
             </w:r>
           </w:p>
         </w:tc>
@@ -1377,7 +1377,7 @@
                 <w:sz w:val="15"/>
                 <w:szCs w:val="15"/>
               </w:rPr>
-              <w:t xml:space="preserve">Richard J. Strauss CEO (Sunbiz: President; board-promoted to CEO)</w:t>
+              <w:t xml:space="preserve">A.J. Hernandez President &amp; CEO (2nd-gen; father Albert P. Hernandez founded)</w:t>
             </w:r>
           </w:p>
         </w:tc>
@@ -1402,7 +1402,7 @@
                 <w:sz w:val="15"/>
                 <w:szCs w:val="15"/>
               </w:rPr>
-              <w:t xml:space="preserve">(941) 756-0600</w:t>
+              <w:t xml:space="preserve">(305) 599-1812</w:t>
             </w:r>
           </w:p>
         </w:tc>
@@ -1427,7 +1427,7 @@
                 <w:sz w:val="15"/>
                 <w:szCs w:val="15"/>
               </w:rPr>
-              <w:t xml:space="preserve">products@teakdecking.com (role inbox)</w:t>
+              <w:t xml:space="preserve">—</w:t>
             </w:r>
           </w:p>
         </w:tc>
@@ -1477,7 +1477,7 @@
                 <w:sz w:val="15"/>
                 <w:szCs w:val="15"/>
               </w:rPr>
-              <w:t xml:space="preserve">Verified callable (Core BD Report) · Tier A · named decision maker; contact sourced on a dated line</w:t>
+              <w:t xml:space="preserve">Verified callable (Core BD Report) · Tier A · contact observed on a dated read</w:t>
             </w:r>
           </w:p>
         </w:tc>
@@ -1557,7 +1557,7 @@
                 <w:sz w:val="15"/>
                 <w:szCs w:val="15"/>
               </w:rPr>
-              <w:t xml:space="preserve">Barney's Pumps · Lakeland</w:t>
+              <w:t xml:space="preserve">Fulfillment Hub USA · Doral</w:t>
             </w:r>
           </w:p>
         </w:tc>
@@ -1582,7 +1582,7 @@
                 <w:sz w:val="15"/>
                 <w:szCs w:val="15"/>
               </w:rPr>
-              <w:t xml:space="preserve">Robbie Pearce President &amp; Director; Johnnie Mack Curls Jr., CEO &amp; Director (Sunb</w:t>
+              <w:t xml:space="preserve">Abel Horvath CEO / Owner (Sunbiz RA titled CEO, upd. 04/2026; BBB)</w:t>
             </w:r>
           </w:p>
         </w:tc>
@@ -1607,7 +1607,7 @@
                 <w:sz w:val="15"/>
                 <w:szCs w:val="15"/>
               </w:rPr>
-              <w:t xml:space="preserve">(863) 665-8500</w:t>
+              <w:t xml:space="preserve">(786) 622-1102</w:t>
             </w:r>
           </w:p>
         </w:tc>
@@ -1632,7 +1632,7 @@
                 <w:sz w:val="15"/>
                 <w:szCs w:val="15"/>
               </w:rPr>
-              <w:t xml:space="preserve">info@barneyspumps.com (role inbox)</w:t>
+              <w:t xml:space="preserve">info@fulfillmenthubusa.com (role inbox)</w:t>
             </w:r>
           </w:p>
         </w:tc>
@@ -1682,7 +1682,7 @@
                 <w:sz w:val="15"/>
                 <w:szCs w:val="15"/>
               </w:rPr>
-              <w:t xml:space="preserve">Verified callable (Core BD Report) · Tier A · named decision maker; contact sourced on a dated line</w:t>
+              <w:t xml:space="preserve">Verified callable (Core BD Report) · Tier A · contact observed on a dated read</w:t>
             </w:r>
           </w:p>
         </w:tc>
@@ -1762,7 +1762,7 @@
                 <w:sz w:val="15"/>
                 <w:szCs w:val="15"/>
               </w:rPr>
-              <w:t xml:space="preserve">Florida Paints · Orlando</w:t>
+              <w:t xml:space="preserve">Pepin Distributing · Tampa</w:t>
             </w:r>
           </w:p>
         </w:tc>
@@ -1787,7 +1787,7 @@
                 <w:sz w:val="15"/>
                 <w:szCs w:val="15"/>
               </w:rPr>
-              <w:t xml:space="preserve">Rick Strube &amp; Don Strube Jr. Co-Founders &amp; Co-CEOs (Strube family, 2nd gen; Jeff</w:t>
+              <w:t xml:space="preserve">Tom Pepin Chairman &amp; CEO (3rd gen)</w:t>
             </w:r>
           </w:p>
         </w:tc>
@@ -1812,7 +1812,7 @@
                 <w:sz w:val="15"/>
                 <w:szCs w:val="15"/>
               </w:rPr>
-              <w:t xml:space="preserve">(407) 293-4175</w:t>
+              <w:t xml:space="preserve">813-628-4400</w:t>
             </w:r>
           </w:p>
         </w:tc>
@@ -1837,7 +1837,7 @@
                 <w:sz w:val="15"/>
                 <w:szCs w:val="15"/>
               </w:rPr>
-              <w:t xml:space="preserve">info@floridapaints.com (role inbox)</w:t>
+              <w:t xml:space="preserve">info@teampepin.com (role inbox)</w:t>
             </w:r>
           </w:p>
         </w:tc>
@@ -1887,7 +1887,7 @@
                 <w:sz w:val="15"/>
                 <w:szCs w:val="15"/>
               </w:rPr>
-              <w:t xml:space="preserve">Verified callable (Core BD Report) · Tier A · named decision maker; contact sourced on a dated line</w:t>
+              <w:t xml:space="preserve">Verified callable (Core BD Report) · Tier A · contact observed on a dated read</w:t>
             </w:r>
           </w:p>
         </w:tc>
@@ -1967,7 +1967,7 @@
                 <w:sz w:val="15"/>
                 <w:szCs w:val="15"/>
               </w:rPr>
-              <w:t xml:space="preserve">Rulon International · St. Augustine</w:t>
+              <w:t xml:space="preserve">Teakdecking Systems · Sarasota</w:t>
             </w:r>
           </w:p>
         </w:tc>
@@ -1992,7 +1992,7 @@
                 <w:sz w:val="15"/>
                 <w:szCs w:val="15"/>
               </w:rPr>
-              <w:t xml:space="preserve">Caleb Diffell CEO (succeeded founder Wayne Robison, d. 2025-02-17); Matthew Robi</w:t>
+              <w:t xml:space="preserve">Richard J. Strauss CEO (Sunbiz: President; board-promoted to CEO)</w:t>
             </w:r>
           </w:p>
         </w:tc>
@@ -2017,7 +2017,7 @@
                 <w:sz w:val="15"/>
                 <w:szCs w:val="15"/>
               </w:rPr>
-              <w:t xml:space="preserve">(800) 227-8566</w:t>
+              <w:t xml:space="preserve">(941) 756-0600</w:t>
             </w:r>
           </w:p>
         </w:tc>
@@ -2042,7 +2042,7 @@
                 <w:sz w:val="15"/>
                 <w:szCs w:val="15"/>
               </w:rPr>
-              <w:t xml:space="preserve">info@rulonco.com (role inbox)</w:t>
+              <w:t xml:space="preserve">products@teakdecking.com (role inbox)</w:t>
             </w:r>
           </w:p>
         </w:tc>
@@ -2067,7 +2067,7 @@
                 <w:sz w:val="15"/>
                 <w:szCs w:val="15"/>
               </w:rPr>
-              <w:t xml:space="preserve">Acquisitions · Blind</w:t>
+              <w:t xml:space="preserve">None (fit by tier) · Blind</w:t>
             </w:r>
           </w:p>
         </w:tc>
@@ -2092,7 +2092,7 @@
                 <w:sz w:val="15"/>
                 <w:szCs w:val="15"/>
               </w:rPr>
-              <w:t xml:space="preserve">Verified callable (Core BD Report) · Tier A · Acquisitions · named decision maker; contact sourced on a dated line</w:t>
+              <w:t xml:space="preserve">Verified callable (Core BD Report) · Tier A · contact observed on a dated read</w:t>
             </w:r>
           </w:p>
         </w:tc>
@@ -2172,7 +2172,7 @@
                 <w:sz w:val="15"/>
                 <w:szCs w:val="15"/>
               </w:rPr>
-              <w:t xml:space="preserve">Reid Transportation Group · Jacksonville</w:t>
+              <w:t xml:space="preserve">Barney's Pumps · Lakeland</w:t>
             </w:r>
           </w:p>
         </w:tc>
@@ -2197,7 +2197,7 @@
                 <w:sz w:val="15"/>
                 <w:szCs w:val="15"/>
               </w:rPr>
-              <w:t xml:space="preserve">Junior Anthony Reid Manager/Principal (Sunbiz; with Krystal Alexandra Reid, Mana</w:t>
+              <w:t xml:space="preserve">Robbie Pearce President &amp; Director; Johnnie Mack Curls Jr., CEO &amp; Director (Sunb</w:t>
             </w:r>
           </w:p>
         </w:tc>
@@ -2222,7 +2222,7 @@
                 <w:sz w:val="15"/>
                 <w:szCs w:val="15"/>
               </w:rPr>
-              <w:t xml:space="preserve">(904) 270-9387</w:t>
+              <w:t xml:space="preserve">(863) 665-8500</w:t>
             </w:r>
           </w:p>
         </w:tc>
@@ -2247,7 +2247,7 @@
                 <w:sz w:val="15"/>
                 <w:szCs w:val="15"/>
               </w:rPr>
-              <w:t xml:space="preserve">info@reidtransportationgroup.com (role inbox)</w:t>
+              <w:t xml:space="preserve">info@barneyspumps.com (role inbox)</w:t>
             </w:r>
           </w:p>
         </w:tc>
@@ -2297,7 +2297,7 @@
                 <w:sz w:val="15"/>
                 <w:szCs w:val="15"/>
               </w:rPr>
-              <w:t xml:space="preserve">Verified callable (Core BD Report) · Tier A · named decision maker; contact sourced on a dated line</w:t>
+              <w:t xml:space="preserve">Verified callable (Core BD Report) · Tier A · contact observed on a dated read</w:t>
             </w:r>
           </w:p>
         </w:tc>
@@ -2377,7 +2377,7 @@
                 <w:sz w:val="15"/>
                 <w:szCs w:val="15"/>
               </w:rPr>
-              <w:t xml:space="preserve">El Dorado Furniture · Miami Gardens</w:t>
+              <w:t xml:space="preserve">Florida Paints · Orlando</w:t>
             </w:r>
           </w:p>
         </w:tc>
@@ -2402,7 +2402,7 @@
                 <w:sz w:val="15"/>
                 <w:szCs w:val="15"/>
               </w:rPr>
-              <w:t xml:space="preserve">Luis E. Capó CEO (board = the six Capó brothers)</w:t>
+              <w:t xml:space="preserve">Rick Strube &amp; Don Strube Jr. Co-Founders &amp; Co-CEOs (Strube family, 2nd gen; Jeff</w:t>
             </w:r>
           </w:p>
         </w:tc>
@@ -2427,7 +2427,7 @@
                 <w:sz w:val="15"/>
                 <w:szCs w:val="15"/>
               </w:rPr>
-              <w:t xml:space="preserve">—</w:t>
+              <w:t xml:space="preserve">(407) 293-4175</w:t>
             </w:r>
           </w:p>
         </w:tc>
@@ -2452,7 +2452,7 @@
                 <w:sz w:val="15"/>
                 <w:szCs w:val="15"/>
               </w:rPr>
-              <w:t xml:space="preserve">customercare@eldoradofurniture.com (other address)</w:t>
+              <w:t xml:space="preserve">info@floridapaints.com (role inbox)</w:t>
             </w:r>
           </w:p>
         </w:tc>
@@ -2502,7 +2502,7 @@
                 <w:sz w:val="15"/>
                 <w:szCs w:val="15"/>
               </w:rPr>
-              <w:t xml:space="preserve">Verified callable (Core BD Report) · Tier A · named decision maker; contact sourced on a dated line</w:t>
+              <w:t xml:space="preserve">Verified callable (Core BD Report) · Tier A · contact observed on a dated read</w:t>
             </w:r>
           </w:p>
         </w:tc>
@@ -2582,7 +2582,7 @@
                 <w:sz w:val="15"/>
                 <w:szCs w:val="15"/>
               </w:rPr>
-              <w:t xml:space="preserve">Miami Beef Company · Hialeah</w:t>
+              <w:t xml:space="preserve">Cone Distributors · Ocala</w:t>
             </w:r>
           </w:p>
         </w:tc>
@@ -2607,7 +2607,7 @@
                 <w:sz w:val="15"/>
                 <w:szCs w:val="15"/>
               </w:rPr>
-              <w:t xml:space="preserve">Michael Young President &amp; Owner (Sunbiz officers all Young family: Elizabeth VP,</w:t>
+              <w:t xml:space="preserve">Douglas P. Cone Jr. Founder &amp; President/CEO (Sunbiz: P; son Douglas Cone III, VP</w:t>
             </w:r>
           </w:p>
         </w:tc>
@@ -2632,7 +2632,7 @@
                 <w:sz w:val="15"/>
                 <w:szCs w:val="15"/>
               </w:rPr>
-              <w:t xml:space="preserve">—</w:t>
+              <w:t xml:space="preserve">(352) 732-4111</w:t>
             </w:r>
           </w:p>
         </w:tc>
@@ -2657,7 +2657,7 @@
                 <w:sz w:val="15"/>
                 <w:szCs w:val="15"/>
               </w:rPr>
-              <w:t xml:space="preserve">sales@miamibeef.com (role inbox)</w:t>
+              <w:t xml:space="preserve">—</w:t>
             </w:r>
           </w:p>
         </w:tc>
@@ -2707,7 +2707,7 @@
                 <w:sz w:val="15"/>
                 <w:szCs w:val="15"/>
               </w:rPr>
-              <w:t xml:space="preserve">Verified callable (Core BD Report) · Tier A · named decision maker; contact sourced on a dated line</w:t>
+              <w:t xml:space="preserve">Verified callable (Core BD Report) · Tier A · contact observed on a dated read</w:t>
             </w:r>
           </w:p>
         </w:tc>
@@ -2787,7 +2787,7 @@
                 <w:sz w:val="15"/>
                 <w:szCs w:val="15"/>
               </w:rPr>
-              <w:t xml:space="preserve">Sally Dark Rides · Jacksonville</w:t>
+              <w:t xml:space="preserve">Rulon International · St. Augustine</w:t>
             </w:r>
           </w:p>
         </w:tc>
@@ -2812,7 +2812,7 @@
                 <w:sz w:val="15"/>
                 <w:szCs w:val="15"/>
               </w:rPr>
-              <w:t xml:space="preserve">John Wood Chairman &amp; President (co-founder, 1977); Rolf Paegert, CEO</w:t>
+              <w:t xml:space="preserve">Caleb Diffell CEO (succeeded founder Wayne Robison, d. 2025-02-17); Matthew Robi</w:t>
             </w:r>
           </w:p>
         </w:tc>
@@ -2837,7 +2837,7 @@
                 <w:sz w:val="15"/>
                 <w:szCs w:val="15"/>
               </w:rPr>
-              <w:t xml:space="preserve">(904) 355-7100</w:t>
+              <w:t xml:space="preserve">(800) 227-8566</w:t>
             </w:r>
           </w:p>
         </w:tc>
@@ -2862,7 +2862,7 @@
                 <w:sz w:val="15"/>
                 <w:szCs w:val="15"/>
               </w:rPr>
-              <w:t xml:space="preserve">lweaver@sallydarkrides.com (other address)</w:t>
+              <w:t xml:space="preserve">info@rulonco.com (role inbox)</w:t>
             </w:r>
           </w:p>
         </w:tc>
@@ -2887,7 +2887,7 @@
                 <w:sz w:val="15"/>
                 <w:szCs w:val="15"/>
               </w:rPr>
-              <w:t xml:space="preserve">None (fit by tier) · Blind</w:t>
+              <w:t xml:space="preserve">Acquisitions · Blind</w:t>
             </w:r>
           </w:p>
         </w:tc>
@@ -2912,7 +2912,7 @@
                 <w:sz w:val="15"/>
                 <w:szCs w:val="15"/>
               </w:rPr>
-              <w:t xml:space="preserve">Verified callable (Core BD Report) · Tier A · named decision maker; contact sourced on a dated line</w:t>
+              <w:t xml:space="preserve">Verified callable (Core BD Report) · Tier A · Acquisitions · contact observed on a dated read</w:t>
             </w:r>
           </w:p>
         </w:tc>
@@ -2992,7 +2992,7 @@
                 <w:sz w:val="15"/>
                 <w:szCs w:val="15"/>
               </w:rPr>
-              <w:t xml:space="preserve">Kelly Tractor Co. · Miami</w:t>
+              <w:t xml:space="preserve">Reid Transportation Group · Jacksonville</w:t>
             </w:r>
           </w:p>
         </w:tc>
@@ -3017,7 +3017,7 @@
                 <w:sz w:val="15"/>
                 <w:szCs w:val="15"/>
               </w:rPr>
-              <w:t xml:space="preserve">Chris Kelly President (named 2022, per company site read 2026-10-29)</w:t>
+              <w:t xml:space="preserve">Junior Anthony Reid Manager/Principal (Sunbiz; with Krystal Alexandra Reid, Mana</w:t>
             </w:r>
           </w:p>
         </w:tc>
@@ -3042,7 +3042,7 @@
                 <w:sz w:val="15"/>
                 <w:szCs w:val="15"/>
               </w:rPr>
-              <w:t xml:space="preserve">(305) 592-5360</w:t>
+              <w:t xml:space="preserve">(904) 270-9387</w:t>
             </w:r>
           </w:p>
         </w:tc>
@@ -3067,7 +3067,7 @@
                 <w:sz w:val="15"/>
                 <w:szCs w:val="15"/>
               </w:rPr>
-              <w:t xml:space="preserve">dino_riggio@kellytractor.com (role inbox)</w:t>
+              <w:t xml:space="preserve">info@reidtransportationgroup.com (role inbox)</w:t>
             </w:r>
           </w:p>
         </w:tc>
@@ -3117,7 +3117,7 @@
                 <w:sz w:val="15"/>
                 <w:szCs w:val="15"/>
               </w:rPr>
-              <w:t xml:space="preserve">Verified callable (Core BD Report) · Tier A · named decision maker; contact sourced on a dated line</w:t>
+              <w:t xml:space="preserve">Verified callable (Core BD Report) · Tier A · contact observed on a dated read</w:t>
             </w:r>
           </w:p>
         </w:tc>
@@ -3154,6 +3154,7 @@
         <w:tc>
           <w:tcPr>
             <w:tcW w:type="dxa" w:w="400"/>
+            <w:shd w:fill="EAF1F8" w:color="auto" w:val="clear"/>
             <w:tcMar>
               <w:top w:type="dxa" w:w="50"/>
               <w:left w:type="dxa" w:w="70"/>
@@ -3178,102 +3179,107 @@
         <w:tc>
           <w:tcPr>
             <w:tcW w:type="dxa" w:w="1900"/>
-            <w:tcMar>
-              <w:top w:type="dxa" w:w="50"/>
-              <w:left w:type="dxa" w:w="70"/>
-              <w:bottom w:type="dxa" w:w="50"/>
-              <w:right w:type="dxa" w:w="70"/>
-            </w:tcMar>
-          </w:tcPr>
-          <w:p>
-            <w:r>
-              <w:rPr>
-                <w:rFonts w:ascii="Arial" w:cs="Arial" w:eastAsia="Arial" w:hAnsi="Arial"/>
-                <w:b w:val="false"/>
-                <w:bCs w:val="false"/>
-                <w:color w:val="1A1A1A"/>
-                <w:sz w:val="15"/>
-                <w:szCs w:val="15"/>
-              </w:rPr>
-              <w:t xml:space="preserve">Martinez Distributors · Doral</w:t>
+            <w:shd w:fill="EAF1F8" w:color="auto" w:val="clear"/>
+            <w:tcMar>
+              <w:top w:type="dxa" w:w="50"/>
+              <w:left w:type="dxa" w:w="70"/>
+              <w:bottom w:type="dxa" w:w="50"/>
+              <w:right w:type="dxa" w:w="70"/>
+            </w:tcMar>
+          </w:tcPr>
+          <w:p>
+            <w:r>
+              <w:rPr>
+                <w:rFonts w:ascii="Arial" w:cs="Arial" w:eastAsia="Arial" w:hAnsi="Arial"/>
+                <w:b w:val="false"/>
+                <w:bCs w:val="false"/>
+                <w:color w:val="1A1A1A"/>
+                <w:sz w:val="15"/>
+                <w:szCs w:val="15"/>
+              </w:rPr>
+              <w:t xml:space="preserve">El Dorado Furniture · Miami Gardens</w:t>
             </w:r>
           </w:p>
         </w:tc>
         <w:tc>
           <w:tcPr>
             <w:tcW w:type="dxa" w:w="2000"/>
-            <w:tcMar>
-              <w:top w:type="dxa" w:w="50"/>
-              <w:left w:type="dxa" w:w="70"/>
-              <w:bottom w:type="dxa" w:w="50"/>
-              <w:right w:type="dxa" w:w="70"/>
-            </w:tcMar>
-          </w:tcPr>
-          <w:p>
-            <w:r>
-              <w:rPr>
-                <w:rFonts w:ascii="Arial" w:cs="Arial" w:eastAsia="Arial" w:hAnsi="Arial"/>
-                <w:b w:val="false"/>
-                <w:bCs w:val="false"/>
-                <w:color w:val="1A1A1A"/>
-                <w:sz w:val="15"/>
-                <w:szCs w:val="15"/>
-              </w:rPr>
-              <w:t xml:space="preserve">Fabian J. Martinez President (VP: Marta I. Martinez)</w:t>
+            <w:shd w:fill="EAF1F8" w:color="auto" w:val="clear"/>
+            <w:tcMar>
+              <w:top w:type="dxa" w:w="50"/>
+              <w:left w:type="dxa" w:w="70"/>
+              <w:bottom w:type="dxa" w:w="50"/>
+              <w:right w:type="dxa" w:w="70"/>
+            </w:tcMar>
+          </w:tcPr>
+          <w:p>
+            <w:r>
+              <w:rPr>
+                <w:rFonts w:ascii="Arial" w:cs="Arial" w:eastAsia="Arial" w:hAnsi="Arial"/>
+                <w:b w:val="false"/>
+                <w:bCs w:val="false"/>
+                <w:color w:val="1A1A1A"/>
+                <w:sz w:val="15"/>
+                <w:szCs w:val="15"/>
+              </w:rPr>
+              <w:t xml:space="preserve">Luis E. Capó CEO (board = the six Capó brothers)</w:t>
             </w:r>
           </w:p>
         </w:tc>
         <w:tc>
           <w:tcPr>
             <w:tcW w:type="dxa" w:w="1250"/>
-            <w:tcMar>
-              <w:top w:type="dxa" w:w="50"/>
-              <w:left w:type="dxa" w:w="70"/>
-              <w:bottom w:type="dxa" w:w="50"/>
-              <w:right w:type="dxa" w:w="70"/>
-            </w:tcMar>
-          </w:tcPr>
-          <w:p>
-            <w:r>
-              <w:rPr>
-                <w:rFonts w:ascii="Arial" w:cs="Arial" w:eastAsia="Arial" w:hAnsi="Arial"/>
-                <w:b w:val="false"/>
-                <w:bCs w:val="false"/>
-                <w:color w:val="1A1A1A"/>
-                <w:sz w:val="15"/>
-                <w:szCs w:val="15"/>
-              </w:rPr>
-              <w:t xml:space="preserve">(305) 882-8282</w:t>
+            <w:shd w:fill="EAF1F8" w:color="auto" w:val="clear"/>
+            <w:tcMar>
+              <w:top w:type="dxa" w:w="50"/>
+              <w:left w:type="dxa" w:w="70"/>
+              <w:bottom w:type="dxa" w:w="50"/>
+              <w:right w:type="dxa" w:w="70"/>
+            </w:tcMar>
+          </w:tcPr>
+          <w:p>
+            <w:r>
+              <w:rPr>
+                <w:rFonts w:ascii="Arial" w:cs="Arial" w:eastAsia="Arial" w:hAnsi="Arial"/>
+                <w:b w:val="false"/>
+                <w:bCs w:val="false"/>
+                <w:color w:val="1A1A1A"/>
+                <w:sz w:val="15"/>
+                <w:szCs w:val="15"/>
+              </w:rPr>
+              <w:t xml:space="preserve">—</w:t>
             </w:r>
           </w:p>
         </w:tc>
         <w:tc>
           <w:tcPr>
             <w:tcW w:type="dxa" w:w="2100"/>
-            <w:tcMar>
-              <w:top w:type="dxa" w:w="50"/>
-              <w:left w:type="dxa" w:w="70"/>
-              <w:bottom w:type="dxa" w:w="50"/>
-              <w:right w:type="dxa" w:w="70"/>
-            </w:tcMar>
-          </w:tcPr>
-          <w:p>
-            <w:r>
-              <w:rPr>
-                <w:rFonts w:ascii="Arial" w:cs="Arial" w:eastAsia="Arial" w:hAnsi="Arial"/>
-                <w:b w:val="false"/>
-                <w:bCs w:val="false"/>
-                <w:color w:val="1A1A1A"/>
-                <w:sz w:val="15"/>
-                <w:szCs w:val="15"/>
-              </w:rPr>
-              <w:t xml:space="preserve">info@mdist.us (role inbox)</w:t>
+            <w:shd w:fill="EAF1F8" w:color="auto" w:val="clear"/>
+            <w:tcMar>
+              <w:top w:type="dxa" w:w="50"/>
+              <w:left w:type="dxa" w:w="70"/>
+              <w:bottom w:type="dxa" w:w="50"/>
+              <w:right w:type="dxa" w:w="70"/>
+            </w:tcMar>
+          </w:tcPr>
+          <w:p>
+            <w:r>
+              <w:rPr>
+                <w:rFonts w:ascii="Arial" w:cs="Arial" w:eastAsia="Arial" w:hAnsi="Arial"/>
+                <w:b w:val="false"/>
+                <w:bCs w:val="false"/>
+                <w:color w:val="1A1A1A"/>
+                <w:sz w:val="15"/>
+                <w:szCs w:val="15"/>
+              </w:rPr>
+              <w:t xml:space="preserve">customercare@eldoradofurniture.com (other address)</w:t>
             </w:r>
           </w:p>
         </w:tc>
         <w:tc>
           <w:tcPr>
             <w:tcW w:type="dxa" w:w="1500"/>
+            <w:shd w:fill="EAF1F8" w:color="auto" w:val="clear"/>
             <w:tcMar>
               <w:top w:type="dxa" w:w="50"/>
               <w:left w:type="dxa" w:w="70"/>
@@ -3298,30 +3304,32 @@
         <w:tc>
           <w:tcPr>
             <w:tcW w:type="dxa" w:w="2550"/>
-            <w:tcMar>
-              <w:top w:type="dxa" w:w="50"/>
-              <w:left w:type="dxa" w:w="70"/>
-              <w:bottom w:type="dxa" w:w="50"/>
-              <w:right w:type="dxa" w:w="70"/>
-            </w:tcMar>
-          </w:tcPr>
-          <w:p>
-            <w:r>
-              <w:rPr>
-                <w:rFonts w:ascii="Arial" w:cs="Arial" w:eastAsia="Arial" w:hAnsi="Arial"/>
-                <w:b w:val="false"/>
-                <w:bCs w:val="false"/>
-                <w:color w:val="1A1A1A"/>
-                <w:sz w:val="15"/>
-                <w:szCs w:val="15"/>
-              </w:rPr>
-              <w:t xml:space="preserve">Tier A · named decision maker; contact sourced on a dated line</w:t>
+            <w:shd w:fill="EAF1F8" w:color="auto" w:val="clear"/>
+            <w:tcMar>
+              <w:top w:type="dxa" w:w="50"/>
+              <w:left w:type="dxa" w:w="70"/>
+              <w:bottom w:type="dxa" w:w="50"/>
+              <w:right w:type="dxa" w:w="70"/>
+            </w:tcMar>
+          </w:tcPr>
+          <w:p>
+            <w:r>
+              <w:rPr>
+                <w:rFonts w:ascii="Arial" w:cs="Arial" w:eastAsia="Arial" w:hAnsi="Arial"/>
+                <w:b w:val="false"/>
+                <w:bCs w:val="false"/>
+                <w:color w:val="1A1A1A"/>
+                <w:sz w:val="15"/>
+                <w:szCs w:val="15"/>
+              </w:rPr>
+              <w:t xml:space="preserve">Verified callable (Core BD Report) · Tier A · contact observed on a dated read</w:t>
             </w:r>
           </w:p>
         </w:tc>
         <w:tc>
           <w:tcPr>
             <w:tcW w:type="dxa" w:w="1700"/>
+            <w:shd w:fill="EAF1F8" w:color="auto" w:val="clear"/>
             <w:tcMar>
               <w:top w:type="dxa" w:w="50"/>
               <w:left w:type="dxa" w:w="70"/>
@@ -3351,6 +3359,7 @@
         <w:tc>
           <w:tcPr>
             <w:tcW w:type="dxa" w:w="400"/>
+            <w:shd w:fill="EAF1F8" w:color="auto" w:val="clear"/>
             <w:tcMar>
               <w:top w:type="dxa" w:w="50"/>
               <w:left w:type="dxa" w:w="70"/>
@@ -3375,54 +3384,57 @@
         <w:tc>
           <w:tcPr>
             <w:tcW w:type="dxa" w:w="1900"/>
-            <w:tcMar>
-              <w:top w:type="dxa" w:w="50"/>
-              <w:left w:type="dxa" w:w="70"/>
-              <w:bottom w:type="dxa" w:w="50"/>
-              <w:right w:type="dxa" w:w="70"/>
-            </w:tcMar>
-          </w:tcPr>
-          <w:p>
-            <w:r>
-              <w:rPr>
-                <w:rFonts w:ascii="Arial" w:cs="Arial" w:eastAsia="Arial" w:hAnsi="Arial"/>
-                <w:b w:val="false"/>
-                <w:bCs w:val="false"/>
-                <w:color w:val="1A1A1A"/>
-                <w:sz w:val="15"/>
-                <w:szCs w:val="15"/>
-              </w:rPr>
-              <w:t xml:space="preserve">Sintavia · Hollywood</w:t>
+            <w:shd w:fill="EAF1F8" w:color="auto" w:val="clear"/>
+            <w:tcMar>
+              <w:top w:type="dxa" w:w="50"/>
+              <w:left w:type="dxa" w:w="70"/>
+              <w:bottom w:type="dxa" w:w="50"/>
+              <w:right w:type="dxa" w:w="70"/>
+            </w:tcMar>
+          </w:tcPr>
+          <w:p>
+            <w:r>
+              <w:rPr>
+                <w:rFonts w:ascii="Arial" w:cs="Arial" w:eastAsia="Arial" w:hAnsi="Arial"/>
+                <w:b w:val="false"/>
+                <w:bCs w:val="false"/>
+                <w:color w:val="1A1A1A"/>
+                <w:sz w:val="15"/>
+                <w:szCs w:val="15"/>
+              </w:rPr>
+              <w:t xml:space="preserve">Miami Beef Company · Hialeah</w:t>
             </w:r>
           </w:p>
         </w:tc>
         <w:tc>
           <w:tcPr>
             <w:tcW w:type="dxa" w:w="2000"/>
-            <w:tcMar>
-              <w:top w:type="dxa" w:w="50"/>
-              <w:left w:type="dxa" w:w="70"/>
-              <w:bottom w:type="dxa" w:w="50"/>
-              <w:right w:type="dxa" w:w="70"/>
-            </w:tcMar>
-          </w:tcPr>
-          <w:p>
-            <w:r>
-              <w:rPr>
-                <w:rFonts w:ascii="Arial" w:cs="Arial" w:eastAsia="Arial" w:hAnsi="Arial"/>
-                <w:b w:val="false"/>
-                <w:bCs w:val="false"/>
-                <w:color w:val="1A1A1A"/>
-                <w:sz w:val="15"/>
-                <w:szCs w:val="15"/>
-              </w:rPr>
-              <w:t xml:space="preserve">Brian Neff, Founder</w:t>
+            <w:shd w:fill="EAF1F8" w:color="auto" w:val="clear"/>
+            <w:tcMar>
+              <w:top w:type="dxa" w:w="50"/>
+              <w:left w:type="dxa" w:w="70"/>
+              <w:bottom w:type="dxa" w:w="50"/>
+              <w:right w:type="dxa" w:w="70"/>
+            </w:tcMar>
+          </w:tcPr>
+          <w:p>
+            <w:r>
+              <w:rPr>
+                <w:rFonts w:ascii="Arial" w:cs="Arial" w:eastAsia="Arial" w:hAnsi="Arial"/>
+                <w:b w:val="false"/>
+                <w:bCs w:val="false"/>
+                <w:color w:val="1A1A1A"/>
+                <w:sz w:val="15"/>
+                <w:szCs w:val="15"/>
+              </w:rPr>
+              <w:t xml:space="preserve">Michael Young President &amp; Owner (Sunbiz officers all Young family: Elizabeth VP,</w:t>
             </w:r>
           </w:p>
         </w:tc>
         <w:tc>
           <w:tcPr>
             <w:tcW w:type="dxa" w:w="1250"/>
+            <w:shd w:fill="EAF1F8" w:color="auto" w:val="clear"/>
             <w:tcMar>
               <w:top w:type="dxa" w:w="50"/>
               <w:left w:type="dxa" w:w="70"/>
@@ -3447,30 +3459,32 @@
         <w:tc>
           <w:tcPr>
             <w:tcW w:type="dxa" w:w="2100"/>
-            <w:tcMar>
-              <w:top w:type="dxa" w:w="50"/>
-              <w:left w:type="dxa" w:w="70"/>
-              <w:bottom w:type="dxa" w:w="50"/>
-              <w:right w:type="dxa" w:w="70"/>
-            </w:tcMar>
-          </w:tcPr>
-          <w:p>
-            <w:r>
-              <w:rPr>
-                <w:rFonts w:ascii="Arial" w:cs="Arial" w:eastAsia="Arial" w:hAnsi="Arial"/>
-                <w:b w:val="false"/>
-                <w:bCs w:val="false"/>
-                <w:color w:val="1A1A1A"/>
-                <w:sz w:val="15"/>
-                <w:szCs w:val="15"/>
-              </w:rPr>
-              <w:t xml:space="preserve">info@sintavia.com (role inbox)</w:t>
+            <w:shd w:fill="EAF1F8" w:color="auto" w:val="clear"/>
+            <w:tcMar>
+              <w:top w:type="dxa" w:w="50"/>
+              <w:left w:type="dxa" w:w="70"/>
+              <w:bottom w:type="dxa" w:w="50"/>
+              <w:right w:type="dxa" w:w="70"/>
+            </w:tcMar>
+          </w:tcPr>
+          <w:p>
+            <w:r>
+              <w:rPr>
+                <w:rFonts w:ascii="Arial" w:cs="Arial" w:eastAsia="Arial" w:hAnsi="Arial"/>
+                <w:b w:val="false"/>
+                <w:bCs w:val="false"/>
+                <w:color w:val="1A1A1A"/>
+                <w:sz w:val="15"/>
+                <w:szCs w:val="15"/>
+              </w:rPr>
+              <w:t xml:space="preserve">sales@miamibeef.com (role inbox)</w:t>
             </w:r>
           </w:p>
         </w:tc>
         <w:tc>
           <w:tcPr>
             <w:tcW w:type="dxa" w:w="1500"/>
+            <w:shd w:fill="EAF1F8" w:color="auto" w:val="clear"/>
             <w:tcMar>
               <w:top w:type="dxa" w:w="50"/>
               <w:left w:type="dxa" w:w="70"/>
@@ -3495,30 +3509,32 @@
         <w:tc>
           <w:tcPr>
             <w:tcW w:type="dxa" w:w="2550"/>
-            <w:tcMar>
-              <w:top w:type="dxa" w:w="50"/>
-              <w:left w:type="dxa" w:w="70"/>
-              <w:bottom w:type="dxa" w:w="50"/>
-              <w:right w:type="dxa" w:w="70"/>
-            </w:tcMar>
-          </w:tcPr>
-          <w:p>
-            <w:r>
-              <w:rPr>
-                <w:rFonts w:ascii="Arial" w:cs="Arial" w:eastAsia="Arial" w:hAnsi="Arial"/>
-                <w:b w:val="false"/>
-                <w:bCs w:val="false"/>
-                <w:color w:val="1A1A1A"/>
-                <w:sz w:val="15"/>
-                <w:szCs w:val="15"/>
-              </w:rPr>
-              <w:t xml:space="preserve">Tier A · named decision maker; contact sourced on a dated line</w:t>
+            <w:shd w:fill="EAF1F8" w:color="auto" w:val="clear"/>
+            <w:tcMar>
+              <w:top w:type="dxa" w:w="50"/>
+              <w:left w:type="dxa" w:w="70"/>
+              <w:bottom w:type="dxa" w:w="50"/>
+              <w:right w:type="dxa" w:w="70"/>
+            </w:tcMar>
+          </w:tcPr>
+          <w:p>
+            <w:r>
+              <w:rPr>
+                <w:rFonts w:ascii="Arial" w:cs="Arial" w:eastAsia="Arial" w:hAnsi="Arial"/>
+                <w:b w:val="false"/>
+                <w:bCs w:val="false"/>
+                <w:color w:val="1A1A1A"/>
+                <w:sz w:val="15"/>
+                <w:szCs w:val="15"/>
+              </w:rPr>
+              <w:t xml:space="preserve">Verified callable (Core BD Report) · Tier A · contact observed on a dated read</w:t>
             </w:r>
           </w:p>
         </w:tc>
         <w:tc>
           <w:tcPr>
             <w:tcW w:type="dxa" w:w="1700"/>
+            <w:shd w:fill="EAF1F8" w:color="auto" w:val="clear"/>
             <w:tcMar>
               <w:top w:type="dxa" w:w="50"/>
               <w:left w:type="dxa" w:w="70"/>
@@ -3548,6 +3564,7 @@
         <w:tc>
           <w:tcPr>
             <w:tcW w:type="dxa" w:w="400"/>
+            <w:shd w:fill="EAF1F8" w:color="auto" w:val="clear"/>
             <w:tcMar>
               <w:top w:type="dxa" w:w="50"/>
               <w:left w:type="dxa" w:w="70"/>
@@ -3572,102 +3589,107 @@
         <w:tc>
           <w:tcPr>
             <w:tcW w:type="dxa" w:w="1900"/>
-            <w:tcMar>
-              <w:top w:type="dxa" w:w="50"/>
-              <w:left w:type="dxa" w:w="70"/>
-              <w:bottom w:type="dxa" w:w="50"/>
-              <w:right w:type="dxa" w:w="70"/>
-            </w:tcMar>
-          </w:tcPr>
-          <w:p>
-            <w:r>
-              <w:rPr>
-                <w:rFonts w:ascii="Arial" w:cs="Arial" w:eastAsia="Arial" w:hAnsi="Arial"/>
-                <w:b w:val="false"/>
-                <w:bCs w:val="false"/>
-                <w:color w:val="1A1A1A"/>
-                <w:sz w:val="15"/>
-                <w:szCs w:val="15"/>
-              </w:rPr>
-              <w:t xml:space="preserve">Monterey Boats · Williston</w:t>
+            <w:shd w:fill="EAF1F8" w:color="auto" w:val="clear"/>
+            <w:tcMar>
+              <w:top w:type="dxa" w:w="50"/>
+              <w:left w:type="dxa" w:w="70"/>
+              <w:bottom w:type="dxa" w:w="50"/>
+              <w:right w:type="dxa" w:w="70"/>
+            </w:tcMar>
+          </w:tcPr>
+          <w:p>
+            <w:r>
+              <w:rPr>
+                <w:rFonts w:ascii="Arial" w:cs="Arial" w:eastAsia="Arial" w:hAnsi="Arial"/>
+                <w:b w:val="false"/>
+                <w:bCs w:val="false"/>
+                <w:color w:val="1A1A1A"/>
+                <w:sz w:val="15"/>
+                <w:szCs w:val="15"/>
+              </w:rPr>
+              <w:t xml:space="preserve">Wish Farms · Plant City</w:t>
             </w:r>
           </w:p>
         </w:tc>
         <w:tc>
           <w:tcPr>
             <w:tcW w:type="dxa" w:w="2000"/>
-            <w:tcMar>
-              <w:top w:type="dxa" w:w="50"/>
-              <w:left w:type="dxa" w:w="70"/>
-              <w:bottom w:type="dxa" w:w="50"/>
-              <w:right w:type="dxa" w:w="70"/>
-            </w:tcMar>
-          </w:tcPr>
-          <w:p>
-            <w:r>
-              <w:rPr>
-                <w:rFonts w:ascii="Arial" w:cs="Arial" w:eastAsia="Arial" w:hAnsi="Arial"/>
-                <w:b w:val="false"/>
-                <w:bCs w:val="false"/>
-                <w:color w:val="1A1A1A"/>
-                <w:sz w:val="15"/>
-                <w:szCs w:val="15"/>
-              </w:rPr>
-              <w:t xml:space="preserve">Sanders family Owner-operated</w:t>
+            <w:shd w:fill="EAF1F8" w:color="auto" w:val="clear"/>
+            <w:tcMar>
+              <w:top w:type="dxa" w:w="50"/>
+              <w:left w:type="dxa" w:w="70"/>
+              <w:bottom w:type="dxa" w:w="50"/>
+              <w:right w:type="dxa" w:w="70"/>
+            </w:tcMar>
+          </w:tcPr>
+          <w:p>
+            <w:r>
+              <w:rPr>
+                <w:rFonts w:ascii="Arial" w:cs="Arial" w:eastAsia="Arial" w:hAnsi="Arial"/>
+                <w:b w:val="false"/>
+                <w:bCs w:val="false"/>
+                <w:color w:val="1A1A1A"/>
+                <w:sz w:val="15"/>
+                <w:szCs w:val="15"/>
+              </w:rPr>
+              <w:t xml:space="preserve">James Peterson CEO (eff. 2026-06-01; family by marriage); Gary Wishnatzki → Chai</w:t>
             </w:r>
           </w:p>
         </w:tc>
         <w:tc>
           <w:tcPr>
             <w:tcW w:type="dxa" w:w="1250"/>
-            <w:tcMar>
-              <w:top w:type="dxa" w:w="50"/>
-              <w:left w:type="dxa" w:w="70"/>
-              <w:bottom w:type="dxa" w:w="50"/>
-              <w:right w:type="dxa" w:w="70"/>
-            </w:tcMar>
-          </w:tcPr>
-          <w:p>
-            <w:r>
-              <w:rPr>
-                <w:rFonts w:ascii="Arial" w:cs="Arial" w:eastAsia="Arial" w:hAnsi="Arial"/>
-                <w:b w:val="false"/>
-                <w:bCs w:val="false"/>
-                <w:color w:val="1A1A1A"/>
-                <w:sz w:val="15"/>
-                <w:szCs w:val="15"/>
-              </w:rPr>
-              <w:t xml:space="preserve">352-528-2628</w:t>
+            <w:shd w:fill="EAF1F8" w:color="auto" w:val="clear"/>
+            <w:tcMar>
+              <w:top w:type="dxa" w:w="50"/>
+              <w:left w:type="dxa" w:w="70"/>
+              <w:bottom w:type="dxa" w:w="50"/>
+              <w:right w:type="dxa" w:w="70"/>
+            </w:tcMar>
+          </w:tcPr>
+          <w:p>
+            <w:r>
+              <w:rPr>
+                <w:rFonts w:ascii="Arial" w:cs="Arial" w:eastAsia="Arial" w:hAnsi="Arial"/>
+                <w:b w:val="false"/>
+                <w:bCs w:val="false"/>
+                <w:color w:val="1A1A1A"/>
+                <w:sz w:val="15"/>
+                <w:szCs w:val="15"/>
+              </w:rPr>
+              <w:t xml:space="preserve">(813) 752-5111</w:t>
             </w:r>
           </w:p>
         </w:tc>
         <w:tc>
           <w:tcPr>
             <w:tcW w:type="dxa" w:w="2100"/>
-            <w:tcMar>
-              <w:top w:type="dxa" w:w="50"/>
-              <w:left w:type="dxa" w:w="70"/>
-              <w:bottom w:type="dxa" w:w="50"/>
-              <w:right w:type="dxa" w:w="70"/>
-            </w:tcMar>
-          </w:tcPr>
-          <w:p>
-            <w:r>
-              <w:rPr>
-                <w:rFonts w:ascii="Arial" w:cs="Arial" w:eastAsia="Arial" w:hAnsi="Arial"/>
-                <w:b w:val="false"/>
-                <w:bCs w:val="false"/>
-                <w:color w:val="1A1A1A"/>
-                <w:sz w:val="15"/>
-                <w:szCs w:val="15"/>
-              </w:rPr>
-              <w:t xml:space="preserve">sales@montereyboats.com (role inbox)</w:t>
+            <w:shd w:fill="EAF1F8" w:color="auto" w:val="clear"/>
+            <w:tcMar>
+              <w:top w:type="dxa" w:w="50"/>
+              <w:left w:type="dxa" w:w="70"/>
+              <w:bottom w:type="dxa" w:w="50"/>
+              <w:right w:type="dxa" w:w="70"/>
+            </w:tcMar>
+          </w:tcPr>
+          <w:p>
+            <w:r>
+              <w:rPr>
+                <w:rFonts w:ascii="Arial" w:cs="Arial" w:eastAsia="Arial" w:hAnsi="Arial"/>
+                <w:b w:val="false"/>
+                <w:bCs w:val="false"/>
+                <w:color w:val="1A1A1A"/>
+                <w:sz w:val="15"/>
+                <w:szCs w:val="15"/>
+              </w:rPr>
+              <w:t xml:space="preserve">info@wishfarms.com (role inbox)</w:t>
             </w:r>
           </w:p>
         </w:tc>
         <w:tc>
           <w:tcPr>
             <w:tcW w:type="dxa" w:w="1500"/>
+            <w:shd w:fill="EAF1F8" w:color="auto" w:val="clear"/>
             <w:tcMar>
               <w:top w:type="dxa" w:w="50"/>
               <w:left w:type="dxa" w:w="70"/>
@@ -3692,30 +3714,32 @@
         <w:tc>
           <w:tcPr>
             <w:tcW w:type="dxa" w:w="2550"/>
-            <w:tcMar>
-              <w:top w:type="dxa" w:w="50"/>
-              <w:left w:type="dxa" w:w="70"/>
-              <w:bottom w:type="dxa" w:w="50"/>
-              <w:right w:type="dxa" w:w="70"/>
-            </w:tcMar>
-          </w:tcPr>
-          <w:p>
-            <w:r>
-              <w:rPr>
-                <w:rFonts w:ascii="Arial" w:cs="Arial" w:eastAsia="Arial" w:hAnsi="Arial"/>
-                <w:b w:val="false"/>
-                <w:bCs w:val="false"/>
-                <w:color w:val="1A1A1A"/>
-                <w:sz w:val="15"/>
-                <w:szCs w:val="15"/>
-              </w:rPr>
-              <w:t xml:space="preserve">Tier A · named decision maker; contact sourced on a dated line</w:t>
+            <w:shd w:fill="EAF1F8" w:color="auto" w:val="clear"/>
+            <w:tcMar>
+              <w:top w:type="dxa" w:w="50"/>
+              <w:left w:type="dxa" w:w="70"/>
+              <w:bottom w:type="dxa" w:w="50"/>
+              <w:right w:type="dxa" w:w="70"/>
+            </w:tcMar>
+          </w:tcPr>
+          <w:p>
+            <w:r>
+              <w:rPr>
+                <w:rFonts w:ascii="Arial" w:cs="Arial" w:eastAsia="Arial" w:hAnsi="Arial"/>
+                <w:b w:val="false"/>
+                <w:bCs w:val="false"/>
+                <w:color w:val="1A1A1A"/>
+                <w:sz w:val="15"/>
+                <w:szCs w:val="15"/>
+              </w:rPr>
+              <w:t xml:space="preserve">Verified callable (Core BD Report) · Tier A · contact observed on a dated read</w:t>
             </w:r>
           </w:p>
         </w:tc>
         <w:tc>
           <w:tcPr>
             <w:tcW w:type="dxa" w:w="1700"/>
+            <w:shd w:fill="EAF1F8" w:color="auto" w:val="clear"/>
             <w:tcMar>
               <w:top w:type="dxa" w:w="50"/>
               <w:left w:type="dxa" w:w="70"/>
@@ -3745,6 +3769,7 @@
         <w:tc>
           <w:tcPr>
             <w:tcW w:type="dxa" w:w="400"/>
+            <w:shd w:fill="EAF1F8" w:color="auto" w:val="clear"/>
             <w:tcMar>
               <w:top w:type="dxa" w:w="50"/>
               <w:left w:type="dxa" w:w="70"/>
@@ -3769,102 +3794,107 @@
         <w:tc>
           <w:tcPr>
             <w:tcW w:type="dxa" w:w="1900"/>
-            <w:tcMar>
-              <w:top w:type="dxa" w:w="50"/>
-              <w:left w:type="dxa" w:w="70"/>
-              <w:bottom w:type="dxa" w:w="50"/>
-              <w:right w:type="dxa" w:w="70"/>
-            </w:tcMar>
-          </w:tcPr>
-          <w:p>
-            <w:r>
-              <w:rPr>
-                <w:rFonts w:ascii="Arial" w:cs="Arial" w:eastAsia="Arial" w:hAnsi="Arial"/>
-                <w:b w:val="false"/>
-                <w:bCs w:val="false"/>
-                <w:color w:val="1A1A1A"/>
-                <w:sz w:val="15"/>
-                <w:szCs w:val="15"/>
-              </w:rPr>
-              <w:t xml:space="preserve">Duty Free Americas · Hollywood</w:t>
+            <w:shd w:fill="EAF1F8" w:color="auto" w:val="clear"/>
+            <w:tcMar>
+              <w:top w:type="dxa" w:w="50"/>
+              <w:left w:type="dxa" w:w="70"/>
+              <w:bottom w:type="dxa" w:w="50"/>
+              <w:right w:type="dxa" w:w="70"/>
+            </w:tcMar>
+          </w:tcPr>
+          <w:p>
+            <w:r>
+              <w:rPr>
+                <w:rFonts w:ascii="Arial" w:cs="Arial" w:eastAsia="Arial" w:hAnsi="Arial"/>
+                <w:b w:val="false"/>
+                <w:bCs w:val="false"/>
+                <w:color w:val="1A1A1A"/>
+                <w:sz w:val="15"/>
+                <w:szCs w:val="15"/>
+              </w:rPr>
+              <w:t xml:space="preserve">S.R. Perrott · Ormond Beach</w:t>
             </w:r>
           </w:p>
         </w:tc>
         <w:tc>
           <w:tcPr>
             <w:tcW w:type="dxa" w:w="2000"/>
-            <w:tcMar>
-              <w:top w:type="dxa" w:w="50"/>
-              <w:left w:type="dxa" w:w="70"/>
-              <w:bottom w:type="dxa" w:w="50"/>
-              <w:right w:type="dxa" w:w="70"/>
-            </w:tcMar>
-          </w:tcPr>
-          <w:p>
-            <w:r>
-              <w:rPr>
-                <w:rFonts w:ascii="Arial" w:cs="Arial" w:eastAsia="Arial" w:hAnsi="Arial"/>
-                <w:b w:val="false"/>
-                <w:bCs w:val="false"/>
-                <w:color w:val="1A1A1A"/>
-                <w:sz w:val="15"/>
-                <w:szCs w:val="15"/>
-              </w:rPr>
-              <w:t xml:space="preserve">Jerome Falic, Director and Chief Executive Officer (legal officer, Florida regis</w:t>
+            <w:shd w:fill="EAF1F8" w:color="auto" w:val="clear"/>
+            <w:tcMar>
+              <w:top w:type="dxa" w:w="50"/>
+              <w:left w:type="dxa" w:w="70"/>
+              <w:bottom w:type="dxa" w:w="50"/>
+              <w:right w:type="dxa" w:w="70"/>
+            </w:tcMar>
+          </w:tcPr>
+          <w:p>
+            <w:r>
+              <w:rPr>
+                <w:rFonts w:ascii="Arial" w:cs="Arial" w:eastAsia="Arial" w:hAnsi="Arial"/>
+                <w:b w:val="false"/>
+                <w:bCs w:val="false"/>
+                <w:color w:val="1A1A1A"/>
+                <w:sz w:val="15"/>
+                <w:szCs w:val="15"/>
+              </w:rPr>
+              <w:t xml:space="preserve">Michele P. Connors Owner &amp; President (2nd gen; founders’ daughter)</w:t>
             </w:r>
           </w:p>
         </w:tc>
         <w:tc>
           <w:tcPr>
             <w:tcW w:type="dxa" w:w="1250"/>
-            <w:tcMar>
-              <w:top w:type="dxa" w:w="50"/>
-              <w:left w:type="dxa" w:w="70"/>
-              <w:bottom w:type="dxa" w:w="50"/>
-              <w:right w:type="dxa" w:w="70"/>
-            </w:tcMar>
-          </w:tcPr>
-          <w:p>
-            <w:r>
-              <w:rPr>
-                <w:rFonts w:ascii="Arial" w:cs="Arial" w:eastAsia="Arial" w:hAnsi="Arial"/>
-                <w:b w:val="false"/>
-                <w:bCs w:val="false"/>
-                <w:color w:val="1A1A1A"/>
-                <w:sz w:val="15"/>
-                <w:szCs w:val="15"/>
-              </w:rPr>
-              <w:t xml:space="preserve">954-575-9200</w:t>
+            <w:shd w:fill="EAF1F8" w:color="auto" w:val="clear"/>
+            <w:tcMar>
+              <w:top w:type="dxa" w:w="50"/>
+              <w:left w:type="dxa" w:w="70"/>
+              <w:bottom w:type="dxa" w:w="50"/>
+              <w:right w:type="dxa" w:w="70"/>
+            </w:tcMar>
+          </w:tcPr>
+          <w:p>
+            <w:r>
+              <w:rPr>
+                <w:rFonts w:ascii="Arial" w:cs="Arial" w:eastAsia="Arial" w:hAnsi="Arial"/>
+                <w:b w:val="false"/>
+                <w:bCs w:val="false"/>
+                <w:color w:val="1A1A1A"/>
+                <w:sz w:val="15"/>
+                <w:szCs w:val="15"/>
+              </w:rPr>
+              <w:t xml:space="preserve">(386) 672-2275</w:t>
             </w:r>
           </w:p>
         </w:tc>
         <w:tc>
           <w:tcPr>
             <w:tcW w:type="dxa" w:w="2100"/>
-            <w:tcMar>
-              <w:top w:type="dxa" w:w="50"/>
-              <w:left w:type="dxa" w:w="70"/>
-              <w:bottom w:type="dxa" w:w="50"/>
-              <w:right w:type="dxa" w:w="70"/>
-            </w:tcMar>
-          </w:tcPr>
-          <w:p>
-            <w:r>
-              <w:rPr>
-                <w:rFonts w:ascii="Arial" w:cs="Arial" w:eastAsia="Arial" w:hAnsi="Arial"/>
-                <w:b w:val="false"/>
-                <w:bCs w:val="false"/>
-                <w:color w:val="1A1A1A"/>
-                <w:sz w:val="15"/>
-                <w:szCs w:val="15"/>
-              </w:rPr>
-              <w:t xml:space="preserve">store223@dutyfreeamericas.com (other address)</w:t>
+            <w:shd w:fill="EAF1F8" w:color="auto" w:val="clear"/>
+            <w:tcMar>
+              <w:top w:type="dxa" w:w="50"/>
+              <w:left w:type="dxa" w:w="70"/>
+              <w:bottom w:type="dxa" w:w="50"/>
+              <w:right w:type="dxa" w:w="70"/>
+            </w:tcMar>
+          </w:tcPr>
+          <w:p>
+            <w:r>
+              <w:rPr>
+                <w:rFonts w:ascii="Arial" w:cs="Arial" w:eastAsia="Arial" w:hAnsi="Arial"/>
+                <w:b w:val="false"/>
+                <w:bCs w:val="false"/>
+                <w:color w:val="1A1A1A"/>
+                <w:sz w:val="15"/>
+                <w:szCs w:val="15"/>
+              </w:rPr>
+              <w:t xml:space="preserve">info@srperrott.com (role inbox)</w:t>
             </w:r>
           </w:p>
         </w:tc>
         <w:tc>
           <w:tcPr>
             <w:tcW w:type="dxa" w:w="1500"/>
+            <w:shd w:fill="EAF1F8" w:color="auto" w:val="clear"/>
             <w:tcMar>
               <w:top w:type="dxa" w:w="50"/>
               <w:left w:type="dxa" w:w="70"/>
@@ -3889,30 +3919,32 @@
         <w:tc>
           <w:tcPr>
             <w:tcW w:type="dxa" w:w="2550"/>
-            <w:tcMar>
-              <w:top w:type="dxa" w:w="50"/>
-              <w:left w:type="dxa" w:w="70"/>
-              <w:bottom w:type="dxa" w:w="50"/>
-              <w:right w:type="dxa" w:w="70"/>
-            </w:tcMar>
-          </w:tcPr>
-          <w:p>
-            <w:r>
-              <w:rPr>
-                <w:rFonts w:ascii="Arial" w:cs="Arial" w:eastAsia="Arial" w:hAnsi="Arial"/>
-                <w:b w:val="false"/>
-                <w:bCs w:val="false"/>
-                <w:color w:val="1A1A1A"/>
-                <w:sz w:val="15"/>
-                <w:szCs w:val="15"/>
-              </w:rPr>
-              <w:t xml:space="preserve">Tier A · named decision maker; contact sourced on a dated line</w:t>
+            <w:shd w:fill="EAF1F8" w:color="auto" w:val="clear"/>
+            <w:tcMar>
+              <w:top w:type="dxa" w:w="50"/>
+              <w:left w:type="dxa" w:w="70"/>
+              <w:bottom w:type="dxa" w:w="50"/>
+              <w:right w:type="dxa" w:w="70"/>
+            </w:tcMar>
+          </w:tcPr>
+          <w:p>
+            <w:r>
+              <w:rPr>
+                <w:rFonts w:ascii="Arial" w:cs="Arial" w:eastAsia="Arial" w:hAnsi="Arial"/>
+                <w:b w:val="false"/>
+                <w:bCs w:val="false"/>
+                <w:color w:val="1A1A1A"/>
+                <w:sz w:val="15"/>
+                <w:szCs w:val="15"/>
+              </w:rPr>
+              <w:t xml:space="preserve">Verified callable (Core BD Report) · Tier A · contact observed on a dated read</w:t>
             </w:r>
           </w:p>
         </w:tc>
         <w:tc>
           <w:tcPr>
             <w:tcW w:type="dxa" w:w="1700"/>
+            <w:shd w:fill="EAF1F8" w:color="auto" w:val="clear"/>
             <w:tcMar>
               <w:top w:type="dxa" w:w="50"/>
               <w:left w:type="dxa" w:w="70"/>
@@ -3942,6 +3974,7 @@
         <w:tc>
           <w:tcPr>
             <w:tcW w:type="dxa" w:w="400"/>
+            <w:shd w:fill="EAF1F8" w:color="auto" w:val="clear"/>
             <w:tcMar>
               <w:top w:type="dxa" w:w="50"/>
               <w:left w:type="dxa" w:w="70"/>
@@ -3966,102 +3999,107 @@
         <w:tc>
           <w:tcPr>
             <w:tcW w:type="dxa" w:w="1900"/>
-            <w:tcMar>
-              <w:top w:type="dxa" w:w="50"/>
-              <w:left w:type="dxa" w:w="70"/>
-              <w:bottom w:type="dxa" w:w="50"/>
-              <w:right w:type="dxa" w:w="70"/>
-            </w:tcMar>
-          </w:tcPr>
-          <w:p>
-            <w:r>
-              <w:rPr>
-                <w:rFonts w:ascii="Arial" w:cs="Arial" w:eastAsia="Arial" w:hAnsi="Arial"/>
-                <w:b w:val="false"/>
-                <w:bCs w:val="false"/>
-                <w:color w:val="1A1A1A"/>
-                <w:sz w:val="15"/>
-                <w:szCs w:val="15"/>
-              </w:rPr>
-              <w:t xml:space="preserve">Sunshine Gasoline Distributors · Doral</w:t>
+            <w:shd w:fill="EAF1F8" w:color="auto" w:val="clear"/>
+            <w:tcMar>
+              <w:top w:type="dxa" w:w="50"/>
+              <w:left w:type="dxa" w:w="70"/>
+              <w:bottom w:type="dxa" w:w="50"/>
+              <w:right w:type="dxa" w:w="70"/>
+            </w:tcMar>
+          </w:tcPr>
+          <w:p>
+            <w:r>
+              <w:rPr>
+                <w:rFonts w:ascii="Arial" w:cs="Arial" w:eastAsia="Arial" w:hAnsi="Arial"/>
+                <w:b w:val="false"/>
+                <w:bCs w:val="false"/>
+                <w:color w:val="1A1A1A"/>
+                <w:sz w:val="15"/>
+                <w:szCs w:val="15"/>
+              </w:rPr>
+              <w:t xml:space="preserve">Sally Dark Rides · Jacksonville</w:t>
             </w:r>
           </w:p>
         </w:tc>
         <w:tc>
           <w:tcPr>
             <w:tcW w:type="dxa" w:w="2000"/>
-            <w:tcMar>
-              <w:top w:type="dxa" w:w="50"/>
-              <w:left w:type="dxa" w:w="70"/>
-              <w:bottom w:type="dxa" w:w="50"/>
-              <w:right w:type="dxa" w:w="70"/>
-            </w:tcMar>
-          </w:tcPr>
-          <w:p>
-            <w:r>
-              <w:rPr>
-                <w:rFonts w:ascii="Arial" w:cs="Arial" w:eastAsia="Arial" w:hAnsi="Arial"/>
-                <w:b w:val="false"/>
-                <w:bCs w:val="false"/>
-                <w:color w:val="1A1A1A"/>
-                <w:sz w:val="15"/>
-                <w:szCs w:val="15"/>
-              </w:rPr>
-              <w:t xml:space="preserve">Maximo Alvarez Founder &amp; President</w:t>
+            <w:shd w:fill="EAF1F8" w:color="auto" w:val="clear"/>
+            <w:tcMar>
+              <w:top w:type="dxa" w:w="50"/>
+              <w:left w:type="dxa" w:w="70"/>
+              <w:bottom w:type="dxa" w:w="50"/>
+              <w:right w:type="dxa" w:w="70"/>
+            </w:tcMar>
+          </w:tcPr>
+          <w:p>
+            <w:r>
+              <w:rPr>
+                <w:rFonts w:ascii="Arial" w:cs="Arial" w:eastAsia="Arial" w:hAnsi="Arial"/>
+                <w:b w:val="false"/>
+                <w:bCs w:val="false"/>
+                <w:color w:val="1A1A1A"/>
+                <w:sz w:val="15"/>
+                <w:szCs w:val="15"/>
+              </w:rPr>
+              <w:t xml:space="preserve">John Wood Chairman &amp; President (co-founder, 1977); Rolf Paegert, CEO</w:t>
             </w:r>
           </w:p>
         </w:tc>
         <w:tc>
           <w:tcPr>
             <w:tcW w:type="dxa" w:w="1250"/>
-            <w:tcMar>
-              <w:top w:type="dxa" w:w="50"/>
-              <w:left w:type="dxa" w:w="70"/>
-              <w:bottom w:type="dxa" w:w="50"/>
-              <w:right w:type="dxa" w:w="70"/>
-            </w:tcMar>
-          </w:tcPr>
-          <w:p>
-            <w:r>
-              <w:rPr>
-                <w:rFonts w:ascii="Arial" w:cs="Arial" w:eastAsia="Arial" w:hAnsi="Arial"/>
-                <w:b w:val="false"/>
-                <w:bCs w:val="false"/>
-                <w:color w:val="1A1A1A"/>
-                <w:sz w:val="15"/>
-                <w:szCs w:val="15"/>
-              </w:rPr>
-              <w:t xml:space="preserve">305-599-1300</w:t>
+            <w:shd w:fill="EAF1F8" w:color="auto" w:val="clear"/>
+            <w:tcMar>
+              <w:top w:type="dxa" w:w="50"/>
+              <w:left w:type="dxa" w:w="70"/>
+              <w:bottom w:type="dxa" w:w="50"/>
+              <w:right w:type="dxa" w:w="70"/>
+            </w:tcMar>
+          </w:tcPr>
+          <w:p>
+            <w:r>
+              <w:rPr>
+                <w:rFonts w:ascii="Arial" w:cs="Arial" w:eastAsia="Arial" w:hAnsi="Arial"/>
+                <w:b w:val="false"/>
+                <w:bCs w:val="false"/>
+                <w:color w:val="1A1A1A"/>
+                <w:sz w:val="15"/>
+                <w:szCs w:val="15"/>
+              </w:rPr>
+              <w:t xml:space="preserve">(904) 355-7100</w:t>
             </w:r>
           </w:p>
         </w:tc>
         <w:tc>
           <w:tcPr>
             <w:tcW w:type="dxa" w:w="2100"/>
-            <w:tcMar>
-              <w:top w:type="dxa" w:w="50"/>
-              <w:left w:type="dxa" w:w="70"/>
-              <w:bottom w:type="dxa" w:w="50"/>
-              <w:right w:type="dxa" w:w="70"/>
-            </w:tcMar>
-          </w:tcPr>
-          <w:p>
-            <w:r>
-              <w:rPr>
-                <w:rFonts w:ascii="Arial" w:cs="Arial" w:eastAsia="Arial" w:hAnsi="Arial"/>
-                <w:b w:val="false"/>
-                <w:bCs w:val="false"/>
-                <w:color w:val="1A1A1A"/>
-                <w:sz w:val="15"/>
-                <w:szCs w:val="15"/>
-              </w:rPr>
-              <w:t xml:space="preserve">—</w:t>
+            <w:shd w:fill="EAF1F8" w:color="auto" w:val="clear"/>
+            <w:tcMar>
+              <w:top w:type="dxa" w:w="50"/>
+              <w:left w:type="dxa" w:w="70"/>
+              <w:bottom w:type="dxa" w:w="50"/>
+              <w:right w:type="dxa" w:w="70"/>
+            </w:tcMar>
+          </w:tcPr>
+          <w:p>
+            <w:r>
+              <w:rPr>
+                <w:rFonts w:ascii="Arial" w:cs="Arial" w:eastAsia="Arial" w:hAnsi="Arial"/>
+                <w:b w:val="false"/>
+                <w:bCs w:val="false"/>
+                <w:color w:val="1A1A1A"/>
+                <w:sz w:val="15"/>
+                <w:szCs w:val="15"/>
+              </w:rPr>
+              <w:t xml:space="preserve">lweaver@sallydarkrides.com (other address)</w:t>
             </w:r>
           </w:p>
         </w:tc>
         <w:tc>
           <w:tcPr>
             <w:tcW w:type="dxa" w:w="1500"/>
+            <w:shd w:fill="EAF1F8" w:color="auto" w:val="clear"/>
             <w:tcMar>
               <w:top w:type="dxa" w:w="50"/>
               <w:left w:type="dxa" w:w="70"/>
@@ -4086,30 +4124,32 @@
         <w:tc>
           <w:tcPr>
             <w:tcW w:type="dxa" w:w="2550"/>
-            <w:tcMar>
-              <w:top w:type="dxa" w:w="50"/>
-              <w:left w:type="dxa" w:w="70"/>
-              <w:bottom w:type="dxa" w:w="50"/>
-              <w:right w:type="dxa" w:w="70"/>
-            </w:tcMar>
-          </w:tcPr>
-          <w:p>
-            <w:r>
-              <w:rPr>
-                <w:rFonts w:ascii="Arial" w:cs="Arial" w:eastAsia="Arial" w:hAnsi="Arial"/>
-                <w:b w:val="false"/>
-                <w:bCs w:val="false"/>
-                <w:color w:val="1A1A1A"/>
-                <w:sz w:val="15"/>
-                <w:szCs w:val="15"/>
-              </w:rPr>
-              <w:t xml:space="preserve">Tier A · named decision maker; contact sourced on a dated line</w:t>
+            <w:shd w:fill="EAF1F8" w:color="auto" w:val="clear"/>
+            <w:tcMar>
+              <w:top w:type="dxa" w:w="50"/>
+              <w:left w:type="dxa" w:w="70"/>
+              <w:bottom w:type="dxa" w:w="50"/>
+              <w:right w:type="dxa" w:w="70"/>
+            </w:tcMar>
+          </w:tcPr>
+          <w:p>
+            <w:r>
+              <w:rPr>
+                <w:rFonts w:ascii="Arial" w:cs="Arial" w:eastAsia="Arial" w:hAnsi="Arial"/>
+                <w:b w:val="false"/>
+                <w:bCs w:val="false"/>
+                <w:color w:val="1A1A1A"/>
+                <w:sz w:val="15"/>
+                <w:szCs w:val="15"/>
+              </w:rPr>
+              <w:t xml:space="preserve">Verified callable (Core BD Report) · Tier A · contact observed on a dated read</w:t>
             </w:r>
           </w:p>
         </w:tc>
         <w:tc>
           <w:tcPr>
             <w:tcW w:type="dxa" w:w="1700"/>
+            <w:shd w:fill="EAF1F8" w:color="auto" w:val="clear"/>
             <w:tcMar>
               <w:top w:type="dxa" w:w="50"/>
               <w:left w:type="dxa" w:w="70"/>
@@ -4139,6 +4179,7 @@
         <w:tc>
           <w:tcPr>
             <w:tcW w:type="dxa" w:w="400"/>
+            <w:shd w:fill="EAF1F8" w:color="auto" w:val="clear"/>
             <w:tcMar>
               <w:top w:type="dxa" w:w="50"/>
               <w:left w:type="dxa" w:w="70"/>
@@ -4163,150 +4204,157 @@
         <w:tc>
           <w:tcPr>
             <w:tcW w:type="dxa" w:w="1900"/>
-            <w:tcMar>
-              <w:top w:type="dxa" w:w="50"/>
-              <w:left w:type="dxa" w:w="70"/>
-              <w:bottom w:type="dxa" w:w="50"/>
-              <w:right w:type="dxa" w:w="70"/>
-            </w:tcMar>
-          </w:tcPr>
-          <w:p>
-            <w:r>
-              <w:rPr>
-                <w:rFonts w:ascii="Arial" w:cs="Arial" w:eastAsia="Arial" w:hAnsi="Arial"/>
-                <w:b w:val="false"/>
-                <w:bCs w:val="false"/>
-                <w:color w:val="1A1A1A"/>
-                <w:sz w:val="15"/>
-                <w:szCs w:val="15"/>
-              </w:rPr>
-              <w:t xml:space="preserve">Lipman Family Farms · Immokalee</w:t>
+            <w:shd w:fill="EAF1F8" w:color="auto" w:val="clear"/>
+            <w:tcMar>
+              <w:top w:type="dxa" w:w="50"/>
+              <w:left w:type="dxa" w:w="70"/>
+              <w:bottom w:type="dxa" w:w="50"/>
+              <w:right w:type="dxa" w:w="70"/>
+            </w:tcMar>
+          </w:tcPr>
+          <w:p>
+            <w:r>
+              <w:rPr>
+                <w:rFonts w:ascii="Arial" w:cs="Arial" w:eastAsia="Arial" w:hAnsi="Arial"/>
+                <w:b w:val="false"/>
+                <w:bCs w:val="false"/>
+                <w:color w:val="1A1A1A"/>
+                <w:sz w:val="15"/>
+                <w:szCs w:val="15"/>
+              </w:rPr>
+              <w:t xml:space="preserve">American Coolair · Jacksonville</w:t>
             </w:r>
           </w:p>
         </w:tc>
         <w:tc>
           <w:tcPr>
             <w:tcW w:type="dxa" w:w="2000"/>
-            <w:tcMar>
-              <w:top w:type="dxa" w:w="50"/>
-              <w:left w:type="dxa" w:w="70"/>
-              <w:bottom w:type="dxa" w:w="50"/>
-              <w:right w:type="dxa" w:w="70"/>
-            </w:tcMar>
-          </w:tcPr>
-          <w:p>
-            <w:r>
-              <w:rPr>
-                <w:rFonts w:ascii="Arial" w:cs="Arial" w:eastAsia="Arial" w:hAnsi="Arial"/>
-                <w:b w:val="false"/>
-                <w:bCs w:val="false"/>
-                <w:color w:val="1A1A1A"/>
-                <w:sz w:val="15"/>
-                <w:szCs w:val="15"/>
-              </w:rPr>
-              <w:t xml:space="preserve">Elyse Lipman CEO (4th gen, since 2023)</w:t>
+            <w:shd w:fill="EAF1F8" w:color="auto" w:val="clear"/>
+            <w:tcMar>
+              <w:top w:type="dxa" w:w="50"/>
+              <w:left w:type="dxa" w:w="70"/>
+              <w:bottom w:type="dxa" w:w="50"/>
+              <w:right w:type="dxa" w:w="70"/>
+            </w:tcMar>
+          </w:tcPr>
+          <w:p>
+            <w:r>
+              <w:rPr>
+                <w:rFonts w:ascii="Arial" w:cs="Arial" w:eastAsia="Arial" w:hAnsi="Arial"/>
+                <w:b w:val="false"/>
+                <w:bCs w:val="false"/>
+                <w:color w:val="1A1A1A"/>
+                <w:sz w:val="15"/>
+                <w:szCs w:val="15"/>
+              </w:rPr>
+              <w:t xml:space="preserve">Harry Graves President (Graves family, 4th generation since 1928)</w:t>
             </w:r>
           </w:p>
         </w:tc>
         <w:tc>
           <w:tcPr>
             <w:tcW w:type="dxa" w:w="1250"/>
-            <w:tcMar>
-              <w:top w:type="dxa" w:w="50"/>
-              <w:left w:type="dxa" w:w="70"/>
-              <w:bottom w:type="dxa" w:w="50"/>
-              <w:right w:type="dxa" w:w="70"/>
-            </w:tcMar>
-          </w:tcPr>
-          <w:p>
-            <w:r>
-              <w:rPr>
-                <w:rFonts w:ascii="Arial" w:cs="Arial" w:eastAsia="Arial" w:hAnsi="Arial"/>
-                <w:b w:val="false"/>
-                <w:bCs w:val="false"/>
-                <w:color w:val="1A1A1A"/>
-                <w:sz w:val="15"/>
-                <w:szCs w:val="15"/>
-              </w:rPr>
-              <w:t xml:space="preserve">239.657.4421</w:t>
+            <w:shd w:fill="EAF1F8" w:color="auto" w:val="clear"/>
+            <w:tcMar>
+              <w:top w:type="dxa" w:w="50"/>
+              <w:left w:type="dxa" w:w="70"/>
+              <w:bottom w:type="dxa" w:w="50"/>
+              <w:right w:type="dxa" w:w="70"/>
+            </w:tcMar>
+          </w:tcPr>
+          <w:p>
+            <w:r>
+              <w:rPr>
+                <w:rFonts w:ascii="Arial" w:cs="Arial" w:eastAsia="Arial" w:hAnsi="Arial"/>
+                <w:b w:val="false"/>
+                <w:bCs w:val="false"/>
+                <w:color w:val="1A1A1A"/>
+                <w:sz w:val="15"/>
+                <w:szCs w:val="15"/>
+              </w:rPr>
+              <w:t xml:space="preserve">(904) 389-3646</w:t>
             </w:r>
           </w:p>
         </w:tc>
         <w:tc>
           <w:tcPr>
             <w:tcW w:type="dxa" w:w="2100"/>
-            <w:tcMar>
-              <w:top w:type="dxa" w:w="50"/>
-              <w:left w:type="dxa" w:w="70"/>
-              <w:bottom w:type="dxa" w:w="50"/>
-              <w:right w:type="dxa" w:w="70"/>
-            </w:tcMar>
-          </w:tcPr>
-          <w:p>
-            <w:r>
-              <w:rPr>
-                <w:rFonts w:ascii="Arial" w:cs="Arial" w:eastAsia="Arial" w:hAnsi="Arial"/>
-                <w:b w:val="false"/>
-                <w:bCs w:val="false"/>
-                <w:color w:val="1A1A1A"/>
-                <w:sz w:val="15"/>
-                <w:szCs w:val="15"/>
-              </w:rPr>
-              <w:t xml:space="preserve">carriers@lipmanfamilyfarms.com (role inbox)</w:t>
+            <w:shd w:fill="EAF1F8" w:color="auto" w:val="clear"/>
+            <w:tcMar>
+              <w:top w:type="dxa" w:w="50"/>
+              <w:left w:type="dxa" w:w="70"/>
+              <w:bottom w:type="dxa" w:w="50"/>
+              <w:right w:type="dxa" w:w="70"/>
+            </w:tcMar>
+          </w:tcPr>
+          <w:p>
+            <w:r>
+              <w:rPr>
+                <w:rFonts w:ascii="Arial" w:cs="Arial" w:eastAsia="Arial" w:hAnsi="Arial"/>
+                <w:b w:val="false"/>
+                <w:bCs w:val="false"/>
+                <w:color w:val="1A1A1A"/>
+                <w:sz w:val="15"/>
+                <w:szCs w:val="15"/>
+              </w:rPr>
+              <w:t xml:space="preserve">—</w:t>
             </w:r>
           </w:p>
         </w:tc>
         <w:tc>
           <w:tcPr>
             <w:tcW w:type="dxa" w:w="1500"/>
-            <w:tcMar>
-              <w:top w:type="dxa" w:w="50"/>
-              <w:left w:type="dxa" w:w="70"/>
-              <w:bottom w:type="dxa" w:w="50"/>
-              <w:right w:type="dxa" w:w="70"/>
-            </w:tcMar>
-          </w:tcPr>
-          <w:p>
-            <w:r>
-              <w:rPr>
-                <w:rFonts w:ascii="Arial" w:cs="Arial" w:eastAsia="Arial" w:hAnsi="Arial"/>
-                <w:b w:val="false"/>
-                <w:bCs w:val="false"/>
-                <w:color w:val="1A1A1A"/>
-                <w:sz w:val="15"/>
-                <w:szCs w:val="15"/>
-              </w:rPr>
-              <w:t xml:space="preserve">Acquisitions · Blind</w:t>
+            <w:shd w:fill="EAF1F8" w:color="auto" w:val="clear"/>
+            <w:tcMar>
+              <w:top w:type="dxa" w:w="50"/>
+              <w:left w:type="dxa" w:w="70"/>
+              <w:bottom w:type="dxa" w:w="50"/>
+              <w:right w:type="dxa" w:w="70"/>
+            </w:tcMar>
+          </w:tcPr>
+          <w:p>
+            <w:r>
+              <w:rPr>
+                <w:rFonts w:ascii="Arial" w:cs="Arial" w:eastAsia="Arial" w:hAnsi="Arial"/>
+                <w:b w:val="false"/>
+                <w:bCs w:val="false"/>
+                <w:color w:val="1A1A1A"/>
+                <w:sz w:val="15"/>
+                <w:szCs w:val="15"/>
+              </w:rPr>
+              <w:t xml:space="preserve">None (fit by tier) · Blind</w:t>
             </w:r>
           </w:p>
         </w:tc>
         <w:tc>
           <w:tcPr>
             <w:tcW w:type="dxa" w:w="2550"/>
-            <w:tcMar>
-              <w:top w:type="dxa" w:w="50"/>
-              <w:left w:type="dxa" w:w="70"/>
-              <w:bottom w:type="dxa" w:w="50"/>
-              <w:right w:type="dxa" w:w="70"/>
-            </w:tcMar>
-          </w:tcPr>
-          <w:p>
-            <w:r>
-              <w:rPr>
-                <w:rFonts w:ascii="Arial" w:cs="Arial" w:eastAsia="Arial" w:hAnsi="Arial"/>
-                <w:b w:val="false"/>
-                <w:bCs w:val="false"/>
-                <w:color w:val="1A1A1A"/>
-                <w:sz w:val="15"/>
-                <w:szCs w:val="15"/>
-              </w:rPr>
-              <w:t xml:space="preserve">Tier A · Acquisitions · named decision maker; contact sourced on a dated line</w:t>
+            <w:shd w:fill="EAF1F8" w:color="auto" w:val="clear"/>
+            <w:tcMar>
+              <w:top w:type="dxa" w:w="50"/>
+              <w:left w:type="dxa" w:w="70"/>
+              <w:bottom w:type="dxa" w:w="50"/>
+              <w:right w:type="dxa" w:w="70"/>
+            </w:tcMar>
+          </w:tcPr>
+          <w:p>
+            <w:r>
+              <w:rPr>
+                <w:rFonts w:ascii="Arial" w:cs="Arial" w:eastAsia="Arial" w:hAnsi="Arial"/>
+                <w:b w:val="false"/>
+                <w:bCs w:val="false"/>
+                <w:color w:val="1A1A1A"/>
+                <w:sz w:val="15"/>
+                <w:szCs w:val="15"/>
+              </w:rPr>
+              <w:t xml:space="preserve">Verified callable (Core BD Report) · Tier A · contact observed on a dated read</w:t>
             </w:r>
           </w:p>
         </w:tc>
         <w:tc>
           <w:tcPr>
             <w:tcW w:type="dxa" w:w="1700"/>
+            <w:shd w:fill="EAF1F8" w:color="auto" w:val="clear"/>
             <w:tcMar>
               <w:top w:type="dxa" w:w="50"/>
               <w:left w:type="dxa" w:w="70"/>
@@ -4336,6 +4384,7 @@
         <w:tc>
           <w:tcPr>
             <w:tcW w:type="dxa" w:w="400"/>
+            <w:shd w:fill="EAF1F8" w:color="auto" w:val="clear"/>
             <w:tcMar>
               <w:top w:type="dxa" w:w="50"/>
               <w:left w:type="dxa" w:w="70"/>
@@ -4360,102 +4409,107 @@
         <w:tc>
           <w:tcPr>
             <w:tcW w:type="dxa" w:w="1900"/>
-            <w:tcMar>
-              <w:top w:type="dxa" w:w="50"/>
-              <w:left w:type="dxa" w:w="70"/>
-              <w:bottom w:type="dxa" w:w="50"/>
-              <w:right w:type="dxa" w:w="70"/>
-            </w:tcMar>
-          </w:tcPr>
-          <w:p>
-            <w:r>
-              <w:rPr>
-                <w:rFonts w:ascii="Arial" w:cs="Arial" w:eastAsia="Arial" w:hAnsi="Arial"/>
-                <w:b w:val="false"/>
-                <w:bCs w:val="false"/>
-                <w:color w:val="1A1A1A"/>
-                <w:sz w:val="15"/>
-                <w:szCs w:val="15"/>
-              </w:rPr>
-              <w:t xml:space="preserve">Milam’s Markets · Miami</w:t>
+            <w:shd w:fill="EAF1F8" w:color="auto" w:val="clear"/>
+            <w:tcMar>
+              <w:top w:type="dxa" w:w="50"/>
+              <w:left w:type="dxa" w:w="70"/>
+              <w:bottom w:type="dxa" w:w="50"/>
+              <w:right w:type="dxa" w:w="70"/>
+            </w:tcMar>
+          </w:tcPr>
+          <w:p>
+            <w:r>
+              <w:rPr>
+                <w:rFonts w:ascii="Arial" w:cs="Arial" w:eastAsia="Arial" w:hAnsi="Arial"/>
+                <w:b w:val="false"/>
+                <w:bCs w:val="false"/>
+                <w:color w:val="1A1A1A"/>
+                <w:sz w:val="15"/>
+                <w:szCs w:val="15"/>
+              </w:rPr>
+              <w:t xml:space="preserve">Kelly Tractor Co. · Miami</w:t>
             </w:r>
           </w:p>
         </w:tc>
         <w:tc>
           <w:tcPr>
             <w:tcW w:type="dxa" w:w="2000"/>
-            <w:tcMar>
-              <w:top w:type="dxa" w:w="50"/>
-              <w:left w:type="dxa" w:w="70"/>
-              <w:bottom w:type="dxa" w:w="50"/>
-              <w:right w:type="dxa" w:w="70"/>
-            </w:tcMar>
-          </w:tcPr>
-          <w:p>
-            <w:r>
-              <w:rPr>
-                <w:rFonts w:ascii="Arial" w:cs="Arial" w:eastAsia="Arial" w:hAnsi="Arial"/>
-                <w:b w:val="false"/>
-                <w:bCs w:val="false"/>
-                <w:color w:val="1A1A1A"/>
-                <w:sz w:val="15"/>
-                <w:szCs w:val="15"/>
-              </w:rPr>
-              <w:t xml:space="preserve">Max Milam CEO; Mike Milam, President (per 2025 Shelby Report; Allen Milam, co-fo</w:t>
+            <w:shd w:fill="EAF1F8" w:color="auto" w:val="clear"/>
+            <w:tcMar>
+              <w:top w:type="dxa" w:w="50"/>
+              <w:left w:type="dxa" w:w="70"/>
+              <w:bottom w:type="dxa" w:w="50"/>
+              <w:right w:type="dxa" w:w="70"/>
+            </w:tcMar>
+          </w:tcPr>
+          <w:p>
+            <w:r>
+              <w:rPr>
+                <w:rFonts w:ascii="Arial" w:cs="Arial" w:eastAsia="Arial" w:hAnsi="Arial"/>
+                <w:b w:val="false"/>
+                <w:bCs w:val="false"/>
+                <w:color w:val="1A1A1A"/>
+                <w:sz w:val="15"/>
+                <w:szCs w:val="15"/>
+              </w:rPr>
+              <w:t xml:space="preserve">Chris Kelly President (named 2022, per company site read 2026-10-29)</w:t>
             </w:r>
           </w:p>
         </w:tc>
         <w:tc>
           <w:tcPr>
             <w:tcW w:type="dxa" w:w="1250"/>
-            <w:tcMar>
-              <w:top w:type="dxa" w:w="50"/>
-              <w:left w:type="dxa" w:w="70"/>
-              <w:bottom w:type="dxa" w:w="50"/>
-              <w:right w:type="dxa" w:w="70"/>
-            </w:tcMar>
-          </w:tcPr>
-          <w:p>
-            <w:r>
-              <w:rPr>
-                <w:rFonts w:ascii="Arial" w:cs="Arial" w:eastAsia="Arial" w:hAnsi="Arial"/>
-                <w:b w:val="false"/>
-                <w:bCs w:val="false"/>
-                <w:color w:val="1A1A1A"/>
-                <w:sz w:val="15"/>
-                <w:szCs w:val="15"/>
-              </w:rPr>
-              <w:t xml:space="preserve">305-945-1890</w:t>
+            <w:shd w:fill="EAF1F8" w:color="auto" w:val="clear"/>
+            <w:tcMar>
+              <w:top w:type="dxa" w:w="50"/>
+              <w:left w:type="dxa" w:w="70"/>
+              <w:bottom w:type="dxa" w:w="50"/>
+              <w:right w:type="dxa" w:w="70"/>
+            </w:tcMar>
+          </w:tcPr>
+          <w:p>
+            <w:r>
+              <w:rPr>
+                <w:rFonts w:ascii="Arial" w:cs="Arial" w:eastAsia="Arial" w:hAnsi="Arial"/>
+                <w:b w:val="false"/>
+                <w:bCs w:val="false"/>
+                <w:color w:val="1A1A1A"/>
+                <w:sz w:val="15"/>
+                <w:szCs w:val="15"/>
+              </w:rPr>
+              <w:t xml:space="preserve">(305) 592-5360</w:t>
             </w:r>
           </w:p>
         </w:tc>
         <w:tc>
           <w:tcPr>
             <w:tcW w:type="dxa" w:w="2100"/>
-            <w:tcMar>
-              <w:top w:type="dxa" w:w="50"/>
-              <w:left w:type="dxa" w:w="70"/>
-              <w:bottom w:type="dxa" w:w="50"/>
-              <w:right w:type="dxa" w:w="70"/>
-            </w:tcMar>
-          </w:tcPr>
-          <w:p>
-            <w:r>
-              <w:rPr>
-                <w:rFonts w:ascii="Arial" w:cs="Arial" w:eastAsia="Arial" w:hAnsi="Arial"/>
-                <w:b w:val="false"/>
-                <w:bCs w:val="false"/>
-                <w:color w:val="1A1A1A"/>
-                <w:sz w:val="15"/>
-                <w:szCs w:val="15"/>
-              </w:rPr>
-              <w:t xml:space="preserve">—</w:t>
+            <w:shd w:fill="EAF1F8" w:color="auto" w:val="clear"/>
+            <w:tcMar>
+              <w:top w:type="dxa" w:w="50"/>
+              <w:left w:type="dxa" w:w="70"/>
+              <w:bottom w:type="dxa" w:w="50"/>
+              <w:right w:type="dxa" w:w="70"/>
+            </w:tcMar>
+          </w:tcPr>
+          <w:p>
+            <w:r>
+              <w:rPr>
+                <w:rFonts w:ascii="Arial" w:cs="Arial" w:eastAsia="Arial" w:hAnsi="Arial"/>
+                <w:b w:val="false"/>
+                <w:bCs w:val="false"/>
+                <w:color w:val="1A1A1A"/>
+                <w:sz w:val="15"/>
+                <w:szCs w:val="15"/>
+              </w:rPr>
+              <w:t xml:space="preserve">dino_riggio@kellytractor.com (role inbox)</w:t>
             </w:r>
           </w:p>
         </w:tc>
         <w:tc>
           <w:tcPr>
             <w:tcW w:type="dxa" w:w="1500"/>
+            <w:shd w:fill="EAF1F8" w:color="auto" w:val="clear"/>
             <w:tcMar>
               <w:top w:type="dxa" w:w="50"/>
               <w:left w:type="dxa" w:w="70"/>
@@ -4480,30 +4534,32 @@
         <w:tc>
           <w:tcPr>
             <w:tcW w:type="dxa" w:w="2550"/>
-            <w:tcMar>
-              <w:top w:type="dxa" w:w="50"/>
-              <w:left w:type="dxa" w:w="70"/>
-              <w:bottom w:type="dxa" w:w="50"/>
-              <w:right w:type="dxa" w:w="70"/>
-            </w:tcMar>
-          </w:tcPr>
-          <w:p>
-            <w:r>
-              <w:rPr>
-                <w:rFonts w:ascii="Arial" w:cs="Arial" w:eastAsia="Arial" w:hAnsi="Arial"/>
-                <w:b w:val="false"/>
-                <w:bCs w:val="false"/>
-                <w:color w:val="1A1A1A"/>
-                <w:sz w:val="15"/>
-                <w:szCs w:val="15"/>
-              </w:rPr>
-              <w:t xml:space="preserve">Tier A · named decision maker; contact sourced on a dated line</w:t>
+            <w:shd w:fill="EAF1F8" w:color="auto" w:val="clear"/>
+            <w:tcMar>
+              <w:top w:type="dxa" w:w="50"/>
+              <w:left w:type="dxa" w:w="70"/>
+              <w:bottom w:type="dxa" w:w="50"/>
+              <w:right w:type="dxa" w:w="70"/>
+            </w:tcMar>
+          </w:tcPr>
+          <w:p>
+            <w:r>
+              <w:rPr>
+                <w:rFonts w:ascii="Arial" w:cs="Arial" w:eastAsia="Arial" w:hAnsi="Arial"/>
+                <w:b w:val="false"/>
+                <w:bCs w:val="false"/>
+                <w:color w:val="1A1A1A"/>
+                <w:sz w:val="15"/>
+                <w:szCs w:val="15"/>
+              </w:rPr>
+              <w:t xml:space="preserve">Verified callable (Core BD Report) · Tier A · contact observed on a dated read</w:t>
             </w:r>
           </w:p>
         </w:tc>
         <w:tc>
           <w:tcPr>
             <w:tcW w:type="dxa" w:w="1700"/>
+            <w:shd w:fill="EAF1F8" w:color="auto" w:val="clear"/>
             <w:tcMar>
               <w:top w:type="dxa" w:w="50"/>
               <w:left w:type="dxa" w:w="70"/>
@@ -4574,7 +4630,7 @@
                 <w:sz w:val="15"/>
                 <w:szCs w:val="15"/>
               </w:rPr>
-              <w:t xml:space="preserve">Schwend, Inc. · Dade City</w:t>
+              <w:t xml:space="preserve">Martinez Distributors · Doral</w:t>
             </w:r>
           </w:p>
         </w:tc>
@@ -4598,7 +4654,7 @@
                 <w:sz w:val="15"/>
                 <w:szCs w:val="15"/>
               </w:rPr>
-              <w:t xml:space="preserve">Jeffrey Schwend, President (legal officer, Florida register)</w:t>
+              <w:t xml:space="preserve">Fabian J. Martinez President (VP: Marta I. Martinez)</w:t>
             </w:r>
           </w:p>
         </w:tc>
@@ -4622,7 +4678,7 @@
                 <w:sz w:val="15"/>
                 <w:szCs w:val="15"/>
               </w:rPr>
-              <w:t xml:space="preserve">423-896-1014</w:t>
+              <w:t xml:space="preserve">(305) 882-8282</w:t>
             </w:r>
           </w:p>
         </w:tc>
@@ -4646,7 +4702,7 @@
                 <w:sz w:val="15"/>
                 <w:szCs w:val="15"/>
               </w:rPr>
-              <w:t xml:space="preserve">—</w:t>
+              <w:t xml:space="preserve">info@mdist.us (role inbox)</w:t>
             </w:r>
           </w:p>
         </w:tc>
@@ -4694,7 +4750,7 @@
                 <w:sz w:val="15"/>
                 <w:szCs w:val="15"/>
               </w:rPr>
-              <w:t xml:space="preserve">Tier A · named decision maker; contact sourced on a dated line</w:t>
+              <w:t xml:space="preserve">Tier A · contact observed on a dated read</w:t>
             </w:r>
           </w:p>
         </w:tc>
@@ -4771,7 +4827,7 @@
                 <w:sz w:val="15"/>
                 <w:szCs w:val="15"/>
               </w:rPr>
-              <w:t xml:space="preserve">Palm Medical Centers</w:t>
+              <w:t xml:space="preserve">Sintavia · Hollywood</w:t>
             </w:r>
           </w:p>
         </w:tc>
@@ -4795,7 +4851,7 @@
                 <w:sz w:val="15"/>
                 <w:szCs w:val="15"/>
               </w:rPr>
-              <w:t xml:space="preserve">Jim McHugh, Chief Financial Officer (Src: page · 2026-10-30)</w:t>
+              <w:t xml:space="preserve">Brian Neff, Founder</w:t>
             </w:r>
           </w:p>
         </w:tc>
@@ -4819,7 +4875,7 @@
                 <w:sz w:val="15"/>
                 <w:szCs w:val="15"/>
               </w:rPr>
-              <w:t xml:space="preserve">(877) 832-2684</w:t>
+              <w:t xml:space="preserve">—</w:t>
             </w:r>
           </w:p>
         </w:tc>
@@ -4843,7 +4899,7 @@
                 <w:sz w:val="15"/>
                 <w:szCs w:val="15"/>
               </w:rPr>
-              <w:t xml:space="preserve">—</w:t>
+              <w:t xml:space="preserve">info@sintavia.com (role inbox)</w:t>
             </w:r>
           </w:p>
         </w:tc>
@@ -4867,7 +4923,7 @@
                 <w:sz w:val="15"/>
                 <w:szCs w:val="15"/>
               </w:rPr>
-              <w:t xml:space="preserve">Fractionals · 2021-10-18</w:t>
+              <w:t xml:space="preserve">None (fit by tier) · Blind</w:t>
             </w:r>
           </w:p>
         </w:tc>
@@ -4891,7 +4947,7 @@
                 <w:sz w:val="15"/>
                 <w:szCs w:val="15"/>
               </w:rPr>
-              <w:t xml:space="preserve">Tier Unverified · Fractionals · dated signal 2021-10-18</w:t>
+              <w:t xml:space="preserve">Tier A · contact observed on a dated read</w:t>
             </w:r>
           </w:p>
         </w:tc>
@@ -4968,7 +5024,7 @@
                 <w:sz w:val="15"/>
                 <w:szCs w:val="15"/>
               </w:rPr>
-              <w:t xml:space="preserve">Altitude Water</w:t>
+              <w:t xml:space="preserve">Monterey Boats · Williston</w:t>
             </w:r>
           </w:p>
         </w:tc>
@@ -4992,7 +5048,7 @@
                 <w:sz w:val="15"/>
                 <w:szCs w:val="15"/>
               </w:rPr>
-              <w:t xml:space="preserve">Branden Riley, COO (Src: page · 2026-10-31)</w:t>
+              <w:t xml:space="preserve">Sanders family Owner-operated</w:t>
             </w:r>
           </w:p>
         </w:tc>
@@ -5016,7 +5072,7 @@
                 <w:sz w:val="15"/>
                 <w:szCs w:val="15"/>
               </w:rPr>
-              <w:t xml:space="preserve">(954) 530-5753</w:t>
+              <w:t xml:space="preserve">352-528-2628</w:t>
             </w:r>
           </w:p>
         </w:tc>
@@ -5040,7 +5096,7 @@
                 <w:sz w:val="15"/>
                 <w:szCs w:val="15"/>
               </w:rPr>
-              <w:t xml:space="preserve">info@altdwater.com (role inbox)</w:t>
+              <w:t xml:space="preserve">sales@montereyboats.com (role inbox)</w:t>
             </w:r>
           </w:p>
         </w:tc>
@@ -5064,7 +5120,7 @@
                 <w:sz w:val="15"/>
                 <w:szCs w:val="15"/>
               </w:rPr>
-              <w:t xml:space="preserve">Fractionals · 2026-08-26</w:t>
+              <w:t xml:space="preserve">None (fit by tier) · Blind</w:t>
             </w:r>
           </w:p>
         </w:tc>
@@ -5088,7 +5144,7 @@
                 <w:sz w:val="15"/>
                 <w:szCs w:val="15"/>
               </w:rPr>
-              <w:t xml:space="preserve">Tier Unverified · Fractionals · dated signal 2026-08-26</w:t>
+              <w:t xml:space="preserve">Tier A · contact observed on a dated read</w:t>
             </w:r>
           </w:p>
         </w:tc>
@@ -5165,7 +5221,7 @@
                 <w:sz w:val="15"/>
                 <w:szCs w:val="15"/>
               </w:rPr>
-              <w:t xml:space="preserve">FreightCenter</w:t>
+              <w:t xml:space="preserve">Duty Free Americas · Hollywood</w:t>
             </w:r>
           </w:p>
         </w:tc>
@@ -5189,7 +5245,7 @@
                 <w:sz w:val="15"/>
                 <w:szCs w:val="15"/>
               </w:rPr>
-              <w:t xml:space="preserve">Matthew Brosious, President (Src: page · read 2026-10-31)</w:t>
+              <w:t xml:space="preserve">Jerome Falic, Director and Chief Executive Officer (legal officer, Florida regis</w:t>
             </w:r>
           </w:p>
         </w:tc>
@@ -5213,7 +5269,7 @@
                 <w:sz w:val="15"/>
                 <w:szCs w:val="15"/>
               </w:rPr>
-              <w:t xml:space="preserve">(800) 716-7608</w:t>
+              <w:t xml:space="preserve">954-575-9200</w:t>
             </w:r>
           </w:p>
         </w:tc>
@@ -5237,7 +5293,7 @@
                 <w:sz w:val="15"/>
                 <w:szCs w:val="15"/>
               </w:rPr>
-              <w:t xml:space="preserve">rewards@freightcenter.com (role inbox)</w:t>
+              <w:t xml:space="preserve">store223@dutyfreeamericas.com (other address)</w:t>
             </w:r>
           </w:p>
         </w:tc>
@@ -5261,7 +5317,7 @@
                 <w:sz w:val="15"/>
                 <w:szCs w:val="15"/>
               </w:rPr>
-              <w:t xml:space="preserve">Acquisitions · 2025-01-08</w:t>
+              <w:t xml:space="preserve">None (fit by tier) · Blind</w:t>
             </w:r>
           </w:p>
         </w:tc>
@@ -5285,7 +5341,7 @@
                 <w:sz w:val="15"/>
                 <w:szCs w:val="15"/>
               </w:rPr>
-              <w:t xml:space="preserve">Tier Unverified · Acquisitions · dated signal 2025-01-08</w:t>
+              <w:t xml:space="preserve">Tier A · contact observed on a dated read</w:t>
             </w:r>
           </w:p>
         </w:tc>
@@ -5362,7 +5418,7 @@
                 <w:sz w:val="15"/>
                 <w:szCs w:val="15"/>
               </w:rPr>
-              <w:t xml:space="preserve">Ring Power (CAT) · St. Augustine</w:t>
+              <w:t xml:space="preserve">Sunshine Gasoline Distributors · Doral</w:t>
             </w:r>
           </w:p>
         </w:tc>
@@ -5386,7 +5442,7 @@
                 <w:sz w:val="15"/>
                 <w:szCs w:val="15"/>
               </w:rPr>
-              <w:t xml:space="preserve">David Alban President &amp; CEO (since Jan 2024; Randal L. Ringhaver, Chairman/owner</w:t>
+              <w:t xml:space="preserve">Maximo Alvarez Founder &amp; President</w:t>
             </w:r>
           </w:p>
         </w:tc>
@@ -5410,7 +5466,7 @@
                 <w:sz w:val="15"/>
                 <w:szCs w:val="15"/>
               </w:rPr>
-              <w:t xml:space="preserve">904-737-7730</w:t>
+              <w:t xml:space="preserve">305-599-1300</w:t>
             </w:r>
           </w:p>
         </w:tc>
@@ -5434,7 +5490,7 @@
                 <w:sz w:val="15"/>
                 <w:szCs w:val="15"/>
               </w:rPr>
-              <w:t xml:space="preserve">info@ringpower.com (role inbox)</w:t>
+              <w:t xml:space="preserve">—</w:t>
             </w:r>
           </w:p>
         </w:tc>
@@ -5482,7 +5538,7 @@
                 <w:sz w:val="15"/>
                 <w:szCs w:val="15"/>
               </w:rPr>
-              <w:t xml:space="preserve">Tier B · named decision maker; contact sourced on a dated line</w:t>
+              <w:t xml:space="preserve">Tier A · contact observed on a dated read</w:t>
             </w:r>
           </w:p>
         </w:tc>
@@ -5559,7 +5615,7 @@
                 <w:sz w:val="15"/>
                 <w:szCs w:val="15"/>
               </w:rPr>
-              <w:t xml:space="preserve">Ed Morse Automotive Group · Delray Beach</w:t>
+              <w:t xml:space="preserve">Lipman Family Farms · Immokalee</w:t>
             </w:r>
           </w:p>
         </w:tc>
@@ -5583,7 +5639,7 @@
                 <w:sz w:val="15"/>
                 <w:szCs w:val="15"/>
               </w:rPr>
-              <w:t xml:space="preserve">Teddy Morse Chairman &amp; CEO (3rd-generation owner)</w:t>
+              <w:t xml:space="preserve">Elyse Lipman CEO (4th gen, since 2023)</w:t>
             </w:r>
           </w:p>
         </w:tc>
@@ -5607,7 +5663,7 @@
                 <w:sz w:val="15"/>
                 <w:szCs w:val="15"/>
               </w:rPr>
-              <w:t xml:space="preserve">(813) 565-0095</w:t>
+              <w:t xml:space="preserve">239.657.4421</w:t>
             </w:r>
           </w:p>
         </w:tc>
@@ -5631,7 +5687,7 @@
                 <w:sz w:val="15"/>
                 <w:szCs w:val="15"/>
               </w:rPr>
-              <w:t xml:space="preserve">—</w:t>
+              <w:t xml:space="preserve">carriers@lipmanfamilyfarms.com (other address)</w:t>
             </w:r>
           </w:p>
         </w:tc>
@@ -5655,7 +5711,7 @@
                 <w:sz w:val="15"/>
                 <w:szCs w:val="15"/>
               </w:rPr>
-              <w:t xml:space="preserve">None (fit by tier) · Blind</w:t>
+              <w:t xml:space="preserve">Acquisitions · Blind</w:t>
             </w:r>
           </w:p>
         </w:tc>
@@ -5679,7 +5735,7 @@
                 <w:sz w:val="15"/>
                 <w:szCs w:val="15"/>
               </w:rPr>
-              <w:t xml:space="preserve">Tier B · named decision maker; contact sourced on a dated line</w:t>
+              <w:t xml:space="preserve">Tier A · Acquisitions · contact observed on a dated read</w:t>
             </w:r>
           </w:p>
         </w:tc>
@@ -5756,7 +5812,7 @@
                 <w:sz w:val="15"/>
                 <w:szCs w:val="15"/>
               </w:rPr>
-              <w:t xml:space="preserve">Rick Case Automotive Group · Sunrise</w:t>
+              <w:t xml:space="preserve">Milam’s Markets · Miami</w:t>
             </w:r>
           </w:p>
         </w:tc>
@@ -5780,7 +5836,7 @@
                 <w:sz w:val="15"/>
                 <w:szCs w:val="15"/>
               </w:rPr>
-              <w:t xml:space="preserve">Rita Case President &amp; CEO (owner; children Ryan and Raquel Case in leadership)</w:t>
+              <w:t xml:space="preserve">Max Milam CEO; Mike Milam, President (per 2025 Shelby Report; Allen Milam, co-fo</w:t>
             </w:r>
           </w:p>
         </w:tc>
@@ -5804,36 +5860,36 @@
                 <w:sz w:val="15"/>
                 <w:szCs w:val="15"/>
               </w:rPr>
+              <w:t xml:space="preserve">305-945-1890</w:t>
+            </w:r>
+          </w:p>
+        </w:tc>
+        <w:tc>
+          <w:tcPr>
+            <w:tcW w:type="dxa" w:w="2100"/>
+            <w:tcMar>
+              <w:top w:type="dxa" w:w="50"/>
+              <w:left w:type="dxa" w:w="70"/>
+              <w:bottom w:type="dxa" w:w="50"/>
+              <w:right w:type="dxa" w:w="70"/>
+            </w:tcMar>
+          </w:tcPr>
+          <w:p>
+            <w:r>
+              <w:rPr>
+                <w:rFonts w:ascii="Arial" w:cs="Arial" w:eastAsia="Arial" w:hAnsi="Arial"/>
+                <w:b w:val="false"/>
+                <w:bCs w:val="false"/>
+                <w:color w:val="1A1A1A"/>
+                <w:sz w:val="15"/>
+                <w:szCs w:val="15"/>
+              </w:rPr>
               <w:t xml:space="preserve">—</w:t>
             </w:r>
           </w:p>
         </w:tc>
         <w:tc>
           <w:tcPr>
-            <w:tcW w:type="dxa" w:w="2100"/>
-            <w:tcMar>
-              <w:top w:type="dxa" w:w="50"/>
-              <w:left w:type="dxa" w:w="70"/>
-              <w:bottom w:type="dxa" w:w="50"/>
-              <w:right w:type="dxa" w:w="70"/>
-            </w:tcMar>
-          </w:tcPr>
-          <w:p>
-            <w:r>
-              <w:rPr>
-                <w:rFonts w:ascii="Arial" w:cs="Arial" w:eastAsia="Arial" w:hAnsi="Arial"/>
-                <w:b w:val="false"/>
-                <w:bCs w:val="false"/>
-                <w:color w:val="1A1A1A"/>
-                <w:sz w:val="15"/>
-                <w:szCs w:val="15"/>
-              </w:rPr>
-              <w:t xml:space="preserve">travislakam@rickcase.com (other address)</w:t>
-            </w:r>
-          </w:p>
-        </w:tc>
-        <w:tc>
-          <w:tcPr>
             <w:tcW w:type="dxa" w:w="1500"/>
             <w:tcMar>
               <w:top w:type="dxa" w:w="50"/>
@@ -5876,7 +5932,7 @@
                 <w:sz w:val="15"/>
                 <w:szCs w:val="15"/>
               </w:rPr>
-              <w:t xml:space="preserve">Tier B · named decision maker; contact sourced on a dated line</w:t>
+              <w:t xml:space="preserve">Tier A · contact observed on a dated read</w:t>
             </w:r>
           </w:p>
         </w:tc>
@@ -5953,7 +6009,7 @@
                 <w:sz w:val="15"/>
                 <w:szCs w:val="15"/>
               </w:rPr>
-              <w:t xml:space="preserve">Suncoast Beverage Sales · Fort Myers</w:t>
+              <w:t xml:space="preserve">Schwend, Inc. · Dade City</w:t>
             </w:r>
           </w:p>
         </w:tc>
@@ -5977,7 +6033,7 @@
                 <w:sz w:val="15"/>
                 <w:szCs w:val="15"/>
               </w:rPr>
-              <w:t xml:space="preserve">Timothy Mitchell, Manager (legal officer, Florida register)</w:t>
+              <w:t xml:space="preserve">Jeffrey Schwend, President (legal officer, Florida register)</w:t>
             </w:r>
           </w:p>
         </w:tc>
@@ -6001,7 +6057,7 @@
                 <w:sz w:val="15"/>
                 <w:szCs w:val="15"/>
               </w:rPr>
-              <w:t xml:space="preserve">239.334.3520</w:t>
+              <w:t xml:space="preserve">423-896-1014</w:t>
             </w:r>
           </w:p>
         </w:tc>
@@ -6073,7 +6129,7 @@
                 <w:sz w:val="15"/>
                 <w:szCs w:val="15"/>
               </w:rPr>
-              <w:t xml:space="preserve">Tier B · named decision maker; contact sourced on a dated line</w:t>
+              <w:t xml:space="preserve">Tier A · contact observed on a dated read</w:t>
             </w:r>
           </w:p>
         </w:tc>
@@ -6150,7 +6206,7 @@
                 <w:sz w:val="15"/>
                 <w:szCs w:val="15"/>
               </w:rPr>
-              <w:t xml:space="preserve">Plasma-Therm · St. Petersburg</w:t>
+              <w:t xml:space="preserve">Palm Medical Centers</w:t>
             </w:r>
           </w:p>
         </w:tc>
@@ -6174,7 +6230,7 @@
                 <w:sz w:val="15"/>
                 <w:szCs w:val="15"/>
               </w:rPr>
-              <w:t xml:space="preserve">Abdul Lateef CEO &amp; principal owner (led the Jan 2009 management buyout)</w:t>
+              <w:t xml:space="preserve">Jim McHugh, Chief Financial Officer (Src: page · 2026-10-30)</w:t>
             </w:r>
           </w:p>
         </w:tc>
@@ -6198,7 +6254,7 @@
                 <w:sz w:val="15"/>
                 <w:szCs w:val="15"/>
               </w:rPr>
-              <w:t xml:space="preserve">(727) 577-4999</w:t>
+              <w:t xml:space="preserve">(877) 832-2684</w:t>
             </w:r>
           </w:p>
         </w:tc>
@@ -6222,7 +6278,7 @@
                 <w:sz w:val="15"/>
                 <w:szCs w:val="15"/>
               </w:rPr>
-              <w:t xml:space="preserve">information@plasmatherm.com (other address)</w:t>
+              <w:t xml:space="preserve">—</w:t>
             </w:r>
           </w:p>
         </w:tc>
@@ -6246,7 +6302,7 @@
                 <w:sz w:val="15"/>
                 <w:szCs w:val="15"/>
               </w:rPr>
-              <w:t xml:space="preserve">None (fit by tier) · Blind</w:t>
+              <w:t xml:space="preserve">Fractionals · 2021-10-18</w:t>
             </w:r>
           </w:p>
         </w:tc>
@@ -6270,7 +6326,7 @@
                 <w:sz w:val="15"/>
                 <w:szCs w:val="15"/>
               </w:rPr>
-              <w:t xml:space="preserve">Tier B · named decision maker; contact sourced on a dated line</w:t>
+              <w:t xml:space="preserve">Tier Unverified · Fractionals · contact observed on a dated read</w:t>
             </w:r>
           </w:p>
         </w:tc>
@@ -6347,7 +6403,7 @@
                 <w:sz w:val="15"/>
                 <w:szCs w:val="15"/>
               </w:rPr>
-              <w:t xml:space="preserve">FrankCrum · Clearwater</w:t>
+              <w:t xml:space="preserve">Altitude Water</w:t>
             </w:r>
           </w:p>
         </w:tc>
@@ -6371,7 +6427,7 @@
                 <w:sz w:val="15"/>
                 <w:szCs w:val="15"/>
               </w:rPr>
-              <w:t xml:space="preserve">Frank W. Crum Jr. Founder &amp; CEO (Haley Crum and Matt Crum, Co-Presidents)</w:t>
+              <w:t xml:space="preserve">Branden Riley, COO (Src: page · 2026-10-31)</w:t>
             </w:r>
           </w:p>
         </w:tc>
@@ -6395,7 +6451,7 @@
                 <w:sz w:val="15"/>
                 <w:szCs w:val="15"/>
               </w:rPr>
-              <w:t xml:space="preserve">(727) 799-1243</w:t>
+              <w:t xml:space="preserve">(954) 530-5753</w:t>
             </w:r>
           </w:p>
         </w:tc>
@@ -6419,7 +6475,7 @@
                 <w:sz w:val="15"/>
                 <w:szCs w:val="15"/>
               </w:rPr>
-              <w:t xml:space="preserve">—</w:t>
+              <w:t xml:space="preserve">info@altdwater.com (role inbox)</w:t>
             </w:r>
           </w:p>
         </w:tc>
@@ -6443,7 +6499,7 @@
                 <w:sz w:val="15"/>
                 <w:szCs w:val="15"/>
               </w:rPr>
-              <w:t xml:space="preserve">None (fit by tier) · Blind</w:t>
+              <w:t xml:space="preserve">Fractionals · 2026-08-26</w:t>
             </w:r>
           </w:p>
         </w:tc>
@@ -6467,7 +6523,7 @@
                 <w:sz w:val="15"/>
                 <w:szCs w:val="15"/>
               </w:rPr>
-              <w:t xml:space="preserve">Tier B · named decision maker; contact sourced on a dated line</w:t>
+              <w:t xml:space="preserve">Tier Unverified · Fractionals · contact observed on a dated read</w:t>
             </w:r>
           </w:p>
         </w:tc>
@@ -6544,7 +6600,7 @@
                 <w:sz w:val="15"/>
                 <w:szCs w:val="15"/>
               </w:rPr>
-              <w:t xml:space="preserve">Amscot Financial · Tampa</w:t>
+              <w:t xml:space="preserve">American Fasteners</w:t>
             </w:r>
           </w:p>
         </w:tc>
@@ -6568,7 +6624,7 @@
                 <w:sz w:val="15"/>
                 <w:szCs w:val="15"/>
               </w:rPr>
-              <w:t xml:space="preserve">Ian MacKechnie Founder, Chairman &amp; CEO (sons Ian A. MacKechnie, Exec. Vice Chair</w:t>
+              <w:t xml:space="preserve">Manuel Benitez, Founder (Src: page · read 2026-10-31)</w:t>
             </w:r>
           </w:p>
         </w:tc>
@@ -6592,7 +6648,7 @@
                 <w:sz w:val="15"/>
                 <w:szCs w:val="15"/>
               </w:rPr>
-              <w:t xml:space="preserve">800-801-4444</w:t>
+              <w:t xml:space="preserve">305-885-1717</w:t>
             </w:r>
           </w:p>
         </w:tc>
@@ -6640,7 +6696,7 @@
                 <w:sz w:val="15"/>
                 <w:szCs w:val="15"/>
               </w:rPr>
-              <w:t xml:space="preserve">None (fit by tier) · Blind</w:t>
+              <w:t xml:space="preserve">Acquisitions · 2026-09-02</w:t>
             </w:r>
           </w:p>
         </w:tc>
@@ -6664,7 +6720,7 @@
                 <w:sz w:val="15"/>
                 <w:szCs w:val="15"/>
               </w:rPr>
-              <w:t xml:space="preserve">Tier B · named decision maker; contact sourced on a dated line</w:t>
+              <w:t xml:space="preserve">Tier Unverified · Acquisitions · contact observed on a dated read</w:t>
             </w:r>
           </w:p>
         </w:tc>
@@ -6741,7 +6797,7 @@
                 <w:sz w:val="15"/>
                 <w:szCs w:val="15"/>
               </w:rPr>
-              <w:t xml:space="preserve">Wayne Densch Inc. · Sanford</w:t>
+              <w:t xml:space="preserve">FreightCenter</w:t>
             </w:r>
           </w:p>
         </w:tc>
@@ -6765,7 +6821,7 @@
                 <w:sz w:val="15"/>
                 <w:szCs w:val="15"/>
               </w:rPr>
-              <w:t xml:space="preserve">John A. Williams, Chairman (legal officer, Florida register)</w:t>
+              <w:t xml:space="preserve">Matthew Brosious, President (Src: page · read 2026-10-31)</w:t>
             </w:r>
           </w:p>
         </w:tc>
@@ -6789,7 +6845,7 @@
                 <w:sz w:val="15"/>
                 <w:szCs w:val="15"/>
               </w:rPr>
-              <w:t xml:space="preserve">407-323-5600</w:t>
+              <w:t xml:space="preserve">(800) 716-7608</w:t>
             </w:r>
           </w:p>
         </w:tc>
@@ -6813,7 +6869,7 @@
                 <w:sz w:val="15"/>
                 <w:szCs w:val="15"/>
               </w:rPr>
-              <w:t xml:space="preserve">—</w:t>
+              <w:t xml:space="preserve">rewards@freightcenter.com (other address)</w:t>
             </w:r>
           </w:p>
         </w:tc>
@@ -6837,7 +6893,7 @@
                 <w:sz w:val="15"/>
                 <w:szCs w:val="15"/>
               </w:rPr>
-              <w:t xml:space="preserve">None (fit by tier) · Blind</w:t>
+              <w:t xml:space="preserve">Acquisitions · 2025-01-08</w:t>
             </w:r>
           </w:p>
         </w:tc>
@@ -6861,7 +6917,7 @@
                 <w:sz w:val="15"/>
                 <w:szCs w:val="15"/>
               </w:rPr>
-              <w:t xml:space="preserve">Tier B · named decision maker; contact sourced on a dated line</w:t>
+              <w:t xml:space="preserve">Tier Unverified · Acquisitions · contact observed on a dated read</w:t>
             </w:r>
           </w:p>
         </w:tc>
@@ -6938,7 +6994,7 @@
                 <w:sz w:val="15"/>
                 <w:szCs w:val="15"/>
               </w:rPr>
-              <w:t xml:space="preserve">Rosen Hotels &amp; Resorts · Orlando</w:t>
+              <w:t xml:space="preserve">Ring Power (CAT) · St. Augustine</w:t>
             </w:r>
           </w:p>
         </w:tc>
@@ -6962,7 +7018,7 @@
                 <w:sz w:val="15"/>
                 <w:szCs w:val="15"/>
               </w:rPr>
-              <w:t xml:space="preserve">Frank Santos CEO (since Dec 3 2024; Rosen family owners)</w:t>
+              <w:t xml:space="preserve">David Alban President &amp; CEO (since Jan 2024; Randal L. Ringhaver, Chairman/owner</w:t>
             </w:r>
           </w:p>
         </w:tc>
@@ -6986,7 +7042,7 @@
                 <w:sz w:val="15"/>
                 <w:szCs w:val="15"/>
               </w:rPr>
-              <w:t xml:space="preserve">—</w:t>
+              <w:t xml:space="preserve">904-737-7730</w:t>
             </w:r>
           </w:p>
         </w:tc>
@@ -7010,7 +7066,7 @@
                 <w:sz w:val="15"/>
                 <w:szCs w:val="15"/>
               </w:rPr>
-              <w:t xml:space="preserve">careers@rosenhotels.com (role inbox)</w:t>
+              <w:t xml:space="preserve">info@ringpower.com (role inbox)</w:t>
             </w:r>
           </w:p>
         </w:tc>
@@ -7058,7 +7114,7 @@
                 <w:sz w:val="15"/>
                 <w:szCs w:val="15"/>
               </w:rPr>
-              <w:t xml:space="preserve">Tier B · named decision maker; contact sourced on a dated line</w:t>
+              <w:t xml:space="preserve">Tier B · contact observed on a dated read</w:t>
             </w:r>
           </w:p>
         </w:tc>
@@ -7135,7 +7191,7 @@
                 <w:sz w:val="15"/>
                 <w:szCs w:val="15"/>
               </w:rPr>
-              <w:t xml:space="preserve">Westgate Resorts · Orlando</w:t>
+              <w:t xml:space="preserve">Ed Morse Automotive Group · Delray Beach</w:t>
             </w:r>
           </w:p>
         </w:tc>
@@ -7159,7 +7215,7 @@
                 <w:sz w:val="15"/>
                 <w:szCs w:val="15"/>
               </w:rPr>
-              <w:t xml:space="preserve">Jim Gissy CEO (since Mar 2024); Siegel family owners</w:t>
+              <w:t xml:space="preserve">Teddy Morse Chairman &amp; CEO (3rd-generation owner)</w:t>
             </w:r>
           </w:p>
         </w:tc>
@@ -7183,7 +7239,7 @@
                 <w:sz w:val="15"/>
                 <w:szCs w:val="15"/>
               </w:rPr>
-              <w:t xml:space="preserve">800-925-9999</w:t>
+              <w:t xml:space="preserve">(813) 565-0095</w:t>
             </w:r>
           </w:p>
         </w:tc>
@@ -7207,7 +7263,7 @@
                 <w:sz w:val="15"/>
                 <w:szCs w:val="15"/>
               </w:rPr>
-              <w:t xml:space="preserve">general_accounting@wgresorts.com (role inbox)</w:t>
+              <w:t xml:space="preserve">—</w:t>
             </w:r>
           </w:p>
         </w:tc>
@@ -7255,7 +7311,7 @@
                 <w:sz w:val="15"/>
                 <w:szCs w:val="15"/>
               </w:rPr>
-              <w:t xml:space="preserve">Tier B · named decision maker; contact sourced on a dated line</w:t>
+              <w:t xml:space="preserve">Tier B · contact observed on a dated read</w:t>
             </w:r>
           </w:p>
         </w:tc>
@@ -7332,7 +7388,7 @@
                 <w:sz w:val="15"/>
                 <w:szCs w:val="15"/>
               </w:rPr>
-              <w:t xml:space="preserve">4R Restaurant Group (4 Rivers) · Winter Park</w:t>
+              <w:t xml:space="preserve">Rick Case Automotive Group · Sunrise</w:t>
             </w:r>
           </w:p>
         </w:tc>
@@ -7356,7 +7412,7 @@
                 <w:sz w:val="15"/>
                 <w:szCs w:val="15"/>
               </w:rPr>
-              <w:t xml:space="preserve">John Rivers Founder &amp; CEO (owner)</w:t>
+              <w:t xml:space="preserve">Rita Case President &amp; CEO (owner; children Ryan and Raquel Case in leadership)</w:t>
             </w:r>
           </w:p>
         </w:tc>
@@ -7380,7 +7436,7 @@
                 <w:sz w:val="15"/>
                 <w:szCs w:val="15"/>
               </w:rPr>
-              <w:t xml:space="preserve">(844) 474-8377</w:t>
+              <w:t xml:space="preserve">—</w:t>
             </w:r>
           </w:p>
         </w:tc>
@@ -7404,7 +7460,7 @@
                 <w:sz w:val="15"/>
                 <w:szCs w:val="15"/>
               </w:rPr>
-              <w:t xml:space="preserve">—</w:t>
+              <w:t xml:space="preserve">travislakam@rickcase.com (other address)</w:t>
             </w:r>
           </w:p>
         </w:tc>
@@ -7452,7 +7508,7 @@
                 <w:sz w:val="15"/>
                 <w:szCs w:val="15"/>
               </w:rPr>
-              <w:t xml:space="preserve">Tier B · named decision maker; contact sourced on a dated line</w:t>
+              <w:t xml:space="preserve">Tier B · contact observed on a dated read</w:t>
             </w:r>
           </w:p>
         </w:tc>
@@ -7529,7 +7585,7 @@
                 <w:sz w:val="15"/>
                 <w:szCs w:val="15"/>
               </w:rPr>
-              <w:t xml:space="preserve">ICI Homes · Daytona Beach</w:t>
+              <w:t xml:space="preserve">Suncoast Beverage Sales · Fort Myers</w:t>
             </w:r>
           </w:p>
         </w:tc>
@@ -7553,7 +7609,7 @@
                 <w:sz w:val="15"/>
                 <w:szCs w:val="15"/>
               </w:rPr>
-              <w:t xml:space="preserve">Mori Hosseini Founder, Chairman &amp; CEO</w:t>
+              <w:t xml:space="preserve">Timothy Mitchell, Manager (legal officer, Florida register)</w:t>
             </w:r>
           </w:p>
         </w:tc>
@@ -7577,7 +7633,7 @@
                 <w:sz w:val="15"/>
                 <w:szCs w:val="15"/>
               </w:rPr>
-              <w:t xml:space="preserve">(386) 788-0820</w:t>
+              <w:t xml:space="preserve">239.334.3520</w:t>
             </w:r>
           </w:p>
         </w:tc>
@@ -7649,7 +7705,7 @@
                 <w:sz w:val="15"/>
                 <w:szCs w:val="15"/>
               </w:rPr>
-              <w:t xml:space="preserve">Tier B · named decision maker; contact sourced on a dated line</w:t>
+              <w:t xml:space="preserve">Tier B · contact observed on a dated read</w:t>
             </w:r>
           </w:p>
         </w:tc>
@@ -7726,7 +7782,7 @@
                 <w:sz w:val="15"/>
                 <w:szCs w:val="15"/>
               </w:rPr>
-              <w:t xml:space="preserve">IBC Airways · Miami</w:t>
+              <w:t xml:space="preserve">Plasma-Therm · St. Petersburg</w:t>
             </w:r>
           </w:p>
         </w:tc>
@@ -7750,7 +7806,7 @@
                 <w:sz w:val="15"/>
                 <w:szCs w:val="15"/>
               </w:rPr>
-              <w:t xml:space="preserve">Joe Costigan President</w:t>
+              <w:t xml:space="preserve">Abdul Lateef CEO &amp; principal owner (led the Jan 2009 management buyout)</w:t>
             </w:r>
           </w:p>
         </w:tc>
@@ -7774,7 +7830,7 @@
                 <w:sz w:val="15"/>
                 <w:szCs w:val="15"/>
               </w:rPr>
-              <w:t xml:space="preserve">954-834-1700</w:t>
+              <w:t xml:space="preserve">(727) 577-4999</w:t>
             </w:r>
           </w:p>
         </w:tc>
@@ -7798,7 +7854,7 @@
                 <w:sz w:val="15"/>
                 <w:szCs w:val="15"/>
               </w:rPr>
-              <w:t xml:space="preserve">—</w:t>
+              <w:t xml:space="preserve">information@plasmatherm.com (other address)</w:t>
             </w:r>
           </w:p>
         </w:tc>
@@ -7846,7 +7902,7 @@
                 <w:sz w:val="15"/>
                 <w:szCs w:val="15"/>
               </w:rPr>
-              <w:t xml:space="preserve">Tier B · named decision maker; contact sourced on a dated line</w:t>
+              <w:t xml:space="preserve">Tier B · contact observed on a dated read</w:t>
             </w:r>
           </w:p>
         </w:tc>
@@ -7923,7 +7979,7 @@
                 <w:sz w:val="15"/>
                 <w:szCs w:val="15"/>
               </w:rPr>
-              <w:t xml:space="preserve">Tampa Maid Foods · Lakeland</w:t>
+              <w:t xml:space="preserve">FrankCrum · Clearwater</w:t>
             </w:r>
           </w:p>
         </w:tc>
@@ -7947,7 +8003,7 @@
                 <w:sz w:val="15"/>
                 <w:szCs w:val="15"/>
               </w:rPr>
-              <w:t xml:space="preserve">Shawn Meaney, President &amp; COO (hired; parent WAI)</w:t>
+              <w:t xml:space="preserve">Frank W. Crum Jr. Founder &amp; CEO (Haley Crum and Matt Crum, Co-Presidents)</w:t>
             </w:r>
           </w:p>
         </w:tc>
@@ -7971,7 +8027,7 @@
                 <w:sz w:val="15"/>
                 <w:szCs w:val="15"/>
               </w:rPr>
-              <w:t xml:space="preserve">(800) 237-7637</w:t>
+              <w:t xml:space="preserve">(727) 799-1243</w:t>
             </w:r>
           </w:p>
         </w:tc>
@@ -8043,7 +8099,7 @@
                 <w:sz w:val="15"/>
                 <w:szCs w:val="15"/>
               </w:rPr>
-              <w:t xml:space="preserve">Tier B · named decision maker; contact sourced on a dated line</w:t>
+              <w:t xml:space="preserve">Tier B · contact observed on a dated read</w:t>
             </w:r>
           </w:p>
         </w:tc>
@@ -8120,6 +8176,1976 @@
                 <w:sz w:val="15"/>
                 <w:szCs w:val="15"/>
               </w:rPr>
+              <w:t xml:space="preserve">Amscot Financial · Tampa</w:t>
+            </w:r>
+          </w:p>
+        </w:tc>
+        <w:tc>
+          <w:tcPr>
+            <w:tcW w:type="dxa" w:w="2000"/>
+            <w:tcMar>
+              <w:top w:type="dxa" w:w="50"/>
+              <w:left w:type="dxa" w:w="70"/>
+              <w:bottom w:type="dxa" w:w="50"/>
+              <w:right w:type="dxa" w:w="70"/>
+            </w:tcMar>
+          </w:tcPr>
+          <w:p>
+            <w:r>
+              <w:rPr>
+                <w:rFonts w:ascii="Arial" w:cs="Arial" w:eastAsia="Arial" w:hAnsi="Arial"/>
+                <w:b w:val="false"/>
+                <w:bCs w:val="false"/>
+                <w:color w:val="1A1A1A"/>
+                <w:sz w:val="15"/>
+                <w:szCs w:val="15"/>
+              </w:rPr>
+              <w:t xml:space="preserve">Ian MacKechnie Founder, Chairman &amp; CEO (sons Ian A. MacKechnie, Exec. Vice Chair</w:t>
+            </w:r>
+          </w:p>
+        </w:tc>
+        <w:tc>
+          <w:tcPr>
+            <w:tcW w:type="dxa" w:w="1250"/>
+            <w:tcMar>
+              <w:top w:type="dxa" w:w="50"/>
+              <w:left w:type="dxa" w:w="70"/>
+              <w:bottom w:type="dxa" w:w="50"/>
+              <w:right w:type="dxa" w:w="70"/>
+            </w:tcMar>
+          </w:tcPr>
+          <w:p>
+            <w:r>
+              <w:rPr>
+                <w:rFonts w:ascii="Arial" w:cs="Arial" w:eastAsia="Arial" w:hAnsi="Arial"/>
+                <w:b w:val="false"/>
+                <w:bCs w:val="false"/>
+                <w:color w:val="1A1A1A"/>
+                <w:sz w:val="15"/>
+                <w:szCs w:val="15"/>
+              </w:rPr>
+              <w:t xml:space="preserve">800-801-4444</w:t>
+            </w:r>
+          </w:p>
+        </w:tc>
+        <w:tc>
+          <w:tcPr>
+            <w:tcW w:type="dxa" w:w="2100"/>
+            <w:tcMar>
+              <w:top w:type="dxa" w:w="50"/>
+              <w:left w:type="dxa" w:w="70"/>
+              <w:bottom w:type="dxa" w:w="50"/>
+              <w:right w:type="dxa" w:w="70"/>
+            </w:tcMar>
+          </w:tcPr>
+          <w:p>
+            <w:r>
+              <w:rPr>
+                <w:rFonts w:ascii="Arial" w:cs="Arial" w:eastAsia="Arial" w:hAnsi="Arial"/>
+                <w:b w:val="false"/>
+                <w:bCs w:val="false"/>
+                <w:color w:val="1A1A1A"/>
+                <w:sz w:val="15"/>
+                <w:szCs w:val="15"/>
+              </w:rPr>
+              <w:t xml:space="preserve">—</w:t>
+            </w:r>
+          </w:p>
+        </w:tc>
+        <w:tc>
+          <w:tcPr>
+            <w:tcW w:type="dxa" w:w="1500"/>
+            <w:tcMar>
+              <w:top w:type="dxa" w:w="50"/>
+              <w:left w:type="dxa" w:w="70"/>
+              <w:bottom w:type="dxa" w:w="50"/>
+              <w:right w:type="dxa" w:w="70"/>
+            </w:tcMar>
+          </w:tcPr>
+          <w:p>
+            <w:r>
+              <w:rPr>
+                <w:rFonts w:ascii="Arial" w:cs="Arial" w:eastAsia="Arial" w:hAnsi="Arial"/>
+                <w:b w:val="false"/>
+                <w:bCs w:val="false"/>
+                <w:color w:val="1A1A1A"/>
+                <w:sz w:val="15"/>
+                <w:szCs w:val="15"/>
+              </w:rPr>
+              <w:t xml:space="preserve">None (fit by tier) · Blind</w:t>
+            </w:r>
+          </w:p>
+        </w:tc>
+        <w:tc>
+          <w:tcPr>
+            <w:tcW w:type="dxa" w:w="2550"/>
+            <w:tcMar>
+              <w:top w:type="dxa" w:w="50"/>
+              <w:left w:type="dxa" w:w="70"/>
+              <w:bottom w:type="dxa" w:w="50"/>
+              <w:right w:type="dxa" w:w="70"/>
+            </w:tcMar>
+          </w:tcPr>
+          <w:p>
+            <w:r>
+              <w:rPr>
+                <w:rFonts w:ascii="Arial" w:cs="Arial" w:eastAsia="Arial" w:hAnsi="Arial"/>
+                <w:b w:val="false"/>
+                <w:bCs w:val="false"/>
+                <w:color w:val="1A1A1A"/>
+                <w:sz w:val="15"/>
+                <w:szCs w:val="15"/>
+              </w:rPr>
+              <w:t xml:space="preserve">Tier B · contact observed on a dated read</w:t>
+            </w:r>
+          </w:p>
+        </w:tc>
+        <w:tc>
+          <w:tcPr>
+            <w:tcW w:type="dxa" w:w="1700"/>
+            <w:tcMar>
+              <w:top w:type="dxa" w:w="50"/>
+              <w:left w:type="dxa" w:w="70"/>
+              <w:bottom w:type="dxa" w:w="50"/>
+              <w:right w:type="dxa" w:w="70"/>
+            </w:tcMar>
+          </w:tcPr>
+          <w:p>
+            <w:r>
+              <w:rPr>
+                <w:rFonts w:ascii="Arial" w:cs="Arial" w:eastAsia="Arial" w:hAnsi="Arial"/>
+                <w:b w:val="false"/>
+                <w:bCs w:val="false"/>
+                <w:color w:val="1A1A1A"/>
+                <w:sz w:val="15"/>
+                <w:szCs w:val="15"/>
+              </w:rPr>
+              <w:t xml:space="preserve">☐ dialled ☐ connected ☐ conversation ☐ meeting ☐ no</w:t>
+            </w:r>
+          </w:p>
+        </w:tc>
+      </w:tr>
+      <w:tr>
+        <w:trPr>
+          <w:cantSplit/>
+        </w:trPr>
+        <w:tc>
+          <w:tcPr>
+            <w:tcW w:type="dxa" w:w="400"/>
+            <w:tcMar>
+              <w:top w:type="dxa" w:w="50"/>
+              <w:left w:type="dxa" w:w="70"/>
+              <w:bottom w:type="dxa" w:w="50"/>
+              <w:right w:type="dxa" w:w="70"/>
+            </w:tcMar>
+          </w:tcPr>
+          <w:p>
+            <w:r>
+              <w:rPr>
+                <w:rFonts w:ascii="Arial" w:cs="Arial" w:eastAsia="Arial" w:hAnsi="Arial"/>
+                <w:b w:val="false"/>
+                <w:bCs w:val="false"/>
+                <w:color w:val="1A1A1A"/>
+                <w:sz w:val="15"/>
+                <w:szCs w:val="15"/>
+              </w:rPr>
+              <w:t xml:space="preserve">41</w:t>
+            </w:r>
+          </w:p>
+        </w:tc>
+        <w:tc>
+          <w:tcPr>
+            <w:tcW w:type="dxa" w:w="1900"/>
+            <w:tcMar>
+              <w:top w:type="dxa" w:w="50"/>
+              <w:left w:type="dxa" w:w="70"/>
+              <w:bottom w:type="dxa" w:w="50"/>
+              <w:right w:type="dxa" w:w="70"/>
+            </w:tcMar>
+          </w:tcPr>
+          <w:p>
+            <w:r>
+              <w:rPr>
+                <w:rFonts w:ascii="Arial" w:cs="Arial" w:eastAsia="Arial" w:hAnsi="Arial"/>
+                <w:b w:val="false"/>
+                <w:bCs w:val="false"/>
+                <w:color w:val="1A1A1A"/>
+                <w:sz w:val="15"/>
+                <w:szCs w:val="15"/>
+              </w:rPr>
+              <w:t xml:space="preserve">Wayne Densch Inc. · Sanford</w:t>
+            </w:r>
+          </w:p>
+        </w:tc>
+        <w:tc>
+          <w:tcPr>
+            <w:tcW w:type="dxa" w:w="2000"/>
+            <w:tcMar>
+              <w:top w:type="dxa" w:w="50"/>
+              <w:left w:type="dxa" w:w="70"/>
+              <w:bottom w:type="dxa" w:w="50"/>
+              <w:right w:type="dxa" w:w="70"/>
+            </w:tcMar>
+          </w:tcPr>
+          <w:p>
+            <w:r>
+              <w:rPr>
+                <w:rFonts w:ascii="Arial" w:cs="Arial" w:eastAsia="Arial" w:hAnsi="Arial"/>
+                <w:b w:val="false"/>
+                <w:bCs w:val="false"/>
+                <w:color w:val="1A1A1A"/>
+                <w:sz w:val="15"/>
+                <w:szCs w:val="15"/>
+              </w:rPr>
+              <w:t xml:space="preserve">John A. Williams, Chairman (legal officer, Florida register)</w:t>
+            </w:r>
+          </w:p>
+        </w:tc>
+        <w:tc>
+          <w:tcPr>
+            <w:tcW w:type="dxa" w:w="1250"/>
+            <w:tcMar>
+              <w:top w:type="dxa" w:w="50"/>
+              <w:left w:type="dxa" w:w="70"/>
+              <w:bottom w:type="dxa" w:w="50"/>
+              <w:right w:type="dxa" w:w="70"/>
+            </w:tcMar>
+          </w:tcPr>
+          <w:p>
+            <w:r>
+              <w:rPr>
+                <w:rFonts w:ascii="Arial" w:cs="Arial" w:eastAsia="Arial" w:hAnsi="Arial"/>
+                <w:b w:val="false"/>
+                <w:bCs w:val="false"/>
+                <w:color w:val="1A1A1A"/>
+                <w:sz w:val="15"/>
+                <w:szCs w:val="15"/>
+              </w:rPr>
+              <w:t xml:space="preserve">407-323-5600</w:t>
+            </w:r>
+          </w:p>
+        </w:tc>
+        <w:tc>
+          <w:tcPr>
+            <w:tcW w:type="dxa" w:w="2100"/>
+            <w:tcMar>
+              <w:top w:type="dxa" w:w="50"/>
+              <w:left w:type="dxa" w:w="70"/>
+              <w:bottom w:type="dxa" w:w="50"/>
+              <w:right w:type="dxa" w:w="70"/>
+            </w:tcMar>
+          </w:tcPr>
+          <w:p>
+            <w:r>
+              <w:rPr>
+                <w:rFonts w:ascii="Arial" w:cs="Arial" w:eastAsia="Arial" w:hAnsi="Arial"/>
+                <w:b w:val="false"/>
+                <w:bCs w:val="false"/>
+                <w:color w:val="1A1A1A"/>
+                <w:sz w:val="15"/>
+                <w:szCs w:val="15"/>
+              </w:rPr>
+              <w:t xml:space="preserve">—</w:t>
+            </w:r>
+          </w:p>
+        </w:tc>
+        <w:tc>
+          <w:tcPr>
+            <w:tcW w:type="dxa" w:w="1500"/>
+            <w:tcMar>
+              <w:top w:type="dxa" w:w="50"/>
+              <w:left w:type="dxa" w:w="70"/>
+              <w:bottom w:type="dxa" w:w="50"/>
+              <w:right w:type="dxa" w:w="70"/>
+            </w:tcMar>
+          </w:tcPr>
+          <w:p>
+            <w:r>
+              <w:rPr>
+                <w:rFonts w:ascii="Arial" w:cs="Arial" w:eastAsia="Arial" w:hAnsi="Arial"/>
+                <w:b w:val="false"/>
+                <w:bCs w:val="false"/>
+                <w:color w:val="1A1A1A"/>
+                <w:sz w:val="15"/>
+                <w:szCs w:val="15"/>
+              </w:rPr>
+              <w:t xml:space="preserve">None (fit by tier) · Blind</w:t>
+            </w:r>
+          </w:p>
+        </w:tc>
+        <w:tc>
+          <w:tcPr>
+            <w:tcW w:type="dxa" w:w="2550"/>
+            <w:tcMar>
+              <w:top w:type="dxa" w:w="50"/>
+              <w:left w:type="dxa" w:w="70"/>
+              <w:bottom w:type="dxa" w:w="50"/>
+              <w:right w:type="dxa" w:w="70"/>
+            </w:tcMar>
+          </w:tcPr>
+          <w:p>
+            <w:r>
+              <w:rPr>
+                <w:rFonts w:ascii="Arial" w:cs="Arial" w:eastAsia="Arial" w:hAnsi="Arial"/>
+                <w:b w:val="false"/>
+                <w:bCs w:val="false"/>
+                <w:color w:val="1A1A1A"/>
+                <w:sz w:val="15"/>
+                <w:szCs w:val="15"/>
+              </w:rPr>
+              <w:t xml:space="preserve">Tier B · contact observed on a dated read</w:t>
+            </w:r>
+          </w:p>
+        </w:tc>
+        <w:tc>
+          <w:tcPr>
+            <w:tcW w:type="dxa" w:w="1700"/>
+            <w:tcMar>
+              <w:top w:type="dxa" w:w="50"/>
+              <w:left w:type="dxa" w:w="70"/>
+              <w:bottom w:type="dxa" w:w="50"/>
+              <w:right w:type="dxa" w:w="70"/>
+            </w:tcMar>
+          </w:tcPr>
+          <w:p>
+            <w:r>
+              <w:rPr>
+                <w:rFonts w:ascii="Arial" w:cs="Arial" w:eastAsia="Arial" w:hAnsi="Arial"/>
+                <w:b w:val="false"/>
+                <w:bCs w:val="false"/>
+                <w:color w:val="1A1A1A"/>
+                <w:sz w:val="15"/>
+                <w:szCs w:val="15"/>
+              </w:rPr>
+              <w:t xml:space="preserve">☐ dialled ☐ connected ☐ conversation ☐ meeting ☐ no</w:t>
+            </w:r>
+          </w:p>
+        </w:tc>
+      </w:tr>
+      <w:tr>
+        <w:trPr>
+          <w:cantSplit/>
+        </w:trPr>
+        <w:tc>
+          <w:tcPr>
+            <w:tcW w:type="dxa" w:w="400"/>
+            <w:tcMar>
+              <w:top w:type="dxa" w:w="50"/>
+              <w:left w:type="dxa" w:w="70"/>
+              <w:bottom w:type="dxa" w:w="50"/>
+              <w:right w:type="dxa" w:w="70"/>
+            </w:tcMar>
+          </w:tcPr>
+          <w:p>
+            <w:r>
+              <w:rPr>
+                <w:rFonts w:ascii="Arial" w:cs="Arial" w:eastAsia="Arial" w:hAnsi="Arial"/>
+                <w:b w:val="false"/>
+                <w:bCs w:val="false"/>
+                <w:color w:val="1A1A1A"/>
+                <w:sz w:val="15"/>
+                <w:szCs w:val="15"/>
+              </w:rPr>
+              <w:t xml:space="preserve">42</w:t>
+            </w:r>
+          </w:p>
+        </w:tc>
+        <w:tc>
+          <w:tcPr>
+            <w:tcW w:type="dxa" w:w="1900"/>
+            <w:tcMar>
+              <w:top w:type="dxa" w:w="50"/>
+              <w:left w:type="dxa" w:w="70"/>
+              <w:bottom w:type="dxa" w:w="50"/>
+              <w:right w:type="dxa" w:w="70"/>
+            </w:tcMar>
+          </w:tcPr>
+          <w:p>
+            <w:r>
+              <w:rPr>
+                <w:rFonts w:ascii="Arial" w:cs="Arial" w:eastAsia="Arial" w:hAnsi="Arial"/>
+                <w:b w:val="false"/>
+                <w:bCs w:val="false"/>
+                <w:color w:val="1A1A1A"/>
+                <w:sz w:val="15"/>
+                <w:szCs w:val="15"/>
+              </w:rPr>
+              <w:t xml:space="preserve">Rosen Hotels &amp; Resorts · Orlando</w:t>
+            </w:r>
+          </w:p>
+        </w:tc>
+        <w:tc>
+          <w:tcPr>
+            <w:tcW w:type="dxa" w:w="2000"/>
+            <w:tcMar>
+              <w:top w:type="dxa" w:w="50"/>
+              <w:left w:type="dxa" w:w="70"/>
+              <w:bottom w:type="dxa" w:w="50"/>
+              <w:right w:type="dxa" w:w="70"/>
+            </w:tcMar>
+          </w:tcPr>
+          <w:p>
+            <w:r>
+              <w:rPr>
+                <w:rFonts w:ascii="Arial" w:cs="Arial" w:eastAsia="Arial" w:hAnsi="Arial"/>
+                <w:b w:val="false"/>
+                <w:bCs w:val="false"/>
+                <w:color w:val="1A1A1A"/>
+                <w:sz w:val="15"/>
+                <w:szCs w:val="15"/>
+              </w:rPr>
+              <w:t xml:space="preserve">Frank Santos CEO (since Dec 3 2024; Rosen family owners)</w:t>
+            </w:r>
+          </w:p>
+        </w:tc>
+        <w:tc>
+          <w:tcPr>
+            <w:tcW w:type="dxa" w:w="1250"/>
+            <w:tcMar>
+              <w:top w:type="dxa" w:w="50"/>
+              <w:left w:type="dxa" w:w="70"/>
+              <w:bottom w:type="dxa" w:w="50"/>
+              <w:right w:type="dxa" w:w="70"/>
+            </w:tcMar>
+          </w:tcPr>
+          <w:p>
+            <w:r>
+              <w:rPr>
+                <w:rFonts w:ascii="Arial" w:cs="Arial" w:eastAsia="Arial" w:hAnsi="Arial"/>
+                <w:b w:val="false"/>
+                <w:bCs w:val="false"/>
+                <w:color w:val="1A1A1A"/>
+                <w:sz w:val="15"/>
+                <w:szCs w:val="15"/>
+              </w:rPr>
+              <w:t xml:space="preserve">—</w:t>
+            </w:r>
+          </w:p>
+        </w:tc>
+        <w:tc>
+          <w:tcPr>
+            <w:tcW w:type="dxa" w:w="2100"/>
+            <w:tcMar>
+              <w:top w:type="dxa" w:w="50"/>
+              <w:left w:type="dxa" w:w="70"/>
+              <w:bottom w:type="dxa" w:w="50"/>
+              <w:right w:type="dxa" w:w="70"/>
+            </w:tcMar>
+          </w:tcPr>
+          <w:p>
+            <w:r>
+              <w:rPr>
+                <w:rFonts w:ascii="Arial" w:cs="Arial" w:eastAsia="Arial" w:hAnsi="Arial"/>
+                <w:b w:val="false"/>
+                <w:bCs w:val="false"/>
+                <w:color w:val="1A1A1A"/>
+                <w:sz w:val="15"/>
+                <w:szCs w:val="15"/>
+              </w:rPr>
+              <w:t xml:space="preserve">careers@rosenhotels.com (role inbox)</w:t>
+            </w:r>
+          </w:p>
+        </w:tc>
+        <w:tc>
+          <w:tcPr>
+            <w:tcW w:type="dxa" w:w="1500"/>
+            <w:tcMar>
+              <w:top w:type="dxa" w:w="50"/>
+              <w:left w:type="dxa" w:w="70"/>
+              <w:bottom w:type="dxa" w:w="50"/>
+              <w:right w:type="dxa" w:w="70"/>
+            </w:tcMar>
+          </w:tcPr>
+          <w:p>
+            <w:r>
+              <w:rPr>
+                <w:rFonts w:ascii="Arial" w:cs="Arial" w:eastAsia="Arial" w:hAnsi="Arial"/>
+                <w:b w:val="false"/>
+                <w:bCs w:val="false"/>
+                <w:color w:val="1A1A1A"/>
+                <w:sz w:val="15"/>
+                <w:szCs w:val="15"/>
+              </w:rPr>
+              <w:t xml:space="preserve">None (fit by tier) · Blind</w:t>
+            </w:r>
+          </w:p>
+        </w:tc>
+        <w:tc>
+          <w:tcPr>
+            <w:tcW w:type="dxa" w:w="2550"/>
+            <w:tcMar>
+              <w:top w:type="dxa" w:w="50"/>
+              <w:left w:type="dxa" w:w="70"/>
+              <w:bottom w:type="dxa" w:w="50"/>
+              <w:right w:type="dxa" w:w="70"/>
+            </w:tcMar>
+          </w:tcPr>
+          <w:p>
+            <w:r>
+              <w:rPr>
+                <w:rFonts w:ascii="Arial" w:cs="Arial" w:eastAsia="Arial" w:hAnsi="Arial"/>
+                <w:b w:val="false"/>
+                <w:bCs w:val="false"/>
+                <w:color w:val="1A1A1A"/>
+                <w:sz w:val="15"/>
+                <w:szCs w:val="15"/>
+              </w:rPr>
+              <w:t xml:space="preserve">Tier B · contact observed on a dated read</w:t>
+            </w:r>
+          </w:p>
+        </w:tc>
+        <w:tc>
+          <w:tcPr>
+            <w:tcW w:type="dxa" w:w="1700"/>
+            <w:tcMar>
+              <w:top w:type="dxa" w:w="50"/>
+              <w:left w:type="dxa" w:w="70"/>
+              <w:bottom w:type="dxa" w:w="50"/>
+              <w:right w:type="dxa" w:w="70"/>
+            </w:tcMar>
+          </w:tcPr>
+          <w:p>
+            <w:r>
+              <w:rPr>
+                <w:rFonts w:ascii="Arial" w:cs="Arial" w:eastAsia="Arial" w:hAnsi="Arial"/>
+                <w:b w:val="false"/>
+                <w:bCs w:val="false"/>
+                <w:color w:val="1A1A1A"/>
+                <w:sz w:val="15"/>
+                <w:szCs w:val="15"/>
+              </w:rPr>
+              <w:t xml:space="preserve">☐ dialled ☐ connected ☐ conversation ☐ meeting ☐ no</w:t>
+            </w:r>
+          </w:p>
+        </w:tc>
+      </w:tr>
+      <w:tr>
+        <w:trPr>
+          <w:cantSplit/>
+        </w:trPr>
+        <w:tc>
+          <w:tcPr>
+            <w:tcW w:type="dxa" w:w="400"/>
+            <w:tcMar>
+              <w:top w:type="dxa" w:w="50"/>
+              <w:left w:type="dxa" w:w="70"/>
+              <w:bottom w:type="dxa" w:w="50"/>
+              <w:right w:type="dxa" w:w="70"/>
+            </w:tcMar>
+          </w:tcPr>
+          <w:p>
+            <w:r>
+              <w:rPr>
+                <w:rFonts w:ascii="Arial" w:cs="Arial" w:eastAsia="Arial" w:hAnsi="Arial"/>
+                <w:b w:val="false"/>
+                <w:bCs w:val="false"/>
+                <w:color w:val="1A1A1A"/>
+                <w:sz w:val="15"/>
+                <w:szCs w:val="15"/>
+              </w:rPr>
+              <w:t xml:space="preserve">43</w:t>
+            </w:r>
+          </w:p>
+        </w:tc>
+        <w:tc>
+          <w:tcPr>
+            <w:tcW w:type="dxa" w:w="1900"/>
+            <w:tcMar>
+              <w:top w:type="dxa" w:w="50"/>
+              <w:left w:type="dxa" w:w="70"/>
+              <w:bottom w:type="dxa" w:w="50"/>
+              <w:right w:type="dxa" w:w="70"/>
+            </w:tcMar>
+          </w:tcPr>
+          <w:p>
+            <w:r>
+              <w:rPr>
+                <w:rFonts w:ascii="Arial" w:cs="Arial" w:eastAsia="Arial" w:hAnsi="Arial"/>
+                <w:b w:val="false"/>
+                <w:bCs w:val="false"/>
+                <w:color w:val="1A1A1A"/>
+                <w:sz w:val="15"/>
+                <w:szCs w:val="15"/>
+              </w:rPr>
+              <w:t xml:space="preserve">Westgate Resorts · Orlando</w:t>
+            </w:r>
+          </w:p>
+        </w:tc>
+        <w:tc>
+          <w:tcPr>
+            <w:tcW w:type="dxa" w:w="2000"/>
+            <w:tcMar>
+              <w:top w:type="dxa" w:w="50"/>
+              <w:left w:type="dxa" w:w="70"/>
+              <w:bottom w:type="dxa" w:w="50"/>
+              <w:right w:type="dxa" w:w="70"/>
+            </w:tcMar>
+          </w:tcPr>
+          <w:p>
+            <w:r>
+              <w:rPr>
+                <w:rFonts w:ascii="Arial" w:cs="Arial" w:eastAsia="Arial" w:hAnsi="Arial"/>
+                <w:b w:val="false"/>
+                <w:bCs w:val="false"/>
+                <w:color w:val="1A1A1A"/>
+                <w:sz w:val="15"/>
+                <w:szCs w:val="15"/>
+              </w:rPr>
+              <w:t xml:space="preserve">Jim Gissy CEO (since Mar 2024); Siegel family owners</w:t>
+            </w:r>
+          </w:p>
+        </w:tc>
+        <w:tc>
+          <w:tcPr>
+            <w:tcW w:type="dxa" w:w="1250"/>
+            <w:tcMar>
+              <w:top w:type="dxa" w:w="50"/>
+              <w:left w:type="dxa" w:w="70"/>
+              <w:bottom w:type="dxa" w:w="50"/>
+              <w:right w:type="dxa" w:w="70"/>
+            </w:tcMar>
+          </w:tcPr>
+          <w:p>
+            <w:r>
+              <w:rPr>
+                <w:rFonts w:ascii="Arial" w:cs="Arial" w:eastAsia="Arial" w:hAnsi="Arial"/>
+                <w:b w:val="false"/>
+                <w:bCs w:val="false"/>
+                <w:color w:val="1A1A1A"/>
+                <w:sz w:val="15"/>
+                <w:szCs w:val="15"/>
+              </w:rPr>
+              <w:t xml:space="preserve">800-925-9999</w:t>
+            </w:r>
+          </w:p>
+        </w:tc>
+        <w:tc>
+          <w:tcPr>
+            <w:tcW w:type="dxa" w:w="2100"/>
+            <w:tcMar>
+              <w:top w:type="dxa" w:w="50"/>
+              <w:left w:type="dxa" w:w="70"/>
+              <w:bottom w:type="dxa" w:w="50"/>
+              <w:right w:type="dxa" w:w="70"/>
+            </w:tcMar>
+          </w:tcPr>
+          <w:p>
+            <w:r>
+              <w:rPr>
+                <w:rFonts w:ascii="Arial" w:cs="Arial" w:eastAsia="Arial" w:hAnsi="Arial"/>
+                <w:b w:val="false"/>
+                <w:bCs w:val="false"/>
+                <w:color w:val="1A1A1A"/>
+                <w:sz w:val="15"/>
+                <w:szCs w:val="15"/>
+              </w:rPr>
+              <w:t xml:space="preserve">general_accounting@wgresorts.com (role inbox)</w:t>
+            </w:r>
+          </w:p>
+        </w:tc>
+        <w:tc>
+          <w:tcPr>
+            <w:tcW w:type="dxa" w:w="1500"/>
+            <w:tcMar>
+              <w:top w:type="dxa" w:w="50"/>
+              <w:left w:type="dxa" w:w="70"/>
+              <w:bottom w:type="dxa" w:w="50"/>
+              <w:right w:type="dxa" w:w="70"/>
+            </w:tcMar>
+          </w:tcPr>
+          <w:p>
+            <w:r>
+              <w:rPr>
+                <w:rFonts w:ascii="Arial" w:cs="Arial" w:eastAsia="Arial" w:hAnsi="Arial"/>
+                <w:b w:val="false"/>
+                <w:bCs w:val="false"/>
+                <w:color w:val="1A1A1A"/>
+                <w:sz w:val="15"/>
+                <w:szCs w:val="15"/>
+              </w:rPr>
+              <w:t xml:space="preserve">None (fit by tier) · Blind</w:t>
+            </w:r>
+          </w:p>
+        </w:tc>
+        <w:tc>
+          <w:tcPr>
+            <w:tcW w:type="dxa" w:w="2550"/>
+            <w:tcMar>
+              <w:top w:type="dxa" w:w="50"/>
+              <w:left w:type="dxa" w:w="70"/>
+              <w:bottom w:type="dxa" w:w="50"/>
+              <w:right w:type="dxa" w:w="70"/>
+            </w:tcMar>
+          </w:tcPr>
+          <w:p>
+            <w:r>
+              <w:rPr>
+                <w:rFonts w:ascii="Arial" w:cs="Arial" w:eastAsia="Arial" w:hAnsi="Arial"/>
+                <w:b w:val="false"/>
+                <w:bCs w:val="false"/>
+                <w:color w:val="1A1A1A"/>
+                <w:sz w:val="15"/>
+                <w:szCs w:val="15"/>
+              </w:rPr>
+              <w:t xml:space="preserve">Tier B · contact observed on a dated read</w:t>
+            </w:r>
+          </w:p>
+        </w:tc>
+        <w:tc>
+          <w:tcPr>
+            <w:tcW w:type="dxa" w:w="1700"/>
+            <w:tcMar>
+              <w:top w:type="dxa" w:w="50"/>
+              <w:left w:type="dxa" w:w="70"/>
+              <w:bottom w:type="dxa" w:w="50"/>
+              <w:right w:type="dxa" w:w="70"/>
+            </w:tcMar>
+          </w:tcPr>
+          <w:p>
+            <w:r>
+              <w:rPr>
+                <w:rFonts w:ascii="Arial" w:cs="Arial" w:eastAsia="Arial" w:hAnsi="Arial"/>
+                <w:b w:val="false"/>
+                <w:bCs w:val="false"/>
+                <w:color w:val="1A1A1A"/>
+                <w:sz w:val="15"/>
+                <w:szCs w:val="15"/>
+              </w:rPr>
+              <w:t xml:space="preserve">☐ dialled ☐ connected ☐ conversation ☐ meeting ☐ no</w:t>
+            </w:r>
+          </w:p>
+        </w:tc>
+      </w:tr>
+      <w:tr>
+        <w:trPr>
+          <w:cantSplit/>
+        </w:trPr>
+        <w:tc>
+          <w:tcPr>
+            <w:tcW w:type="dxa" w:w="400"/>
+            <w:tcMar>
+              <w:top w:type="dxa" w:w="50"/>
+              <w:left w:type="dxa" w:w="70"/>
+              <w:bottom w:type="dxa" w:w="50"/>
+              <w:right w:type="dxa" w:w="70"/>
+            </w:tcMar>
+          </w:tcPr>
+          <w:p>
+            <w:r>
+              <w:rPr>
+                <w:rFonts w:ascii="Arial" w:cs="Arial" w:eastAsia="Arial" w:hAnsi="Arial"/>
+                <w:b w:val="false"/>
+                <w:bCs w:val="false"/>
+                <w:color w:val="1A1A1A"/>
+                <w:sz w:val="15"/>
+                <w:szCs w:val="15"/>
+              </w:rPr>
+              <w:t xml:space="preserve">44</w:t>
+            </w:r>
+          </w:p>
+        </w:tc>
+        <w:tc>
+          <w:tcPr>
+            <w:tcW w:type="dxa" w:w="1900"/>
+            <w:tcMar>
+              <w:top w:type="dxa" w:w="50"/>
+              <w:left w:type="dxa" w:w="70"/>
+              <w:bottom w:type="dxa" w:w="50"/>
+              <w:right w:type="dxa" w:w="70"/>
+            </w:tcMar>
+          </w:tcPr>
+          <w:p>
+            <w:r>
+              <w:rPr>
+                <w:rFonts w:ascii="Arial" w:cs="Arial" w:eastAsia="Arial" w:hAnsi="Arial"/>
+                <w:b w:val="false"/>
+                <w:bCs w:val="false"/>
+                <w:color w:val="1A1A1A"/>
+                <w:sz w:val="15"/>
+                <w:szCs w:val="15"/>
+              </w:rPr>
+              <w:t xml:space="preserve">Sonny’s BBQ · Maitland</w:t>
+            </w:r>
+          </w:p>
+        </w:tc>
+        <w:tc>
+          <w:tcPr>
+            <w:tcW w:type="dxa" w:w="2000"/>
+            <w:tcMar>
+              <w:top w:type="dxa" w:w="50"/>
+              <w:left w:type="dxa" w:w="70"/>
+              <w:bottom w:type="dxa" w:w="50"/>
+              <w:right w:type="dxa" w:w="70"/>
+            </w:tcMar>
+          </w:tcPr>
+          <w:p>
+            <w:r>
+              <w:rPr>
+                <w:rFonts w:ascii="Arial" w:cs="Arial" w:eastAsia="Arial" w:hAnsi="Arial"/>
+                <w:b w:val="false"/>
+                <w:bCs w:val="false"/>
+                <w:color w:val="1A1A1A"/>
+                <w:sz w:val="15"/>
+                <w:szCs w:val="15"/>
+              </w:rPr>
+              <w:t xml:space="preserve">Bob Yarmuth Owner &amp; CEO (since 1991); Jeff Yarmuth, President</w:t>
+            </w:r>
+          </w:p>
+        </w:tc>
+        <w:tc>
+          <w:tcPr>
+            <w:tcW w:type="dxa" w:w="1250"/>
+            <w:tcMar>
+              <w:top w:type="dxa" w:w="50"/>
+              <w:left w:type="dxa" w:w="70"/>
+              <w:bottom w:type="dxa" w:w="50"/>
+              <w:right w:type="dxa" w:w="70"/>
+            </w:tcMar>
+          </w:tcPr>
+          <w:p>
+            <w:r>
+              <w:rPr>
+                <w:rFonts w:ascii="Arial" w:cs="Arial" w:eastAsia="Arial" w:hAnsi="Arial"/>
+                <w:b w:val="false"/>
+                <w:bCs w:val="false"/>
+                <w:color w:val="1A1A1A"/>
+                <w:sz w:val="15"/>
+                <w:szCs w:val="15"/>
+              </w:rPr>
+              <w:t xml:space="preserve">(407) 660-8888</w:t>
+            </w:r>
+          </w:p>
+        </w:tc>
+        <w:tc>
+          <w:tcPr>
+            <w:tcW w:type="dxa" w:w="2100"/>
+            <w:tcMar>
+              <w:top w:type="dxa" w:w="50"/>
+              <w:left w:type="dxa" w:w="70"/>
+              <w:bottom w:type="dxa" w:w="50"/>
+              <w:right w:type="dxa" w:w="70"/>
+            </w:tcMar>
+          </w:tcPr>
+          <w:p>
+            <w:r>
+              <w:rPr>
+                <w:rFonts w:ascii="Arial" w:cs="Arial" w:eastAsia="Arial" w:hAnsi="Arial"/>
+                <w:b w:val="false"/>
+                <w:bCs w:val="false"/>
+                <w:color w:val="1A1A1A"/>
+                <w:sz w:val="15"/>
+                <w:szCs w:val="15"/>
+              </w:rPr>
+              <w:t xml:space="preserve">press@sonnysbbq.com (role inbox)</w:t>
+            </w:r>
+          </w:p>
+        </w:tc>
+        <w:tc>
+          <w:tcPr>
+            <w:tcW w:type="dxa" w:w="1500"/>
+            <w:tcMar>
+              <w:top w:type="dxa" w:w="50"/>
+              <w:left w:type="dxa" w:w="70"/>
+              <w:bottom w:type="dxa" w:w="50"/>
+              <w:right w:type="dxa" w:w="70"/>
+            </w:tcMar>
+          </w:tcPr>
+          <w:p>
+            <w:r>
+              <w:rPr>
+                <w:rFonts w:ascii="Arial" w:cs="Arial" w:eastAsia="Arial" w:hAnsi="Arial"/>
+                <w:b w:val="false"/>
+                <w:bCs w:val="false"/>
+                <w:color w:val="1A1A1A"/>
+                <w:sz w:val="15"/>
+                <w:szCs w:val="15"/>
+              </w:rPr>
+              <w:t xml:space="preserve">None (fit by tier) · Blind</w:t>
+            </w:r>
+          </w:p>
+        </w:tc>
+        <w:tc>
+          <w:tcPr>
+            <w:tcW w:type="dxa" w:w="2550"/>
+            <w:tcMar>
+              <w:top w:type="dxa" w:w="50"/>
+              <w:left w:type="dxa" w:w="70"/>
+              <w:bottom w:type="dxa" w:w="50"/>
+              <w:right w:type="dxa" w:w="70"/>
+            </w:tcMar>
+          </w:tcPr>
+          <w:p>
+            <w:r>
+              <w:rPr>
+                <w:rFonts w:ascii="Arial" w:cs="Arial" w:eastAsia="Arial" w:hAnsi="Arial"/>
+                <w:b w:val="false"/>
+                <w:bCs w:val="false"/>
+                <w:color w:val="1A1A1A"/>
+                <w:sz w:val="15"/>
+                <w:szCs w:val="15"/>
+              </w:rPr>
+              <w:t xml:space="preserve">Tier B · contact observed on a dated read</w:t>
+            </w:r>
+          </w:p>
+        </w:tc>
+        <w:tc>
+          <w:tcPr>
+            <w:tcW w:type="dxa" w:w="1700"/>
+            <w:tcMar>
+              <w:top w:type="dxa" w:w="50"/>
+              <w:left w:type="dxa" w:w="70"/>
+              <w:bottom w:type="dxa" w:w="50"/>
+              <w:right w:type="dxa" w:w="70"/>
+            </w:tcMar>
+          </w:tcPr>
+          <w:p>
+            <w:r>
+              <w:rPr>
+                <w:rFonts w:ascii="Arial" w:cs="Arial" w:eastAsia="Arial" w:hAnsi="Arial"/>
+                <w:b w:val="false"/>
+                <w:bCs w:val="false"/>
+                <w:color w:val="1A1A1A"/>
+                <w:sz w:val="15"/>
+                <w:szCs w:val="15"/>
+              </w:rPr>
+              <w:t xml:space="preserve">☐ dialled ☐ connected ☐ conversation ☐ meeting ☐ no</w:t>
+            </w:r>
+          </w:p>
+        </w:tc>
+      </w:tr>
+      <w:tr>
+        <w:trPr>
+          <w:cantSplit/>
+        </w:trPr>
+        <w:tc>
+          <w:tcPr>
+            <w:tcW w:type="dxa" w:w="400"/>
+            <w:tcMar>
+              <w:top w:type="dxa" w:w="50"/>
+              <w:left w:type="dxa" w:w="70"/>
+              <w:bottom w:type="dxa" w:w="50"/>
+              <w:right w:type="dxa" w:w="70"/>
+            </w:tcMar>
+          </w:tcPr>
+          <w:p>
+            <w:r>
+              <w:rPr>
+                <w:rFonts w:ascii="Arial" w:cs="Arial" w:eastAsia="Arial" w:hAnsi="Arial"/>
+                <w:b w:val="false"/>
+                <w:bCs w:val="false"/>
+                <w:color w:val="1A1A1A"/>
+                <w:sz w:val="15"/>
+                <w:szCs w:val="15"/>
+              </w:rPr>
+              <w:t xml:space="preserve">45</w:t>
+            </w:r>
+          </w:p>
+        </w:tc>
+        <w:tc>
+          <w:tcPr>
+            <w:tcW w:type="dxa" w:w="1900"/>
+            <w:tcMar>
+              <w:top w:type="dxa" w:w="50"/>
+              <w:left w:type="dxa" w:w="70"/>
+              <w:bottom w:type="dxa" w:w="50"/>
+              <w:right w:type="dxa" w:w="70"/>
+            </w:tcMar>
+          </w:tcPr>
+          <w:p>
+            <w:r>
+              <w:rPr>
+                <w:rFonts w:ascii="Arial" w:cs="Arial" w:eastAsia="Arial" w:hAnsi="Arial"/>
+                <w:b w:val="false"/>
+                <w:bCs w:val="false"/>
+                <w:color w:val="1A1A1A"/>
+                <w:sz w:val="15"/>
+                <w:szCs w:val="15"/>
+              </w:rPr>
+              <w:t xml:space="preserve">4R Restaurant Group (4 Rivers) · Winter Park</w:t>
+            </w:r>
+          </w:p>
+        </w:tc>
+        <w:tc>
+          <w:tcPr>
+            <w:tcW w:type="dxa" w:w="2000"/>
+            <w:tcMar>
+              <w:top w:type="dxa" w:w="50"/>
+              <w:left w:type="dxa" w:w="70"/>
+              <w:bottom w:type="dxa" w:w="50"/>
+              <w:right w:type="dxa" w:w="70"/>
+            </w:tcMar>
+          </w:tcPr>
+          <w:p>
+            <w:r>
+              <w:rPr>
+                <w:rFonts w:ascii="Arial" w:cs="Arial" w:eastAsia="Arial" w:hAnsi="Arial"/>
+                <w:b w:val="false"/>
+                <w:bCs w:val="false"/>
+                <w:color w:val="1A1A1A"/>
+                <w:sz w:val="15"/>
+                <w:szCs w:val="15"/>
+              </w:rPr>
+              <w:t xml:space="preserve">John Rivers Founder &amp; CEO (owner)</w:t>
+            </w:r>
+          </w:p>
+        </w:tc>
+        <w:tc>
+          <w:tcPr>
+            <w:tcW w:type="dxa" w:w="1250"/>
+            <w:tcMar>
+              <w:top w:type="dxa" w:w="50"/>
+              <w:left w:type="dxa" w:w="70"/>
+              <w:bottom w:type="dxa" w:w="50"/>
+              <w:right w:type="dxa" w:w="70"/>
+            </w:tcMar>
+          </w:tcPr>
+          <w:p>
+            <w:r>
+              <w:rPr>
+                <w:rFonts w:ascii="Arial" w:cs="Arial" w:eastAsia="Arial" w:hAnsi="Arial"/>
+                <w:b w:val="false"/>
+                <w:bCs w:val="false"/>
+                <w:color w:val="1A1A1A"/>
+                <w:sz w:val="15"/>
+                <w:szCs w:val="15"/>
+              </w:rPr>
+              <w:t xml:space="preserve">(844) 474-8377</w:t>
+            </w:r>
+          </w:p>
+        </w:tc>
+        <w:tc>
+          <w:tcPr>
+            <w:tcW w:type="dxa" w:w="2100"/>
+            <w:tcMar>
+              <w:top w:type="dxa" w:w="50"/>
+              <w:left w:type="dxa" w:w="70"/>
+              <w:bottom w:type="dxa" w:w="50"/>
+              <w:right w:type="dxa" w:w="70"/>
+            </w:tcMar>
+          </w:tcPr>
+          <w:p>
+            <w:r>
+              <w:rPr>
+                <w:rFonts w:ascii="Arial" w:cs="Arial" w:eastAsia="Arial" w:hAnsi="Arial"/>
+                <w:b w:val="false"/>
+                <w:bCs w:val="false"/>
+                <w:color w:val="1A1A1A"/>
+                <w:sz w:val="15"/>
+                <w:szCs w:val="15"/>
+              </w:rPr>
+              <w:t xml:space="preserve">—</w:t>
+            </w:r>
+          </w:p>
+        </w:tc>
+        <w:tc>
+          <w:tcPr>
+            <w:tcW w:type="dxa" w:w="1500"/>
+            <w:tcMar>
+              <w:top w:type="dxa" w:w="50"/>
+              <w:left w:type="dxa" w:w="70"/>
+              <w:bottom w:type="dxa" w:w="50"/>
+              <w:right w:type="dxa" w:w="70"/>
+            </w:tcMar>
+          </w:tcPr>
+          <w:p>
+            <w:r>
+              <w:rPr>
+                <w:rFonts w:ascii="Arial" w:cs="Arial" w:eastAsia="Arial" w:hAnsi="Arial"/>
+                <w:b w:val="false"/>
+                <w:bCs w:val="false"/>
+                <w:color w:val="1A1A1A"/>
+                <w:sz w:val="15"/>
+                <w:szCs w:val="15"/>
+              </w:rPr>
+              <w:t xml:space="preserve">None (fit by tier) · Blind</w:t>
+            </w:r>
+          </w:p>
+        </w:tc>
+        <w:tc>
+          <w:tcPr>
+            <w:tcW w:type="dxa" w:w="2550"/>
+            <w:tcMar>
+              <w:top w:type="dxa" w:w="50"/>
+              <w:left w:type="dxa" w:w="70"/>
+              <w:bottom w:type="dxa" w:w="50"/>
+              <w:right w:type="dxa" w:w="70"/>
+            </w:tcMar>
+          </w:tcPr>
+          <w:p>
+            <w:r>
+              <w:rPr>
+                <w:rFonts w:ascii="Arial" w:cs="Arial" w:eastAsia="Arial" w:hAnsi="Arial"/>
+                <w:b w:val="false"/>
+                <w:bCs w:val="false"/>
+                <w:color w:val="1A1A1A"/>
+                <w:sz w:val="15"/>
+                <w:szCs w:val="15"/>
+              </w:rPr>
+              <w:t xml:space="preserve">Tier B · contact observed on a dated read</w:t>
+            </w:r>
+          </w:p>
+        </w:tc>
+        <w:tc>
+          <w:tcPr>
+            <w:tcW w:type="dxa" w:w="1700"/>
+            <w:tcMar>
+              <w:top w:type="dxa" w:w="50"/>
+              <w:left w:type="dxa" w:w="70"/>
+              <w:bottom w:type="dxa" w:w="50"/>
+              <w:right w:type="dxa" w:w="70"/>
+            </w:tcMar>
+          </w:tcPr>
+          <w:p>
+            <w:r>
+              <w:rPr>
+                <w:rFonts w:ascii="Arial" w:cs="Arial" w:eastAsia="Arial" w:hAnsi="Arial"/>
+                <w:b w:val="false"/>
+                <w:bCs w:val="false"/>
+                <w:color w:val="1A1A1A"/>
+                <w:sz w:val="15"/>
+                <w:szCs w:val="15"/>
+              </w:rPr>
+              <w:t xml:space="preserve">☐ dialled ☐ connected ☐ conversation ☐ meeting ☐ no</w:t>
+            </w:r>
+          </w:p>
+        </w:tc>
+      </w:tr>
+      <w:tr>
+        <w:trPr>
+          <w:cantSplit/>
+        </w:trPr>
+        <w:tc>
+          <w:tcPr>
+            <w:tcW w:type="dxa" w:w="400"/>
+            <w:tcMar>
+              <w:top w:type="dxa" w:w="50"/>
+              <w:left w:type="dxa" w:w="70"/>
+              <w:bottom w:type="dxa" w:w="50"/>
+              <w:right w:type="dxa" w:w="70"/>
+            </w:tcMar>
+          </w:tcPr>
+          <w:p>
+            <w:r>
+              <w:rPr>
+                <w:rFonts w:ascii="Arial" w:cs="Arial" w:eastAsia="Arial" w:hAnsi="Arial"/>
+                <w:b w:val="false"/>
+                <w:bCs w:val="false"/>
+                <w:color w:val="1A1A1A"/>
+                <w:sz w:val="15"/>
+                <w:szCs w:val="15"/>
+              </w:rPr>
+              <w:t xml:space="preserve">46</w:t>
+            </w:r>
+          </w:p>
+        </w:tc>
+        <w:tc>
+          <w:tcPr>
+            <w:tcW w:type="dxa" w:w="1900"/>
+            <w:tcMar>
+              <w:top w:type="dxa" w:w="50"/>
+              <w:left w:type="dxa" w:w="70"/>
+              <w:bottom w:type="dxa" w:w="50"/>
+              <w:right w:type="dxa" w:w="70"/>
+            </w:tcMar>
+          </w:tcPr>
+          <w:p>
+            <w:r>
+              <w:rPr>
+                <w:rFonts w:ascii="Arial" w:cs="Arial" w:eastAsia="Arial" w:hAnsi="Arial"/>
+                <w:b w:val="false"/>
+                <w:bCs w:val="false"/>
+                <w:color w:val="1A1A1A"/>
+                <w:sz w:val="15"/>
+                <w:szCs w:val="15"/>
+              </w:rPr>
+              <w:t xml:space="preserve">W.W. Gay Mechanical · Jacksonville</w:t>
+            </w:r>
+          </w:p>
+        </w:tc>
+        <w:tc>
+          <w:tcPr>
+            <w:tcW w:type="dxa" w:w="2000"/>
+            <w:tcMar>
+              <w:top w:type="dxa" w:w="50"/>
+              <w:left w:type="dxa" w:w="70"/>
+              <w:bottom w:type="dxa" w:w="50"/>
+              <w:right w:type="dxa" w:w="70"/>
+            </w:tcMar>
+          </w:tcPr>
+          <w:p>
+            <w:r>
+              <w:rPr>
+                <w:rFonts w:ascii="Arial" w:cs="Arial" w:eastAsia="Arial" w:hAnsi="Arial"/>
+                <w:b w:val="false"/>
+                <w:bCs w:val="false"/>
+                <w:color w:val="1A1A1A"/>
+                <w:sz w:val="15"/>
+                <w:szCs w:val="15"/>
+              </w:rPr>
+              <w:t xml:space="preserve">Paul Jones President &amp; CEO (Tom Smith, President/COO)</w:t>
+            </w:r>
+          </w:p>
+        </w:tc>
+        <w:tc>
+          <w:tcPr>
+            <w:tcW w:type="dxa" w:w="1250"/>
+            <w:tcMar>
+              <w:top w:type="dxa" w:w="50"/>
+              <w:left w:type="dxa" w:w="70"/>
+              <w:bottom w:type="dxa" w:w="50"/>
+              <w:right w:type="dxa" w:w="70"/>
+            </w:tcMar>
+          </w:tcPr>
+          <w:p>
+            <w:r>
+              <w:rPr>
+                <w:rFonts w:ascii="Arial" w:cs="Arial" w:eastAsia="Arial" w:hAnsi="Arial"/>
+                <w:b w:val="false"/>
+                <w:bCs w:val="false"/>
+                <w:color w:val="1A1A1A"/>
+                <w:sz w:val="15"/>
+                <w:szCs w:val="15"/>
+              </w:rPr>
+              <w:t xml:space="preserve">(904) 388-2696</w:t>
+            </w:r>
+          </w:p>
+        </w:tc>
+        <w:tc>
+          <w:tcPr>
+            <w:tcW w:type="dxa" w:w="2100"/>
+            <w:tcMar>
+              <w:top w:type="dxa" w:w="50"/>
+              <w:left w:type="dxa" w:w="70"/>
+              <w:bottom w:type="dxa" w:w="50"/>
+              <w:right w:type="dxa" w:w="70"/>
+            </w:tcMar>
+          </w:tcPr>
+          <w:p>
+            <w:r>
+              <w:rPr>
+                <w:rFonts w:ascii="Arial" w:cs="Arial" w:eastAsia="Arial" w:hAnsi="Arial"/>
+                <w:b w:val="false"/>
+                <w:bCs w:val="false"/>
+                <w:color w:val="1A1A1A"/>
+                <w:sz w:val="15"/>
+                <w:szCs w:val="15"/>
+              </w:rPr>
+              <w:t xml:space="preserve">—</w:t>
+            </w:r>
+          </w:p>
+        </w:tc>
+        <w:tc>
+          <w:tcPr>
+            <w:tcW w:type="dxa" w:w="1500"/>
+            <w:tcMar>
+              <w:top w:type="dxa" w:w="50"/>
+              <w:left w:type="dxa" w:w="70"/>
+              <w:bottom w:type="dxa" w:w="50"/>
+              <w:right w:type="dxa" w:w="70"/>
+            </w:tcMar>
+          </w:tcPr>
+          <w:p>
+            <w:r>
+              <w:rPr>
+                <w:rFonts w:ascii="Arial" w:cs="Arial" w:eastAsia="Arial" w:hAnsi="Arial"/>
+                <w:b w:val="false"/>
+                <w:bCs w:val="false"/>
+                <w:color w:val="1A1A1A"/>
+                <w:sz w:val="15"/>
+                <w:szCs w:val="15"/>
+              </w:rPr>
+              <w:t xml:space="preserve">None (fit by tier) · Blind</w:t>
+            </w:r>
+          </w:p>
+        </w:tc>
+        <w:tc>
+          <w:tcPr>
+            <w:tcW w:type="dxa" w:w="2550"/>
+            <w:tcMar>
+              <w:top w:type="dxa" w:w="50"/>
+              <w:left w:type="dxa" w:w="70"/>
+              <w:bottom w:type="dxa" w:w="50"/>
+              <w:right w:type="dxa" w:w="70"/>
+            </w:tcMar>
+          </w:tcPr>
+          <w:p>
+            <w:r>
+              <w:rPr>
+                <w:rFonts w:ascii="Arial" w:cs="Arial" w:eastAsia="Arial" w:hAnsi="Arial"/>
+                <w:b w:val="false"/>
+                <w:bCs w:val="false"/>
+                <w:color w:val="1A1A1A"/>
+                <w:sz w:val="15"/>
+                <w:szCs w:val="15"/>
+              </w:rPr>
+              <w:t xml:space="preserve">Tier B · contact observed on a dated read</w:t>
+            </w:r>
+          </w:p>
+        </w:tc>
+        <w:tc>
+          <w:tcPr>
+            <w:tcW w:type="dxa" w:w="1700"/>
+            <w:tcMar>
+              <w:top w:type="dxa" w:w="50"/>
+              <w:left w:type="dxa" w:w="70"/>
+              <w:bottom w:type="dxa" w:w="50"/>
+              <w:right w:type="dxa" w:w="70"/>
+            </w:tcMar>
+          </w:tcPr>
+          <w:p>
+            <w:r>
+              <w:rPr>
+                <w:rFonts w:ascii="Arial" w:cs="Arial" w:eastAsia="Arial" w:hAnsi="Arial"/>
+                <w:b w:val="false"/>
+                <w:bCs w:val="false"/>
+                <w:color w:val="1A1A1A"/>
+                <w:sz w:val="15"/>
+                <w:szCs w:val="15"/>
+              </w:rPr>
+              <w:t xml:space="preserve">☐ dialled ☐ connected ☐ conversation ☐ meeting ☐ no</w:t>
+            </w:r>
+          </w:p>
+        </w:tc>
+      </w:tr>
+      <w:tr>
+        <w:trPr>
+          <w:cantSplit/>
+        </w:trPr>
+        <w:tc>
+          <w:tcPr>
+            <w:tcW w:type="dxa" w:w="400"/>
+            <w:tcMar>
+              <w:top w:type="dxa" w:w="50"/>
+              <w:left w:type="dxa" w:w="70"/>
+              <w:bottom w:type="dxa" w:w="50"/>
+              <w:right w:type="dxa" w:w="70"/>
+            </w:tcMar>
+          </w:tcPr>
+          <w:p>
+            <w:r>
+              <w:rPr>
+                <w:rFonts w:ascii="Arial" w:cs="Arial" w:eastAsia="Arial" w:hAnsi="Arial"/>
+                <w:b w:val="false"/>
+                <w:bCs w:val="false"/>
+                <w:color w:val="1A1A1A"/>
+                <w:sz w:val="15"/>
+                <w:szCs w:val="15"/>
+              </w:rPr>
+              <w:t xml:space="preserve">47</w:t>
+            </w:r>
+          </w:p>
+        </w:tc>
+        <w:tc>
+          <w:tcPr>
+            <w:tcW w:type="dxa" w:w="1900"/>
+            <w:tcMar>
+              <w:top w:type="dxa" w:w="50"/>
+              <w:left w:type="dxa" w:w="70"/>
+              <w:bottom w:type="dxa" w:w="50"/>
+              <w:right w:type="dxa" w:w="70"/>
+            </w:tcMar>
+          </w:tcPr>
+          <w:p>
+            <w:r>
+              <w:rPr>
+                <w:rFonts w:ascii="Arial" w:cs="Arial" w:eastAsia="Arial" w:hAnsi="Arial"/>
+                <w:b w:val="false"/>
+                <w:bCs w:val="false"/>
+                <w:color w:val="1A1A1A"/>
+                <w:sz w:val="15"/>
+                <w:szCs w:val="15"/>
+              </w:rPr>
+              <w:t xml:space="preserve">ICI Homes · Daytona Beach</w:t>
+            </w:r>
+          </w:p>
+        </w:tc>
+        <w:tc>
+          <w:tcPr>
+            <w:tcW w:type="dxa" w:w="2000"/>
+            <w:tcMar>
+              <w:top w:type="dxa" w:w="50"/>
+              <w:left w:type="dxa" w:w="70"/>
+              <w:bottom w:type="dxa" w:w="50"/>
+              <w:right w:type="dxa" w:w="70"/>
+            </w:tcMar>
+          </w:tcPr>
+          <w:p>
+            <w:r>
+              <w:rPr>
+                <w:rFonts w:ascii="Arial" w:cs="Arial" w:eastAsia="Arial" w:hAnsi="Arial"/>
+                <w:b w:val="false"/>
+                <w:bCs w:val="false"/>
+                <w:color w:val="1A1A1A"/>
+                <w:sz w:val="15"/>
+                <w:szCs w:val="15"/>
+              </w:rPr>
+              <w:t xml:space="preserve">Mori Hosseini Founder, Chairman &amp; CEO</w:t>
+            </w:r>
+          </w:p>
+        </w:tc>
+        <w:tc>
+          <w:tcPr>
+            <w:tcW w:type="dxa" w:w="1250"/>
+            <w:tcMar>
+              <w:top w:type="dxa" w:w="50"/>
+              <w:left w:type="dxa" w:w="70"/>
+              <w:bottom w:type="dxa" w:w="50"/>
+              <w:right w:type="dxa" w:w="70"/>
+            </w:tcMar>
+          </w:tcPr>
+          <w:p>
+            <w:r>
+              <w:rPr>
+                <w:rFonts w:ascii="Arial" w:cs="Arial" w:eastAsia="Arial" w:hAnsi="Arial"/>
+                <w:b w:val="false"/>
+                <w:bCs w:val="false"/>
+                <w:color w:val="1A1A1A"/>
+                <w:sz w:val="15"/>
+                <w:szCs w:val="15"/>
+              </w:rPr>
+              <w:t xml:space="preserve">(386) 788-0820</w:t>
+            </w:r>
+          </w:p>
+        </w:tc>
+        <w:tc>
+          <w:tcPr>
+            <w:tcW w:type="dxa" w:w="2100"/>
+            <w:tcMar>
+              <w:top w:type="dxa" w:w="50"/>
+              <w:left w:type="dxa" w:w="70"/>
+              <w:bottom w:type="dxa" w:w="50"/>
+              <w:right w:type="dxa" w:w="70"/>
+            </w:tcMar>
+          </w:tcPr>
+          <w:p>
+            <w:r>
+              <w:rPr>
+                <w:rFonts w:ascii="Arial" w:cs="Arial" w:eastAsia="Arial" w:hAnsi="Arial"/>
+                <w:b w:val="false"/>
+                <w:bCs w:val="false"/>
+                <w:color w:val="1A1A1A"/>
+                <w:sz w:val="15"/>
+                <w:szCs w:val="15"/>
+              </w:rPr>
+              <w:t xml:space="preserve">—</w:t>
+            </w:r>
+          </w:p>
+        </w:tc>
+        <w:tc>
+          <w:tcPr>
+            <w:tcW w:type="dxa" w:w="1500"/>
+            <w:tcMar>
+              <w:top w:type="dxa" w:w="50"/>
+              <w:left w:type="dxa" w:w="70"/>
+              <w:bottom w:type="dxa" w:w="50"/>
+              <w:right w:type="dxa" w:w="70"/>
+            </w:tcMar>
+          </w:tcPr>
+          <w:p>
+            <w:r>
+              <w:rPr>
+                <w:rFonts w:ascii="Arial" w:cs="Arial" w:eastAsia="Arial" w:hAnsi="Arial"/>
+                <w:b w:val="false"/>
+                <w:bCs w:val="false"/>
+                <w:color w:val="1A1A1A"/>
+                <w:sz w:val="15"/>
+                <w:szCs w:val="15"/>
+              </w:rPr>
+              <w:t xml:space="preserve">None (fit by tier) · Blind</w:t>
+            </w:r>
+          </w:p>
+        </w:tc>
+        <w:tc>
+          <w:tcPr>
+            <w:tcW w:type="dxa" w:w="2550"/>
+            <w:tcMar>
+              <w:top w:type="dxa" w:w="50"/>
+              <w:left w:type="dxa" w:w="70"/>
+              <w:bottom w:type="dxa" w:w="50"/>
+              <w:right w:type="dxa" w:w="70"/>
+            </w:tcMar>
+          </w:tcPr>
+          <w:p>
+            <w:r>
+              <w:rPr>
+                <w:rFonts w:ascii="Arial" w:cs="Arial" w:eastAsia="Arial" w:hAnsi="Arial"/>
+                <w:b w:val="false"/>
+                <w:bCs w:val="false"/>
+                <w:color w:val="1A1A1A"/>
+                <w:sz w:val="15"/>
+                <w:szCs w:val="15"/>
+              </w:rPr>
+              <w:t xml:space="preserve">Tier B · contact observed on a dated read</w:t>
+            </w:r>
+          </w:p>
+        </w:tc>
+        <w:tc>
+          <w:tcPr>
+            <w:tcW w:type="dxa" w:w="1700"/>
+            <w:tcMar>
+              <w:top w:type="dxa" w:w="50"/>
+              <w:left w:type="dxa" w:w="70"/>
+              <w:bottom w:type="dxa" w:w="50"/>
+              <w:right w:type="dxa" w:w="70"/>
+            </w:tcMar>
+          </w:tcPr>
+          <w:p>
+            <w:r>
+              <w:rPr>
+                <w:rFonts w:ascii="Arial" w:cs="Arial" w:eastAsia="Arial" w:hAnsi="Arial"/>
+                <w:b w:val="false"/>
+                <w:bCs w:val="false"/>
+                <w:color w:val="1A1A1A"/>
+                <w:sz w:val="15"/>
+                <w:szCs w:val="15"/>
+              </w:rPr>
+              <w:t xml:space="preserve">☐ dialled ☐ connected ☐ conversation ☐ meeting ☐ no</w:t>
+            </w:r>
+          </w:p>
+        </w:tc>
+      </w:tr>
+      <w:tr>
+        <w:trPr>
+          <w:cantSplit/>
+        </w:trPr>
+        <w:tc>
+          <w:tcPr>
+            <w:tcW w:type="dxa" w:w="400"/>
+            <w:tcMar>
+              <w:top w:type="dxa" w:w="50"/>
+              <w:left w:type="dxa" w:w="70"/>
+              <w:bottom w:type="dxa" w:w="50"/>
+              <w:right w:type="dxa" w:w="70"/>
+            </w:tcMar>
+          </w:tcPr>
+          <w:p>
+            <w:r>
+              <w:rPr>
+                <w:rFonts w:ascii="Arial" w:cs="Arial" w:eastAsia="Arial" w:hAnsi="Arial"/>
+                <w:b w:val="false"/>
+                <w:bCs w:val="false"/>
+                <w:color w:val="1A1A1A"/>
+                <w:sz w:val="15"/>
+                <w:szCs w:val="15"/>
+              </w:rPr>
+              <w:t xml:space="preserve">48</w:t>
+            </w:r>
+          </w:p>
+        </w:tc>
+        <w:tc>
+          <w:tcPr>
+            <w:tcW w:type="dxa" w:w="1900"/>
+            <w:tcMar>
+              <w:top w:type="dxa" w:w="50"/>
+              <w:left w:type="dxa" w:w="70"/>
+              <w:bottom w:type="dxa" w:w="50"/>
+              <w:right w:type="dxa" w:w="70"/>
+            </w:tcMar>
+          </w:tcPr>
+          <w:p>
+            <w:r>
+              <w:rPr>
+                <w:rFonts w:ascii="Arial" w:cs="Arial" w:eastAsia="Arial" w:hAnsi="Arial"/>
+                <w:b w:val="false"/>
+                <w:bCs w:val="false"/>
+                <w:color w:val="1A1A1A"/>
+                <w:sz w:val="15"/>
+                <w:szCs w:val="15"/>
+              </w:rPr>
+              <w:t xml:space="preserve">IBC Airways · Miami</w:t>
+            </w:r>
+          </w:p>
+        </w:tc>
+        <w:tc>
+          <w:tcPr>
+            <w:tcW w:type="dxa" w:w="2000"/>
+            <w:tcMar>
+              <w:top w:type="dxa" w:w="50"/>
+              <w:left w:type="dxa" w:w="70"/>
+              <w:bottom w:type="dxa" w:w="50"/>
+              <w:right w:type="dxa" w:w="70"/>
+            </w:tcMar>
+          </w:tcPr>
+          <w:p>
+            <w:r>
+              <w:rPr>
+                <w:rFonts w:ascii="Arial" w:cs="Arial" w:eastAsia="Arial" w:hAnsi="Arial"/>
+                <w:b w:val="false"/>
+                <w:bCs w:val="false"/>
+                <w:color w:val="1A1A1A"/>
+                <w:sz w:val="15"/>
+                <w:szCs w:val="15"/>
+              </w:rPr>
+              <w:t xml:space="preserve">Joe Costigan President</w:t>
+            </w:r>
+          </w:p>
+        </w:tc>
+        <w:tc>
+          <w:tcPr>
+            <w:tcW w:type="dxa" w:w="1250"/>
+            <w:tcMar>
+              <w:top w:type="dxa" w:w="50"/>
+              <w:left w:type="dxa" w:w="70"/>
+              <w:bottom w:type="dxa" w:w="50"/>
+              <w:right w:type="dxa" w:w="70"/>
+            </w:tcMar>
+          </w:tcPr>
+          <w:p>
+            <w:r>
+              <w:rPr>
+                <w:rFonts w:ascii="Arial" w:cs="Arial" w:eastAsia="Arial" w:hAnsi="Arial"/>
+                <w:b w:val="false"/>
+                <w:bCs w:val="false"/>
+                <w:color w:val="1A1A1A"/>
+                <w:sz w:val="15"/>
+                <w:szCs w:val="15"/>
+              </w:rPr>
+              <w:t xml:space="preserve">954-834-1700</w:t>
+            </w:r>
+          </w:p>
+        </w:tc>
+        <w:tc>
+          <w:tcPr>
+            <w:tcW w:type="dxa" w:w="2100"/>
+            <w:tcMar>
+              <w:top w:type="dxa" w:w="50"/>
+              <w:left w:type="dxa" w:w="70"/>
+              <w:bottom w:type="dxa" w:w="50"/>
+              <w:right w:type="dxa" w:w="70"/>
+            </w:tcMar>
+          </w:tcPr>
+          <w:p>
+            <w:r>
+              <w:rPr>
+                <w:rFonts w:ascii="Arial" w:cs="Arial" w:eastAsia="Arial" w:hAnsi="Arial"/>
+                <w:b w:val="false"/>
+                <w:bCs w:val="false"/>
+                <w:color w:val="1A1A1A"/>
+                <w:sz w:val="15"/>
+                <w:szCs w:val="15"/>
+              </w:rPr>
+              <w:t xml:space="preserve">—</w:t>
+            </w:r>
+          </w:p>
+        </w:tc>
+        <w:tc>
+          <w:tcPr>
+            <w:tcW w:type="dxa" w:w="1500"/>
+            <w:tcMar>
+              <w:top w:type="dxa" w:w="50"/>
+              <w:left w:type="dxa" w:w="70"/>
+              <w:bottom w:type="dxa" w:w="50"/>
+              <w:right w:type="dxa" w:w="70"/>
+            </w:tcMar>
+          </w:tcPr>
+          <w:p>
+            <w:r>
+              <w:rPr>
+                <w:rFonts w:ascii="Arial" w:cs="Arial" w:eastAsia="Arial" w:hAnsi="Arial"/>
+                <w:b w:val="false"/>
+                <w:bCs w:val="false"/>
+                <w:color w:val="1A1A1A"/>
+                <w:sz w:val="15"/>
+                <w:szCs w:val="15"/>
+              </w:rPr>
+              <w:t xml:space="preserve">None (fit by tier) · Blind</w:t>
+            </w:r>
+          </w:p>
+        </w:tc>
+        <w:tc>
+          <w:tcPr>
+            <w:tcW w:type="dxa" w:w="2550"/>
+            <w:tcMar>
+              <w:top w:type="dxa" w:w="50"/>
+              <w:left w:type="dxa" w:w="70"/>
+              <w:bottom w:type="dxa" w:w="50"/>
+              <w:right w:type="dxa" w:w="70"/>
+            </w:tcMar>
+          </w:tcPr>
+          <w:p>
+            <w:r>
+              <w:rPr>
+                <w:rFonts w:ascii="Arial" w:cs="Arial" w:eastAsia="Arial" w:hAnsi="Arial"/>
+                <w:b w:val="false"/>
+                <w:bCs w:val="false"/>
+                <w:color w:val="1A1A1A"/>
+                <w:sz w:val="15"/>
+                <w:szCs w:val="15"/>
+              </w:rPr>
+              <w:t xml:space="preserve">Tier B · contact observed on a dated read</w:t>
+            </w:r>
+          </w:p>
+        </w:tc>
+        <w:tc>
+          <w:tcPr>
+            <w:tcW w:type="dxa" w:w="1700"/>
+            <w:tcMar>
+              <w:top w:type="dxa" w:w="50"/>
+              <w:left w:type="dxa" w:w="70"/>
+              <w:bottom w:type="dxa" w:w="50"/>
+              <w:right w:type="dxa" w:w="70"/>
+            </w:tcMar>
+          </w:tcPr>
+          <w:p>
+            <w:r>
+              <w:rPr>
+                <w:rFonts w:ascii="Arial" w:cs="Arial" w:eastAsia="Arial" w:hAnsi="Arial"/>
+                <w:b w:val="false"/>
+                <w:bCs w:val="false"/>
+                <w:color w:val="1A1A1A"/>
+                <w:sz w:val="15"/>
+                <w:szCs w:val="15"/>
+              </w:rPr>
+              <w:t xml:space="preserve">☐ dialled ☐ connected ☐ conversation ☐ meeting ☐ no</w:t>
+            </w:r>
+          </w:p>
+        </w:tc>
+      </w:tr>
+      <w:tr>
+        <w:trPr>
+          <w:cantSplit/>
+        </w:trPr>
+        <w:tc>
+          <w:tcPr>
+            <w:tcW w:type="dxa" w:w="400"/>
+            <w:tcMar>
+              <w:top w:type="dxa" w:w="50"/>
+              <w:left w:type="dxa" w:w="70"/>
+              <w:bottom w:type="dxa" w:w="50"/>
+              <w:right w:type="dxa" w:w="70"/>
+            </w:tcMar>
+          </w:tcPr>
+          <w:p>
+            <w:r>
+              <w:rPr>
+                <w:rFonts w:ascii="Arial" w:cs="Arial" w:eastAsia="Arial" w:hAnsi="Arial"/>
+                <w:b w:val="false"/>
+                <w:bCs w:val="false"/>
+                <w:color w:val="1A1A1A"/>
+                <w:sz w:val="15"/>
+                <w:szCs w:val="15"/>
+              </w:rPr>
+              <w:t xml:space="preserve">49</w:t>
+            </w:r>
+          </w:p>
+        </w:tc>
+        <w:tc>
+          <w:tcPr>
+            <w:tcW w:type="dxa" w:w="1900"/>
+            <w:tcMar>
+              <w:top w:type="dxa" w:w="50"/>
+              <w:left w:type="dxa" w:w="70"/>
+              <w:bottom w:type="dxa" w:w="50"/>
+              <w:right w:type="dxa" w:w="70"/>
+            </w:tcMar>
+          </w:tcPr>
+          <w:p>
+            <w:r>
+              <w:rPr>
+                <w:rFonts w:ascii="Arial" w:cs="Arial" w:eastAsia="Arial" w:hAnsi="Arial"/>
+                <w:b w:val="false"/>
+                <w:bCs w:val="false"/>
+                <w:color w:val="1A1A1A"/>
+                <w:sz w:val="15"/>
+                <w:szCs w:val="15"/>
+              </w:rPr>
+              <w:t xml:space="preserve">Tampa Maid Foods · Lakeland</w:t>
+            </w:r>
+          </w:p>
+        </w:tc>
+        <w:tc>
+          <w:tcPr>
+            <w:tcW w:type="dxa" w:w="2000"/>
+            <w:tcMar>
+              <w:top w:type="dxa" w:w="50"/>
+              <w:left w:type="dxa" w:w="70"/>
+              <w:bottom w:type="dxa" w:w="50"/>
+              <w:right w:type="dxa" w:w="70"/>
+            </w:tcMar>
+          </w:tcPr>
+          <w:p>
+            <w:r>
+              <w:rPr>
+                <w:rFonts w:ascii="Arial" w:cs="Arial" w:eastAsia="Arial" w:hAnsi="Arial"/>
+                <w:b w:val="false"/>
+                <w:bCs w:val="false"/>
+                <w:color w:val="1A1A1A"/>
+                <w:sz w:val="15"/>
+                <w:szCs w:val="15"/>
+              </w:rPr>
+              <w:t xml:space="preserve">Shawn Meaney, President &amp; COO (hired; parent WAI)</w:t>
+            </w:r>
+          </w:p>
+        </w:tc>
+        <w:tc>
+          <w:tcPr>
+            <w:tcW w:type="dxa" w:w="1250"/>
+            <w:tcMar>
+              <w:top w:type="dxa" w:w="50"/>
+              <w:left w:type="dxa" w:w="70"/>
+              <w:bottom w:type="dxa" w:w="50"/>
+              <w:right w:type="dxa" w:w="70"/>
+            </w:tcMar>
+          </w:tcPr>
+          <w:p>
+            <w:r>
+              <w:rPr>
+                <w:rFonts w:ascii="Arial" w:cs="Arial" w:eastAsia="Arial" w:hAnsi="Arial"/>
+                <w:b w:val="false"/>
+                <w:bCs w:val="false"/>
+                <w:color w:val="1A1A1A"/>
+                <w:sz w:val="15"/>
+                <w:szCs w:val="15"/>
+              </w:rPr>
+              <w:t xml:space="preserve">(800) 237-7637</w:t>
+            </w:r>
+          </w:p>
+        </w:tc>
+        <w:tc>
+          <w:tcPr>
+            <w:tcW w:type="dxa" w:w="2100"/>
+            <w:tcMar>
+              <w:top w:type="dxa" w:w="50"/>
+              <w:left w:type="dxa" w:w="70"/>
+              <w:bottom w:type="dxa" w:w="50"/>
+              <w:right w:type="dxa" w:w="70"/>
+            </w:tcMar>
+          </w:tcPr>
+          <w:p>
+            <w:r>
+              <w:rPr>
+                <w:rFonts w:ascii="Arial" w:cs="Arial" w:eastAsia="Arial" w:hAnsi="Arial"/>
+                <w:b w:val="false"/>
+                <w:bCs w:val="false"/>
+                <w:color w:val="1A1A1A"/>
+                <w:sz w:val="15"/>
+                <w:szCs w:val="15"/>
+              </w:rPr>
+              <w:t xml:space="preserve">—</w:t>
+            </w:r>
+          </w:p>
+        </w:tc>
+        <w:tc>
+          <w:tcPr>
+            <w:tcW w:type="dxa" w:w="1500"/>
+            <w:tcMar>
+              <w:top w:type="dxa" w:w="50"/>
+              <w:left w:type="dxa" w:w="70"/>
+              <w:bottom w:type="dxa" w:w="50"/>
+              <w:right w:type="dxa" w:w="70"/>
+            </w:tcMar>
+          </w:tcPr>
+          <w:p>
+            <w:r>
+              <w:rPr>
+                <w:rFonts w:ascii="Arial" w:cs="Arial" w:eastAsia="Arial" w:hAnsi="Arial"/>
+                <w:b w:val="false"/>
+                <w:bCs w:val="false"/>
+                <w:color w:val="1A1A1A"/>
+                <w:sz w:val="15"/>
+                <w:szCs w:val="15"/>
+              </w:rPr>
+              <w:t xml:space="preserve">None (fit by tier) · Blind</w:t>
+            </w:r>
+          </w:p>
+        </w:tc>
+        <w:tc>
+          <w:tcPr>
+            <w:tcW w:type="dxa" w:w="2550"/>
+            <w:tcMar>
+              <w:top w:type="dxa" w:w="50"/>
+              <w:left w:type="dxa" w:w="70"/>
+              <w:bottom w:type="dxa" w:w="50"/>
+              <w:right w:type="dxa" w:w="70"/>
+            </w:tcMar>
+          </w:tcPr>
+          <w:p>
+            <w:r>
+              <w:rPr>
+                <w:rFonts w:ascii="Arial" w:cs="Arial" w:eastAsia="Arial" w:hAnsi="Arial"/>
+                <w:b w:val="false"/>
+                <w:bCs w:val="false"/>
+                <w:color w:val="1A1A1A"/>
+                <w:sz w:val="15"/>
+                <w:szCs w:val="15"/>
+              </w:rPr>
+              <w:t xml:space="preserve">Tier B · contact observed on a dated read</w:t>
+            </w:r>
+          </w:p>
+        </w:tc>
+        <w:tc>
+          <w:tcPr>
+            <w:tcW w:type="dxa" w:w="1700"/>
+            <w:tcMar>
+              <w:top w:type="dxa" w:w="50"/>
+              <w:left w:type="dxa" w:w="70"/>
+              <w:bottom w:type="dxa" w:w="50"/>
+              <w:right w:type="dxa" w:w="70"/>
+            </w:tcMar>
+          </w:tcPr>
+          <w:p>
+            <w:r>
+              <w:rPr>
+                <w:rFonts w:ascii="Arial" w:cs="Arial" w:eastAsia="Arial" w:hAnsi="Arial"/>
+                <w:b w:val="false"/>
+                <w:bCs w:val="false"/>
+                <w:color w:val="1A1A1A"/>
+                <w:sz w:val="15"/>
+                <w:szCs w:val="15"/>
+              </w:rPr>
+              <w:t xml:space="preserve">☐ dialled ☐ connected ☐ conversation ☐ meeting ☐ no</w:t>
+            </w:r>
+          </w:p>
+        </w:tc>
+      </w:tr>
+      <w:tr>
+        <w:trPr>
+          <w:cantSplit/>
+        </w:trPr>
+        <w:tc>
+          <w:tcPr>
+            <w:tcW w:type="dxa" w:w="400"/>
+            <w:tcMar>
+              <w:top w:type="dxa" w:w="50"/>
+              <w:left w:type="dxa" w:w="70"/>
+              <w:bottom w:type="dxa" w:w="50"/>
+              <w:right w:type="dxa" w:w="70"/>
+            </w:tcMar>
+          </w:tcPr>
+          <w:p>
+            <w:r>
+              <w:rPr>
+                <w:rFonts w:ascii="Arial" w:cs="Arial" w:eastAsia="Arial" w:hAnsi="Arial"/>
+                <w:b w:val="false"/>
+                <w:bCs w:val="false"/>
+                <w:color w:val="1A1A1A"/>
+                <w:sz w:val="15"/>
+                <w:szCs w:val="15"/>
+              </w:rPr>
+              <w:t xml:space="preserve">50</w:t>
+            </w:r>
+          </w:p>
+        </w:tc>
+        <w:tc>
+          <w:tcPr>
+            <w:tcW w:type="dxa" w:w="1900"/>
+            <w:tcMar>
+              <w:top w:type="dxa" w:w="50"/>
+              <w:left w:type="dxa" w:w="70"/>
+              <w:bottom w:type="dxa" w:w="50"/>
+              <w:right w:type="dxa" w:w="70"/>
+            </w:tcMar>
+          </w:tcPr>
+          <w:p>
+            <w:r>
+              <w:rPr>
+                <w:rFonts w:ascii="Arial" w:cs="Arial" w:eastAsia="Arial" w:hAnsi="Arial"/>
+                <w:b w:val="false"/>
+                <w:bCs w:val="false"/>
+                <w:color w:val="1A1A1A"/>
+                <w:sz w:val="15"/>
+                <w:szCs w:val="15"/>
+              </w:rPr>
               <w:t xml:space="preserve">Solutions Manufacturing · Rockledge</w:t>
             </w:r>
           </w:p>
@@ -8240,7 +10266,7 @@
                 <w:sz w:val="15"/>
                 <w:szCs w:val="15"/>
               </w:rPr>
-              <w:t xml:space="preserve">Tier B · named decision maker; contact sourced on a dated line</w:t>
+              <w:t xml:space="preserve">Tier B · contact observed on a dated read</w:t>
             </w:r>
           </w:p>
         </w:tc>
@@ -8315,7 +10341,7 @@
           <w:sz w:val="19"/>
           <w:szCs w:val="19"/>
         </w:rPr>
-        <w:t xml:space="preserve">74 rows are short of call-ready. Most need their published number sourced on a dated line before dialling (“source the number”); that is contact sourcing, and it needs reads.</w:t>
+        <w:t xml:space="preserve">64 rows are short of call-ready. Most need their published number sourced on a dated line before dialling (“source the number”); that is contact sourcing, and it needs reads.</w:t>
       </w:r>
     </w:p>
     <w:tbl>
@@ -8537,7 +10563,7 @@
                 <w:sz w:val="15"/>
                 <w:szCs w:val="15"/>
               </w:rPr>
-              <w:t xml:space="preserve">Source the published number on a dated line before dialling</w:t>
+              <w:t xml:space="preserve">Source the number on a dated line before dialling</w:t>
             </w:r>
           </w:p>
         </w:tc>
@@ -8566,7 +10592,7 @@
                 <w:sz w:val="15"/>
                 <w:szCs w:val="15"/>
               </w:rPr>
-              <w:t xml:space="preserve">Badia Spices</w:t>
+              <w:t xml:space="preserve">Quirch Foods</w:t>
             </w:r>
           </w:p>
         </w:tc>
@@ -8614,7 +10640,7 @@
                 <w:sz w:val="15"/>
                 <w:szCs w:val="15"/>
               </w:rPr>
-              <w:t xml:space="preserve">(305) 629-8000</w:t>
+              <w:t xml:space="preserve">(305) 691-5901</w:t>
             </w:r>
           </w:p>
         </w:tc>
@@ -8638,7 +10664,7 @@
                 <w:sz w:val="15"/>
                 <w:szCs w:val="15"/>
               </w:rPr>
-              <w:t xml:space="preserve">Source the published number on a dated line before dialling</w:t>
+              <w:t xml:space="preserve">Source the number on a dated line before dialling</w:t>
             </w:r>
           </w:p>
         </w:tc>
@@ -8667,7 +10693,7 @@
                 <w:sz w:val="15"/>
                 <w:szCs w:val="15"/>
               </w:rPr>
-              <w:t xml:space="preserve">Quirch Foods</w:t>
+              <w:t xml:space="preserve">PJ Distributors</w:t>
             </w:r>
           </w:p>
         </w:tc>
@@ -8715,7 +10741,7 @@
                 <w:sz w:val="15"/>
                 <w:szCs w:val="15"/>
               </w:rPr>
-              <w:t xml:space="preserve">(305) 691-5901</w:t>
+              <w:t xml:space="preserve">(305) 455-7508</w:t>
             </w:r>
           </w:p>
         </w:tc>
@@ -8739,7 +10765,7 @@
                 <w:sz w:val="15"/>
                 <w:szCs w:val="15"/>
               </w:rPr>
-              <w:t xml:space="preserve">Source the published number on a dated line before dialling</w:t>
+              <w:t xml:space="preserve">Source the number on a dated line before dialling</w:t>
             </w:r>
           </w:p>
         </w:tc>
@@ -8768,7 +10794,7 @@
                 <w:sz w:val="15"/>
                 <w:szCs w:val="15"/>
               </w:rPr>
-              <w:t xml:space="preserve">Eagle Brands Sales</w:t>
+              <w:t xml:space="preserve">Sunshine Bouquet</w:t>
             </w:r>
           </w:p>
         </w:tc>
@@ -8816,7 +10842,7 @@
                 <w:sz w:val="15"/>
                 <w:szCs w:val="15"/>
               </w:rPr>
-              <w:t xml:space="preserve">305-599-2337</w:t>
+              <w:t xml:space="preserve">(305) 599-9600</w:t>
             </w:r>
           </w:p>
         </w:tc>
@@ -8840,7 +10866,7 @@
                 <w:sz w:val="15"/>
                 <w:szCs w:val="15"/>
               </w:rPr>
-              <w:t xml:space="preserve">Source the published number on a dated line before dialling</w:t>
+              <w:t xml:space="preserve">Source the number on a dated line before dialling</w:t>
             </w:r>
           </w:p>
         </w:tc>
@@ -8869,7 +10895,7 @@
                 <w:sz w:val="15"/>
                 <w:szCs w:val="15"/>
               </w:rPr>
-              <w:t xml:space="preserve">PJ Distributors</w:t>
+              <w:t xml:space="preserve">Turbana Corp</w:t>
             </w:r>
           </w:p>
         </w:tc>
@@ -8917,7 +10943,7 @@
                 <w:sz w:val="15"/>
                 <w:szCs w:val="15"/>
               </w:rPr>
-              <w:t xml:space="preserve">(305) 455-7508</w:t>
+              <w:t xml:space="preserve">(305) 445-1542</w:t>
             </w:r>
           </w:p>
         </w:tc>
@@ -8941,7 +10967,7 @@
                 <w:sz w:val="15"/>
                 <w:szCs w:val="15"/>
               </w:rPr>
-              <w:t xml:space="preserve">Source the published number on a dated line before dialling</w:t>
+              <w:t xml:space="preserve">Source the number on a dated line before dialling</w:t>
             </w:r>
           </w:p>
         </w:tc>
@@ -8970,7 +10996,7 @@
                 <w:sz w:val="15"/>
                 <w:szCs w:val="15"/>
               </w:rPr>
-              <w:t xml:space="preserve">Sunshine Bouquet</w:t>
+              <w:t xml:space="preserve">Fresh Del Monte Produce</w:t>
             </w:r>
           </w:p>
         </w:tc>
@@ -9018,7 +11044,7 @@
                 <w:sz w:val="15"/>
                 <w:szCs w:val="15"/>
               </w:rPr>
-              <w:t xml:space="preserve">(305) 599-9600</w:t>
+              <w:t xml:space="preserve">(305) 520-8433</w:t>
             </w:r>
           </w:p>
         </w:tc>
@@ -9042,7 +11068,7 @@
                 <w:sz w:val="15"/>
                 <w:szCs w:val="15"/>
               </w:rPr>
-              <w:t xml:space="preserve">Source the published number on a dated line before dialling</w:t>
+              <w:t xml:space="preserve">Source the number on a dated line before dialling</w:t>
             </w:r>
           </w:p>
         </w:tc>
@@ -9071,7 +11097,7 @@
                 <w:sz w:val="15"/>
                 <w:szCs w:val="15"/>
               </w:rPr>
-              <w:t xml:space="preserve">Turbana Corp</w:t>
+              <w:t xml:space="preserve">Southern Glazer's Wine &amp; Spirits</w:t>
             </w:r>
           </w:p>
         </w:tc>
@@ -9119,7 +11145,7 @@
                 <w:sz w:val="15"/>
                 <w:szCs w:val="15"/>
               </w:rPr>
-              <w:t xml:space="preserve">(305) 445-1542</w:t>
+              <w:t xml:space="preserve">(954) 680-4600</w:t>
             </w:r>
           </w:p>
         </w:tc>
@@ -9143,7 +11169,7 @@
                 <w:sz w:val="15"/>
                 <w:szCs w:val="15"/>
               </w:rPr>
-              <w:t xml:space="preserve">Source the published number on a dated line before dialling</w:t>
+              <w:t xml:space="preserve">Source the number on a dated line before dialling</w:t>
             </w:r>
           </w:p>
         </w:tc>
@@ -9172,7 +11198,7 @@
                 <w:sz w:val="15"/>
                 <w:szCs w:val="15"/>
               </w:rPr>
-              <w:t xml:space="preserve">Fresh Del Monte Produce</w:t>
+              <w:t xml:space="preserve">National Beverage (LaCroix)</w:t>
             </w:r>
           </w:p>
         </w:tc>
@@ -9220,7 +11246,7 @@
                 <w:sz w:val="15"/>
                 <w:szCs w:val="15"/>
               </w:rPr>
-              <w:t xml:space="preserve">(305) 520-8433</w:t>
+              <w:t xml:space="preserve">(954) 581-0922</w:t>
             </w:r>
           </w:p>
         </w:tc>
@@ -9244,7 +11270,7 @@
                 <w:sz w:val="15"/>
                 <w:szCs w:val="15"/>
               </w:rPr>
-              <w:t xml:space="preserve">Source the published number on a dated line before dialling</w:t>
+              <w:t xml:space="preserve">Source the number on a dated line before dialling</w:t>
             </w:r>
           </w:p>
         </w:tc>
@@ -9273,7 +11299,7 @@
                 <w:sz w:val="15"/>
                 <w:szCs w:val="15"/>
               </w:rPr>
-              <w:t xml:space="preserve">Southern Glazer's Wine &amp; Spirits</w:t>
+              <w:t xml:space="preserve">Watsco</w:t>
             </w:r>
           </w:p>
         </w:tc>
@@ -9321,7 +11347,7 @@
                 <w:sz w:val="15"/>
                 <w:szCs w:val="15"/>
               </w:rPr>
-              <w:t xml:space="preserve">(954) 680-4600</w:t>
+              <w:t xml:space="preserve">(305) 714-4100</w:t>
             </w:r>
           </w:p>
         </w:tc>
@@ -9345,7 +11371,7 @@
                 <w:sz w:val="15"/>
                 <w:szCs w:val="15"/>
               </w:rPr>
-              <w:t xml:space="preserve">Source the published number on a dated line before dialling</w:t>
+              <w:t xml:space="preserve">Source the number on a dated line before dialling</w:t>
             </w:r>
           </w:p>
         </w:tc>
@@ -9374,7 +11400,7 @@
                 <w:sz w:val="15"/>
                 <w:szCs w:val="15"/>
               </w:rPr>
-              <w:t xml:space="preserve">National Beverage (LaCroix)</w:t>
+              <w:t xml:space="preserve">Refricenter</w:t>
             </w:r>
           </w:p>
         </w:tc>
@@ -9422,7 +11448,7 @@
                 <w:sz w:val="15"/>
                 <w:szCs w:val="15"/>
               </w:rPr>
-              <w:t xml:space="preserve">(954) 581-0922</w:t>
+              <w:t xml:space="preserve">(305) 477-8880</w:t>
             </w:r>
           </w:p>
         </w:tc>
@@ -9446,7 +11472,7 @@
                 <w:sz w:val="15"/>
                 <w:szCs w:val="15"/>
               </w:rPr>
-              <w:t xml:space="preserve">Source the published number on a dated line before dialling</w:t>
+              <w:t xml:space="preserve">Source the number on a dated line before dialling</w:t>
             </w:r>
           </w:p>
         </w:tc>
@@ -9475,7 +11501,7 @@
                 <w:sz w:val="15"/>
                 <w:szCs w:val="15"/>
               </w:rPr>
-              <w:t xml:space="preserve">Watsco</w:t>
+              <w:t xml:space="preserve">TruckMax</w:t>
             </w:r>
           </w:p>
         </w:tc>
@@ -9523,7 +11549,7 @@
                 <w:sz w:val="15"/>
                 <w:szCs w:val="15"/>
               </w:rPr>
-              <w:t xml:space="preserve">(305) 714-4100</w:t>
+              <w:t xml:space="preserve">(305) 777-9000</w:t>
             </w:r>
           </w:p>
         </w:tc>
@@ -9547,7 +11573,7 @@
                 <w:sz w:val="15"/>
                 <w:szCs w:val="15"/>
               </w:rPr>
-              <w:t xml:space="preserve">Source the published number on a dated line before dialling</w:t>
+              <w:t xml:space="preserve">Source the number on a dated line before dialling</w:t>
             </w:r>
           </w:p>
         </w:tc>
@@ -9576,7 +11602,7 @@
                 <w:sz w:val="15"/>
                 <w:szCs w:val="15"/>
               </w:rPr>
-              <w:t xml:space="preserve">Refricenter</w:t>
+              <w:t xml:space="preserve">Sedano's Supermarkets</w:t>
             </w:r>
           </w:p>
         </w:tc>
@@ -9600,7 +11626,7 @@
                 <w:sz w:val="15"/>
                 <w:szCs w:val="15"/>
               </w:rPr>
-              <w:t xml:space="preserve">source the number</w:t>
+              <w:t xml:space="preserve">acquire a number (none on the row)</w:t>
             </w:r>
           </w:p>
         </w:tc>
@@ -9624,7 +11650,7 @@
                 <w:sz w:val="15"/>
                 <w:szCs w:val="15"/>
               </w:rPr>
-              <w:t xml:space="preserve">(305) 477-8880</w:t>
+              <w:t xml:space="preserve">none on the row</w:t>
             </w:r>
           </w:p>
         </w:tc>
@@ -9648,7 +11674,7 @@
                 <w:sz w:val="15"/>
                 <w:szCs w:val="15"/>
               </w:rPr>
-              <w:t xml:space="preserve">Source the published number on a dated line before dialling</w:t>
+              <w:t xml:space="preserve">Acquisition: no number on the row</w:t>
             </w:r>
           </w:p>
         </w:tc>
@@ -9677,7 +11703,7 @@
                 <w:sz w:val="15"/>
                 <w:szCs w:val="15"/>
               </w:rPr>
-              <w:t xml:space="preserve">TruckMax</w:t>
+              <w:t xml:space="preserve">Presidente Supermarkets</w:t>
             </w:r>
           </w:p>
         </w:tc>
@@ -9725,7 +11751,7 @@
                 <w:sz w:val="15"/>
                 <w:szCs w:val="15"/>
               </w:rPr>
-              <w:t xml:space="preserve">(305) 777-9000</w:t>
+              <w:t xml:space="preserve">305-231-9944</w:t>
             </w:r>
           </w:p>
         </w:tc>
@@ -9749,7 +11775,7 @@
                 <w:sz w:val="15"/>
                 <w:szCs w:val="15"/>
               </w:rPr>
-              <w:t xml:space="preserve">Source the published number on a dated line before dialling</w:t>
+              <w:t xml:space="preserve">Source the number on a dated line before dialling</w:t>
             </w:r>
           </w:p>
         </w:tc>
@@ -9778,7 +11804,7 @@
                 <w:sz w:val="15"/>
                 <w:szCs w:val="15"/>
               </w:rPr>
-              <w:t xml:space="preserve">Sedano's Supermarkets</w:t>
+              <w:t xml:space="preserve">City Furniture</w:t>
             </w:r>
           </w:p>
         </w:tc>
@@ -9802,7 +11828,7 @@
                 <w:sz w:val="15"/>
                 <w:szCs w:val="15"/>
               </w:rPr>
-              <w:t xml:space="preserve">source the number</w:t>
+              <w:t xml:space="preserve">acquire a number (none on the row)</w:t>
             </w:r>
           </w:p>
         </w:tc>
@@ -9850,7 +11876,7 @@
                 <w:sz w:val="15"/>
                 <w:szCs w:val="15"/>
               </w:rPr>
-              <w:t xml:space="preserve">Source the published number on a dated line before dialling</w:t>
+              <w:t xml:space="preserve">Acquisition: no number on the row</w:t>
             </w:r>
           </w:p>
         </w:tc>
@@ -9879,7 +11905,7 @@
                 <w:sz w:val="15"/>
                 <w:szCs w:val="15"/>
               </w:rPr>
-              <w:t xml:space="preserve">Presidente Supermarkets</w:t>
+              <w:t xml:space="preserve">Perry Ellis International</w:t>
             </w:r>
           </w:p>
         </w:tc>
@@ -9927,7 +11953,7 @@
                 <w:sz w:val="15"/>
                 <w:szCs w:val="15"/>
               </w:rPr>
-              <w:t xml:space="preserve">305-231-9944</w:t>
+              <w:t xml:space="preserve">(305) 592-2830</w:t>
             </w:r>
           </w:p>
         </w:tc>
@@ -9951,7 +11977,7 @@
                 <w:sz w:val="15"/>
                 <w:szCs w:val="15"/>
               </w:rPr>
-              <w:t xml:space="preserve">Source the published number on a dated line before dialling</w:t>
+              <w:t xml:space="preserve">Source the number on a dated line before dialling</w:t>
             </w:r>
           </w:p>
         </w:tc>
@@ -9980,7 +12006,7 @@
                 <w:sz w:val="15"/>
                 <w:szCs w:val="15"/>
               </w:rPr>
-              <w:t xml:space="preserve">City Furniture</w:t>
+              <w:t xml:space="preserve">JM Family Enterprises</w:t>
             </w:r>
           </w:p>
         </w:tc>
@@ -10028,7 +12054,7 @@
                 <w:sz w:val="15"/>
                 <w:szCs w:val="15"/>
               </w:rPr>
-              <w:t xml:space="preserve">none on the row</w:t>
+              <w:t xml:space="preserve">(954) 429-2000</w:t>
             </w:r>
           </w:p>
         </w:tc>
@@ -10052,7 +12078,7 @@
                 <w:sz w:val="15"/>
                 <w:szCs w:val="15"/>
               </w:rPr>
-              <w:t xml:space="preserve">Source the published number on a dated line before dialling</w:t>
+              <w:t xml:space="preserve">Source the number on a dated line before dialling</w:t>
             </w:r>
           </w:p>
         </w:tc>
@@ -10081,7 +12107,7 @@
                 <w:sz w:val="15"/>
                 <w:szCs w:val="15"/>
               </w:rPr>
-              <w:t xml:space="preserve">Perry Ellis International</w:t>
+              <w:t xml:space="preserve">World Kinect</w:t>
             </w:r>
           </w:p>
         </w:tc>
@@ -10129,7 +12155,7 @@
                 <w:sz w:val="15"/>
                 <w:szCs w:val="15"/>
               </w:rPr>
-              <w:t xml:space="preserve">(305) 592-2830</w:t>
+              <w:t xml:space="preserve">(305) 428-8000</w:t>
             </w:r>
           </w:p>
         </w:tc>
@@ -10153,7 +12179,7 @@
                 <w:sz w:val="15"/>
                 <w:szCs w:val="15"/>
               </w:rPr>
-              <w:t xml:space="preserve">Source the published number on a dated line before dialling</w:t>
+              <w:t xml:space="preserve">Source the number on a dated line before dialling</w:t>
             </w:r>
           </w:p>
         </w:tc>
@@ -10182,7 +12208,7 @@
                 <w:sz w:val="15"/>
                 <w:szCs w:val="15"/>
               </w:rPr>
-              <w:t xml:space="preserve">JM Family Enterprises</w:t>
+              <w:t xml:space="preserve">HEICO</w:t>
             </w:r>
           </w:p>
         </w:tc>
@@ -10230,7 +12256,7 @@
                 <w:sz w:val="15"/>
                 <w:szCs w:val="15"/>
               </w:rPr>
-              <w:t xml:space="preserve">(954) 429-2000</w:t>
+              <w:t xml:space="preserve">(954) 987-4000</w:t>
             </w:r>
           </w:p>
         </w:tc>
@@ -10254,7 +12280,7 @@
                 <w:sz w:val="15"/>
                 <w:szCs w:val="15"/>
               </w:rPr>
-              <w:t xml:space="preserve">Source the published number on a dated line before dialling</w:t>
+              <w:t xml:space="preserve">Source the number on a dated line before dialling</w:t>
             </w:r>
           </w:p>
         </w:tc>
@@ -10283,7 +12309,7 @@
                 <w:sz w:val="15"/>
                 <w:szCs w:val="15"/>
               </w:rPr>
-              <w:t xml:space="preserve">World Kinect</w:t>
+              <w:t xml:space="preserve">Eco Window Systems</w:t>
             </w:r>
           </w:p>
         </w:tc>
@@ -10331,7 +12357,7 @@
                 <w:sz w:val="15"/>
                 <w:szCs w:val="15"/>
               </w:rPr>
-              <w:t xml:space="preserve">(305) 428-8000</w:t>
+              <w:t xml:space="preserve">(305) 885-5299</w:t>
             </w:r>
           </w:p>
         </w:tc>
@@ -10355,7 +12381,7 @@
                 <w:sz w:val="15"/>
                 <w:szCs w:val="15"/>
               </w:rPr>
-              <w:t xml:space="preserve">Source the published number on a dated line before dialling</w:t>
+              <w:t xml:space="preserve">Source the number on a dated line before dialling</w:t>
             </w:r>
           </w:p>
         </w:tc>
@@ -10384,7 +12410,7 @@
                 <w:sz w:val="15"/>
                 <w:szCs w:val="15"/>
               </w:rPr>
-              <w:t xml:space="preserve">HEICO</w:t>
+              <w:t xml:space="preserve">Florida Crystals</w:t>
             </w:r>
           </w:p>
         </w:tc>
@@ -10432,7 +12458,7 @@
                 <w:sz w:val="15"/>
                 <w:szCs w:val="15"/>
               </w:rPr>
-              <w:t xml:space="preserve">(954) 987-4000</w:t>
+              <w:t xml:space="preserve">(561) 366-5100</w:t>
             </w:r>
           </w:p>
         </w:tc>
@@ -10456,7 +12482,7 @@
                 <w:sz w:val="15"/>
                 <w:szCs w:val="15"/>
               </w:rPr>
-              <w:t xml:space="preserve">Source the published number on a dated line before dialling</w:t>
+              <w:t xml:space="preserve">Source the number on a dated line before dialling</w:t>
             </w:r>
           </w:p>
         </w:tc>
@@ -10485,7 +12511,7 @@
                 <w:sz w:val="15"/>
                 <w:szCs w:val="15"/>
               </w:rPr>
-              <w:t xml:space="preserve">Eco Window Systems</w:t>
+              <w:t xml:space="preserve">Vigo Importing</w:t>
             </w:r>
           </w:p>
         </w:tc>
@@ -10533,7 +12559,7 @@
                 <w:sz w:val="15"/>
                 <w:szCs w:val="15"/>
               </w:rPr>
-              <w:t xml:space="preserve">(305) 885-5299</w:t>
+              <w:t xml:space="preserve">813-884-3491</w:t>
             </w:r>
           </w:p>
         </w:tc>
@@ -10557,7 +12583,7 @@
                 <w:sz w:val="15"/>
                 <w:szCs w:val="15"/>
               </w:rPr>
-              <w:t xml:space="preserve">Source the published number on a dated line before dialling</w:t>
+              <w:t xml:space="preserve">Source the number on a dated line before dialling</w:t>
             </w:r>
           </w:p>
         </w:tc>
@@ -10586,7 +12612,7 @@
                 <w:sz w:val="15"/>
                 <w:szCs w:val="15"/>
               </w:rPr>
-              <w:t xml:space="preserve">SkyPostal</w:t>
+              <w:t xml:space="preserve">Great Bay Distributors</w:t>
             </w:r>
           </w:p>
         </w:tc>
@@ -10634,7 +12660,7 @@
                 <w:sz w:val="15"/>
                 <w:szCs w:val="15"/>
               </w:rPr>
-              <w:t xml:space="preserve">(305) 599-1812</w:t>
+              <w:t xml:space="preserve">727-576-1900</w:t>
             </w:r>
           </w:p>
         </w:tc>
@@ -10658,7 +12684,7 @@
                 <w:sz w:val="15"/>
                 <w:szCs w:val="15"/>
               </w:rPr>
-              <w:t xml:space="preserve">Source the published number on a dated line before dialling</w:t>
+              <w:t xml:space="preserve">Source the number on a dated line before dialling</w:t>
             </w:r>
           </w:p>
         </w:tc>
@@ -10687,7 +12713,7 @@
                 <w:sz w:val="15"/>
                 <w:szCs w:val="15"/>
               </w:rPr>
-              <w:t xml:space="preserve">Florida Crystals</w:t>
+              <w:t xml:space="preserve">J.J. Taylor Distributing FL</w:t>
             </w:r>
           </w:p>
         </w:tc>
@@ -10735,7 +12761,7 @@
                 <w:sz w:val="15"/>
                 <w:szCs w:val="15"/>
               </w:rPr>
-              <w:t xml:space="preserve">(561) 366-5100</w:t>
+              <w:t xml:space="preserve">(561) 354-2900</w:t>
             </w:r>
           </w:p>
         </w:tc>
@@ -10759,7 +12785,7 @@
                 <w:sz w:val="15"/>
                 <w:szCs w:val="15"/>
               </w:rPr>
-              <w:t xml:space="preserve">Source the published number on a dated line before dialling</w:t>
+              <w:t xml:space="preserve">Source the number on a dated line before dialling</w:t>
             </w:r>
           </w:p>
         </w:tc>
@@ -10788,7 +12814,7 @@
                 <w:sz w:val="15"/>
                 <w:szCs w:val="15"/>
               </w:rPr>
-              <w:t xml:space="preserve">Vigo Importing</w:t>
+              <w:t xml:space="preserve">Coca-Cola Beverages Florida</w:t>
             </w:r>
           </w:p>
         </w:tc>
@@ -10812,7 +12838,7 @@
                 <w:sz w:val="15"/>
                 <w:szCs w:val="15"/>
               </w:rPr>
-              <w:t xml:space="preserve">source the number</w:t>
+              <w:t xml:space="preserve">acquire a number (none on the row)</w:t>
             </w:r>
           </w:p>
         </w:tc>
@@ -10836,7 +12862,7 @@
                 <w:sz w:val="15"/>
                 <w:szCs w:val="15"/>
               </w:rPr>
-              <w:t xml:space="preserve">813-884-3491</w:t>
+              <w:t xml:space="preserve">none on the row</w:t>
             </w:r>
           </w:p>
         </w:tc>
@@ -10860,7 +12886,7 @@
                 <w:sz w:val="15"/>
                 <w:szCs w:val="15"/>
               </w:rPr>
-              <w:t xml:space="preserve">Source the published number on a dated line before dialling</w:t>
+              <w:t xml:space="preserve">Acquisition: no number on the row</w:t>
             </w:r>
           </w:p>
         </w:tc>
@@ -10889,7 +12915,7 @@
                 <w:sz w:val="15"/>
                 <w:szCs w:val="15"/>
               </w:rPr>
-              <w:t xml:space="preserve">Great Bay Distributors</w:t>
+              <w:t xml:space="preserve">Rooms To Go</w:t>
             </w:r>
           </w:p>
         </w:tc>
@@ -10937,7 +12963,7 @@
                 <w:sz w:val="15"/>
                 <w:szCs w:val="15"/>
               </w:rPr>
-              <w:t xml:space="preserve">727-576-1900</w:t>
+              <w:t xml:space="preserve">813-623-5400</w:t>
             </w:r>
           </w:p>
         </w:tc>
@@ -10961,7 +12987,7 @@
                 <w:sz w:val="15"/>
                 <w:szCs w:val="15"/>
               </w:rPr>
-              <w:t xml:space="preserve">Source the published number on a dated line before dialling</w:t>
+              <w:t xml:space="preserve">Source the number on a dated line before dialling</w:t>
             </w:r>
           </w:p>
         </w:tc>
@@ -10990,7 +13016,7 @@
                 <w:sz w:val="15"/>
                 <w:szCs w:val="15"/>
               </w:rPr>
-              <w:t xml:space="preserve">J.J. Taylor Distributing FL</w:t>
+              <w:t xml:space="preserve">Helios Technologies (Sun Hydraulics)</w:t>
             </w:r>
           </w:p>
         </w:tc>
@@ -11038,7 +13064,7 @@
                 <w:sz w:val="15"/>
                 <w:szCs w:val="15"/>
               </w:rPr>
-              <w:t xml:space="preserve">(561) 354-2900</w:t>
+              <w:t xml:space="preserve">(941) 362-1333</w:t>
             </w:r>
           </w:p>
         </w:tc>
@@ -11062,7 +13088,7 @@
                 <w:sz w:val="15"/>
                 <w:szCs w:val="15"/>
               </w:rPr>
-              <w:t xml:space="preserve">Source the published number on a dated line before dialling</w:t>
+              <w:t xml:space="preserve">Source the number on a dated line before dialling</w:t>
             </w:r>
           </w:p>
         </w:tc>
@@ -11091,7 +13117,7 @@
                 <w:sz w:val="15"/>
                 <w:szCs w:val="15"/>
               </w:rPr>
-              <w:t xml:space="preserve">Coca-Cola Beverages Florida</w:t>
+              <w:t xml:space="preserve">Boar's Head Provisions</w:t>
             </w:r>
           </w:p>
         </w:tc>
@@ -11115,7 +13141,7 @@
                 <w:sz w:val="15"/>
                 <w:szCs w:val="15"/>
               </w:rPr>
-              <w:t xml:space="preserve">source the number</w:t>
+              <w:t xml:space="preserve">acquire a number (none on the row)</w:t>
             </w:r>
           </w:p>
         </w:tc>
@@ -11163,7 +13189,7 @@
                 <w:sz w:val="15"/>
                 <w:szCs w:val="15"/>
               </w:rPr>
-              <w:t xml:space="preserve">Source the published number on a dated line before dialling</w:t>
+              <w:t xml:space="preserve">Acquisition: no number on the row</w:t>
             </w:r>
           </w:p>
         </w:tc>
@@ -11192,7 +13218,7 @@
                 <w:sz w:val="15"/>
                 <w:szCs w:val="15"/>
               </w:rPr>
-              <w:t xml:space="preserve">Rooms To Go</w:t>
+              <w:t xml:space="preserve">Bealls Inc.</w:t>
             </w:r>
           </w:p>
         </w:tc>
@@ -11240,7 +13266,7 @@
                 <w:sz w:val="15"/>
                 <w:szCs w:val="15"/>
               </w:rPr>
-              <w:t xml:space="preserve">813-623-5400</w:t>
+              <w:t xml:space="preserve">(941) 747-2355</w:t>
             </w:r>
           </w:p>
         </w:tc>
@@ -11264,7 +13290,7 @@
                 <w:sz w:val="15"/>
                 <w:szCs w:val="15"/>
               </w:rPr>
-              <w:t xml:space="preserve">Source the published number on a dated line before dialling</w:t>
+              <w:t xml:space="preserve">Source the number on a dated line before dialling</w:t>
             </w:r>
           </w:p>
         </w:tc>
@@ -11293,7 +13319,7 @@
                 <w:sz w:val="15"/>
                 <w:szCs w:val="15"/>
               </w:rPr>
-              <w:t xml:space="preserve">Helios Technologies (Sun Hydraulics)</w:t>
+              <w:t xml:space="preserve">Tervis</w:t>
             </w:r>
           </w:p>
         </w:tc>
@@ -11341,7 +13367,7 @@
                 <w:sz w:val="15"/>
                 <w:szCs w:val="15"/>
               </w:rPr>
-              <w:t xml:space="preserve">(941) 362-1333</w:t>
+              <w:t xml:space="preserve">(941) 441-3100</w:t>
             </w:r>
           </w:p>
         </w:tc>
@@ -11365,7 +13391,7 @@
                 <w:sz w:val="15"/>
                 <w:szCs w:val="15"/>
               </w:rPr>
-              <w:t xml:space="preserve">Source the published number on a dated line before dialling</w:t>
+              <w:t xml:space="preserve">Source the number on a dated line before dialling</w:t>
             </w:r>
           </w:p>
         </w:tc>
@@ -11394,7 +13420,7 @@
                 <w:sz w:val="15"/>
                 <w:szCs w:val="15"/>
               </w:rPr>
-              <w:t xml:space="preserve">Boar's Head Provisions</w:t>
+              <w:t xml:space="preserve">Saddle Creek Logistics</w:t>
             </w:r>
           </w:p>
         </w:tc>
@@ -11418,7 +13444,7 @@
                 <w:sz w:val="15"/>
                 <w:szCs w:val="15"/>
               </w:rPr>
-              <w:t xml:space="preserve">source the number</w:t>
+              <w:t xml:space="preserve">acquire a number (none on the row)</w:t>
             </w:r>
           </w:p>
         </w:tc>
@@ -11466,7 +13492,7 @@
                 <w:sz w:val="15"/>
                 <w:szCs w:val="15"/>
               </w:rPr>
-              <w:t xml:space="preserve">Source the published number on a dated line before dialling</w:t>
+              <w:t xml:space="preserve">Acquisition: no number on the row</w:t>
             </w:r>
           </w:p>
         </w:tc>
@@ -11495,7 +13521,7 @@
                 <w:sz w:val="15"/>
                 <w:szCs w:val="15"/>
               </w:rPr>
-              <w:t xml:space="preserve">Bealls Inc.</w:t>
+              <w:t xml:space="preserve">Regal Boats</w:t>
             </w:r>
           </w:p>
         </w:tc>
@@ -11543,7 +13569,7 @@
                 <w:sz w:val="15"/>
                 <w:szCs w:val="15"/>
               </w:rPr>
-              <w:t xml:space="preserve">(941) 747-2355</w:t>
+              <w:t xml:space="preserve">407-851-4360</w:t>
             </w:r>
           </w:p>
         </w:tc>
@@ -11567,7 +13593,7 @@
                 <w:sz w:val="15"/>
                 <w:szCs w:val="15"/>
               </w:rPr>
-              <w:t xml:space="preserve">Source the published number on a dated line before dialling</w:t>
+              <w:t xml:space="preserve">Source the number on a dated line before dialling</w:t>
             </w:r>
           </w:p>
         </w:tc>
@@ -11596,7 +13622,7 @@
                 <w:sz w:val="15"/>
                 <w:szCs w:val="15"/>
               </w:rPr>
-              <w:t xml:space="preserve">Tervis</w:t>
+              <w:t xml:space="preserve">ABC Fine Wine &amp; Spirits</w:t>
             </w:r>
           </w:p>
         </w:tc>
@@ -11620,7 +13646,7 @@
                 <w:sz w:val="15"/>
                 <w:szCs w:val="15"/>
               </w:rPr>
-              <w:t xml:space="preserve">source the number</w:t>
+              <w:t xml:space="preserve">acquire a number (none on the row)</w:t>
             </w:r>
           </w:p>
         </w:tc>
@@ -11644,7 +13670,7 @@
                 <w:sz w:val="15"/>
                 <w:szCs w:val="15"/>
               </w:rPr>
-              <w:t xml:space="preserve">(941) 441-3100</w:t>
+              <w:t xml:space="preserve">none on the row</w:t>
             </w:r>
           </w:p>
         </w:tc>
@@ -11668,7 +13694,7 @@
                 <w:sz w:val="15"/>
                 <w:szCs w:val="15"/>
               </w:rPr>
-              <w:t xml:space="preserve">Source the published number on a dated line before dialling</w:t>
+              <w:t xml:space="preserve">Acquisition: no number on the row</w:t>
             </w:r>
           </w:p>
         </w:tc>
@@ -11697,7 +13723,7 @@
                 <w:sz w:val="15"/>
                 <w:szCs w:val="15"/>
               </w:rPr>
-              <w:t xml:space="preserve">Saddle Creek Logistics</w:t>
+              <w:t xml:space="preserve">Duda Farm Fresh Foods</w:t>
             </w:r>
           </w:p>
         </w:tc>
@@ -11745,7 +13771,7 @@
                 <w:sz w:val="15"/>
                 <w:szCs w:val="15"/>
               </w:rPr>
-              <w:t xml:space="preserve">none on the row</w:t>
+              <w:t xml:space="preserve">(407) 365-2111</w:t>
             </w:r>
           </w:p>
         </w:tc>
@@ -11769,7 +13795,7 @@
                 <w:sz w:val="15"/>
                 <w:szCs w:val="15"/>
               </w:rPr>
-              <w:t xml:space="preserve">Source the published number on a dated line before dialling</w:t>
+              <w:t xml:space="preserve">Source the number on a dated line before dialling</w:t>
             </w:r>
           </w:p>
         </w:tc>
@@ -11798,7 +13824,7 @@
                 <w:sz w:val="15"/>
                 <w:szCs w:val="15"/>
               </w:rPr>
-              <w:t xml:space="preserve">Regal Boats</w:t>
+              <w:t xml:space="preserve">Beaver Street Fisheries</w:t>
             </w:r>
           </w:p>
         </w:tc>
@@ -11846,7 +13872,7 @@
                 <w:sz w:val="15"/>
                 <w:szCs w:val="15"/>
               </w:rPr>
-              <w:t xml:space="preserve">407-851-4360</w:t>
+              <w:t xml:space="preserve">904-354-8912</w:t>
             </w:r>
           </w:p>
         </w:tc>
@@ -11870,7 +13896,7 @@
                 <w:sz w:val="15"/>
                 <w:szCs w:val="15"/>
               </w:rPr>
-              <w:t xml:space="preserve">Source the published number on a dated line before dialling</w:t>
+              <w:t xml:space="preserve">Source the number on a dated line before dialling</w:t>
             </w:r>
           </w:p>
         </w:tc>
@@ -11899,7 +13925,7 @@
                 <w:sz w:val="15"/>
                 <w:szCs w:val="15"/>
               </w:rPr>
-              <w:t xml:space="preserve">ABC Fine Wine &amp; Spirits</w:t>
+              <w:t xml:space="preserve">Boston Whaler</w:t>
             </w:r>
           </w:p>
         </w:tc>
@@ -11947,7 +13973,7 @@
                 <w:sz w:val="15"/>
                 <w:szCs w:val="15"/>
               </w:rPr>
-              <w:t xml:space="preserve">none on the row</w:t>
+              <w:t xml:space="preserve">(386) 428-0057</w:t>
             </w:r>
           </w:p>
         </w:tc>
@@ -11971,7 +13997,7 @@
                 <w:sz w:val="15"/>
                 <w:szCs w:val="15"/>
               </w:rPr>
-              <w:t xml:space="preserve">Source the published number on a dated line before dialling</w:t>
+              <w:t xml:space="preserve">Source the number on a dated line before dialling</w:t>
             </w:r>
           </w:p>
         </w:tc>
@@ -12000,7 +14026,7 @@
                 <w:sz w:val="15"/>
                 <w:szCs w:val="15"/>
               </w:rPr>
-              <w:t xml:space="preserve">Duda Farm Fresh Foods</w:t>
+              <w:t xml:space="preserve">Sheltair Aviation</w:t>
             </w:r>
           </w:p>
         </w:tc>
@@ -12048,7 +14074,7 @@
                 <w:sz w:val="15"/>
                 <w:szCs w:val="15"/>
               </w:rPr>
-              <w:t xml:space="preserve">(407) 365-2111</w:t>
+              <w:t xml:space="preserve">954-351-9900</w:t>
             </w:r>
           </w:p>
         </w:tc>
@@ -12072,7 +14098,7 @@
                 <w:sz w:val="15"/>
                 <w:szCs w:val="15"/>
               </w:rPr>
-              <w:t xml:space="preserve">Source the published number on a dated line before dialling</w:t>
+              <w:t xml:space="preserve">Source the number on a dated line before dialling</w:t>
             </w:r>
           </w:p>
         </w:tc>
@@ -12101,7 +14127,7 @@
                 <w:sz w:val="15"/>
                 <w:szCs w:val="15"/>
               </w:rPr>
-              <w:t xml:space="preserve">Cone Distributors</w:t>
+              <w:t xml:space="preserve">Braman Motorcars</w:t>
             </w:r>
           </w:p>
         </w:tc>
@@ -12125,7 +14151,7 @@
                 <w:sz w:val="15"/>
                 <w:szCs w:val="15"/>
               </w:rPr>
-              <w:t xml:space="preserve">source the number</w:t>
+              <w:t xml:space="preserve">acquire a number (none on the row)</w:t>
             </w:r>
           </w:p>
         </w:tc>
@@ -12149,7 +14175,7 @@
                 <w:sz w:val="15"/>
                 <w:szCs w:val="15"/>
               </w:rPr>
-              <w:t xml:space="preserve">(352) 732-4111</w:t>
+              <w:t xml:space="preserve">none on the row</w:t>
             </w:r>
           </w:p>
         </w:tc>
@@ -12173,7 +14199,7 @@
                 <w:sz w:val="15"/>
                 <w:szCs w:val="15"/>
               </w:rPr>
-              <w:t xml:space="preserve">Source the published number on a dated line before dialling</w:t>
+              <w:t xml:space="preserve">Acquisition: no number on the row</w:t>
             </w:r>
           </w:p>
         </w:tc>
@@ -12202,7 +14228,7 @@
                 <w:sz w:val="15"/>
                 <w:szCs w:val="15"/>
               </w:rPr>
-              <w:t xml:space="preserve">Beaver Street Fisheries</w:t>
+              <w:t xml:space="preserve">Brown Distributing</w:t>
             </w:r>
           </w:p>
         </w:tc>
@@ -12250,7 +14276,7 @@
                 <w:sz w:val="15"/>
                 <w:szCs w:val="15"/>
               </w:rPr>
-              <w:t xml:space="preserve">904-354-8912</w:t>
+              <w:t xml:space="preserve">561-863-1300</w:t>
             </w:r>
           </w:p>
         </w:tc>
@@ -12274,7 +14300,7 @@
                 <w:sz w:val="15"/>
                 <w:szCs w:val="15"/>
               </w:rPr>
-              <w:t xml:space="preserve">Source the published number on a dated line before dialling</w:t>
+              <w:t xml:space="preserve">Source the number on a dated line before dialling</w:t>
             </w:r>
           </w:p>
         </w:tc>
@@ -12303,7 +14329,7 @@
                 <w:sz w:val="15"/>
                 <w:szCs w:val="15"/>
               </w:rPr>
-              <w:t xml:space="preserve">Boston Whaler</w:t>
+              <w:t xml:space="preserve">Arthrex</w:t>
             </w:r>
           </w:p>
         </w:tc>
@@ -12351,7 +14377,7 @@
                 <w:sz w:val="15"/>
                 <w:szCs w:val="15"/>
               </w:rPr>
-              <w:t xml:space="preserve">(386) 428-0057</w:t>
+              <w:t xml:space="preserve">(239) 643-5553</w:t>
             </w:r>
           </w:p>
         </w:tc>
@@ -12375,7 +14401,7 @@
                 <w:sz w:val="15"/>
                 <w:szCs w:val="15"/>
               </w:rPr>
-              <w:t xml:space="preserve">Source the published number on a dated line before dialling</w:t>
+              <w:t xml:space="preserve">Source the number on a dated line before dialling</w:t>
             </w:r>
           </w:p>
         </w:tc>
@@ -12404,7 +14430,7 @@
                 <w:sz w:val="15"/>
                 <w:szCs w:val="15"/>
               </w:rPr>
-              <w:t xml:space="preserve">Sheltair Aviation</w:t>
+              <w:t xml:space="preserve">Detwiler’s Farm Market</w:t>
             </w:r>
           </w:p>
         </w:tc>
@@ -12428,7 +14454,7 @@
                 <w:sz w:val="15"/>
                 <w:szCs w:val="15"/>
               </w:rPr>
-              <w:t xml:space="preserve">source the number</w:t>
+              <w:t xml:space="preserve">acquire a number (none on the row)</w:t>
             </w:r>
           </w:p>
         </w:tc>
@@ -12452,7 +14478,7 @@
                 <w:sz w:val="15"/>
                 <w:szCs w:val="15"/>
               </w:rPr>
-              <w:t xml:space="preserve">954-351-9900</w:t>
+              <w:t xml:space="preserve">none on the row</w:t>
             </w:r>
           </w:p>
         </w:tc>
@@ -12476,7 +14502,7 @@
                 <w:sz w:val="15"/>
                 <w:szCs w:val="15"/>
               </w:rPr>
-              <w:t xml:space="preserve">Source the published number on a dated line before dialling</w:t>
+              <w:t xml:space="preserve">Acquisition: no number on the row</w:t>
             </w:r>
           </w:p>
         </w:tc>
@@ -12505,7 +14531,7 @@
                 <w:sz w:val="15"/>
                 <w:szCs w:val="15"/>
               </w:rPr>
-              <w:t xml:space="preserve">Braman Motorcars</w:t>
+              <w:t xml:space="preserve">BlueGrace Logistics</w:t>
             </w:r>
           </w:p>
         </w:tc>
@@ -12577,7 +14603,7 @@
                 <w:sz w:val="15"/>
                 <w:szCs w:val="15"/>
               </w:rPr>
-              <w:t xml:space="preserve">Source the published number on a dated line before dialling</w:t>
+              <w:t xml:space="preserve">Source the number on a dated line before dialling</w:t>
             </w:r>
           </w:p>
         </w:tc>
@@ -12606,7 +14632,7 @@
                 <w:sz w:val="15"/>
                 <w:szCs w:val="15"/>
               </w:rPr>
-              <w:t xml:space="preserve">Brown Distributing</w:t>
+              <w:t xml:space="preserve">Morgan Auto Group</w:t>
             </w:r>
           </w:p>
         </w:tc>
@@ -12630,7 +14656,7 @@
                 <w:sz w:val="15"/>
                 <w:szCs w:val="15"/>
               </w:rPr>
-              <w:t xml:space="preserve">source the number</w:t>
+              <w:t xml:space="preserve">acquire a number (none on the row)</w:t>
             </w:r>
           </w:p>
         </w:tc>
@@ -12654,7 +14680,7 @@
                 <w:sz w:val="15"/>
                 <w:szCs w:val="15"/>
               </w:rPr>
-              <w:t xml:space="preserve">561-863-1300</w:t>
+              <w:t xml:space="preserve">none on the row</w:t>
             </w:r>
           </w:p>
         </w:tc>
@@ -12678,7 +14704,7 @@
                 <w:sz w:val="15"/>
                 <w:szCs w:val="15"/>
               </w:rPr>
-              <w:t xml:space="preserve">Source the published number on a dated line before dialling</w:t>
+              <w:t xml:space="preserve">Acquisition: no number on the row</w:t>
             </w:r>
           </w:p>
         </w:tc>
@@ -12707,7 +14733,7 @@
                 <w:sz w:val="15"/>
                 <w:szCs w:val="15"/>
               </w:rPr>
-              <w:t xml:space="preserve">Arthrex</w:t>
+              <w:t xml:space="preserve">IMG Citrus</w:t>
             </w:r>
           </w:p>
         </w:tc>
@@ -12731,7 +14757,7 @@
                 <w:sz w:val="15"/>
                 <w:szCs w:val="15"/>
               </w:rPr>
-              <w:t xml:space="preserve">source the number</w:t>
+              <w:t xml:space="preserve">find the name and source the number</w:t>
             </w:r>
           </w:p>
         </w:tc>
@@ -12755,7 +14781,7 @@
                 <w:sz w:val="15"/>
                 <w:szCs w:val="15"/>
               </w:rPr>
-              <w:t xml:space="preserve">(239) 643-5553</w:t>
+              <w:t xml:space="preserve">none on the row</w:t>
             </w:r>
           </w:p>
         </w:tc>
@@ -12779,7 +14805,7 @@
                 <w:sz w:val="15"/>
                 <w:szCs w:val="15"/>
               </w:rPr>
-              <w:t xml:space="preserve">Source the published number on a dated line before dialling</w:t>
+              <w:t xml:space="preserve">“Who owns or runs the business day to day?”</w:t>
             </w:r>
           </w:p>
         </w:tc>
@@ -12808,7 +14834,7 @@
                 <w:sz w:val="15"/>
                 <w:szCs w:val="15"/>
               </w:rPr>
-              <w:t xml:space="preserve">Detwiler’s Farm Market</w:t>
+              <w:t xml:space="preserve">Natalie’s Orchid Island Juice</w:t>
             </w:r>
           </w:p>
         </w:tc>
@@ -12856,7 +14882,7 @@
                 <w:sz w:val="15"/>
                 <w:szCs w:val="15"/>
               </w:rPr>
-              <w:t xml:space="preserve">none on the row</w:t>
+              <w:t xml:space="preserve">(772) 465-1122</w:t>
             </w:r>
           </w:p>
         </w:tc>
@@ -12880,7 +14906,7 @@
                 <w:sz w:val="15"/>
                 <w:szCs w:val="15"/>
               </w:rPr>
-              <w:t xml:space="preserve">Source the published number on a dated line before dialling</w:t>
+              <w:t xml:space="preserve">Source the number on a dated line before dialling</w:t>
             </w:r>
           </w:p>
         </w:tc>
@@ -12909,7 +14935,7 @@
                 <w:sz w:val="15"/>
                 <w:szCs w:val="15"/>
               </w:rPr>
-              <w:t xml:space="preserve">BlueGrace Logistics</w:t>
+              <w:t xml:space="preserve">Gate Petroleum</w:t>
             </w:r>
           </w:p>
         </w:tc>
@@ -12933,7 +14959,7 @@
                 <w:sz w:val="15"/>
                 <w:szCs w:val="15"/>
               </w:rPr>
-              <w:t xml:space="preserve">source the number</w:t>
+              <w:t xml:space="preserve">acquire a number (none on the row)</w:t>
             </w:r>
           </w:p>
         </w:tc>
@@ -12981,7 +15007,7 @@
                 <w:sz w:val="15"/>
                 <w:szCs w:val="15"/>
               </w:rPr>
-              <w:t xml:space="preserve">Source the published number on a dated line before dialling</w:t>
+              <w:t xml:space="preserve">Acquisition: no number on the row</w:t>
             </w:r>
           </w:p>
         </w:tc>
@@ -13010,7 +15036,7 @@
                 <w:sz w:val="15"/>
                 <w:szCs w:val="15"/>
               </w:rPr>
-              <w:t xml:space="preserve">Morgan Auto Group</w:t>
+              <w:t xml:space="preserve">Innisfree Hotels</w:t>
             </w:r>
           </w:p>
         </w:tc>
@@ -13034,7 +15060,7 @@
                 <w:sz w:val="15"/>
                 <w:szCs w:val="15"/>
               </w:rPr>
-              <w:t xml:space="preserve">source the number</w:t>
+              <w:t xml:space="preserve">acquire a number (none on the row)</w:t>
             </w:r>
           </w:p>
         </w:tc>
@@ -13082,7 +15108,7 @@
                 <w:sz w:val="15"/>
                 <w:szCs w:val="15"/>
               </w:rPr>
-              <w:t xml:space="preserve">Source the published number on a dated line before dialling</w:t>
+              <w:t xml:space="preserve">Acquisition: no number on the row</w:t>
             </w:r>
           </w:p>
         </w:tc>
@@ -13111,7 +15137,7 @@
                 <w:sz w:val="15"/>
                 <w:szCs w:val="15"/>
               </w:rPr>
-              <w:t xml:space="preserve">Wish Farms</w:t>
+              <w:t xml:space="preserve">Studer Family of Companies</w:t>
             </w:r>
           </w:p>
         </w:tc>
@@ -13135,7 +15161,7 @@
                 <w:sz w:val="15"/>
                 <w:szCs w:val="15"/>
               </w:rPr>
-              <w:t xml:space="preserve">source the number</w:t>
+              <w:t xml:space="preserve">acquire a number (none on the row)</w:t>
             </w:r>
           </w:p>
         </w:tc>
@@ -13159,7 +15185,7 @@
                 <w:sz w:val="15"/>
                 <w:szCs w:val="15"/>
               </w:rPr>
-              <w:t xml:space="preserve">(813) 752-5111</w:t>
+              <w:t xml:space="preserve">none on the row</w:t>
             </w:r>
           </w:p>
         </w:tc>
@@ -13183,7 +15209,7 @@
                 <w:sz w:val="15"/>
                 <w:szCs w:val="15"/>
               </w:rPr>
-              <w:t xml:space="preserve">Source the published number on a dated line before dialling</w:t>
+              <w:t xml:space="preserve">“Who owns or runs the business day to day?”</w:t>
             </w:r>
           </w:p>
         </w:tc>
@@ -13212,7 +15238,7 @@
                 <w:sz w:val="15"/>
                 <w:szCs w:val="15"/>
               </w:rPr>
-              <w:t xml:space="preserve">S.R. Perrott</w:t>
+              <w:t xml:space="preserve">Doris Italian Market</w:t>
             </w:r>
           </w:p>
         </w:tc>
@@ -13260,7 +15286,7 @@
                 <w:sz w:val="15"/>
                 <w:szCs w:val="15"/>
               </w:rPr>
-              <w:t xml:space="preserve">(386) 672-2275</w:t>
+              <w:t xml:space="preserve">(954) 749-1919</w:t>
             </w:r>
           </w:p>
         </w:tc>
@@ -13284,7 +15310,7 @@
                 <w:sz w:val="15"/>
                 <w:szCs w:val="15"/>
               </w:rPr>
-              <w:t xml:space="preserve">Source the published number on a dated line before dialling</w:t>
+              <w:t xml:space="preserve">Source the number on a dated line before dialling</w:t>
             </w:r>
           </w:p>
         </w:tc>
@@ -13313,7 +15339,7 @@
                 <w:sz w:val="15"/>
                 <w:szCs w:val="15"/>
               </w:rPr>
-              <w:t xml:space="preserve">Sonny’s BBQ</w:t>
+              <w:t xml:space="preserve">Globe Trailers</w:t>
             </w:r>
           </w:p>
         </w:tc>
@@ -13361,7 +15387,7 @@
                 <w:sz w:val="15"/>
                 <w:szCs w:val="15"/>
               </w:rPr>
-              <w:t xml:space="preserve">(407) 660-8888</w:t>
+              <w:t xml:space="preserve">941-751-9019</w:t>
             </w:r>
           </w:p>
         </w:tc>
@@ -13385,7 +15411,7 @@
                 <w:sz w:val="15"/>
                 <w:szCs w:val="15"/>
               </w:rPr>
-              <w:t xml:space="preserve">Source the published number on a dated line before dialling</w:t>
+              <w:t xml:space="preserve">Source the number on a dated line before dialling</w:t>
             </w:r>
           </w:p>
         </w:tc>
@@ -13414,7 +15440,7 @@
                 <w:sz w:val="15"/>
                 <w:szCs w:val="15"/>
               </w:rPr>
-              <w:t xml:space="preserve">IMG Citrus</w:t>
+              <w:t xml:space="preserve">Cypress Truck Lines</w:t>
             </w:r>
           </w:p>
         </w:tc>
@@ -13438,7 +15464,7 @@
                 <w:sz w:val="15"/>
                 <w:szCs w:val="15"/>
               </w:rPr>
-              <w:t xml:space="preserve">find the name and source the number</w:t>
+              <w:t xml:space="preserve">source the number</w:t>
             </w:r>
           </w:p>
         </w:tc>
@@ -13462,7 +15488,7 @@
                 <w:sz w:val="15"/>
                 <w:szCs w:val="15"/>
               </w:rPr>
-              <w:t xml:space="preserve">none on the row</w:t>
+              <w:t xml:space="preserve">904-353-8641</w:t>
             </w:r>
           </w:p>
         </w:tc>
@@ -13486,7 +15512,7 @@
                 <w:sz w:val="15"/>
                 <w:szCs w:val="15"/>
               </w:rPr>
-              <w:t xml:space="preserve">“Who owns or runs the business day to day?”</w:t>
+              <w:t xml:space="preserve">Source the number on a dated line before dialling</w:t>
             </w:r>
           </w:p>
         </w:tc>
@@ -13515,7 +15541,7 @@
                 <w:sz w:val="15"/>
                 <w:szCs w:val="15"/>
               </w:rPr>
-              <w:t xml:space="preserve">Natalie’s Orchid Island Juice</w:t>
+              <w:t xml:space="preserve">East Coast Metal Structures</w:t>
             </w:r>
           </w:p>
         </w:tc>
@@ -13563,7 +15589,7 @@
                 <w:sz w:val="15"/>
                 <w:szCs w:val="15"/>
               </w:rPr>
-              <w:t xml:space="preserve">(772) 465-1122</w:t>
+              <w:t xml:space="preserve">561-272-5417</w:t>
             </w:r>
           </w:p>
         </w:tc>
@@ -13587,7 +15613,7 @@
                 <w:sz w:val="15"/>
                 <w:szCs w:val="15"/>
               </w:rPr>
-              <w:t xml:space="preserve">Source the published number on a dated line before dialling</w:t>
+              <w:t xml:space="preserve">Source the number on a dated line before dialling</w:t>
             </w:r>
           </w:p>
         </w:tc>
@@ -13616,7 +15642,7 @@
                 <w:sz w:val="15"/>
                 <w:szCs w:val="15"/>
               </w:rPr>
-              <w:t xml:space="preserve">American Coolair</w:t>
+              <w:t xml:space="preserve">Martinez Distributors</w:t>
             </w:r>
           </w:p>
         </w:tc>
@@ -13664,7 +15690,7 @@
                 <w:sz w:val="15"/>
                 <w:szCs w:val="15"/>
               </w:rPr>
-              <w:t xml:space="preserve">(904) 389-3646</w:t>
+              <w:t xml:space="preserve">305-882-8282</w:t>
             </w:r>
           </w:p>
         </w:tc>
@@ -13688,7 +15714,7 @@
                 <w:sz w:val="15"/>
                 <w:szCs w:val="15"/>
               </w:rPr>
-              <w:t xml:space="preserve">Source the published number on a dated line before dialling</w:t>
+              <w:t xml:space="preserve">Source the number on a dated line before dialling</w:t>
             </w:r>
           </w:p>
         </w:tc>
@@ -13717,7 +15743,7 @@
                 <w:sz w:val="15"/>
                 <w:szCs w:val="15"/>
               </w:rPr>
-              <w:t xml:space="preserve">W.W. Gay Mechanical</w:t>
+              <w:t xml:space="preserve">Trans-Phos</w:t>
             </w:r>
           </w:p>
         </w:tc>
@@ -13765,7 +15791,7 @@
                 <w:sz w:val="15"/>
                 <w:szCs w:val="15"/>
               </w:rPr>
-              <w:t xml:space="preserve">(904) 388-2696</w:t>
+              <w:t xml:space="preserve">863-534-1575</w:t>
             </w:r>
           </w:p>
         </w:tc>
@@ -13789,7 +15815,7 @@
                 <w:sz w:val="15"/>
                 <w:szCs w:val="15"/>
               </w:rPr>
-              <w:t xml:space="preserve">Source the published number on a dated line before dialling</w:t>
+              <w:t xml:space="preserve">Source the number on a dated line before dialling</w:t>
             </w:r>
           </w:p>
         </w:tc>
@@ -13818,7 +15844,7 @@
                 <w:sz w:val="15"/>
                 <w:szCs w:val="15"/>
               </w:rPr>
-              <w:t xml:space="preserve">Gate Petroleum</w:t>
+              <w:t xml:space="preserve">FMX, Inc.</w:t>
             </w:r>
           </w:p>
         </w:tc>
@@ -13866,7 +15892,7 @@
                 <w:sz w:val="15"/>
                 <w:szCs w:val="15"/>
               </w:rPr>
-              <w:t xml:space="preserve">none on the row</w:t>
+              <w:t xml:space="preserve">904-598-2683</w:t>
             </w:r>
           </w:p>
         </w:tc>
@@ -13890,7 +15916,7 @@
                 <w:sz w:val="15"/>
                 <w:szCs w:val="15"/>
               </w:rPr>
-              <w:t xml:space="preserve">Source the published number on a dated line before dialling</w:t>
+              <w:t xml:space="preserve">Source the number on a dated line before dialling</w:t>
             </w:r>
           </w:p>
         </w:tc>
@@ -13919,7 +15945,7 @@
                 <w:sz w:val="15"/>
                 <w:szCs w:val="15"/>
               </w:rPr>
-              <w:t xml:space="preserve">Innisfree Hotels</w:t>
+              <w:t xml:space="preserve">Prime Line Distributors</w:t>
             </w:r>
           </w:p>
         </w:tc>
@@ -13967,7 +15993,7 @@
                 <w:sz w:val="15"/>
                 <w:szCs w:val="15"/>
               </w:rPr>
-              <w:t xml:space="preserve">none on the row</w:t>
+              <w:t xml:space="preserve">954-925-4500</w:t>
             </w:r>
           </w:p>
         </w:tc>
@@ -13991,7 +16017,7 @@
                 <w:sz w:val="15"/>
                 <w:szCs w:val="15"/>
               </w:rPr>
-              <w:t xml:space="preserve">Source the published number on a dated line before dialling</w:t>
+              <w:t xml:space="preserve">Source the number on a dated line before dialling</w:t>
             </w:r>
           </w:p>
         </w:tc>
@@ -14020,7 +16046,7 @@
                 <w:sz w:val="15"/>
                 <w:szCs w:val="15"/>
               </w:rPr>
-              <w:t xml:space="preserve">Studer Family of Companies</w:t>
+              <w:t xml:space="preserve">The Father's Table</w:t>
             </w:r>
           </w:p>
         </w:tc>
@@ -14044,7 +16070,7 @@
                 <w:sz w:val="15"/>
                 <w:szCs w:val="15"/>
               </w:rPr>
-              <w:t xml:space="preserve">find the name and source the number</w:t>
+              <w:t xml:space="preserve">ask for the name</w:t>
             </w:r>
           </w:p>
         </w:tc>
@@ -14068,7 +16094,7 @@
                 <w:sz w:val="15"/>
                 <w:szCs w:val="15"/>
               </w:rPr>
-              <w:t xml:space="preserve">none on the row</w:t>
+              <w:t xml:space="preserve">407-324-1200</w:t>
             </w:r>
           </w:p>
         </w:tc>
@@ -14121,7 +16147,7 @@
                 <w:sz w:val="15"/>
                 <w:szCs w:val="15"/>
               </w:rPr>
-              <w:t xml:space="preserve">Doris Italian Market</w:t>
+              <w:t xml:space="preserve">H&amp;H Products Company</w:t>
             </w:r>
           </w:p>
         </w:tc>
@@ -14169,7 +16195,7 @@
                 <w:sz w:val="15"/>
                 <w:szCs w:val="15"/>
               </w:rPr>
-              <w:t xml:space="preserve">(954) 749-1919</w:t>
+              <w:t xml:space="preserve">800-678-8448</w:t>
             </w:r>
           </w:p>
         </w:tc>
@@ -14193,7 +16219,7 @@
                 <w:sz w:val="15"/>
                 <w:szCs w:val="15"/>
               </w:rPr>
-              <w:t xml:space="preserve">Source the published number on a dated line before dialling</w:t>
+              <w:t xml:space="preserve">Source the number on a dated line before dialling</w:t>
             </w:r>
           </w:p>
         </w:tc>
@@ -14222,7 +16248,7 @@
                 <w:sz w:val="15"/>
                 <w:szCs w:val="15"/>
               </w:rPr>
-              <w:t xml:space="preserve">Globe Trailers</w:t>
+              <w:t xml:space="preserve">Contender Boats</w:t>
             </w:r>
           </w:p>
         </w:tc>
@@ -14270,7 +16296,7 @@
                 <w:sz w:val="15"/>
                 <w:szCs w:val="15"/>
               </w:rPr>
-              <w:t xml:space="preserve">941-751-9019</w:t>
+              <w:t xml:space="preserve">305-230-1600</w:t>
             </w:r>
           </w:p>
         </w:tc>
@@ -14294,7 +16320,7 @@
                 <w:sz w:val="15"/>
                 <w:szCs w:val="15"/>
               </w:rPr>
-              <w:t xml:space="preserve">Source the published number on a dated line before dialling</w:t>
+              <w:t xml:space="preserve">Source the number on a dated line before dialling</w:t>
             </w:r>
           </w:p>
         </w:tc>
@@ -14323,7 +16349,7 @@
                 <w:sz w:val="15"/>
                 <w:szCs w:val="15"/>
               </w:rPr>
-              <w:t xml:space="preserve">Cypress Truck Lines</w:t>
+              <w:t xml:space="preserve">Regal Marine Industries</w:t>
             </w:r>
           </w:p>
         </w:tc>
@@ -14371,7 +16397,7 @@
                 <w:sz w:val="15"/>
                 <w:szCs w:val="15"/>
               </w:rPr>
-              <w:t xml:space="preserve">904-353-8641</w:t>
+              <w:t xml:space="preserve">407-851-4360</w:t>
             </w:r>
           </w:p>
         </w:tc>
@@ -14395,7 +16421,7 @@
                 <w:sz w:val="15"/>
                 <w:szCs w:val="15"/>
               </w:rPr>
-              <w:t xml:space="preserve">Source the published number on a dated line before dialling</w:t>
+              <w:t xml:space="preserve">Source the number on a dated line before dialling</w:t>
             </w:r>
           </w:p>
         </w:tc>
@@ -14424,7 +16450,7 @@
                 <w:sz w:val="15"/>
                 <w:szCs w:val="15"/>
               </w:rPr>
-              <w:t xml:space="preserve">East Coast Metal Structures</w:t>
+              <w:t xml:space="preserve">Southern Spring &amp; Stamping</w:t>
             </w:r>
           </w:p>
         </w:tc>
@@ -14472,7 +16498,7 @@
                 <w:sz w:val="15"/>
                 <w:szCs w:val="15"/>
               </w:rPr>
-              <w:t xml:space="preserve">561-272-5417</w:t>
+              <w:t xml:space="preserve">941-488-2276</w:t>
             </w:r>
           </w:p>
         </w:tc>
@@ -14496,7 +16522,7 @@
                 <w:sz w:val="15"/>
                 <w:szCs w:val="15"/>
               </w:rPr>
-              <w:t xml:space="preserve">Source the published number on a dated line before dialling</w:t>
+              <w:t xml:space="preserve">Source the number on a dated line before dialling</w:t>
             </w:r>
           </w:p>
         </w:tc>
@@ -14525,7 +16551,7 @@
                 <w:sz w:val="15"/>
                 <w:szCs w:val="15"/>
               </w:rPr>
-              <w:t xml:space="preserve">Martinez Distributors</w:t>
+              <w:t xml:space="preserve">Conimar Corporation</w:t>
             </w:r>
           </w:p>
         </w:tc>
@@ -14573,7 +16599,7 @@
                 <w:sz w:val="15"/>
                 <w:szCs w:val="15"/>
               </w:rPr>
-              <w:t xml:space="preserve">305-882-8282</w:t>
+              <w:t xml:space="preserve">800-874-9735</w:t>
             </w:r>
           </w:p>
         </w:tc>
@@ -14597,7 +16623,7 @@
                 <w:sz w:val="15"/>
                 <w:szCs w:val="15"/>
               </w:rPr>
-              <w:t xml:space="preserve">Source the published number on a dated line before dialling</w:t>
+              <w:t xml:space="preserve">Source the number on a dated line before dialling</w:t>
             </w:r>
           </w:p>
         </w:tc>
@@ -14626,7 +16652,7 @@
                 <w:sz w:val="15"/>
                 <w:szCs w:val="15"/>
               </w:rPr>
-              <w:t xml:space="preserve">Trans-Phos</w:t>
+              <w:t xml:space="preserve">Alpha Foundations</w:t>
             </w:r>
           </w:p>
         </w:tc>
@@ -14674,7 +16700,7 @@
                 <w:sz w:val="15"/>
                 <w:szCs w:val="15"/>
               </w:rPr>
-              <w:t xml:space="preserve">863-534-1575</w:t>
+              <w:t xml:space="preserve">877-322-3446</w:t>
             </w:r>
           </w:p>
         </w:tc>
@@ -14698,7 +16724,7 @@
                 <w:sz w:val="15"/>
                 <w:szCs w:val="15"/>
               </w:rPr>
-              <w:t xml:space="preserve">Source the published number on a dated line before dialling</w:t>
+              <w:t xml:space="preserve">Source the number on a dated line before dialling</w:t>
             </w:r>
           </w:p>
         </w:tc>
@@ -14727,7 +16753,7 @@
                 <w:sz w:val="15"/>
                 <w:szCs w:val="15"/>
               </w:rPr>
-              <w:t xml:space="preserve">FMX, Inc.</w:t>
+              <w:t xml:space="preserve">Health Network One</w:t>
             </w:r>
           </w:p>
         </w:tc>
@@ -14751,7 +16777,7 @@
                 <w:sz w:val="15"/>
                 <w:szCs w:val="15"/>
               </w:rPr>
-              <w:t xml:space="preserve">source the number</w:t>
+              <w:t xml:space="preserve">acquire a number (none on the row)</w:t>
             </w:r>
           </w:p>
         </w:tc>
@@ -14775,7 +16801,7 @@
                 <w:sz w:val="15"/>
                 <w:szCs w:val="15"/>
               </w:rPr>
-              <w:t xml:space="preserve">904-598-2683</w:t>
+              <w:t xml:space="preserve">none on the row</w:t>
             </w:r>
           </w:p>
         </w:tc>
@@ -14799,7 +16825,7 @@
                 <w:sz w:val="15"/>
                 <w:szCs w:val="15"/>
               </w:rPr>
-              <w:t xml:space="preserve">Source the published number on a dated line before dialling</w:t>
+              <w:t xml:space="preserve">Acquisition: no number on the row</w:t>
             </w:r>
           </w:p>
         </w:tc>
@@ -14828,7 +16854,7 @@
                 <w:sz w:val="15"/>
                 <w:szCs w:val="15"/>
               </w:rPr>
-              <w:t xml:space="preserve">Prime Line Distributors</w:t>
+              <w:t xml:space="preserve">STS Aviation Group</w:t>
             </w:r>
           </w:p>
         </w:tc>
@@ -14852,7 +16878,7 @@
                 <w:sz w:val="15"/>
                 <w:szCs w:val="15"/>
               </w:rPr>
-              <w:t xml:space="preserve">source the number</w:t>
+              <w:t xml:space="preserve">acquire a number (none on the row)</w:t>
             </w:r>
           </w:p>
         </w:tc>
@@ -14876,7 +16902,7 @@
                 <w:sz w:val="15"/>
                 <w:szCs w:val="15"/>
               </w:rPr>
-              <w:t xml:space="preserve">954-925-4500</w:t>
+              <w:t xml:space="preserve">none on the row</w:t>
             </w:r>
           </w:p>
         </w:tc>
@@ -14900,1017 +16926,7 @@
                 <w:sz w:val="15"/>
                 <w:szCs w:val="15"/>
               </w:rPr>
-              <w:t xml:space="preserve">Source the published number on a dated line before dialling</w:t>
-            </w:r>
-          </w:p>
-        </w:tc>
-      </w:tr>
-      <w:tr>
-        <w:trPr>
-          <w:cantSplit/>
-        </w:trPr>
-        <w:tc>
-          <w:tcPr>
-            <w:tcW w:type="dxa" w:w="2600"/>
-            <w:tcMar>
-              <w:top w:type="dxa" w:w="50"/>
-              <w:left w:type="dxa" w:w="70"/>
-              <w:bottom w:type="dxa" w:w="50"/>
-              <w:right w:type="dxa" w:w="70"/>
-            </w:tcMar>
-          </w:tcPr>
-          <w:p>
-            <w:r>
-              <w:rPr>
-                <w:rFonts w:ascii="Arial" w:cs="Arial" w:eastAsia="Arial" w:hAnsi="Arial"/>
-                <w:b w:val="false"/>
-                <w:bCs w:val="false"/>
-                <w:color w:val="1A1A1A"/>
-                <w:sz w:val="15"/>
-                <w:szCs w:val="15"/>
-              </w:rPr>
-              <w:t xml:space="preserve">The Father's Table</w:t>
-            </w:r>
-          </w:p>
-        </w:tc>
-        <w:tc>
-          <w:tcPr>
-            <w:tcW w:type="dxa" w:w="1600"/>
-            <w:tcMar>
-              <w:top w:type="dxa" w:w="50"/>
-              <w:left w:type="dxa" w:w="70"/>
-              <w:bottom w:type="dxa" w:w="50"/>
-              <w:right w:type="dxa" w:w="70"/>
-            </w:tcMar>
-          </w:tcPr>
-          <w:p>
-            <w:r>
-              <w:rPr>
-                <w:rFonts w:ascii="Arial" w:cs="Arial" w:eastAsia="Arial" w:hAnsi="Arial"/>
-                <w:b w:val="false"/>
-                <w:bCs w:val="false"/>
-                <w:color w:val="1A1A1A"/>
-                <w:sz w:val="15"/>
-                <w:szCs w:val="15"/>
-              </w:rPr>
-              <w:t xml:space="preserve">ask for the name</w:t>
-            </w:r>
-          </w:p>
-        </w:tc>
-        <w:tc>
-          <w:tcPr>
-            <w:tcW w:type="dxa" w:w="2200"/>
-            <w:tcMar>
-              <w:top w:type="dxa" w:w="50"/>
-              <w:left w:type="dxa" w:w="70"/>
-              <w:bottom w:type="dxa" w:w="50"/>
-              <w:right w:type="dxa" w:w="70"/>
-            </w:tcMar>
-          </w:tcPr>
-          <w:p>
-            <w:r>
-              <w:rPr>
-                <w:rFonts w:ascii="Arial" w:cs="Arial" w:eastAsia="Arial" w:hAnsi="Arial"/>
-                <w:b w:val="false"/>
-                <w:bCs w:val="false"/>
-                <w:color w:val="1A1A1A"/>
-                <w:sz w:val="15"/>
-                <w:szCs w:val="15"/>
-              </w:rPr>
-              <w:t xml:space="preserve">407-324-1200</w:t>
-            </w:r>
-          </w:p>
-        </w:tc>
-        <w:tc>
-          <w:tcPr>
-            <w:tcW w:type="dxa" w:w="5000"/>
-            <w:tcMar>
-              <w:top w:type="dxa" w:w="50"/>
-              <w:left w:type="dxa" w:w="70"/>
-              <w:bottom w:type="dxa" w:w="50"/>
-              <w:right w:type="dxa" w:w="70"/>
-            </w:tcMar>
-          </w:tcPr>
-          <w:p>
-            <w:r>
-              <w:rPr>
-                <w:rFonts w:ascii="Arial" w:cs="Arial" w:eastAsia="Arial" w:hAnsi="Arial"/>
-                <w:b w:val="false"/>
-                <w:bCs w:val="false"/>
-                <w:color w:val="1A1A1A"/>
-                <w:sz w:val="15"/>
-                <w:szCs w:val="15"/>
-              </w:rPr>
-              <w:t xml:space="preserve">“Who owns or runs the business day to day?”</w:t>
-            </w:r>
-          </w:p>
-        </w:tc>
-      </w:tr>
-      <w:tr>
-        <w:trPr>
-          <w:cantSplit/>
-        </w:trPr>
-        <w:tc>
-          <w:tcPr>
-            <w:tcW w:type="dxa" w:w="2600"/>
-            <w:tcMar>
-              <w:top w:type="dxa" w:w="50"/>
-              <w:left w:type="dxa" w:w="70"/>
-              <w:bottom w:type="dxa" w:w="50"/>
-              <w:right w:type="dxa" w:w="70"/>
-            </w:tcMar>
-          </w:tcPr>
-          <w:p>
-            <w:r>
-              <w:rPr>
-                <w:rFonts w:ascii="Arial" w:cs="Arial" w:eastAsia="Arial" w:hAnsi="Arial"/>
-                <w:b w:val="false"/>
-                <w:bCs w:val="false"/>
-                <w:color w:val="1A1A1A"/>
-                <w:sz w:val="15"/>
-                <w:szCs w:val="15"/>
-              </w:rPr>
-              <w:t xml:space="preserve">H&amp;H Products Company</w:t>
-            </w:r>
-          </w:p>
-        </w:tc>
-        <w:tc>
-          <w:tcPr>
-            <w:tcW w:type="dxa" w:w="1600"/>
-            <w:tcMar>
-              <w:top w:type="dxa" w:w="50"/>
-              <w:left w:type="dxa" w:w="70"/>
-              <w:bottom w:type="dxa" w:w="50"/>
-              <w:right w:type="dxa" w:w="70"/>
-            </w:tcMar>
-          </w:tcPr>
-          <w:p>
-            <w:r>
-              <w:rPr>
-                <w:rFonts w:ascii="Arial" w:cs="Arial" w:eastAsia="Arial" w:hAnsi="Arial"/>
-                <w:b w:val="false"/>
-                <w:bCs w:val="false"/>
-                <w:color w:val="1A1A1A"/>
-                <w:sz w:val="15"/>
-                <w:szCs w:val="15"/>
-              </w:rPr>
-              <w:t xml:space="preserve">source the number</w:t>
-            </w:r>
-          </w:p>
-        </w:tc>
-        <w:tc>
-          <w:tcPr>
-            <w:tcW w:type="dxa" w:w="2200"/>
-            <w:tcMar>
-              <w:top w:type="dxa" w:w="50"/>
-              <w:left w:type="dxa" w:w="70"/>
-              <w:bottom w:type="dxa" w:w="50"/>
-              <w:right w:type="dxa" w:w="70"/>
-            </w:tcMar>
-          </w:tcPr>
-          <w:p>
-            <w:r>
-              <w:rPr>
-                <w:rFonts w:ascii="Arial" w:cs="Arial" w:eastAsia="Arial" w:hAnsi="Arial"/>
-                <w:b w:val="false"/>
-                <w:bCs w:val="false"/>
-                <w:color w:val="1A1A1A"/>
-                <w:sz w:val="15"/>
-                <w:szCs w:val="15"/>
-              </w:rPr>
-              <w:t xml:space="preserve">800-678-8448</w:t>
-            </w:r>
-          </w:p>
-        </w:tc>
-        <w:tc>
-          <w:tcPr>
-            <w:tcW w:type="dxa" w:w="5000"/>
-            <w:tcMar>
-              <w:top w:type="dxa" w:w="50"/>
-              <w:left w:type="dxa" w:w="70"/>
-              <w:bottom w:type="dxa" w:w="50"/>
-              <w:right w:type="dxa" w:w="70"/>
-            </w:tcMar>
-          </w:tcPr>
-          <w:p>
-            <w:r>
-              <w:rPr>
-                <w:rFonts w:ascii="Arial" w:cs="Arial" w:eastAsia="Arial" w:hAnsi="Arial"/>
-                <w:b w:val="false"/>
-                <w:bCs w:val="false"/>
-                <w:color w:val="1A1A1A"/>
-                <w:sz w:val="15"/>
-                <w:szCs w:val="15"/>
-              </w:rPr>
-              <w:t xml:space="preserve">Source the published number on a dated line before dialling</w:t>
-            </w:r>
-          </w:p>
-        </w:tc>
-      </w:tr>
-      <w:tr>
-        <w:trPr>
-          <w:cantSplit/>
-        </w:trPr>
-        <w:tc>
-          <w:tcPr>
-            <w:tcW w:type="dxa" w:w="2600"/>
-            <w:tcMar>
-              <w:top w:type="dxa" w:w="50"/>
-              <w:left w:type="dxa" w:w="70"/>
-              <w:bottom w:type="dxa" w:w="50"/>
-              <w:right w:type="dxa" w:w="70"/>
-            </w:tcMar>
-          </w:tcPr>
-          <w:p>
-            <w:r>
-              <w:rPr>
-                <w:rFonts w:ascii="Arial" w:cs="Arial" w:eastAsia="Arial" w:hAnsi="Arial"/>
-                <w:b w:val="false"/>
-                <w:bCs w:val="false"/>
-                <w:color w:val="1A1A1A"/>
-                <w:sz w:val="15"/>
-                <w:szCs w:val="15"/>
-              </w:rPr>
-              <w:t xml:space="preserve">Contender Boats</w:t>
-            </w:r>
-          </w:p>
-        </w:tc>
-        <w:tc>
-          <w:tcPr>
-            <w:tcW w:type="dxa" w:w="1600"/>
-            <w:tcMar>
-              <w:top w:type="dxa" w:w="50"/>
-              <w:left w:type="dxa" w:w="70"/>
-              <w:bottom w:type="dxa" w:w="50"/>
-              <w:right w:type="dxa" w:w="70"/>
-            </w:tcMar>
-          </w:tcPr>
-          <w:p>
-            <w:r>
-              <w:rPr>
-                <w:rFonts w:ascii="Arial" w:cs="Arial" w:eastAsia="Arial" w:hAnsi="Arial"/>
-                <w:b w:val="false"/>
-                <w:bCs w:val="false"/>
-                <w:color w:val="1A1A1A"/>
-                <w:sz w:val="15"/>
-                <w:szCs w:val="15"/>
-              </w:rPr>
-              <w:t xml:space="preserve">source the number</w:t>
-            </w:r>
-          </w:p>
-        </w:tc>
-        <w:tc>
-          <w:tcPr>
-            <w:tcW w:type="dxa" w:w="2200"/>
-            <w:tcMar>
-              <w:top w:type="dxa" w:w="50"/>
-              <w:left w:type="dxa" w:w="70"/>
-              <w:bottom w:type="dxa" w:w="50"/>
-              <w:right w:type="dxa" w:w="70"/>
-            </w:tcMar>
-          </w:tcPr>
-          <w:p>
-            <w:r>
-              <w:rPr>
-                <w:rFonts w:ascii="Arial" w:cs="Arial" w:eastAsia="Arial" w:hAnsi="Arial"/>
-                <w:b w:val="false"/>
-                <w:bCs w:val="false"/>
-                <w:color w:val="1A1A1A"/>
-                <w:sz w:val="15"/>
-                <w:szCs w:val="15"/>
-              </w:rPr>
-              <w:t xml:space="preserve">305-230-1600</w:t>
-            </w:r>
-          </w:p>
-        </w:tc>
-        <w:tc>
-          <w:tcPr>
-            <w:tcW w:type="dxa" w:w="5000"/>
-            <w:tcMar>
-              <w:top w:type="dxa" w:w="50"/>
-              <w:left w:type="dxa" w:w="70"/>
-              <w:bottom w:type="dxa" w:w="50"/>
-              <w:right w:type="dxa" w:w="70"/>
-            </w:tcMar>
-          </w:tcPr>
-          <w:p>
-            <w:r>
-              <w:rPr>
-                <w:rFonts w:ascii="Arial" w:cs="Arial" w:eastAsia="Arial" w:hAnsi="Arial"/>
-                <w:b w:val="false"/>
-                <w:bCs w:val="false"/>
-                <w:color w:val="1A1A1A"/>
-                <w:sz w:val="15"/>
-                <w:szCs w:val="15"/>
-              </w:rPr>
-              <w:t xml:space="preserve">Source the published number on a dated line before dialling</w:t>
-            </w:r>
-          </w:p>
-        </w:tc>
-      </w:tr>
-      <w:tr>
-        <w:trPr>
-          <w:cantSplit/>
-        </w:trPr>
-        <w:tc>
-          <w:tcPr>
-            <w:tcW w:type="dxa" w:w="2600"/>
-            <w:tcMar>
-              <w:top w:type="dxa" w:w="50"/>
-              <w:left w:type="dxa" w:w="70"/>
-              <w:bottom w:type="dxa" w:w="50"/>
-              <w:right w:type="dxa" w:w="70"/>
-            </w:tcMar>
-          </w:tcPr>
-          <w:p>
-            <w:r>
-              <w:rPr>
-                <w:rFonts w:ascii="Arial" w:cs="Arial" w:eastAsia="Arial" w:hAnsi="Arial"/>
-                <w:b w:val="false"/>
-                <w:bCs w:val="false"/>
-                <w:color w:val="1A1A1A"/>
-                <w:sz w:val="15"/>
-                <w:szCs w:val="15"/>
-              </w:rPr>
-              <w:t xml:space="preserve">Regal Marine Industries</w:t>
-            </w:r>
-          </w:p>
-        </w:tc>
-        <w:tc>
-          <w:tcPr>
-            <w:tcW w:type="dxa" w:w="1600"/>
-            <w:tcMar>
-              <w:top w:type="dxa" w:w="50"/>
-              <w:left w:type="dxa" w:w="70"/>
-              <w:bottom w:type="dxa" w:w="50"/>
-              <w:right w:type="dxa" w:w="70"/>
-            </w:tcMar>
-          </w:tcPr>
-          <w:p>
-            <w:r>
-              <w:rPr>
-                <w:rFonts w:ascii="Arial" w:cs="Arial" w:eastAsia="Arial" w:hAnsi="Arial"/>
-                <w:b w:val="false"/>
-                <w:bCs w:val="false"/>
-                <w:color w:val="1A1A1A"/>
-                <w:sz w:val="15"/>
-                <w:szCs w:val="15"/>
-              </w:rPr>
-              <w:t xml:space="preserve">source the number</w:t>
-            </w:r>
-          </w:p>
-        </w:tc>
-        <w:tc>
-          <w:tcPr>
-            <w:tcW w:type="dxa" w:w="2200"/>
-            <w:tcMar>
-              <w:top w:type="dxa" w:w="50"/>
-              <w:left w:type="dxa" w:w="70"/>
-              <w:bottom w:type="dxa" w:w="50"/>
-              <w:right w:type="dxa" w:w="70"/>
-            </w:tcMar>
-          </w:tcPr>
-          <w:p>
-            <w:r>
-              <w:rPr>
-                <w:rFonts w:ascii="Arial" w:cs="Arial" w:eastAsia="Arial" w:hAnsi="Arial"/>
-                <w:b w:val="false"/>
-                <w:bCs w:val="false"/>
-                <w:color w:val="1A1A1A"/>
-                <w:sz w:val="15"/>
-                <w:szCs w:val="15"/>
-              </w:rPr>
-              <w:t xml:space="preserve">407-851-4360</w:t>
-            </w:r>
-          </w:p>
-        </w:tc>
-        <w:tc>
-          <w:tcPr>
-            <w:tcW w:type="dxa" w:w="5000"/>
-            <w:tcMar>
-              <w:top w:type="dxa" w:w="50"/>
-              <w:left w:type="dxa" w:w="70"/>
-              <w:bottom w:type="dxa" w:w="50"/>
-              <w:right w:type="dxa" w:w="70"/>
-            </w:tcMar>
-          </w:tcPr>
-          <w:p>
-            <w:r>
-              <w:rPr>
-                <w:rFonts w:ascii="Arial" w:cs="Arial" w:eastAsia="Arial" w:hAnsi="Arial"/>
-                <w:b w:val="false"/>
-                <w:bCs w:val="false"/>
-                <w:color w:val="1A1A1A"/>
-                <w:sz w:val="15"/>
-                <w:szCs w:val="15"/>
-              </w:rPr>
-              <w:t xml:space="preserve">Source the published number on a dated line before dialling</w:t>
-            </w:r>
-          </w:p>
-        </w:tc>
-      </w:tr>
-      <w:tr>
-        <w:trPr>
-          <w:cantSplit/>
-        </w:trPr>
-        <w:tc>
-          <w:tcPr>
-            <w:tcW w:type="dxa" w:w="2600"/>
-            <w:tcMar>
-              <w:top w:type="dxa" w:w="50"/>
-              <w:left w:type="dxa" w:w="70"/>
-              <w:bottom w:type="dxa" w:w="50"/>
-              <w:right w:type="dxa" w:w="70"/>
-            </w:tcMar>
-          </w:tcPr>
-          <w:p>
-            <w:r>
-              <w:rPr>
-                <w:rFonts w:ascii="Arial" w:cs="Arial" w:eastAsia="Arial" w:hAnsi="Arial"/>
-                <w:b w:val="false"/>
-                <w:bCs w:val="false"/>
-                <w:color w:val="1A1A1A"/>
-                <w:sz w:val="15"/>
-                <w:szCs w:val="15"/>
-              </w:rPr>
-              <w:t xml:space="preserve">Southern Spring &amp; Stamping</w:t>
-            </w:r>
-          </w:p>
-        </w:tc>
-        <w:tc>
-          <w:tcPr>
-            <w:tcW w:type="dxa" w:w="1600"/>
-            <w:tcMar>
-              <w:top w:type="dxa" w:w="50"/>
-              <w:left w:type="dxa" w:w="70"/>
-              <w:bottom w:type="dxa" w:w="50"/>
-              <w:right w:type="dxa" w:w="70"/>
-            </w:tcMar>
-          </w:tcPr>
-          <w:p>
-            <w:r>
-              <w:rPr>
-                <w:rFonts w:ascii="Arial" w:cs="Arial" w:eastAsia="Arial" w:hAnsi="Arial"/>
-                <w:b w:val="false"/>
-                <w:bCs w:val="false"/>
-                <w:color w:val="1A1A1A"/>
-                <w:sz w:val="15"/>
-                <w:szCs w:val="15"/>
-              </w:rPr>
-              <w:t xml:space="preserve">source the number</w:t>
-            </w:r>
-          </w:p>
-        </w:tc>
-        <w:tc>
-          <w:tcPr>
-            <w:tcW w:type="dxa" w:w="2200"/>
-            <w:tcMar>
-              <w:top w:type="dxa" w:w="50"/>
-              <w:left w:type="dxa" w:w="70"/>
-              <w:bottom w:type="dxa" w:w="50"/>
-              <w:right w:type="dxa" w:w="70"/>
-            </w:tcMar>
-          </w:tcPr>
-          <w:p>
-            <w:r>
-              <w:rPr>
-                <w:rFonts w:ascii="Arial" w:cs="Arial" w:eastAsia="Arial" w:hAnsi="Arial"/>
-                <w:b w:val="false"/>
-                <w:bCs w:val="false"/>
-                <w:color w:val="1A1A1A"/>
-                <w:sz w:val="15"/>
-                <w:szCs w:val="15"/>
-              </w:rPr>
-              <w:t xml:space="preserve">941-488-2276</w:t>
-            </w:r>
-          </w:p>
-        </w:tc>
-        <w:tc>
-          <w:tcPr>
-            <w:tcW w:type="dxa" w:w="5000"/>
-            <w:tcMar>
-              <w:top w:type="dxa" w:w="50"/>
-              <w:left w:type="dxa" w:w="70"/>
-              <w:bottom w:type="dxa" w:w="50"/>
-              <w:right w:type="dxa" w:w="70"/>
-            </w:tcMar>
-          </w:tcPr>
-          <w:p>
-            <w:r>
-              <w:rPr>
-                <w:rFonts w:ascii="Arial" w:cs="Arial" w:eastAsia="Arial" w:hAnsi="Arial"/>
-                <w:b w:val="false"/>
-                <w:bCs w:val="false"/>
-                <w:color w:val="1A1A1A"/>
-                <w:sz w:val="15"/>
-                <w:szCs w:val="15"/>
-              </w:rPr>
-              <w:t xml:space="preserve">Source the published number on a dated line before dialling</w:t>
-            </w:r>
-          </w:p>
-        </w:tc>
-      </w:tr>
-      <w:tr>
-        <w:trPr>
-          <w:cantSplit/>
-        </w:trPr>
-        <w:tc>
-          <w:tcPr>
-            <w:tcW w:type="dxa" w:w="2600"/>
-            <w:tcMar>
-              <w:top w:type="dxa" w:w="50"/>
-              <w:left w:type="dxa" w:w="70"/>
-              <w:bottom w:type="dxa" w:w="50"/>
-              <w:right w:type="dxa" w:w="70"/>
-            </w:tcMar>
-          </w:tcPr>
-          <w:p>
-            <w:r>
-              <w:rPr>
-                <w:rFonts w:ascii="Arial" w:cs="Arial" w:eastAsia="Arial" w:hAnsi="Arial"/>
-                <w:b w:val="false"/>
-                <w:bCs w:val="false"/>
-                <w:color w:val="1A1A1A"/>
-                <w:sz w:val="15"/>
-                <w:szCs w:val="15"/>
-              </w:rPr>
-              <w:t xml:space="preserve">Conimar Corporation</w:t>
-            </w:r>
-          </w:p>
-        </w:tc>
-        <w:tc>
-          <w:tcPr>
-            <w:tcW w:type="dxa" w:w="1600"/>
-            <w:tcMar>
-              <w:top w:type="dxa" w:w="50"/>
-              <w:left w:type="dxa" w:w="70"/>
-              <w:bottom w:type="dxa" w:w="50"/>
-              <w:right w:type="dxa" w:w="70"/>
-            </w:tcMar>
-          </w:tcPr>
-          <w:p>
-            <w:r>
-              <w:rPr>
-                <w:rFonts w:ascii="Arial" w:cs="Arial" w:eastAsia="Arial" w:hAnsi="Arial"/>
-                <w:b w:val="false"/>
-                <w:bCs w:val="false"/>
-                <w:color w:val="1A1A1A"/>
-                <w:sz w:val="15"/>
-                <w:szCs w:val="15"/>
-              </w:rPr>
-              <w:t xml:space="preserve">source the number</w:t>
-            </w:r>
-          </w:p>
-        </w:tc>
-        <w:tc>
-          <w:tcPr>
-            <w:tcW w:type="dxa" w:w="2200"/>
-            <w:tcMar>
-              <w:top w:type="dxa" w:w="50"/>
-              <w:left w:type="dxa" w:w="70"/>
-              <w:bottom w:type="dxa" w:w="50"/>
-              <w:right w:type="dxa" w:w="70"/>
-            </w:tcMar>
-          </w:tcPr>
-          <w:p>
-            <w:r>
-              <w:rPr>
-                <w:rFonts w:ascii="Arial" w:cs="Arial" w:eastAsia="Arial" w:hAnsi="Arial"/>
-                <w:b w:val="false"/>
-                <w:bCs w:val="false"/>
-                <w:color w:val="1A1A1A"/>
-                <w:sz w:val="15"/>
-                <w:szCs w:val="15"/>
-              </w:rPr>
-              <w:t xml:space="preserve">800-874-9735</w:t>
-            </w:r>
-          </w:p>
-        </w:tc>
-        <w:tc>
-          <w:tcPr>
-            <w:tcW w:type="dxa" w:w="5000"/>
-            <w:tcMar>
-              <w:top w:type="dxa" w:w="50"/>
-              <w:left w:type="dxa" w:w="70"/>
-              <w:bottom w:type="dxa" w:w="50"/>
-              <w:right w:type="dxa" w:w="70"/>
-            </w:tcMar>
-          </w:tcPr>
-          <w:p>
-            <w:r>
-              <w:rPr>
-                <w:rFonts w:ascii="Arial" w:cs="Arial" w:eastAsia="Arial" w:hAnsi="Arial"/>
-                <w:b w:val="false"/>
-                <w:bCs w:val="false"/>
-                <w:color w:val="1A1A1A"/>
-                <w:sz w:val="15"/>
-                <w:szCs w:val="15"/>
-              </w:rPr>
-              <w:t xml:space="preserve">Source the published number on a dated line before dialling</w:t>
-            </w:r>
-          </w:p>
-        </w:tc>
-      </w:tr>
-      <w:tr>
-        <w:trPr>
-          <w:cantSplit/>
-        </w:trPr>
-        <w:tc>
-          <w:tcPr>
-            <w:tcW w:type="dxa" w:w="2600"/>
-            <w:tcMar>
-              <w:top w:type="dxa" w:w="50"/>
-              <w:left w:type="dxa" w:w="70"/>
-              <w:bottom w:type="dxa" w:w="50"/>
-              <w:right w:type="dxa" w:w="70"/>
-            </w:tcMar>
-          </w:tcPr>
-          <w:p>
-            <w:r>
-              <w:rPr>
-                <w:rFonts w:ascii="Arial" w:cs="Arial" w:eastAsia="Arial" w:hAnsi="Arial"/>
-                <w:b w:val="false"/>
-                <w:bCs w:val="false"/>
-                <w:color w:val="1A1A1A"/>
-                <w:sz w:val="15"/>
-                <w:szCs w:val="15"/>
-              </w:rPr>
-              <w:t xml:space="preserve">Alpha Foundations</w:t>
-            </w:r>
-          </w:p>
-        </w:tc>
-        <w:tc>
-          <w:tcPr>
-            <w:tcW w:type="dxa" w:w="1600"/>
-            <w:tcMar>
-              <w:top w:type="dxa" w:w="50"/>
-              <w:left w:type="dxa" w:w="70"/>
-              <w:bottom w:type="dxa" w:w="50"/>
-              <w:right w:type="dxa" w:w="70"/>
-            </w:tcMar>
-          </w:tcPr>
-          <w:p>
-            <w:r>
-              <w:rPr>
-                <w:rFonts w:ascii="Arial" w:cs="Arial" w:eastAsia="Arial" w:hAnsi="Arial"/>
-                <w:b w:val="false"/>
-                <w:bCs w:val="false"/>
-                <w:color w:val="1A1A1A"/>
-                <w:sz w:val="15"/>
-                <w:szCs w:val="15"/>
-              </w:rPr>
-              <w:t xml:space="preserve">source the number</w:t>
-            </w:r>
-          </w:p>
-        </w:tc>
-        <w:tc>
-          <w:tcPr>
-            <w:tcW w:type="dxa" w:w="2200"/>
-            <w:tcMar>
-              <w:top w:type="dxa" w:w="50"/>
-              <w:left w:type="dxa" w:w="70"/>
-              <w:bottom w:type="dxa" w:w="50"/>
-              <w:right w:type="dxa" w:w="70"/>
-            </w:tcMar>
-          </w:tcPr>
-          <w:p>
-            <w:r>
-              <w:rPr>
-                <w:rFonts w:ascii="Arial" w:cs="Arial" w:eastAsia="Arial" w:hAnsi="Arial"/>
-                <w:b w:val="false"/>
-                <w:bCs w:val="false"/>
-                <w:color w:val="1A1A1A"/>
-                <w:sz w:val="15"/>
-                <w:szCs w:val="15"/>
-              </w:rPr>
-              <w:t xml:space="preserve">877-322-3446</w:t>
-            </w:r>
-          </w:p>
-        </w:tc>
-        <w:tc>
-          <w:tcPr>
-            <w:tcW w:type="dxa" w:w="5000"/>
-            <w:tcMar>
-              <w:top w:type="dxa" w:w="50"/>
-              <w:left w:type="dxa" w:w="70"/>
-              <w:bottom w:type="dxa" w:w="50"/>
-              <w:right w:type="dxa" w:w="70"/>
-            </w:tcMar>
-          </w:tcPr>
-          <w:p>
-            <w:r>
-              <w:rPr>
-                <w:rFonts w:ascii="Arial" w:cs="Arial" w:eastAsia="Arial" w:hAnsi="Arial"/>
-                <w:b w:val="false"/>
-                <w:bCs w:val="false"/>
-                <w:color w:val="1A1A1A"/>
-                <w:sz w:val="15"/>
-                <w:szCs w:val="15"/>
-              </w:rPr>
-              <w:t xml:space="preserve">Source the published number on a dated line before dialling</w:t>
-            </w:r>
-          </w:p>
-        </w:tc>
-      </w:tr>
-      <w:tr>
-        <w:trPr>
-          <w:cantSplit/>
-        </w:trPr>
-        <w:tc>
-          <w:tcPr>
-            <w:tcW w:type="dxa" w:w="2600"/>
-            <w:tcMar>
-              <w:top w:type="dxa" w:w="50"/>
-              <w:left w:type="dxa" w:w="70"/>
-              <w:bottom w:type="dxa" w:w="50"/>
-              <w:right w:type="dxa" w:w="70"/>
-            </w:tcMar>
-          </w:tcPr>
-          <w:p>
-            <w:r>
-              <w:rPr>
-                <w:rFonts w:ascii="Arial" w:cs="Arial" w:eastAsia="Arial" w:hAnsi="Arial"/>
-                <w:b w:val="false"/>
-                <w:bCs w:val="false"/>
-                <w:color w:val="1A1A1A"/>
-                <w:sz w:val="15"/>
-                <w:szCs w:val="15"/>
-              </w:rPr>
-              <w:t xml:space="preserve">American Fasteners</w:t>
-            </w:r>
-          </w:p>
-        </w:tc>
-        <w:tc>
-          <w:tcPr>
-            <w:tcW w:type="dxa" w:w="1600"/>
-            <w:tcMar>
-              <w:top w:type="dxa" w:w="50"/>
-              <w:left w:type="dxa" w:w="70"/>
-              <w:bottom w:type="dxa" w:w="50"/>
-              <w:right w:type="dxa" w:w="70"/>
-            </w:tcMar>
-          </w:tcPr>
-          <w:p>
-            <w:r>
-              <w:rPr>
-                <w:rFonts w:ascii="Arial" w:cs="Arial" w:eastAsia="Arial" w:hAnsi="Arial"/>
-                <w:b w:val="false"/>
-                <w:bCs w:val="false"/>
-                <w:color w:val="1A1A1A"/>
-                <w:sz w:val="15"/>
-                <w:szCs w:val="15"/>
-              </w:rPr>
-              <w:t xml:space="preserve">source the number</w:t>
-            </w:r>
-          </w:p>
-        </w:tc>
-        <w:tc>
-          <w:tcPr>
-            <w:tcW w:type="dxa" w:w="2200"/>
-            <w:tcMar>
-              <w:top w:type="dxa" w:w="50"/>
-              <w:left w:type="dxa" w:w="70"/>
-              <w:bottom w:type="dxa" w:w="50"/>
-              <w:right w:type="dxa" w:w="70"/>
-            </w:tcMar>
-          </w:tcPr>
-          <w:p>
-            <w:r>
-              <w:rPr>
-                <w:rFonts w:ascii="Arial" w:cs="Arial" w:eastAsia="Arial" w:hAnsi="Arial"/>
-                <w:b w:val="false"/>
-                <w:bCs w:val="false"/>
-                <w:color w:val="1A1A1A"/>
-                <w:sz w:val="15"/>
-                <w:szCs w:val="15"/>
-              </w:rPr>
-              <w:t xml:space="preserve">305-885-1717</w:t>
-            </w:r>
-          </w:p>
-        </w:tc>
-        <w:tc>
-          <w:tcPr>
-            <w:tcW w:type="dxa" w:w="5000"/>
-            <w:tcMar>
-              <w:top w:type="dxa" w:w="50"/>
-              <w:left w:type="dxa" w:w="70"/>
-              <w:bottom w:type="dxa" w:w="50"/>
-              <w:right w:type="dxa" w:w="70"/>
-            </w:tcMar>
-          </w:tcPr>
-          <w:p>
-            <w:r>
-              <w:rPr>
-                <w:rFonts w:ascii="Arial" w:cs="Arial" w:eastAsia="Arial" w:hAnsi="Arial"/>
-                <w:b w:val="false"/>
-                <w:bCs w:val="false"/>
-                <w:color w:val="1A1A1A"/>
-                <w:sz w:val="15"/>
-                <w:szCs w:val="15"/>
-              </w:rPr>
-              <w:t xml:space="preserve">Source the published number on a dated line before dialling</w:t>
-            </w:r>
-          </w:p>
-        </w:tc>
-      </w:tr>
-      <w:tr>
-        <w:trPr>
-          <w:cantSplit/>
-        </w:trPr>
-        <w:tc>
-          <w:tcPr>
-            <w:tcW w:type="dxa" w:w="2600"/>
-            <w:tcMar>
-              <w:top w:type="dxa" w:w="50"/>
-              <w:left w:type="dxa" w:w="70"/>
-              <w:bottom w:type="dxa" w:w="50"/>
-              <w:right w:type="dxa" w:w="70"/>
-            </w:tcMar>
-          </w:tcPr>
-          <w:p>
-            <w:r>
-              <w:rPr>
-                <w:rFonts w:ascii="Arial" w:cs="Arial" w:eastAsia="Arial" w:hAnsi="Arial"/>
-                <w:b w:val="false"/>
-                <w:bCs w:val="false"/>
-                <w:color w:val="1A1A1A"/>
-                <w:sz w:val="15"/>
-                <w:szCs w:val="15"/>
-              </w:rPr>
-              <w:t xml:space="preserve">Health Network One</w:t>
-            </w:r>
-          </w:p>
-        </w:tc>
-        <w:tc>
-          <w:tcPr>
-            <w:tcW w:type="dxa" w:w="1600"/>
-            <w:tcMar>
-              <w:top w:type="dxa" w:w="50"/>
-              <w:left w:type="dxa" w:w="70"/>
-              <w:bottom w:type="dxa" w:w="50"/>
-              <w:right w:type="dxa" w:w="70"/>
-            </w:tcMar>
-          </w:tcPr>
-          <w:p>
-            <w:r>
-              <w:rPr>
-                <w:rFonts w:ascii="Arial" w:cs="Arial" w:eastAsia="Arial" w:hAnsi="Arial"/>
-                <w:b w:val="false"/>
-                <w:bCs w:val="false"/>
-                <w:color w:val="1A1A1A"/>
-                <w:sz w:val="15"/>
-                <w:szCs w:val="15"/>
-              </w:rPr>
-              <w:t xml:space="preserve">source the number</w:t>
-            </w:r>
-          </w:p>
-        </w:tc>
-        <w:tc>
-          <w:tcPr>
-            <w:tcW w:type="dxa" w:w="2200"/>
-            <w:tcMar>
-              <w:top w:type="dxa" w:w="50"/>
-              <w:left w:type="dxa" w:w="70"/>
-              <w:bottom w:type="dxa" w:w="50"/>
-              <w:right w:type="dxa" w:w="70"/>
-            </w:tcMar>
-          </w:tcPr>
-          <w:p>
-            <w:r>
-              <w:rPr>
-                <w:rFonts w:ascii="Arial" w:cs="Arial" w:eastAsia="Arial" w:hAnsi="Arial"/>
-                <w:b w:val="false"/>
-                <w:bCs w:val="false"/>
-                <w:color w:val="1A1A1A"/>
-                <w:sz w:val="15"/>
-                <w:szCs w:val="15"/>
-              </w:rPr>
-              <w:t xml:space="preserve">none on the row</w:t>
-            </w:r>
-          </w:p>
-        </w:tc>
-        <w:tc>
-          <w:tcPr>
-            <w:tcW w:type="dxa" w:w="5000"/>
-            <w:tcMar>
-              <w:top w:type="dxa" w:w="50"/>
-              <w:left w:type="dxa" w:w="70"/>
-              <w:bottom w:type="dxa" w:w="50"/>
-              <w:right w:type="dxa" w:w="70"/>
-            </w:tcMar>
-          </w:tcPr>
-          <w:p>
-            <w:r>
-              <w:rPr>
-                <w:rFonts w:ascii="Arial" w:cs="Arial" w:eastAsia="Arial" w:hAnsi="Arial"/>
-                <w:b w:val="false"/>
-                <w:bCs w:val="false"/>
-                <w:color w:val="1A1A1A"/>
-                <w:sz w:val="15"/>
-                <w:szCs w:val="15"/>
-              </w:rPr>
-              <w:t xml:space="preserve">Source the published number on a dated line before dialling</w:t>
-            </w:r>
-          </w:p>
-        </w:tc>
-      </w:tr>
-      <w:tr>
-        <w:trPr>
-          <w:cantSplit/>
-        </w:trPr>
-        <w:tc>
-          <w:tcPr>
-            <w:tcW w:type="dxa" w:w="2600"/>
-            <w:tcMar>
-              <w:top w:type="dxa" w:w="50"/>
-              <w:left w:type="dxa" w:w="70"/>
-              <w:bottom w:type="dxa" w:w="50"/>
-              <w:right w:type="dxa" w:w="70"/>
-            </w:tcMar>
-          </w:tcPr>
-          <w:p>
-            <w:r>
-              <w:rPr>
-                <w:rFonts w:ascii="Arial" w:cs="Arial" w:eastAsia="Arial" w:hAnsi="Arial"/>
-                <w:b w:val="false"/>
-                <w:bCs w:val="false"/>
-                <w:color w:val="1A1A1A"/>
-                <w:sz w:val="15"/>
-                <w:szCs w:val="15"/>
-              </w:rPr>
-              <w:t xml:space="preserve">STS Aviation Group</w:t>
-            </w:r>
-          </w:p>
-        </w:tc>
-        <w:tc>
-          <w:tcPr>
-            <w:tcW w:type="dxa" w:w="1600"/>
-            <w:tcMar>
-              <w:top w:type="dxa" w:w="50"/>
-              <w:left w:type="dxa" w:w="70"/>
-              <w:bottom w:type="dxa" w:w="50"/>
-              <w:right w:type="dxa" w:w="70"/>
-            </w:tcMar>
-          </w:tcPr>
-          <w:p>
-            <w:r>
-              <w:rPr>
-                <w:rFonts w:ascii="Arial" w:cs="Arial" w:eastAsia="Arial" w:hAnsi="Arial"/>
-                <w:b w:val="false"/>
-                <w:bCs w:val="false"/>
-                <w:color w:val="1A1A1A"/>
-                <w:sz w:val="15"/>
-                <w:szCs w:val="15"/>
-              </w:rPr>
-              <w:t xml:space="preserve">source the number</w:t>
-            </w:r>
-          </w:p>
-        </w:tc>
-        <w:tc>
-          <w:tcPr>
-            <w:tcW w:type="dxa" w:w="2200"/>
-            <w:tcMar>
-              <w:top w:type="dxa" w:w="50"/>
-              <w:left w:type="dxa" w:w="70"/>
-              <w:bottom w:type="dxa" w:w="50"/>
-              <w:right w:type="dxa" w:w="70"/>
-            </w:tcMar>
-          </w:tcPr>
-          <w:p>
-            <w:r>
-              <w:rPr>
-                <w:rFonts w:ascii="Arial" w:cs="Arial" w:eastAsia="Arial" w:hAnsi="Arial"/>
-                <w:b w:val="false"/>
-                <w:bCs w:val="false"/>
-                <w:color w:val="1A1A1A"/>
-                <w:sz w:val="15"/>
-                <w:szCs w:val="15"/>
-              </w:rPr>
-              <w:t xml:space="preserve">none on the row</w:t>
-            </w:r>
-          </w:p>
-        </w:tc>
-        <w:tc>
-          <w:tcPr>
-            <w:tcW w:type="dxa" w:w="5000"/>
-            <w:tcMar>
-              <w:top w:type="dxa" w:w="50"/>
-              <w:left w:type="dxa" w:w="70"/>
-              <w:bottom w:type="dxa" w:w="50"/>
-              <w:right w:type="dxa" w:w="70"/>
-            </w:tcMar>
-          </w:tcPr>
-          <w:p>
-            <w:r>
-              <w:rPr>
-                <w:rFonts w:ascii="Arial" w:cs="Arial" w:eastAsia="Arial" w:hAnsi="Arial"/>
-                <w:b w:val="false"/>
-                <w:bCs w:val="false"/>
-                <w:color w:val="1A1A1A"/>
-                <w:sz w:val="15"/>
-                <w:szCs w:val="15"/>
-              </w:rPr>
-              <w:t xml:space="preserve">Source the published number on a dated line before dialling</w:t>
+              <w:t xml:space="preserve">Acquisition: no number on the row</w:t>
             </w:r>
           </w:p>
         </w:tc>

--- a/Florida-Dial-Pack.docx
+++ b/Florida-Dial-Pack.docx
@@ -47,7 +47,7 @@
           <w:sz w:val="19"/>
           <w:szCs w:val="19"/>
         </w:rPr>
-        <w:t xml:space="preserve">50 call-ready rows across 50 distinct companies, in dial order. Lineage: closed at 98 rows / 97 companies on 31 October under the old contact rule; re-closed at 40 rows / 40 companies on the fixed rule, the 58 rows falling because no source line on them named the contact. A market that re-closes lower on a better instrument is the instrument working. Item 322 (2026-10-31): 57 rows holding a phone worked at 117 reads; 10 sourced by an observed read of the company’s own page (17.5%, about 12 reads per sourced row); call-ready 40 → 50 rows (50 companies). The short rows now separate “source the number” from “acquire a number” (14 rows hold none). Every count states rows or companies. The 21 shaded rows are verified callable (Core BD Report): trading confirmed on the company’s own pages and an address sourced inside the window. Blind means no dated third-party practice signal; it does not block a dial. The Outcome column is filled from the first call: one working week of outcomes gives a connect rate against call-ready and against verified-callable.</w:t>
+        <w:t xml:space="preserve">57 call-ready rows across 57 distinct companies, in dial order. Lineage: closed at 98 rows / 97 companies on 31 October under the old contact rule; re-closed at 40 rows / 40 companies on the fixed rule, the 58 rows falling because no source line on them named the contact. A market that re-closes lower on a better instrument is the instrument working. Item 322 (2026-10-31): 57 rows holding a phone worked at 117 reads; 10 sourced by an observed read of the company’s own page (17.5%, about 12 reads per sourced row); call-ready 40 → 50 rows (50 companies). The short rows now separate “source the number” from “acquire a number” (14 rows hold none). Item 323 (2026-10-31): the 48 “source the number” rows sampled at 24 (stratified, seed 323) and worked by four routes; Route 4 (the company’s own pages) sourced 7 of 24, Route 2 (chambers) 1 of 24, Routes 1 and 3 unmeasured (search reader fault); call-ready 50 → 57 rows (57 companies). Verified callable 21 → 16, withdrawn 2026-10-31: SkyPostal and American Coolair hold no address; El Dorado Furniture and Miami Beef hold no phone; Cone Distributors fails the site test. A new short-of-call-ready kind, “contact disputed, unresolved”, holds 0 rows this pass. Every count states rows or companies. The 16 shaded rows are verified callable (Core BD Report): trading confirmed on the company’s own pages and an address sourced inside the window. Blind means no dated third-party practice signal; it does not block a dial. The Outcome column is filled from the first call: one working week of outcomes gives a connect rate against call-ready and against verified-callable.</w:t>
       </w:r>
     </w:p>
     <w:tbl>
@@ -1309,7 +1309,6 @@
         <w:tc>
           <w:tcPr>
             <w:tcW w:type="dxa" w:w="400"/>
-            <w:shd w:fill="EAF1F8" w:color="auto" w:val="clear"/>
             <w:tcMar>
               <w:top w:type="dxa" w:w="50"/>
               <w:left w:type="dxa" w:w="70"/>
@@ -1334,7 +1333,6 @@
         <w:tc>
           <w:tcPr>
             <w:tcW w:type="dxa" w:w="1900"/>
-            <w:shd w:fill="EAF1F8" w:color="auto" w:val="clear"/>
             <w:tcMar>
               <w:top w:type="dxa" w:w="50"/>
               <w:left w:type="dxa" w:w="70"/>
@@ -1359,7 +1357,6 @@
         <w:tc>
           <w:tcPr>
             <w:tcW w:type="dxa" w:w="2000"/>
-            <w:shd w:fill="EAF1F8" w:color="auto" w:val="clear"/>
             <w:tcMar>
               <w:top w:type="dxa" w:w="50"/>
               <w:left w:type="dxa" w:w="70"/>
@@ -1384,7 +1381,6 @@
         <w:tc>
           <w:tcPr>
             <w:tcW w:type="dxa" w:w="1250"/>
-            <w:shd w:fill="EAF1F8" w:color="auto" w:val="clear"/>
             <w:tcMar>
               <w:top w:type="dxa" w:w="50"/>
               <w:left w:type="dxa" w:w="70"/>
@@ -1409,7 +1405,6 @@
         <w:tc>
           <w:tcPr>
             <w:tcW w:type="dxa" w:w="2100"/>
-            <w:shd w:fill="EAF1F8" w:color="auto" w:val="clear"/>
             <w:tcMar>
               <w:top w:type="dxa" w:w="50"/>
               <w:left w:type="dxa" w:w="70"/>
@@ -1434,7 +1429,6 @@
         <w:tc>
           <w:tcPr>
             <w:tcW w:type="dxa" w:w="1500"/>
-            <w:shd w:fill="EAF1F8" w:color="auto" w:val="clear"/>
             <w:tcMar>
               <w:top w:type="dxa" w:w="50"/>
               <w:left w:type="dxa" w:w="70"/>
@@ -1459,7 +1453,6 @@
         <w:tc>
           <w:tcPr>
             <w:tcW w:type="dxa" w:w="2550"/>
-            <w:shd w:fill="EAF1F8" w:color="auto" w:val="clear"/>
             <w:tcMar>
               <w:top w:type="dxa" w:w="50"/>
               <w:left w:type="dxa" w:w="70"/>
@@ -1484,7 +1477,6 @@
         <w:tc>
           <w:tcPr>
             <w:tcW w:type="dxa" w:w="1700"/>
-            <w:shd w:fill="EAF1F8" w:color="auto" w:val="clear"/>
             <w:tcMar>
               <w:top w:type="dxa" w:w="50"/>
               <w:left w:type="dxa" w:w="70"/>
@@ -2539,7 +2531,6 @@
         <w:tc>
           <w:tcPr>
             <w:tcW w:type="dxa" w:w="400"/>
-            <w:shd w:fill="EAF1F8" w:color="auto" w:val="clear"/>
             <w:tcMar>
               <w:top w:type="dxa" w:w="50"/>
               <w:left w:type="dxa" w:w="70"/>
@@ -2564,7 +2555,6 @@
         <w:tc>
           <w:tcPr>
             <w:tcW w:type="dxa" w:w="1900"/>
-            <w:shd w:fill="EAF1F8" w:color="auto" w:val="clear"/>
             <w:tcMar>
               <w:top w:type="dxa" w:w="50"/>
               <w:left w:type="dxa" w:w="70"/>
@@ -2589,7 +2579,6 @@
         <w:tc>
           <w:tcPr>
             <w:tcW w:type="dxa" w:w="2000"/>
-            <w:shd w:fill="EAF1F8" w:color="auto" w:val="clear"/>
             <w:tcMar>
               <w:top w:type="dxa" w:w="50"/>
               <w:left w:type="dxa" w:w="70"/>
@@ -2614,7 +2603,6 @@
         <w:tc>
           <w:tcPr>
             <w:tcW w:type="dxa" w:w="1250"/>
-            <w:shd w:fill="EAF1F8" w:color="auto" w:val="clear"/>
             <w:tcMar>
               <w:top w:type="dxa" w:w="50"/>
               <w:left w:type="dxa" w:w="70"/>
@@ -2639,7 +2627,6 @@
         <w:tc>
           <w:tcPr>
             <w:tcW w:type="dxa" w:w="2100"/>
-            <w:shd w:fill="EAF1F8" w:color="auto" w:val="clear"/>
             <w:tcMar>
               <w:top w:type="dxa" w:w="50"/>
               <w:left w:type="dxa" w:w="70"/>
@@ -2664,7 +2651,6 @@
         <w:tc>
           <w:tcPr>
             <w:tcW w:type="dxa" w:w="1500"/>
-            <w:shd w:fill="EAF1F8" w:color="auto" w:val="clear"/>
             <w:tcMar>
               <w:top w:type="dxa" w:w="50"/>
               <w:left w:type="dxa" w:w="70"/>
@@ -2689,7 +2675,6 @@
         <w:tc>
           <w:tcPr>
             <w:tcW w:type="dxa" w:w="2550"/>
-            <w:shd w:fill="EAF1F8" w:color="auto" w:val="clear"/>
             <w:tcMar>
               <w:top w:type="dxa" w:w="50"/>
               <w:left w:type="dxa" w:w="70"/>
@@ -2714,7 +2699,6 @@
         <w:tc>
           <w:tcPr>
             <w:tcW w:type="dxa" w:w="1700"/>
-            <w:shd w:fill="EAF1F8" w:color="auto" w:val="clear"/>
             <w:tcMar>
               <w:top w:type="dxa" w:w="50"/>
               <w:left w:type="dxa" w:w="70"/>
@@ -3154,7 +3138,6 @@
         <w:tc>
           <w:tcPr>
             <w:tcW w:type="dxa" w:w="400"/>
-            <w:shd w:fill="EAF1F8" w:color="auto" w:val="clear"/>
             <w:tcMar>
               <w:top w:type="dxa" w:w="50"/>
               <w:left w:type="dxa" w:w="70"/>
@@ -3179,7 +3162,6 @@
         <w:tc>
           <w:tcPr>
             <w:tcW w:type="dxa" w:w="1900"/>
-            <w:shd w:fill="EAF1F8" w:color="auto" w:val="clear"/>
             <w:tcMar>
               <w:top w:type="dxa" w:w="50"/>
               <w:left w:type="dxa" w:w="70"/>
@@ -3204,7 +3186,6 @@
         <w:tc>
           <w:tcPr>
             <w:tcW w:type="dxa" w:w="2000"/>
-            <w:shd w:fill="EAF1F8" w:color="auto" w:val="clear"/>
             <w:tcMar>
               <w:top w:type="dxa" w:w="50"/>
               <w:left w:type="dxa" w:w="70"/>
@@ -3229,7 +3210,6 @@
         <w:tc>
           <w:tcPr>
             <w:tcW w:type="dxa" w:w="1250"/>
-            <w:shd w:fill="EAF1F8" w:color="auto" w:val="clear"/>
             <w:tcMar>
               <w:top w:type="dxa" w:w="50"/>
               <w:left w:type="dxa" w:w="70"/>
@@ -3254,7 +3234,6 @@
         <w:tc>
           <w:tcPr>
             <w:tcW w:type="dxa" w:w="2100"/>
-            <w:shd w:fill="EAF1F8" w:color="auto" w:val="clear"/>
             <w:tcMar>
               <w:top w:type="dxa" w:w="50"/>
               <w:left w:type="dxa" w:w="70"/>
@@ -3279,7 +3258,6 @@
         <w:tc>
           <w:tcPr>
             <w:tcW w:type="dxa" w:w="1500"/>
-            <w:shd w:fill="EAF1F8" w:color="auto" w:val="clear"/>
             <w:tcMar>
               <w:top w:type="dxa" w:w="50"/>
               <w:left w:type="dxa" w:w="70"/>
@@ -3304,7 +3282,6 @@
         <w:tc>
           <w:tcPr>
             <w:tcW w:type="dxa" w:w="2550"/>
-            <w:shd w:fill="EAF1F8" w:color="auto" w:val="clear"/>
             <w:tcMar>
               <w:top w:type="dxa" w:w="50"/>
               <w:left w:type="dxa" w:w="70"/>
@@ -3329,7 +3306,6 @@
         <w:tc>
           <w:tcPr>
             <w:tcW w:type="dxa" w:w="1700"/>
-            <w:shd w:fill="EAF1F8" w:color="auto" w:val="clear"/>
             <w:tcMar>
               <w:top w:type="dxa" w:w="50"/>
               <w:left w:type="dxa" w:w="70"/>
@@ -3359,7 +3335,6 @@
         <w:tc>
           <w:tcPr>
             <w:tcW w:type="dxa" w:w="400"/>
-            <w:shd w:fill="EAF1F8" w:color="auto" w:val="clear"/>
             <w:tcMar>
               <w:top w:type="dxa" w:w="50"/>
               <w:left w:type="dxa" w:w="70"/>
@@ -3384,7 +3359,6 @@
         <w:tc>
           <w:tcPr>
             <w:tcW w:type="dxa" w:w="1900"/>
-            <w:shd w:fill="EAF1F8" w:color="auto" w:val="clear"/>
             <w:tcMar>
               <w:top w:type="dxa" w:w="50"/>
               <w:left w:type="dxa" w:w="70"/>
@@ -3409,7 +3383,6 @@
         <w:tc>
           <w:tcPr>
             <w:tcW w:type="dxa" w:w="2000"/>
-            <w:shd w:fill="EAF1F8" w:color="auto" w:val="clear"/>
             <w:tcMar>
               <w:top w:type="dxa" w:w="50"/>
               <w:left w:type="dxa" w:w="70"/>
@@ -3434,7 +3407,6 @@
         <w:tc>
           <w:tcPr>
             <w:tcW w:type="dxa" w:w="1250"/>
-            <w:shd w:fill="EAF1F8" w:color="auto" w:val="clear"/>
             <w:tcMar>
               <w:top w:type="dxa" w:w="50"/>
               <w:left w:type="dxa" w:w="70"/>
@@ -3459,7 +3431,6 @@
         <w:tc>
           <w:tcPr>
             <w:tcW w:type="dxa" w:w="2100"/>
-            <w:shd w:fill="EAF1F8" w:color="auto" w:val="clear"/>
             <w:tcMar>
               <w:top w:type="dxa" w:w="50"/>
               <w:left w:type="dxa" w:w="70"/>
@@ -3484,7 +3455,6 @@
         <w:tc>
           <w:tcPr>
             <w:tcW w:type="dxa" w:w="1500"/>
-            <w:shd w:fill="EAF1F8" w:color="auto" w:val="clear"/>
             <w:tcMar>
               <w:top w:type="dxa" w:w="50"/>
               <w:left w:type="dxa" w:w="70"/>
@@ -3509,7 +3479,6 @@
         <w:tc>
           <w:tcPr>
             <w:tcW w:type="dxa" w:w="2550"/>
-            <w:shd w:fill="EAF1F8" w:color="auto" w:val="clear"/>
             <w:tcMar>
               <w:top w:type="dxa" w:w="50"/>
               <w:left w:type="dxa" w:w="70"/>
@@ -3534,7 +3503,6 @@
         <w:tc>
           <w:tcPr>
             <w:tcW w:type="dxa" w:w="1700"/>
-            <w:shd w:fill="EAF1F8" w:color="auto" w:val="clear"/>
             <w:tcMar>
               <w:top w:type="dxa" w:w="50"/>
               <w:left w:type="dxa" w:w="70"/>
@@ -4179,7 +4147,6 @@
         <w:tc>
           <w:tcPr>
             <w:tcW w:type="dxa" w:w="400"/>
-            <w:shd w:fill="EAF1F8" w:color="auto" w:val="clear"/>
             <w:tcMar>
               <w:top w:type="dxa" w:w="50"/>
               <w:left w:type="dxa" w:w="70"/>
@@ -4204,7 +4171,6 @@
         <w:tc>
           <w:tcPr>
             <w:tcW w:type="dxa" w:w="1900"/>
-            <w:shd w:fill="EAF1F8" w:color="auto" w:val="clear"/>
             <w:tcMar>
               <w:top w:type="dxa" w:w="50"/>
               <w:left w:type="dxa" w:w="70"/>
@@ -4229,7 +4195,6 @@
         <w:tc>
           <w:tcPr>
             <w:tcW w:type="dxa" w:w="2000"/>
-            <w:shd w:fill="EAF1F8" w:color="auto" w:val="clear"/>
             <w:tcMar>
               <w:top w:type="dxa" w:w="50"/>
               <w:left w:type="dxa" w:w="70"/>
@@ -4254,7 +4219,6 @@
         <w:tc>
           <w:tcPr>
             <w:tcW w:type="dxa" w:w="1250"/>
-            <w:shd w:fill="EAF1F8" w:color="auto" w:val="clear"/>
             <w:tcMar>
               <w:top w:type="dxa" w:w="50"/>
               <w:left w:type="dxa" w:w="70"/>
@@ -4279,7 +4243,6 @@
         <w:tc>
           <w:tcPr>
             <w:tcW w:type="dxa" w:w="2100"/>
-            <w:shd w:fill="EAF1F8" w:color="auto" w:val="clear"/>
             <w:tcMar>
               <w:top w:type="dxa" w:w="50"/>
               <w:left w:type="dxa" w:w="70"/>
@@ -4304,7 +4267,6 @@
         <w:tc>
           <w:tcPr>
             <w:tcW w:type="dxa" w:w="1500"/>
-            <w:shd w:fill="EAF1F8" w:color="auto" w:val="clear"/>
             <w:tcMar>
               <w:top w:type="dxa" w:w="50"/>
               <w:left w:type="dxa" w:w="70"/>
@@ -4329,7 +4291,6 @@
         <w:tc>
           <w:tcPr>
             <w:tcW w:type="dxa" w:w="2550"/>
-            <w:shd w:fill="EAF1F8" w:color="auto" w:val="clear"/>
             <w:tcMar>
               <w:top w:type="dxa" w:w="50"/>
               <w:left w:type="dxa" w:w="70"/>
@@ -4354,7 +4315,6 @@
         <w:tc>
           <w:tcPr>
             <w:tcW w:type="dxa" w:w="1700"/>
-            <w:shd w:fill="EAF1F8" w:color="auto" w:val="clear"/>
             <w:tcMar>
               <w:top w:type="dxa" w:w="50"/>
               <w:left w:type="dxa" w:w="70"/>
@@ -10267,6 +10227,1385 @@
                 <w:szCs w:val="15"/>
               </w:rPr>
               <w:t xml:space="preserve">Tier B · contact observed on a dated read</w:t>
+            </w:r>
+          </w:p>
+        </w:tc>
+        <w:tc>
+          <w:tcPr>
+            <w:tcW w:type="dxa" w:w="1700"/>
+            <w:tcMar>
+              <w:top w:type="dxa" w:w="50"/>
+              <w:left w:type="dxa" w:w="70"/>
+              <w:bottom w:type="dxa" w:w="50"/>
+              <w:right w:type="dxa" w:w="70"/>
+            </w:tcMar>
+          </w:tcPr>
+          <w:p>
+            <w:r>
+              <w:rPr>
+                <w:rFonts w:ascii="Arial" w:cs="Arial" w:eastAsia="Arial" w:hAnsi="Arial"/>
+                <w:b w:val="false"/>
+                <w:bCs w:val="false"/>
+                <w:color w:val="1A1A1A"/>
+                <w:sz w:val="15"/>
+                <w:szCs w:val="15"/>
+              </w:rPr>
+              <w:t xml:space="preserve">☐ dialled ☐ connected ☐ conversation ☐ meeting ☐ no</w:t>
+            </w:r>
+          </w:p>
+        </w:tc>
+      </w:tr>
+      <w:tr>
+        <w:trPr>
+          <w:cantSplit/>
+        </w:trPr>
+        <w:tc>
+          <w:tcPr>
+            <w:tcW w:type="dxa" w:w="400"/>
+            <w:tcMar>
+              <w:top w:type="dxa" w:w="50"/>
+              <w:left w:type="dxa" w:w="70"/>
+              <w:bottom w:type="dxa" w:w="50"/>
+              <w:right w:type="dxa" w:w="70"/>
+            </w:tcMar>
+          </w:tcPr>
+          <w:p>
+            <w:r>
+              <w:rPr>
+                <w:rFonts w:ascii="Arial" w:cs="Arial" w:eastAsia="Arial" w:hAnsi="Arial"/>
+                <w:b w:val="false"/>
+                <w:bCs w:val="false"/>
+                <w:color w:val="1A1A1A"/>
+                <w:sz w:val="15"/>
+                <w:szCs w:val="15"/>
+              </w:rPr>
+              <w:t xml:space="preserve">51</w:t>
+            </w:r>
+          </w:p>
+        </w:tc>
+        <w:tc>
+          <w:tcPr>
+            <w:tcW w:type="dxa" w:w="1900"/>
+            <w:tcMar>
+              <w:top w:type="dxa" w:w="50"/>
+              <w:left w:type="dxa" w:w="70"/>
+              <w:bottom w:type="dxa" w:w="50"/>
+              <w:right w:type="dxa" w:w="70"/>
+            </w:tcMar>
+          </w:tcPr>
+          <w:p>
+            <w:r>
+              <w:rPr>
+                <w:rFonts w:ascii="Arial" w:cs="Arial" w:eastAsia="Arial" w:hAnsi="Arial"/>
+                <w:b w:val="false"/>
+                <w:bCs w:val="false"/>
+                <w:color w:val="1A1A1A"/>
+                <w:sz w:val="15"/>
+                <w:szCs w:val="15"/>
+              </w:rPr>
+              <w:t xml:space="preserve">Invicta Watch Group · Hollywood</w:t>
+            </w:r>
+          </w:p>
+        </w:tc>
+        <w:tc>
+          <w:tcPr>
+            <w:tcW w:type="dxa" w:w="2000"/>
+            <w:tcMar>
+              <w:top w:type="dxa" w:w="50"/>
+              <w:left w:type="dxa" w:w="70"/>
+              <w:bottom w:type="dxa" w:w="50"/>
+              <w:right w:type="dxa" w:w="70"/>
+            </w:tcMar>
+          </w:tcPr>
+          <w:p>
+            <w:r>
+              <w:rPr>
+                <w:rFonts w:ascii="Arial" w:cs="Arial" w:eastAsia="Arial" w:hAnsi="Arial"/>
+                <w:b w:val="false"/>
+                <w:bCs w:val="false"/>
+                <w:color w:val="1A1A1A"/>
+                <w:sz w:val="15"/>
+                <w:szCs w:val="15"/>
+              </w:rPr>
+              <w:t xml:space="preserve">Eyal Lalo President/CEO (owner, Lalo family)</w:t>
+            </w:r>
+          </w:p>
+        </w:tc>
+        <w:tc>
+          <w:tcPr>
+            <w:tcW w:type="dxa" w:w="1250"/>
+            <w:tcMar>
+              <w:top w:type="dxa" w:w="50"/>
+              <w:left w:type="dxa" w:w="70"/>
+              <w:bottom w:type="dxa" w:w="50"/>
+              <w:right w:type="dxa" w:w="70"/>
+            </w:tcMar>
+          </w:tcPr>
+          <w:p>
+            <w:r>
+              <w:rPr>
+                <w:rFonts w:ascii="Arial" w:cs="Arial" w:eastAsia="Arial" w:hAnsi="Arial"/>
+                <w:b w:val="false"/>
+                <w:bCs w:val="false"/>
+                <w:color w:val="1A1A1A"/>
+                <w:sz w:val="15"/>
+                <w:szCs w:val="15"/>
+              </w:rPr>
+              <w:t xml:space="preserve">(954) 921-2444</w:t>
+            </w:r>
+          </w:p>
+        </w:tc>
+        <w:tc>
+          <w:tcPr>
+            <w:tcW w:type="dxa" w:w="2100"/>
+            <w:tcMar>
+              <w:top w:type="dxa" w:w="50"/>
+              <w:left w:type="dxa" w:w="70"/>
+              <w:bottom w:type="dxa" w:w="50"/>
+              <w:right w:type="dxa" w:w="70"/>
+            </w:tcMar>
+          </w:tcPr>
+          <w:p>
+            <w:r>
+              <w:rPr>
+                <w:rFonts w:ascii="Arial" w:cs="Arial" w:eastAsia="Arial" w:hAnsi="Arial"/>
+                <w:b w:val="false"/>
+                <w:bCs w:val="false"/>
+                <w:color w:val="1A1A1A"/>
+                <w:sz w:val="15"/>
+                <w:szCs w:val="15"/>
+              </w:rPr>
+              <w:t xml:space="preserve">sales@invictawatch.com</w:t>
+            </w:r>
+          </w:p>
+        </w:tc>
+        <w:tc>
+          <w:tcPr>
+            <w:tcW w:type="dxa" w:w="1500"/>
+            <w:tcMar>
+              <w:top w:type="dxa" w:w="50"/>
+              <w:left w:type="dxa" w:w="70"/>
+              <w:bottom w:type="dxa" w:w="50"/>
+              <w:right w:type="dxa" w:w="70"/>
+            </w:tcMar>
+          </w:tcPr>
+          <w:p>
+            <w:r>
+              <w:rPr>
+                <w:rFonts w:ascii="Arial" w:cs="Arial" w:eastAsia="Arial" w:hAnsi="Arial"/>
+                <w:b w:val="false"/>
+                <w:bCs w:val="false"/>
+                <w:color w:val="1A1A1A"/>
+                <w:sz w:val="15"/>
+                <w:szCs w:val="15"/>
+              </w:rPr>
+              <w:t xml:space="preserve">None — no exit, vacancy or sponsor evidence on the row (row read 2026-10-29) · Blind</w:t>
+            </w:r>
+          </w:p>
+        </w:tc>
+        <w:tc>
+          <w:tcPr>
+            <w:tcW w:type="dxa" w:w="2550"/>
+            <w:tcMar>
+              <w:top w:type="dxa" w:w="50"/>
+              <w:left w:type="dxa" w:w="70"/>
+              <w:bottom w:type="dxa" w:w="50"/>
+              <w:right w:type="dxa" w:w="70"/>
+            </w:tcMar>
+          </w:tcPr>
+          <w:p>
+            <w:r>
+              <w:rPr>
+                <w:rFonts w:ascii="Arial" w:cs="Arial" w:eastAsia="Arial" w:hAnsi="Arial"/>
+                <w:b w:val="false"/>
+                <w:bCs w:val="false"/>
+                <w:color w:val="1A1A1A"/>
+                <w:sz w:val="15"/>
+                <w:szCs w:val="15"/>
+              </w:rPr>
+              <w:t xml:space="preserve">Item 323 Part 1 (2026-10-31): number sourced on the company’s own page (Route 4) · Tier A · contact observed on a dated read · verified-callable test not re-run this pass</w:t>
+            </w:r>
+          </w:p>
+        </w:tc>
+        <w:tc>
+          <w:tcPr>
+            <w:tcW w:type="dxa" w:w="1700"/>
+            <w:tcMar>
+              <w:top w:type="dxa" w:w="50"/>
+              <w:left w:type="dxa" w:w="70"/>
+              <w:bottom w:type="dxa" w:w="50"/>
+              <w:right w:type="dxa" w:w="70"/>
+            </w:tcMar>
+          </w:tcPr>
+          <w:p>
+            <w:r>
+              <w:rPr>
+                <w:rFonts w:ascii="Arial" w:cs="Arial" w:eastAsia="Arial" w:hAnsi="Arial"/>
+                <w:b w:val="false"/>
+                <w:bCs w:val="false"/>
+                <w:color w:val="1A1A1A"/>
+                <w:sz w:val="15"/>
+                <w:szCs w:val="15"/>
+              </w:rPr>
+              <w:t xml:space="preserve">☐ dialled ☐ connected ☐ conversation ☐ meeting ☐ no</w:t>
+            </w:r>
+          </w:p>
+        </w:tc>
+      </w:tr>
+      <w:tr>
+        <w:trPr>
+          <w:cantSplit/>
+        </w:trPr>
+        <w:tc>
+          <w:tcPr>
+            <w:tcW w:type="dxa" w:w="400"/>
+            <w:tcMar>
+              <w:top w:type="dxa" w:w="50"/>
+              <w:left w:type="dxa" w:w="70"/>
+              <w:bottom w:type="dxa" w:w="50"/>
+              <w:right w:type="dxa" w:w="70"/>
+            </w:tcMar>
+          </w:tcPr>
+          <w:p>
+            <w:r>
+              <w:rPr>
+                <w:rFonts w:ascii="Arial" w:cs="Arial" w:eastAsia="Arial" w:hAnsi="Arial"/>
+                <w:b w:val="false"/>
+                <w:bCs w:val="false"/>
+                <w:color w:val="1A1A1A"/>
+                <w:sz w:val="15"/>
+                <w:szCs w:val="15"/>
+              </w:rPr>
+              <w:t xml:space="preserve">52</w:t>
+            </w:r>
+          </w:p>
+        </w:tc>
+        <w:tc>
+          <w:tcPr>
+            <w:tcW w:type="dxa" w:w="1900"/>
+            <w:tcMar>
+              <w:top w:type="dxa" w:w="50"/>
+              <w:left w:type="dxa" w:w="70"/>
+              <w:bottom w:type="dxa" w:w="50"/>
+              <w:right w:type="dxa" w:w="70"/>
+            </w:tcMar>
+          </w:tcPr>
+          <w:p>
+            <w:r>
+              <w:rPr>
+                <w:rFonts w:ascii="Arial" w:cs="Arial" w:eastAsia="Arial" w:hAnsi="Arial"/>
+                <w:b w:val="false"/>
+                <w:bCs w:val="false"/>
+                <w:color w:val="1A1A1A"/>
+                <w:sz w:val="15"/>
+                <w:szCs w:val="15"/>
+              </w:rPr>
+              <w:t xml:space="preserve">Quirch Foods · Coral Gables</w:t>
+            </w:r>
+          </w:p>
+        </w:tc>
+        <w:tc>
+          <w:tcPr>
+            <w:tcW w:type="dxa" w:w="2000"/>
+            <w:tcMar>
+              <w:top w:type="dxa" w:w="50"/>
+              <w:left w:type="dxa" w:w="70"/>
+              <w:bottom w:type="dxa" w:w="50"/>
+              <w:right w:type="dxa" w:w="70"/>
+            </w:tcMar>
+          </w:tcPr>
+          <w:p>
+            <w:r>
+              <w:rPr>
+                <w:rFonts w:ascii="Arial" w:cs="Arial" w:eastAsia="Arial" w:hAnsi="Arial"/>
+                <w:b w:val="false"/>
+                <w:bCs w:val="false"/>
+                <w:color w:val="1A1A1A"/>
+                <w:sz w:val="15"/>
+                <w:szCs w:val="15"/>
+              </w:rPr>
+              <w:t xml:space="preserve">Frank Grande President &amp; CEO (CEO title effective 4/1/2026)</w:t>
+            </w:r>
+          </w:p>
+        </w:tc>
+        <w:tc>
+          <w:tcPr>
+            <w:tcW w:type="dxa" w:w="1250"/>
+            <w:tcMar>
+              <w:top w:type="dxa" w:w="50"/>
+              <w:left w:type="dxa" w:w="70"/>
+              <w:bottom w:type="dxa" w:w="50"/>
+              <w:right w:type="dxa" w:w="70"/>
+            </w:tcMar>
+          </w:tcPr>
+          <w:p>
+            <w:r>
+              <w:rPr>
+                <w:rFonts w:ascii="Arial" w:cs="Arial" w:eastAsia="Arial" w:hAnsi="Arial"/>
+                <w:b w:val="false"/>
+                <w:bCs w:val="false"/>
+                <w:color w:val="1A1A1A"/>
+                <w:sz w:val="15"/>
+                <w:szCs w:val="15"/>
+              </w:rPr>
+              <w:t xml:space="preserve">(800) 458-5252</w:t>
+            </w:r>
+          </w:p>
+        </w:tc>
+        <w:tc>
+          <w:tcPr>
+            <w:tcW w:type="dxa" w:w="2100"/>
+            <w:tcMar>
+              <w:top w:type="dxa" w:w="50"/>
+              <w:left w:type="dxa" w:w="70"/>
+              <w:bottom w:type="dxa" w:w="50"/>
+              <w:right w:type="dxa" w:w="70"/>
+            </w:tcMar>
+          </w:tcPr>
+          <w:p>
+            <w:r>
+              <w:rPr>
+                <w:rFonts w:ascii="Arial" w:cs="Arial" w:eastAsia="Arial" w:hAnsi="Arial"/>
+                <w:b w:val="false"/>
+                <w:bCs w:val="false"/>
+                <w:color w:val="1A1A1A"/>
+                <w:sz w:val="15"/>
+                <w:szCs w:val="15"/>
+              </w:rPr>
+              <w:t xml:space="preserve">—</w:t>
+            </w:r>
+          </w:p>
+        </w:tc>
+        <w:tc>
+          <w:tcPr>
+            <w:tcW w:type="dxa" w:w="1500"/>
+            <w:tcMar>
+              <w:top w:type="dxa" w:w="50"/>
+              <w:left w:type="dxa" w:w="70"/>
+              <w:bottom w:type="dxa" w:w="50"/>
+              <w:right w:type="dxa" w:w="70"/>
+            </w:tcMar>
+          </w:tcPr>
+          <w:p>
+            <w:r>
+              <w:rPr>
+                <w:rFonts w:ascii="Arial" w:cs="Arial" w:eastAsia="Arial" w:hAnsi="Arial"/>
+                <w:b w:val="false"/>
+                <w:bCs w:val="false"/>
+                <w:color w:val="1A1A1A"/>
+                <w:sz w:val="15"/>
+                <w:szCs w:val="15"/>
+              </w:rPr>
+              <w:t xml:space="preserve">None — no exit, vacancy or sponsor evidence on the row (row read 2026-10-29) · Blind</w:t>
+            </w:r>
+          </w:p>
+        </w:tc>
+        <w:tc>
+          <w:tcPr>
+            <w:tcW w:type="dxa" w:w="2550"/>
+            <w:tcMar>
+              <w:top w:type="dxa" w:w="50"/>
+              <w:left w:type="dxa" w:w="70"/>
+              <w:bottom w:type="dxa" w:w="50"/>
+              <w:right w:type="dxa" w:w="70"/>
+            </w:tcMar>
+          </w:tcPr>
+          <w:p>
+            <w:r>
+              <w:rPr>
+                <w:rFonts w:ascii="Arial" w:cs="Arial" w:eastAsia="Arial" w:hAnsi="Arial"/>
+                <w:b w:val="false"/>
+                <w:bCs w:val="false"/>
+                <w:color w:val="1A1A1A"/>
+                <w:sz w:val="15"/>
+                <w:szCs w:val="15"/>
+              </w:rPr>
+              <w:t xml:space="preserve">Item 323 Part 1 (2026-10-31): number sourced on the company’s own page (Route 4) · Tier B · contact observed on a dated read · verified-callable test not re-run this pass</w:t>
+            </w:r>
+          </w:p>
+        </w:tc>
+        <w:tc>
+          <w:tcPr>
+            <w:tcW w:type="dxa" w:w="1700"/>
+            <w:tcMar>
+              <w:top w:type="dxa" w:w="50"/>
+              <w:left w:type="dxa" w:w="70"/>
+              <w:bottom w:type="dxa" w:w="50"/>
+              <w:right w:type="dxa" w:w="70"/>
+            </w:tcMar>
+          </w:tcPr>
+          <w:p>
+            <w:r>
+              <w:rPr>
+                <w:rFonts w:ascii="Arial" w:cs="Arial" w:eastAsia="Arial" w:hAnsi="Arial"/>
+                <w:b w:val="false"/>
+                <w:bCs w:val="false"/>
+                <w:color w:val="1A1A1A"/>
+                <w:sz w:val="15"/>
+                <w:szCs w:val="15"/>
+              </w:rPr>
+              <w:t xml:space="preserve">☐ dialled ☐ connected ☐ conversation ☐ meeting ☐ no</w:t>
+            </w:r>
+          </w:p>
+        </w:tc>
+      </w:tr>
+      <w:tr>
+        <w:trPr>
+          <w:cantSplit/>
+        </w:trPr>
+        <w:tc>
+          <w:tcPr>
+            <w:tcW w:type="dxa" w:w="400"/>
+            <w:tcMar>
+              <w:top w:type="dxa" w:w="50"/>
+              <w:left w:type="dxa" w:w="70"/>
+              <w:bottom w:type="dxa" w:w="50"/>
+              <w:right w:type="dxa" w:w="70"/>
+            </w:tcMar>
+          </w:tcPr>
+          <w:p>
+            <w:r>
+              <w:rPr>
+                <w:rFonts w:ascii="Arial" w:cs="Arial" w:eastAsia="Arial" w:hAnsi="Arial"/>
+                <w:b w:val="false"/>
+                <w:bCs w:val="false"/>
+                <w:color w:val="1A1A1A"/>
+                <w:sz w:val="15"/>
+                <w:szCs w:val="15"/>
+              </w:rPr>
+              <w:t xml:space="preserve">53</w:t>
+            </w:r>
+          </w:p>
+        </w:tc>
+        <w:tc>
+          <w:tcPr>
+            <w:tcW w:type="dxa" w:w="1900"/>
+            <w:tcMar>
+              <w:top w:type="dxa" w:w="50"/>
+              <w:left w:type="dxa" w:w="70"/>
+              <w:bottom w:type="dxa" w:w="50"/>
+              <w:right w:type="dxa" w:w="70"/>
+            </w:tcMar>
+          </w:tcPr>
+          <w:p>
+            <w:r>
+              <w:rPr>
+                <w:rFonts w:ascii="Arial" w:cs="Arial" w:eastAsia="Arial" w:hAnsi="Arial"/>
+                <w:b w:val="false"/>
+                <w:bCs w:val="false"/>
+                <w:color w:val="1A1A1A"/>
+                <w:sz w:val="15"/>
+                <w:szCs w:val="15"/>
+              </w:rPr>
+              <w:t xml:space="preserve">Refricenter · Miami</w:t>
+            </w:r>
+          </w:p>
+        </w:tc>
+        <w:tc>
+          <w:tcPr>
+            <w:tcW w:type="dxa" w:w="2000"/>
+            <w:tcMar>
+              <w:top w:type="dxa" w:w="50"/>
+              <w:left w:type="dxa" w:w="70"/>
+              <w:bottom w:type="dxa" w:w="50"/>
+              <w:right w:type="dxa" w:w="70"/>
+            </w:tcMar>
+          </w:tcPr>
+          <w:p>
+            <w:r>
+              <w:rPr>
+                <w:rFonts w:ascii="Arial" w:cs="Arial" w:eastAsia="Arial" w:hAnsi="Arial"/>
+                <w:b w:val="false"/>
+                <w:bCs w:val="false"/>
+                <w:color w:val="1A1A1A"/>
+                <w:sz w:val="15"/>
+                <w:szCs w:val="15"/>
+              </w:rPr>
+              <w:t xml:space="preserve">Jose Hernandez President (CEO: Cirilo Hernandez — family)</w:t>
+            </w:r>
+          </w:p>
+        </w:tc>
+        <w:tc>
+          <w:tcPr>
+            <w:tcW w:type="dxa" w:w="1250"/>
+            <w:tcMar>
+              <w:top w:type="dxa" w:w="50"/>
+              <w:left w:type="dxa" w:w="70"/>
+              <w:bottom w:type="dxa" w:w="50"/>
+              <w:right w:type="dxa" w:w="70"/>
+            </w:tcMar>
+          </w:tcPr>
+          <w:p>
+            <w:r>
+              <w:rPr>
+                <w:rFonts w:ascii="Arial" w:cs="Arial" w:eastAsia="Arial" w:hAnsi="Arial"/>
+                <w:b w:val="false"/>
+                <w:bCs w:val="false"/>
+                <w:color w:val="1A1A1A"/>
+                <w:sz w:val="15"/>
+                <w:szCs w:val="15"/>
+              </w:rPr>
+              <w:t xml:space="preserve">(305) 477-8880</w:t>
+            </w:r>
+          </w:p>
+        </w:tc>
+        <w:tc>
+          <w:tcPr>
+            <w:tcW w:type="dxa" w:w="2100"/>
+            <w:tcMar>
+              <w:top w:type="dxa" w:w="50"/>
+              <w:left w:type="dxa" w:w="70"/>
+              <w:bottom w:type="dxa" w:w="50"/>
+              <w:right w:type="dxa" w:w="70"/>
+            </w:tcMar>
+          </w:tcPr>
+          <w:p>
+            <w:r>
+              <w:rPr>
+                <w:rFonts w:ascii="Arial" w:cs="Arial" w:eastAsia="Arial" w:hAnsi="Arial"/>
+                <w:b w:val="false"/>
+                <w:bCs w:val="false"/>
+                <w:color w:val="1A1A1A"/>
+                <w:sz w:val="15"/>
+                <w:szCs w:val="15"/>
+              </w:rPr>
+              <w:t xml:space="preserve">brian@refricenter.net</w:t>
+            </w:r>
+          </w:p>
+        </w:tc>
+        <w:tc>
+          <w:tcPr>
+            <w:tcW w:type="dxa" w:w="1500"/>
+            <w:tcMar>
+              <w:top w:type="dxa" w:w="50"/>
+              <w:left w:type="dxa" w:w="70"/>
+              <w:bottom w:type="dxa" w:w="50"/>
+              <w:right w:type="dxa" w:w="70"/>
+            </w:tcMar>
+          </w:tcPr>
+          <w:p>
+            <w:r>
+              <w:rPr>
+                <w:rFonts w:ascii="Arial" w:cs="Arial" w:eastAsia="Arial" w:hAnsi="Arial"/>
+                <w:b w:val="false"/>
+                <w:bCs w:val="false"/>
+                <w:color w:val="1A1A1A"/>
+                <w:sz w:val="15"/>
+                <w:szCs w:val="15"/>
+              </w:rPr>
+              <w:t xml:space="preserve">None — no exit, vacancy or sponsor evidence on the row (row read 2026-10-29) · Blind</w:t>
+            </w:r>
+          </w:p>
+        </w:tc>
+        <w:tc>
+          <w:tcPr>
+            <w:tcW w:type="dxa" w:w="2550"/>
+            <w:tcMar>
+              <w:top w:type="dxa" w:w="50"/>
+              <w:left w:type="dxa" w:w="70"/>
+              <w:bottom w:type="dxa" w:w="50"/>
+              <w:right w:type="dxa" w:w="70"/>
+            </w:tcMar>
+          </w:tcPr>
+          <w:p>
+            <w:r>
+              <w:rPr>
+                <w:rFonts w:ascii="Arial" w:cs="Arial" w:eastAsia="Arial" w:hAnsi="Arial"/>
+                <w:b w:val="false"/>
+                <w:bCs w:val="false"/>
+                <w:color w:val="1A1A1A"/>
+                <w:sz w:val="15"/>
+                <w:szCs w:val="15"/>
+              </w:rPr>
+              <w:t xml:space="preserve">Item 323 Part 1 (2026-10-31): number sourced on the company’s own page (Route 4) · Tier A · contact observed on a dated read · verified-callable test not re-run this pass</w:t>
+            </w:r>
+          </w:p>
+        </w:tc>
+        <w:tc>
+          <w:tcPr>
+            <w:tcW w:type="dxa" w:w="1700"/>
+            <w:tcMar>
+              <w:top w:type="dxa" w:w="50"/>
+              <w:left w:type="dxa" w:w="70"/>
+              <w:bottom w:type="dxa" w:w="50"/>
+              <w:right w:type="dxa" w:w="70"/>
+            </w:tcMar>
+          </w:tcPr>
+          <w:p>
+            <w:r>
+              <w:rPr>
+                <w:rFonts w:ascii="Arial" w:cs="Arial" w:eastAsia="Arial" w:hAnsi="Arial"/>
+                <w:b w:val="false"/>
+                <w:bCs w:val="false"/>
+                <w:color w:val="1A1A1A"/>
+                <w:sz w:val="15"/>
+                <w:szCs w:val="15"/>
+              </w:rPr>
+              <w:t xml:space="preserve">☐ dialled ☐ connected ☐ conversation ☐ meeting ☐ no</w:t>
+            </w:r>
+          </w:p>
+        </w:tc>
+      </w:tr>
+      <w:tr>
+        <w:trPr>
+          <w:cantSplit/>
+        </w:trPr>
+        <w:tc>
+          <w:tcPr>
+            <w:tcW w:type="dxa" w:w="400"/>
+            <w:tcMar>
+              <w:top w:type="dxa" w:w="50"/>
+              <w:left w:type="dxa" w:w="70"/>
+              <w:bottom w:type="dxa" w:w="50"/>
+              <w:right w:type="dxa" w:w="70"/>
+            </w:tcMar>
+          </w:tcPr>
+          <w:p>
+            <w:r>
+              <w:rPr>
+                <w:rFonts w:ascii="Arial" w:cs="Arial" w:eastAsia="Arial" w:hAnsi="Arial"/>
+                <w:b w:val="false"/>
+                <w:bCs w:val="false"/>
+                <w:color w:val="1A1A1A"/>
+                <w:sz w:val="15"/>
+                <w:szCs w:val="15"/>
+              </w:rPr>
+              <w:t xml:space="preserve">54</w:t>
+            </w:r>
+          </w:p>
+        </w:tc>
+        <w:tc>
+          <w:tcPr>
+            <w:tcW w:type="dxa" w:w="1900"/>
+            <w:tcMar>
+              <w:top w:type="dxa" w:w="50"/>
+              <w:left w:type="dxa" w:w="70"/>
+              <w:bottom w:type="dxa" w:w="50"/>
+              <w:right w:type="dxa" w:w="70"/>
+            </w:tcMar>
+          </w:tcPr>
+          <w:p>
+            <w:r>
+              <w:rPr>
+                <w:rFonts w:ascii="Arial" w:cs="Arial" w:eastAsia="Arial" w:hAnsi="Arial"/>
+                <w:b w:val="false"/>
+                <w:bCs w:val="false"/>
+                <w:color w:val="1A1A1A"/>
+                <w:sz w:val="15"/>
+                <w:szCs w:val="15"/>
+              </w:rPr>
+              <w:t xml:space="preserve">TruckMax · Miami</w:t>
+            </w:r>
+          </w:p>
+        </w:tc>
+        <w:tc>
+          <w:tcPr>
+            <w:tcW w:type="dxa" w:w="2000"/>
+            <w:tcMar>
+              <w:top w:type="dxa" w:w="50"/>
+              <w:left w:type="dxa" w:w="70"/>
+              <w:bottom w:type="dxa" w:w="50"/>
+              <w:right w:type="dxa" w:w="70"/>
+            </w:tcMar>
+          </w:tcPr>
+          <w:p>
+            <w:r>
+              <w:rPr>
+                <w:rFonts w:ascii="Arial" w:cs="Arial" w:eastAsia="Arial" w:hAnsi="Arial"/>
+                <w:b w:val="false"/>
+                <w:bCs w:val="false"/>
+                <w:color w:val="1A1A1A"/>
+                <w:sz w:val="15"/>
+                <w:szCs w:val="15"/>
+              </w:rPr>
+              <w:t xml:space="preserve">Joseph A. DeMaria President &amp; owner (Sunbiz current, also RA; LinkedIn: Owner/CE</w:t>
+            </w:r>
+          </w:p>
+        </w:tc>
+        <w:tc>
+          <w:tcPr>
+            <w:tcW w:type="dxa" w:w="1250"/>
+            <w:tcMar>
+              <w:top w:type="dxa" w:w="50"/>
+              <w:left w:type="dxa" w:w="70"/>
+              <w:bottom w:type="dxa" w:w="50"/>
+              <w:right w:type="dxa" w:w="70"/>
+            </w:tcMar>
+          </w:tcPr>
+          <w:p>
+            <w:r>
+              <w:rPr>
+                <w:rFonts w:ascii="Arial" w:cs="Arial" w:eastAsia="Arial" w:hAnsi="Arial"/>
+                <w:b w:val="false"/>
+                <w:bCs w:val="false"/>
+                <w:color w:val="1A1A1A"/>
+                <w:sz w:val="15"/>
+                <w:szCs w:val="15"/>
+              </w:rPr>
+              <w:t xml:space="preserve">(866) 441-0513</w:t>
+            </w:r>
+          </w:p>
+        </w:tc>
+        <w:tc>
+          <w:tcPr>
+            <w:tcW w:type="dxa" w:w="2100"/>
+            <w:tcMar>
+              <w:top w:type="dxa" w:w="50"/>
+              <w:left w:type="dxa" w:w="70"/>
+              <w:bottom w:type="dxa" w:w="50"/>
+              <w:right w:type="dxa" w:w="70"/>
+            </w:tcMar>
+          </w:tcPr>
+          <w:p>
+            <w:r>
+              <w:rPr>
+                <w:rFonts w:ascii="Arial" w:cs="Arial" w:eastAsia="Arial" w:hAnsi="Arial"/>
+                <w:b w:val="false"/>
+                <w:bCs w:val="false"/>
+                <w:color w:val="1A1A1A"/>
+                <w:sz w:val="15"/>
+                <w:szCs w:val="15"/>
+              </w:rPr>
+              <w:t xml:space="preserve">—</w:t>
+            </w:r>
+          </w:p>
+        </w:tc>
+        <w:tc>
+          <w:tcPr>
+            <w:tcW w:type="dxa" w:w="1500"/>
+            <w:tcMar>
+              <w:top w:type="dxa" w:w="50"/>
+              <w:left w:type="dxa" w:w="70"/>
+              <w:bottom w:type="dxa" w:w="50"/>
+              <w:right w:type="dxa" w:w="70"/>
+            </w:tcMar>
+          </w:tcPr>
+          <w:p>
+            <w:r>
+              <w:rPr>
+                <w:rFonts w:ascii="Arial" w:cs="Arial" w:eastAsia="Arial" w:hAnsi="Arial"/>
+                <w:b w:val="false"/>
+                <w:bCs w:val="false"/>
+                <w:color w:val="1A1A1A"/>
+                <w:sz w:val="15"/>
+                <w:szCs w:val="15"/>
+              </w:rPr>
+              <w:t xml:space="preserve">None — no exit, vacancy or sponsor evidence on the row (row read 2026-10-29) · Blind</w:t>
+            </w:r>
+          </w:p>
+        </w:tc>
+        <w:tc>
+          <w:tcPr>
+            <w:tcW w:type="dxa" w:w="2550"/>
+            <w:tcMar>
+              <w:top w:type="dxa" w:w="50"/>
+              <w:left w:type="dxa" w:w="70"/>
+              <w:bottom w:type="dxa" w:w="50"/>
+              <w:right w:type="dxa" w:w="70"/>
+            </w:tcMar>
+          </w:tcPr>
+          <w:p>
+            <w:r>
+              <w:rPr>
+                <w:rFonts w:ascii="Arial" w:cs="Arial" w:eastAsia="Arial" w:hAnsi="Arial"/>
+                <w:b w:val="false"/>
+                <w:bCs w:val="false"/>
+                <w:color w:val="1A1A1A"/>
+                <w:sz w:val="15"/>
+                <w:szCs w:val="15"/>
+              </w:rPr>
+              <w:t xml:space="preserve">Item 323 Part 1 (2026-10-31): number sourced on the company’s own page (Route 4) · Tier A · contact observed on a dated read · verified-callable test not re-run this pass</w:t>
+            </w:r>
+          </w:p>
+        </w:tc>
+        <w:tc>
+          <w:tcPr>
+            <w:tcW w:type="dxa" w:w="1700"/>
+            <w:tcMar>
+              <w:top w:type="dxa" w:w="50"/>
+              <w:left w:type="dxa" w:w="70"/>
+              <w:bottom w:type="dxa" w:w="50"/>
+              <w:right w:type="dxa" w:w="70"/>
+            </w:tcMar>
+          </w:tcPr>
+          <w:p>
+            <w:r>
+              <w:rPr>
+                <w:rFonts w:ascii="Arial" w:cs="Arial" w:eastAsia="Arial" w:hAnsi="Arial"/>
+                <w:b w:val="false"/>
+                <w:bCs w:val="false"/>
+                <w:color w:val="1A1A1A"/>
+                <w:sz w:val="15"/>
+                <w:szCs w:val="15"/>
+              </w:rPr>
+              <w:t xml:space="preserve">☐ dialled ☐ connected ☐ conversation ☐ meeting ☐ no</w:t>
+            </w:r>
+          </w:p>
+        </w:tc>
+      </w:tr>
+      <w:tr>
+        <w:trPr>
+          <w:cantSplit/>
+        </w:trPr>
+        <w:tc>
+          <w:tcPr>
+            <w:tcW w:type="dxa" w:w="400"/>
+            <w:tcMar>
+              <w:top w:type="dxa" w:w="50"/>
+              <w:left w:type="dxa" w:w="70"/>
+              <w:bottom w:type="dxa" w:w="50"/>
+              <w:right w:type="dxa" w:w="70"/>
+            </w:tcMar>
+          </w:tcPr>
+          <w:p>
+            <w:r>
+              <w:rPr>
+                <w:rFonts w:ascii="Arial" w:cs="Arial" w:eastAsia="Arial" w:hAnsi="Arial"/>
+                <w:b w:val="false"/>
+                <w:bCs w:val="false"/>
+                <w:color w:val="1A1A1A"/>
+                <w:sz w:val="15"/>
+                <w:szCs w:val="15"/>
+              </w:rPr>
+              <w:t xml:space="preserve">55</w:t>
+            </w:r>
+          </w:p>
+        </w:tc>
+        <w:tc>
+          <w:tcPr>
+            <w:tcW w:type="dxa" w:w="1900"/>
+            <w:tcMar>
+              <w:top w:type="dxa" w:w="50"/>
+              <w:left w:type="dxa" w:w="70"/>
+              <w:bottom w:type="dxa" w:w="50"/>
+              <w:right w:type="dxa" w:w="70"/>
+            </w:tcMar>
+          </w:tcPr>
+          <w:p>
+            <w:r>
+              <w:rPr>
+                <w:rFonts w:ascii="Arial" w:cs="Arial" w:eastAsia="Arial" w:hAnsi="Arial"/>
+                <w:b w:val="false"/>
+                <w:bCs w:val="false"/>
+                <w:color w:val="1A1A1A"/>
+                <w:sz w:val="15"/>
+                <w:szCs w:val="15"/>
+              </w:rPr>
+              <w:t xml:space="preserve">Duda Farm Fresh Foods · Oviedo</w:t>
+            </w:r>
+          </w:p>
+        </w:tc>
+        <w:tc>
+          <w:tcPr>
+            <w:tcW w:type="dxa" w:w="2000"/>
+            <w:tcMar>
+              <w:top w:type="dxa" w:w="50"/>
+              <w:left w:type="dxa" w:w="70"/>
+              <w:bottom w:type="dxa" w:w="50"/>
+              <w:right w:type="dxa" w:w="70"/>
+            </w:tcMar>
+          </w:tcPr>
+          <w:p>
+            <w:r>
+              <w:rPr>
+                <w:rFonts w:ascii="Arial" w:cs="Arial" w:eastAsia="Arial" w:hAnsi="Arial"/>
+                <w:b w:val="false"/>
+                <w:bCs w:val="false"/>
+                <w:color w:val="1A1A1A"/>
+                <w:sz w:val="15"/>
+                <w:szCs w:val="15"/>
+              </w:rPr>
+              <w:t xml:space="preserve">Mark Bassetti President, Duda Farm Fresh Foods (Samuel ‘Sammy’ Duda is CEO of pa</w:t>
+            </w:r>
+          </w:p>
+        </w:tc>
+        <w:tc>
+          <w:tcPr>
+            <w:tcW w:type="dxa" w:w="1250"/>
+            <w:tcMar>
+              <w:top w:type="dxa" w:w="50"/>
+              <w:left w:type="dxa" w:w="70"/>
+              <w:bottom w:type="dxa" w:w="50"/>
+              <w:right w:type="dxa" w:w="70"/>
+            </w:tcMar>
+          </w:tcPr>
+          <w:p>
+            <w:r>
+              <w:rPr>
+                <w:rFonts w:ascii="Arial" w:cs="Arial" w:eastAsia="Arial" w:hAnsi="Arial"/>
+                <w:b w:val="false"/>
+                <w:bCs w:val="false"/>
+                <w:color w:val="1A1A1A"/>
+                <w:sz w:val="15"/>
+                <w:szCs w:val="15"/>
+              </w:rPr>
+              <w:t xml:space="preserve">(407) 365-2111</w:t>
+            </w:r>
+          </w:p>
+        </w:tc>
+        <w:tc>
+          <w:tcPr>
+            <w:tcW w:type="dxa" w:w="2100"/>
+            <w:tcMar>
+              <w:top w:type="dxa" w:w="50"/>
+              <w:left w:type="dxa" w:w="70"/>
+              <w:bottom w:type="dxa" w:w="50"/>
+              <w:right w:type="dxa" w:w="70"/>
+            </w:tcMar>
+          </w:tcPr>
+          <w:p>
+            <w:r>
+              <w:rPr>
+                <w:rFonts w:ascii="Arial" w:cs="Arial" w:eastAsia="Arial" w:hAnsi="Arial"/>
+                <w:b w:val="false"/>
+                <w:bCs w:val="false"/>
+                <w:color w:val="1A1A1A"/>
+                <w:sz w:val="15"/>
+                <w:szCs w:val="15"/>
+              </w:rPr>
+              <w:t xml:space="preserve">—</w:t>
+            </w:r>
+          </w:p>
+        </w:tc>
+        <w:tc>
+          <w:tcPr>
+            <w:tcW w:type="dxa" w:w="1500"/>
+            <w:tcMar>
+              <w:top w:type="dxa" w:w="50"/>
+              <w:left w:type="dxa" w:w="70"/>
+              <w:bottom w:type="dxa" w:w="50"/>
+              <w:right w:type="dxa" w:w="70"/>
+            </w:tcMar>
+          </w:tcPr>
+          <w:p>
+            <w:r>
+              <w:rPr>
+                <w:rFonts w:ascii="Arial" w:cs="Arial" w:eastAsia="Arial" w:hAnsi="Arial"/>
+                <w:b w:val="false"/>
+                <w:bCs w:val="false"/>
+                <w:color w:val="1A1A1A"/>
+                <w:sz w:val="15"/>
+                <w:szCs w:val="15"/>
+              </w:rPr>
+              <w:t xml:space="preserve">None — no exit, vacancy or sponsor evidence on the row (row read 2026-10-29) · Blind</w:t>
+            </w:r>
+          </w:p>
+        </w:tc>
+        <w:tc>
+          <w:tcPr>
+            <w:tcW w:type="dxa" w:w="2550"/>
+            <w:tcMar>
+              <w:top w:type="dxa" w:w="50"/>
+              <w:left w:type="dxa" w:w="70"/>
+              <w:bottom w:type="dxa" w:w="50"/>
+              <w:right w:type="dxa" w:w="70"/>
+            </w:tcMar>
+          </w:tcPr>
+          <w:p>
+            <w:r>
+              <w:rPr>
+                <w:rFonts w:ascii="Arial" w:cs="Arial" w:eastAsia="Arial" w:hAnsi="Arial"/>
+                <w:b w:val="false"/>
+                <w:bCs w:val="false"/>
+                <w:color w:val="1A1A1A"/>
+                <w:sz w:val="15"/>
+                <w:szCs w:val="15"/>
+              </w:rPr>
+              <w:t xml:space="preserve">Item 323 Part 1 (2026-10-31): number sourced on the company’s own page (Route 4) · Tier B · contact observed on a dated read · verified-callable test not re-run this pass</w:t>
+            </w:r>
+          </w:p>
+        </w:tc>
+        <w:tc>
+          <w:tcPr>
+            <w:tcW w:type="dxa" w:w="1700"/>
+            <w:tcMar>
+              <w:top w:type="dxa" w:w="50"/>
+              <w:left w:type="dxa" w:w="70"/>
+              <w:bottom w:type="dxa" w:w="50"/>
+              <w:right w:type="dxa" w:w="70"/>
+            </w:tcMar>
+          </w:tcPr>
+          <w:p>
+            <w:r>
+              <w:rPr>
+                <w:rFonts w:ascii="Arial" w:cs="Arial" w:eastAsia="Arial" w:hAnsi="Arial"/>
+                <w:b w:val="false"/>
+                <w:bCs w:val="false"/>
+                <w:color w:val="1A1A1A"/>
+                <w:sz w:val="15"/>
+                <w:szCs w:val="15"/>
+              </w:rPr>
+              <w:t xml:space="preserve">☐ dialled ☐ connected ☐ conversation ☐ meeting ☐ no</w:t>
+            </w:r>
+          </w:p>
+        </w:tc>
+      </w:tr>
+      <w:tr>
+        <w:trPr>
+          <w:cantSplit/>
+        </w:trPr>
+        <w:tc>
+          <w:tcPr>
+            <w:tcW w:type="dxa" w:w="400"/>
+            <w:tcMar>
+              <w:top w:type="dxa" w:w="50"/>
+              <w:left w:type="dxa" w:w="70"/>
+              <w:bottom w:type="dxa" w:w="50"/>
+              <w:right w:type="dxa" w:w="70"/>
+            </w:tcMar>
+          </w:tcPr>
+          <w:p>
+            <w:r>
+              <w:rPr>
+                <w:rFonts w:ascii="Arial" w:cs="Arial" w:eastAsia="Arial" w:hAnsi="Arial"/>
+                <w:b w:val="false"/>
+                <w:bCs w:val="false"/>
+                <w:color w:val="1A1A1A"/>
+                <w:sz w:val="15"/>
+                <w:szCs w:val="15"/>
+              </w:rPr>
+              <w:t xml:space="preserve">56</w:t>
+            </w:r>
+          </w:p>
+        </w:tc>
+        <w:tc>
+          <w:tcPr>
+            <w:tcW w:type="dxa" w:w="1900"/>
+            <w:tcMar>
+              <w:top w:type="dxa" w:w="50"/>
+              <w:left w:type="dxa" w:w="70"/>
+              <w:bottom w:type="dxa" w:w="50"/>
+              <w:right w:type="dxa" w:w="70"/>
+            </w:tcMar>
+          </w:tcPr>
+          <w:p>
+            <w:r>
+              <w:rPr>
+                <w:rFonts w:ascii="Arial" w:cs="Arial" w:eastAsia="Arial" w:hAnsi="Arial"/>
+                <w:b w:val="false"/>
+                <w:bCs w:val="false"/>
+                <w:color w:val="1A1A1A"/>
+                <w:sz w:val="15"/>
+                <w:szCs w:val="15"/>
+              </w:rPr>
+              <w:t xml:space="preserve">Globe Trailers · Bradenton</w:t>
+            </w:r>
+          </w:p>
+        </w:tc>
+        <w:tc>
+          <w:tcPr>
+            <w:tcW w:type="dxa" w:w="2000"/>
+            <w:tcMar>
+              <w:top w:type="dxa" w:w="50"/>
+              <w:left w:type="dxa" w:w="70"/>
+              <w:bottom w:type="dxa" w:w="50"/>
+              <w:right w:type="dxa" w:w="70"/>
+            </w:tcMar>
+          </w:tcPr>
+          <w:p>
+            <w:r>
+              <w:rPr>
+                <w:rFonts w:ascii="Arial" w:cs="Arial" w:eastAsia="Arial" w:hAnsi="Arial"/>
+                <w:b w:val="false"/>
+                <w:bCs w:val="false"/>
+                <w:color w:val="1A1A1A"/>
+                <w:sz w:val="15"/>
+                <w:szCs w:val="15"/>
+              </w:rPr>
+              <w:t xml:space="preserve">Jeff Walters, President (Walters family)</w:t>
+            </w:r>
+          </w:p>
+        </w:tc>
+        <w:tc>
+          <w:tcPr>
+            <w:tcW w:type="dxa" w:w="1250"/>
+            <w:tcMar>
+              <w:top w:type="dxa" w:w="50"/>
+              <w:left w:type="dxa" w:w="70"/>
+              <w:bottom w:type="dxa" w:w="50"/>
+              <w:right w:type="dxa" w:w="70"/>
+            </w:tcMar>
+          </w:tcPr>
+          <w:p>
+            <w:r>
+              <w:rPr>
+                <w:rFonts w:ascii="Arial" w:cs="Arial" w:eastAsia="Arial" w:hAnsi="Arial"/>
+                <w:b w:val="false"/>
+                <w:bCs w:val="false"/>
+                <w:color w:val="1A1A1A"/>
+                <w:sz w:val="15"/>
+                <w:szCs w:val="15"/>
+              </w:rPr>
+              <w:t xml:space="preserve">(800) 800-3484</w:t>
+            </w:r>
+          </w:p>
+        </w:tc>
+        <w:tc>
+          <w:tcPr>
+            <w:tcW w:type="dxa" w:w="2100"/>
+            <w:tcMar>
+              <w:top w:type="dxa" w:w="50"/>
+              <w:left w:type="dxa" w:w="70"/>
+              <w:bottom w:type="dxa" w:w="50"/>
+              <w:right w:type="dxa" w:w="70"/>
+            </w:tcMar>
+          </w:tcPr>
+          <w:p>
+            <w:r>
+              <w:rPr>
+                <w:rFonts w:ascii="Arial" w:cs="Arial" w:eastAsia="Arial" w:hAnsi="Arial"/>
+                <w:b w:val="false"/>
+                <w:bCs w:val="false"/>
+                <w:color w:val="1A1A1A"/>
+                <w:sz w:val="15"/>
+                <w:szCs w:val="15"/>
+              </w:rPr>
+              <w:t xml:space="preserve">—</w:t>
+            </w:r>
+          </w:p>
+        </w:tc>
+        <w:tc>
+          <w:tcPr>
+            <w:tcW w:type="dxa" w:w="1500"/>
+            <w:tcMar>
+              <w:top w:type="dxa" w:w="50"/>
+              <w:left w:type="dxa" w:w="70"/>
+              <w:bottom w:type="dxa" w:w="50"/>
+              <w:right w:type="dxa" w:w="70"/>
+            </w:tcMar>
+          </w:tcPr>
+          <w:p>
+            <w:r>
+              <w:rPr>
+                <w:rFonts w:ascii="Arial" w:cs="Arial" w:eastAsia="Arial" w:hAnsi="Arial"/>
+                <w:b w:val="false"/>
+                <w:bCs w:val="false"/>
+                <w:color w:val="1A1A1A"/>
+                <w:sz w:val="15"/>
+                <w:szCs w:val="15"/>
+              </w:rPr>
+              <w:t xml:space="preserve">None — no exit, vacancy or sponsor evidence on the row (row read 2026-09-02) · Blind</w:t>
+            </w:r>
+          </w:p>
+        </w:tc>
+        <w:tc>
+          <w:tcPr>
+            <w:tcW w:type="dxa" w:w="2550"/>
+            <w:tcMar>
+              <w:top w:type="dxa" w:w="50"/>
+              <w:left w:type="dxa" w:w="70"/>
+              <w:bottom w:type="dxa" w:w="50"/>
+              <w:right w:type="dxa" w:w="70"/>
+            </w:tcMar>
+          </w:tcPr>
+          <w:p>
+            <w:r>
+              <w:rPr>
+                <w:rFonts w:ascii="Arial" w:cs="Arial" w:eastAsia="Arial" w:hAnsi="Arial"/>
+                <w:b w:val="false"/>
+                <w:bCs w:val="false"/>
+                <w:color w:val="1A1A1A"/>
+                <w:sz w:val="15"/>
+                <w:szCs w:val="15"/>
+              </w:rPr>
+              <w:t xml:space="preserve">Item 323 Part 1 (2026-10-31): number sourced on the company’s own page (Route 4) · Tier A · contact observed on a dated read · verified-callable test not re-run this pass</w:t>
+            </w:r>
+          </w:p>
+        </w:tc>
+        <w:tc>
+          <w:tcPr>
+            <w:tcW w:type="dxa" w:w="1700"/>
+            <w:tcMar>
+              <w:top w:type="dxa" w:w="50"/>
+              <w:left w:type="dxa" w:w="70"/>
+              <w:bottom w:type="dxa" w:w="50"/>
+              <w:right w:type="dxa" w:w="70"/>
+            </w:tcMar>
+          </w:tcPr>
+          <w:p>
+            <w:r>
+              <w:rPr>
+                <w:rFonts w:ascii="Arial" w:cs="Arial" w:eastAsia="Arial" w:hAnsi="Arial"/>
+                <w:b w:val="false"/>
+                <w:bCs w:val="false"/>
+                <w:color w:val="1A1A1A"/>
+                <w:sz w:val="15"/>
+                <w:szCs w:val="15"/>
+              </w:rPr>
+              <w:t xml:space="preserve">☐ dialled ☐ connected ☐ conversation ☐ meeting ☐ no</w:t>
+            </w:r>
+          </w:p>
+        </w:tc>
+      </w:tr>
+      <w:tr>
+        <w:trPr>
+          <w:cantSplit/>
+        </w:trPr>
+        <w:tc>
+          <w:tcPr>
+            <w:tcW w:type="dxa" w:w="400"/>
+            <w:tcMar>
+              <w:top w:type="dxa" w:w="50"/>
+              <w:left w:type="dxa" w:w="70"/>
+              <w:bottom w:type="dxa" w:w="50"/>
+              <w:right w:type="dxa" w:w="70"/>
+            </w:tcMar>
+          </w:tcPr>
+          <w:p>
+            <w:r>
+              <w:rPr>
+                <w:rFonts w:ascii="Arial" w:cs="Arial" w:eastAsia="Arial" w:hAnsi="Arial"/>
+                <w:b w:val="false"/>
+                <w:bCs w:val="false"/>
+                <w:color w:val="1A1A1A"/>
+                <w:sz w:val="15"/>
+                <w:szCs w:val="15"/>
+              </w:rPr>
+              <w:t xml:space="preserve">57</w:t>
+            </w:r>
+          </w:p>
+        </w:tc>
+        <w:tc>
+          <w:tcPr>
+            <w:tcW w:type="dxa" w:w="1900"/>
+            <w:tcMar>
+              <w:top w:type="dxa" w:w="50"/>
+              <w:left w:type="dxa" w:w="70"/>
+              <w:bottom w:type="dxa" w:w="50"/>
+              <w:right w:type="dxa" w:w="70"/>
+            </w:tcMar>
+          </w:tcPr>
+          <w:p>
+            <w:r>
+              <w:rPr>
+                <w:rFonts w:ascii="Arial" w:cs="Arial" w:eastAsia="Arial" w:hAnsi="Arial"/>
+                <w:b w:val="false"/>
+                <w:bCs w:val="false"/>
+                <w:color w:val="1A1A1A"/>
+                <w:sz w:val="15"/>
+                <w:szCs w:val="15"/>
+              </w:rPr>
+              <w:t xml:space="preserve">Trans-Phos · Mulberry</w:t>
+            </w:r>
+          </w:p>
+        </w:tc>
+        <w:tc>
+          <w:tcPr>
+            <w:tcW w:type="dxa" w:w="2000"/>
+            <w:tcMar>
+              <w:top w:type="dxa" w:w="50"/>
+              <w:left w:type="dxa" w:w="70"/>
+              <w:bottom w:type="dxa" w:w="50"/>
+              <w:right w:type="dxa" w:w="70"/>
+            </w:tcMar>
+          </w:tcPr>
+          <w:p>
+            <w:r>
+              <w:rPr>
+                <w:rFonts w:ascii="Arial" w:cs="Arial" w:eastAsia="Arial" w:hAnsi="Arial"/>
+                <w:b w:val="false"/>
+                <w:bCs w:val="false"/>
+                <w:color w:val="1A1A1A"/>
+                <w:sz w:val="15"/>
+                <w:szCs w:val="15"/>
+              </w:rPr>
+              <w:t xml:space="preserve">Neil Whitney, President; Bill Whitney, CEO</w:t>
+            </w:r>
+          </w:p>
+        </w:tc>
+        <w:tc>
+          <w:tcPr>
+            <w:tcW w:type="dxa" w:w="1250"/>
+            <w:tcMar>
+              <w:top w:type="dxa" w:w="50"/>
+              <w:left w:type="dxa" w:w="70"/>
+              <w:bottom w:type="dxa" w:w="50"/>
+              <w:right w:type="dxa" w:w="70"/>
+            </w:tcMar>
+          </w:tcPr>
+          <w:p>
+            <w:r>
+              <w:rPr>
+                <w:rFonts w:ascii="Arial" w:cs="Arial" w:eastAsia="Arial" w:hAnsi="Arial"/>
+                <w:b w:val="false"/>
+                <w:bCs w:val="false"/>
+                <w:color w:val="1A1A1A"/>
+                <w:sz w:val="15"/>
+                <w:szCs w:val="15"/>
+              </w:rPr>
+              <w:t xml:space="preserve">(800) 940-1575</w:t>
+            </w:r>
+          </w:p>
+        </w:tc>
+        <w:tc>
+          <w:tcPr>
+            <w:tcW w:type="dxa" w:w="2100"/>
+            <w:tcMar>
+              <w:top w:type="dxa" w:w="50"/>
+              <w:left w:type="dxa" w:w="70"/>
+              <w:bottom w:type="dxa" w:w="50"/>
+              <w:right w:type="dxa" w:w="70"/>
+            </w:tcMar>
+          </w:tcPr>
+          <w:p>
+            <w:r>
+              <w:rPr>
+                <w:rFonts w:ascii="Arial" w:cs="Arial" w:eastAsia="Arial" w:hAnsi="Arial"/>
+                <w:b w:val="false"/>
+                <w:bCs w:val="false"/>
+                <w:color w:val="1A1A1A"/>
+                <w:sz w:val="15"/>
+                <w:szCs w:val="15"/>
+              </w:rPr>
+              <w:t xml:space="preserve">—</w:t>
+            </w:r>
+          </w:p>
+        </w:tc>
+        <w:tc>
+          <w:tcPr>
+            <w:tcW w:type="dxa" w:w="1500"/>
+            <w:tcMar>
+              <w:top w:type="dxa" w:w="50"/>
+              <w:left w:type="dxa" w:w="70"/>
+              <w:bottom w:type="dxa" w:w="50"/>
+              <w:right w:type="dxa" w:w="70"/>
+            </w:tcMar>
+          </w:tcPr>
+          <w:p>
+            <w:r>
+              <w:rPr>
+                <w:rFonts w:ascii="Arial" w:cs="Arial" w:eastAsia="Arial" w:hAnsi="Arial"/>
+                <w:b w:val="false"/>
+                <w:bCs w:val="false"/>
+                <w:color w:val="1A1A1A"/>
+                <w:sz w:val="15"/>
+                <w:szCs w:val="15"/>
+              </w:rPr>
+              <w:t xml:space="preserve">None — no exit, vacancy or sponsor evidence on the row (row read 2026-09-02) · Blind</w:t>
+            </w:r>
+          </w:p>
+        </w:tc>
+        <w:tc>
+          <w:tcPr>
+            <w:tcW w:type="dxa" w:w="2550"/>
+            <w:tcMar>
+              <w:top w:type="dxa" w:w="50"/>
+              <w:left w:type="dxa" w:w="70"/>
+              <w:bottom w:type="dxa" w:w="50"/>
+              <w:right w:type="dxa" w:w="70"/>
+            </w:tcMar>
+          </w:tcPr>
+          <w:p>
+            <w:r>
+              <w:rPr>
+                <w:rFonts w:ascii="Arial" w:cs="Arial" w:eastAsia="Arial" w:hAnsi="Arial"/>
+                <w:b w:val="false"/>
+                <w:bCs w:val="false"/>
+                <w:color w:val="1A1A1A"/>
+                <w:sz w:val="15"/>
+                <w:szCs w:val="15"/>
+              </w:rPr>
+              <w:t xml:space="preserve">Item 323 Part 1 (2026-10-31): number sourced on the company’s own page (Route 4) · Tier A · contact observed on a dated read · verified-callable test not re-run this pass</w:t>
             </w:r>
           </w:p>
         </w:tc>
@@ -10341,7 +11680,7 @@
           <w:sz w:val="19"/>
           <w:szCs w:val="19"/>
         </w:rPr>
-        <w:t xml:space="preserve">64 rows are short of call-ready. Most need their published number sourced on a dated line before dialling (“source the number”); that is contact sourcing, and it needs reads.</w:t>
+        <w:t xml:space="preserve">57 rows are short of call-ready. Most need their published number sourced on a dated line before dialling (“source the number”); that is contact sourcing, and it needs reads. By kind: source the number 41 · acquire a number (none on the row) 14 · find the name and source the number 1 · ask for the name 1 · contact disputed, unresolved 0.</w:t>
       </w:r>
     </w:p>
     <w:tbl>
@@ -10491,7 +11830,7 @@
                 <w:sz w:val="15"/>
                 <w:szCs w:val="15"/>
               </w:rPr>
-              <w:t xml:space="preserve">Invicta Watch Group</w:t>
+              <w:t xml:space="preserve">PJ Distributors</w:t>
             </w:r>
           </w:p>
         </w:tc>
@@ -10539,7 +11878,7 @@
                 <w:sz w:val="15"/>
                 <w:szCs w:val="15"/>
               </w:rPr>
-              <w:t xml:space="preserve">(305) 715-9633</w:t>
+              <w:t xml:space="preserve">(305) 455-7508</w:t>
             </w:r>
           </w:p>
         </w:tc>
@@ -10592,7 +11931,7 @@
                 <w:sz w:val="15"/>
                 <w:szCs w:val="15"/>
               </w:rPr>
-              <w:t xml:space="preserve">Quirch Foods</w:t>
+              <w:t xml:space="preserve">Sunshine Bouquet</w:t>
             </w:r>
           </w:p>
         </w:tc>
@@ -10640,7 +11979,7 @@
                 <w:sz w:val="15"/>
                 <w:szCs w:val="15"/>
               </w:rPr>
-              <w:t xml:space="preserve">(305) 691-5901</w:t>
+              <w:t xml:space="preserve">(305) 599-9600</w:t>
             </w:r>
           </w:p>
         </w:tc>
@@ -10693,7 +12032,7 @@
                 <w:sz w:val="15"/>
                 <w:szCs w:val="15"/>
               </w:rPr>
-              <w:t xml:space="preserve">PJ Distributors</w:t>
+              <w:t xml:space="preserve">Turbana Corp</w:t>
             </w:r>
           </w:p>
         </w:tc>
@@ -10741,7 +12080,7 @@
                 <w:sz w:val="15"/>
                 <w:szCs w:val="15"/>
               </w:rPr>
-              <w:t xml:space="preserve">(305) 455-7508</w:t>
+              <w:t xml:space="preserve">(305) 445-1542</w:t>
             </w:r>
           </w:p>
         </w:tc>
@@ -10794,7 +12133,7 @@
                 <w:sz w:val="15"/>
                 <w:szCs w:val="15"/>
               </w:rPr>
-              <w:t xml:space="preserve">Sunshine Bouquet</w:t>
+              <w:t xml:space="preserve">Fresh Del Monte Produce</w:t>
             </w:r>
           </w:p>
         </w:tc>
@@ -10842,7 +12181,7 @@
                 <w:sz w:val="15"/>
                 <w:szCs w:val="15"/>
               </w:rPr>
-              <w:t xml:space="preserve">(305) 599-9600</w:t>
+              <w:t xml:space="preserve">(305) 520-8433</w:t>
             </w:r>
           </w:p>
         </w:tc>
@@ -10895,7 +12234,7 @@
                 <w:sz w:val="15"/>
                 <w:szCs w:val="15"/>
               </w:rPr>
-              <w:t xml:space="preserve">Turbana Corp</w:t>
+              <w:t xml:space="preserve">Southern Glazer's Wine &amp; Spirits</w:t>
             </w:r>
           </w:p>
         </w:tc>
@@ -10943,7 +12282,7 @@
                 <w:sz w:val="15"/>
                 <w:szCs w:val="15"/>
               </w:rPr>
-              <w:t xml:space="preserve">(305) 445-1542</w:t>
+              <w:t xml:space="preserve">(954) 680-4600</w:t>
             </w:r>
           </w:p>
         </w:tc>
@@ -10996,7 +12335,7 @@
                 <w:sz w:val="15"/>
                 <w:szCs w:val="15"/>
               </w:rPr>
-              <w:t xml:space="preserve">Fresh Del Monte Produce</w:t>
+              <w:t xml:space="preserve">National Beverage (LaCroix)</w:t>
             </w:r>
           </w:p>
         </w:tc>
@@ -11044,7 +12383,7 @@
                 <w:sz w:val="15"/>
                 <w:szCs w:val="15"/>
               </w:rPr>
-              <w:t xml:space="preserve">(305) 520-8433</w:t>
+              <w:t xml:space="preserve">(954) 581-0922</w:t>
             </w:r>
           </w:p>
         </w:tc>
@@ -11097,7 +12436,7 @@
                 <w:sz w:val="15"/>
                 <w:szCs w:val="15"/>
               </w:rPr>
-              <w:t xml:space="preserve">Southern Glazer's Wine &amp; Spirits</w:t>
+              <w:t xml:space="preserve">Watsco</w:t>
             </w:r>
           </w:p>
         </w:tc>
@@ -11145,7 +12484,7 @@
                 <w:sz w:val="15"/>
                 <w:szCs w:val="15"/>
               </w:rPr>
-              <w:t xml:space="preserve">(954) 680-4600</w:t>
+              <w:t xml:space="preserve">(305) 714-4100</w:t>
             </w:r>
           </w:p>
         </w:tc>
@@ -11198,7 +12537,7 @@
                 <w:sz w:val="15"/>
                 <w:szCs w:val="15"/>
               </w:rPr>
-              <w:t xml:space="preserve">National Beverage (LaCroix)</w:t>
+              <w:t xml:space="preserve">Sedano's Supermarkets</w:t>
             </w:r>
           </w:p>
         </w:tc>
@@ -11222,7 +12561,7 @@
                 <w:sz w:val="15"/>
                 <w:szCs w:val="15"/>
               </w:rPr>
-              <w:t xml:space="preserve">source the number</w:t>
+              <w:t xml:space="preserve">acquire a number (none on the row)</w:t>
             </w:r>
           </w:p>
         </w:tc>
@@ -11246,7 +12585,7 @@
                 <w:sz w:val="15"/>
                 <w:szCs w:val="15"/>
               </w:rPr>
-              <w:t xml:space="preserve">(954) 581-0922</w:t>
+              <w:t xml:space="preserve">none on the row</w:t>
             </w:r>
           </w:p>
         </w:tc>
@@ -11270,7 +12609,7 @@
                 <w:sz w:val="15"/>
                 <w:szCs w:val="15"/>
               </w:rPr>
-              <w:t xml:space="preserve">Source the number on a dated line before dialling</w:t>
+              <w:t xml:space="preserve">Acquisition: no number on the row</w:t>
             </w:r>
           </w:p>
         </w:tc>
@@ -11299,7 +12638,7 @@
                 <w:sz w:val="15"/>
                 <w:szCs w:val="15"/>
               </w:rPr>
-              <w:t xml:space="preserve">Watsco</w:t>
+              <w:t xml:space="preserve">Presidente Supermarkets</w:t>
             </w:r>
           </w:p>
         </w:tc>
@@ -11347,7 +12686,7 @@
                 <w:sz w:val="15"/>
                 <w:szCs w:val="15"/>
               </w:rPr>
-              <w:t xml:space="preserve">(305) 714-4100</w:t>
+              <w:t xml:space="preserve">305-231-9944</w:t>
             </w:r>
           </w:p>
         </w:tc>
@@ -11400,7 +12739,7 @@
                 <w:sz w:val="15"/>
                 <w:szCs w:val="15"/>
               </w:rPr>
-              <w:t xml:space="preserve">Refricenter</w:t>
+              <w:t xml:space="preserve">City Furniture</w:t>
             </w:r>
           </w:p>
         </w:tc>
@@ -11424,7 +12763,7 @@
                 <w:sz w:val="15"/>
                 <w:szCs w:val="15"/>
               </w:rPr>
-              <w:t xml:space="preserve">source the number</w:t>
+              <w:t xml:space="preserve">acquire a number (none on the row)</w:t>
             </w:r>
           </w:p>
         </w:tc>
@@ -11448,7 +12787,7 @@
                 <w:sz w:val="15"/>
                 <w:szCs w:val="15"/>
               </w:rPr>
-              <w:t xml:space="preserve">(305) 477-8880</w:t>
+              <w:t xml:space="preserve">none on the row</w:t>
             </w:r>
           </w:p>
         </w:tc>
@@ -11472,7 +12811,7 @@
                 <w:sz w:val="15"/>
                 <w:szCs w:val="15"/>
               </w:rPr>
-              <w:t xml:space="preserve">Source the number on a dated line before dialling</w:t>
+              <w:t xml:space="preserve">Acquisition: no number on the row</w:t>
             </w:r>
           </w:p>
         </w:tc>
@@ -11501,7 +12840,7 @@
                 <w:sz w:val="15"/>
                 <w:szCs w:val="15"/>
               </w:rPr>
-              <w:t xml:space="preserve">TruckMax</w:t>
+              <w:t xml:space="preserve">Perry Ellis International</w:t>
             </w:r>
           </w:p>
         </w:tc>
@@ -11549,7 +12888,7 @@
                 <w:sz w:val="15"/>
                 <w:szCs w:val="15"/>
               </w:rPr>
-              <w:t xml:space="preserve">(305) 777-9000</w:t>
+              <w:t xml:space="preserve">(305) 592-2830</w:t>
             </w:r>
           </w:p>
         </w:tc>
@@ -11602,7 +12941,7 @@
                 <w:sz w:val="15"/>
                 <w:szCs w:val="15"/>
               </w:rPr>
-              <w:t xml:space="preserve">Sedano's Supermarkets</w:t>
+              <w:t xml:space="preserve">JM Family Enterprises</w:t>
             </w:r>
           </w:p>
         </w:tc>
@@ -11626,7 +12965,7 @@
                 <w:sz w:val="15"/>
                 <w:szCs w:val="15"/>
               </w:rPr>
-              <w:t xml:space="preserve">acquire a number (none on the row)</w:t>
+              <w:t xml:space="preserve">source the number</w:t>
             </w:r>
           </w:p>
         </w:tc>
@@ -11650,7 +12989,7 @@
                 <w:sz w:val="15"/>
                 <w:szCs w:val="15"/>
               </w:rPr>
-              <w:t xml:space="preserve">none on the row</w:t>
+              <w:t xml:space="preserve">(954) 429-2000</w:t>
             </w:r>
           </w:p>
         </w:tc>
@@ -11674,7 +13013,7 @@
                 <w:sz w:val="15"/>
                 <w:szCs w:val="15"/>
               </w:rPr>
-              <w:t xml:space="preserve">Acquisition: no number on the row</w:t>
+              <w:t xml:space="preserve">Source the number on a dated line before dialling</w:t>
             </w:r>
           </w:p>
         </w:tc>
@@ -11703,7 +13042,7 @@
                 <w:sz w:val="15"/>
                 <w:szCs w:val="15"/>
               </w:rPr>
-              <w:t xml:space="preserve">Presidente Supermarkets</w:t>
+              <w:t xml:space="preserve">World Kinect</w:t>
             </w:r>
           </w:p>
         </w:tc>
@@ -11751,7 +13090,7 @@
                 <w:sz w:val="15"/>
                 <w:szCs w:val="15"/>
               </w:rPr>
-              <w:t xml:space="preserve">305-231-9944</w:t>
+              <w:t xml:space="preserve">(305) 428-8000</w:t>
             </w:r>
           </w:p>
         </w:tc>
@@ -11804,7 +13143,7 @@
                 <w:sz w:val="15"/>
                 <w:szCs w:val="15"/>
               </w:rPr>
-              <w:t xml:space="preserve">City Furniture</w:t>
+              <w:t xml:space="preserve">HEICO</w:t>
             </w:r>
           </w:p>
         </w:tc>
@@ -11828,7 +13167,7 @@
                 <w:sz w:val="15"/>
                 <w:szCs w:val="15"/>
               </w:rPr>
-              <w:t xml:space="preserve">acquire a number (none on the row)</w:t>
+              <w:t xml:space="preserve">source the number</w:t>
             </w:r>
           </w:p>
         </w:tc>
@@ -11852,7 +13191,7 @@
                 <w:sz w:val="15"/>
                 <w:szCs w:val="15"/>
               </w:rPr>
-              <w:t xml:space="preserve">none on the row</w:t>
+              <w:t xml:space="preserve">(954) 987-4000</w:t>
             </w:r>
           </w:p>
         </w:tc>
@@ -11876,7 +13215,7 @@
                 <w:sz w:val="15"/>
                 <w:szCs w:val="15"/>
               </w:rPr>
-              <w:t xml:space="preserve">Acquisition: no number on the row</w:t>
+              <w:t xml:space="preserve">Source the number on a dated line before dialling</w:t>
             </w:r>
           </w:p>
         </w:tc>
@@ -11905,7 +13244,7 @@
                 <w:sz w:val="15"/>
                 <w:szCs w:val="15"/>
               </w:rPr>
-              <w:t xml:space="preserve">Perry Ellis International</w:t>
+              <w:t xml:space="preserve">Eco Window Systems</w:t>
             </w:r>
           </w:p>
         </w:tc>
@@ -11953,7 +13292,7 @@
                 <w:sz w:val="15"/>
                 <w:szCs w:val="15"/>
               </w:rPr>
-              <w:t xml:space="preserve">(305) 592-2830</w:t>
+              <w:t xml:space="preserve">(305) 885-5299</w:t>
             </w:r>
           </w:p>
         </w:tc>
@@ -12006,7 +13345,7 @@
                 <w:sz w:val="15"/>
                 <w:szCs w:val="15"/>
               </w:rPr>
-              <w:t xml:space="preserve">JM Family Enterprises</w:t>
+              <w:t xml:space="preserve">Florida Crystals</w:t>
             </w:r>
           </w:p>
         </w:tc>
@@ -12054,7 +13393,7 @@
                 <w:sz w:val="15"/>
                 <w:szCs w:val="15"/>
               </w:rPr>
-              <w:t xml:space="preserve">(954) 429-2000</w:t>
+              <w:t xml:space="preserve">(561) 366-5100</w:t>
             </w:r>
           </w:p>
         </w:tc>
@@ -12107,7 +13446,7 @@
                 <w:sz w:val="15"/>
                 <w:szCs w:val="15"/>
               </w:rPr>
-              <w:t xml:space="preserve">World Kinect</w:t>
+              <w:t xml:space="preserve">Vigo Importing</w:t>
             </w:r>
           </w:p>
         </w:tc>
@@ -12155,7 +13494,7 @@
                 <w:sz w:val="15"/>
                 <w:szCs w:val="15"/>
               </w:rPr>
-              <w:t xml:space="preserve">(305) 428-8000</w:t>
+              <w:t xml:space="preserve">813-884-3491</w:t>
             </w:r>
           </w:p>
         </w:tc>
@@ -12208,7 +13547,7 @@
                 <w:sz w:val="15"/>
                 <w:szCs w:val="15"/>
               </w:rPr>
-              <w:t xml:space="preserve">HEICO</w:t>
+              <w:t xml:space="preserve">Great Bay Distributors</w:t>
             </w:r>
           </w:p>
         </w:tc>
@@ -12256,7 +13595,7 @@
                 <w:sz w:val="15"/>
                 <w:szCs w:val="15"/>
               </w:rPr>
-              <w:t xml:space="preserve">(954) 987-4000</w:t>
+              <w:t xml:space="preserve">727-576-1900</w:t>
             </w:r>
           </w:p>
         </w:tc>
@@ -12309,7 +13648,7 @@
                 <w:sz w:val="15"/>
                 <w:szCs w:val="15"/>
               </w:rPr>
-              <w:t xml:space="preserve">Eco Window Systems</w:t>
+              <w:t xml:space="preserve">J.J. Taylor Distributing FL</w:t>
             </w:r>
           </w:p>
         </w:tc>
@@ -12357,7 +13696,7 @@
                 <w:sz w:val="15"/>
                 <w:szCs w:val="15"/>
               </w:rPr>
-              <w:t xml:space="preserve">(305) 885-5299</w:t>
+              <w:t xml:space="preserve">(561) 354-2900</w:t>
             </w:r>
           </w:p>
         </w:tc>
@@ -12410,7 +13749,7 @@
                 <w:sz w:val="15"/>
                 <w:szCs w:val="15"/>
               </w:rPr>
-              <w:t xml:space="preserve">Florida Crystals</w:t>
+              <w:t xml:space="preserve">Coca-Cola Beverages Florida</w:t>
             </w:r>
           </w:p>
         </w:tc>
@@ -12434,7 +13773,7 @@
                 <w:sz w:val="15"/>
                 <w:szCs w:val="15"/>
               </w:rPr>
-              <w:t xml:space="preserve">source the number</w:t>
+              <w:t xml:space="preserve">acquire a number (none on the row)</w:t>
             </w:r>
           </w:p>
         </w:tc>
@@ -12458,7 +13797,7 @@
                 <w:sz w:val="15"/>
                 <w:szCs w:val="15"/>
               </w:rPr>
-              <w:t xml:space="preserve">(561) 366-5100</w:t>
+              <w:t xml:space="preserve">none on the row</w:t>
             </w:r>
           </w:p>
         </w:tc>
@@ -12482,7 +13821,7 @@
                 <w:sz w:val="15"/>
                 <w:szCs w:val="15"/>
               </w:rPr>
-              <w:t xml:space="preserve">Source the number on a dated line before dialling</w:t>
+              <w:t xml:space="preserve">Acquisition: no number on the row</w:t>
             </w:r>
           </w:p>
         </w:tc>
@@ -12511,7 +13850,7 @@
                 <w:sz w:val="15"/>
                 <w:szCs w:val="15"/>
               </w:rPr>
-              <w:t xml:space="preserve">Vigo Importing</w:t>
+              <w:t xml:space="preserve">Rooms To Go</w:t>
             </w:r>
           </w:p>
         </w:tc>
@@ -12559,7 +13898,7 @@
                 <w:sz w:val="15"/>
                 <w:szCs w:val="15"/>
               </w:rPr>
-              <w:t xml:space="preserve">813-884-3491</w:t>
+              <w:t xml:space="preserve">813-623-5400</w:t>
             </w:r>
           </w:p>
         </w:tc>
@@ -12612,7 +13951,7 @@
                 <w:sz w:val="15"/>
                 <w:szCs w:val="15"/>
               </w:rPr>
-              <w:t xml:space="preserve">Great Bay Distributors</w:t>
+              <w:t xml:space="preserve">Helios Technologies (Sun Hydraulics)</w:t>
             </w:r>
           </w:p>
         </w:tc>
@@ -12660,7 +13999,7 @@
                 <w:sz w:val="15"/>
                 <w:szCs w:val="15"/>
               </w:rPr>
-              <w:t xml:space="preserve">727-576-1900</w:t>
+              <w:t xml:space="preserve">(941) 362-1333</w:t>
             </w:r>
           </w:p>
         </w:tc>
@@ -12713,7 +14052,7 @@
                 <w:sz w:val="15"/>
                 <w:szCs w:val="15"/>
               </w:rPr>
-              <w:t xml:space="preserve">J.J. Taylor Distributing FL</w:t>
+              <w:t xml:space="preserve">Boar's Head Provisions</w:t>
             </w:r>
           </w:p>
         </w:tc>
@@ -12737,7 +14076,7 @@
                 <w:sz w:val="15"/>
                 <w:szCs w:val="15"/>
               </w:rPr>
-              <w:t xml:space="preserve">source the number</w:t>
+              <w:t xml:space="preserve">acquire a number (none on the row)</w:t>
             </w:r>
           </w:p>
         </w:tc>
@@ -12761,7 +14100,7 @@
                 <w:sz w:val="15"/>
                 <w:szCs w:val="15"/>
               </w:rPr>
-              <w:t xml:space="preserve">(561) 354-2900</w:t>
+              <w:t xml:space="preserve">none on the row</w:t>
             </w:r>
           </w:p>
         </w:tc>
@@ -12785,7 +14124,7 @@
                 <w:sz w:val="15"/>
                 <w:szCs w:val="15"/>
               </w:rPr>
-              <w:t xml:space="preserve">Source the number on a dated line before dialling</w:t>
+              <w:t xml:space="preserve">Acquisition: no number on the row</w:t>
             </w:r>
           </w:p>
         </w:tc>
@@ -12814,7 +14153,7 @@
                 <w:sz w:val="15"/>
                 <w:szCs w:val="15"/>
               </w:rPr>
-              <w:t xml:space="preserve">Coca-Cola Beverages Florida</w:t>
+              <w:t xml:space="preserve">Bealls Inc.</w:t>
             </w:r>
           </w:p>
         </w:tc>
@@ -12838,7 +14177,7 @@
                 <w:sz w:val="15"/>
                 <w:szCs w:val="15"/>
               </w:rPr>
-              <w:t xml:space="preserve">acquire a number (none on the row)</w:t>
+              <w:t xml:space="preserve">source the number</w:t>
             </w:r>
           </w:p>
         </w:tc>
@@ -12862,7 +14201,7 @@
                 <w:sz w:val="15"/>
                 <w:szCs w:val="15"/>
               </w:rPr>
-              <w:t xml:space="preserve">none on the row</w:t>
+              <w:t xml:space="preserve">(941) 747-2355</w:t>
             </w:r>
           </w:p>
         </w:tc>
@@ -12886,7 +14225,7 @@
                 <w:sz w:val="15"/>
                 <w:szCs w:val="15"/>
               </w:rPr>
-              <w:t xml:space="preserve">Acquisition: no number on the row</w:t>
+              <w:t xml:space="preserve">Source the number on a dated line before dialling</w:t>
             </w:r>
           </w:p>
         </w:tc>
@@ -12915,7 +14254,7 @@
                 <w:sz w:val="15"/>
                 <w:szCs w:val="15"/>
               </w:rPr>
-              <w:t xml:space="preserve">Rooms To Go</w:t>
+              <w:t xml:space="preserve">Tervis</w:t>
             </w:r>
           </w:p>
         </w:tc>
@@ -12963,7 +14302,7 @@
                 <w:sz w:val="15"/>
                 <w:szCs w:val="15"/>
               </w:rPr>
-              <w:t xml:space="preserve">813-623-5400</w:t>
+              <w:t xml:space="preserve">(941) 441-3100</w:t>
             </w:r>
           </w:p>
         </w:tc>
@@ -13016,7 +14355,7 @@
                 <w:sz w:val="15"/>
                 <w:szCs w:val="15"/>
               </w:rPr>
-              <w:t xml:space="preserve">Helios Technologies (Sun Hydraulics)</w:t>
+              <w:t xml:space="preserve">Saddle Creek Logistics</w:t>
             </w:r>
           </w:p>
         </w:tc>
@@ -13040,7 +14379,7 @@
                 <w:sz w:val="15"/>
                 <w:szCs w:val="15"/>
               </w:rPr>
-              <w:t xml:space="preserve">source the number</w:t>
+              <w:t xml:space="preserve">acquire a number (none on the row)</w:t>
             </w:r>
           </w:p>
         </w:tc>
@@ -13064,7 +14403,7 @@
                 <w:sz w:val="15"/>
                 <w:szCs w:val="15"/>
               </w:rPr>
-              <w:t xml:space="preserve">(941) 362-1333</w:t>
+              <w:t xml:space="preserve">none on the row</w:t>
             </w:r>
           </w:p>
         </w:tc>
@@ -13088,7 +14427,7 @@
                 <w:sz w:val="15"/>
                 <w:szCs w:val="15"/>
               </w:rPr>
-              <w:t xml:space="preserve">Source the number on a dated line before dialling</w:t>
+              <w:t xml:space="preserve">Acquisition: no number on the row</w:t>
             </w:r>
           </w:p>
         </w:tc>
@@ -13117,7 +14456,7 @@
                 <w:sz w:val="15"/>
                 <w:szCs w:val="15"/>
               </w:rPr>
-              <w:t xml:space="preserve">Boar's Head Provisions</w:t>
+              <w:t xml:space="preserve">Regal Boats</w:t>
             </w:r>
           </w:p>
         </w:tc>
@@ -13141,7 +14480,7 @@
                 <w:sz w:val="15"/>
                 <w:szCs w:val="15"/>
               </w:rPr>
-              <w:t xml:space="preserve">acquire a number (none on the row)</w:t>
+              <w:t xml:space="preserve">source the number</w:t>
             </w:r>
           </w:p>
         </w:tc>
@@ -13165,7 +14504,7 @@
                 <w:sz w:val="15"/>
                 <w:szCs w:val="15"/>
               </w:rPr>
-              <w:t xml:space="preserve">none on the row</w:t>
+              <w:t xml:space="preserve">407-851-4360</w:t>
             </w:r>
           </w:p>
         </w:tc>
@@ -13189,7 +14528,7 @@
                 <w:sz w:val="15"/>
                 <w:szCs w:val="15"/>
               </w:rPr>
-              <w:t xml:space="preserve">Acquisition: no number on the row</w:t>
+              <w:t xml:space="preserve">Source the number on a dated line before dialling</w:t>
             </w:r>
           </w:p>
         </w:tc>
@@ -13218,7 +14557,7 @@
                 <w:sz w:val="15"/>
                 <w:szCs w:val="15"/>
               </w:rPr>
-              <w:t xml:space="preserve">Bealls Inc.</w:t>
+              <w:t xml:space="preserve">ABC Fine Wine &amp; Spirits</w:t>
             </w:r>
           </w:p>
         </w:tc>
@@ -13242,7 +14581,7 @@
                 <w:sz w:val="15"/>
                 <w:szCs w:val="15"/>
               </w:rPr>
-              <w:t xml:space="preserve">source the number</w:t>
+              <w:t xml:space="preserve">acquire a number (none on the row)</w:t>
             </w:r>
           </w:p>
         </w:tc>
@@ -13266,7 +14605,7 @@
                 <w:sz w:val="15"/>
                 <w:szCs w:val="15"/>
               </w:rPr>
-              <w:t xml:space="preserve">(941) 747-2355</w:t>
+              <w:t xml:space="preserve">none on the row</w:t>
             </w:r>
           </w:p>
         </w:tc>
@@ -13290,7 +14629,7 @@
                 <w:sz w:val="15"/>
                 <w:szCs w:val="15"/>
               </w:rPr>
-              <w:t xml:space="preserve">Source the number on a dated line before dialling</w:t>
+              <w:t xml:space="preserve">Acquisition: no number on the row</w:t>
             </w:r>
           </w:p>
         </w:tc>
@@ -13319,7 +14658,7 @@
                 <w:sz w:val="15"/>
                 <w:szCs w:val="15"/>
               </w:rPr>
-              <w:t xml:space="preserve">Tervis</w:t>
+              <w:t xml:space="preserve">Beaver Street Fisheries</w:t>
             </w:r>
           </w:p>
         </w:tc>
@@ -13367,7 +14706,7 @@
                 <w:sz w:val="15"/>
                 <w:szCs w:val="15"/>
               </w:rPr>
-              <w:t xml:space="preserve">(941) 441-3100</w:t>
+              <w:t xml:space="preserve">904-354-8912</w:t>
             </w:r>
           </w:p>
         </w:tc>
@@ -13420,7 +14759,7 @@
                 <w:sz w:val="15"/>
                 <w:szCs w:val="15"/>
               </w:rPr>
-              <w:t xml:space="preserve">Saddle Creek Logistics</w:t>
+              <w:t xml:space="preserve">Boston Whaler</w:t>
             </w:r>
           </w:p>
         </w:tc>
@@ -13444,7 +14783,7 @@
                 <w:sz w:val="15"/>
                 <w:szCs w:val="15"/>
               </w:rPr>
-              <w:t xml:space="preserve">acquire a number (none on the row)</w:t>
+              <w:t xml:space="preserve">source the number</w:t>
             </w:r>
           </w:p>
         </w:tc>
@@ -13468,7 +14807,7 @@
                 <w:sz w:val="15"/>
                 <w:szCs w:val="15"/>
               </w:rPr>
-              <w:t xml:space="preserve">none on the row</w:t>
+              <w:t xml:space="preserve">(386) 428-0057</w:t>
             </w:r>
           </w:p>
         </w:tc>
@@ -13492,7 +14831,7 @@
                 <w:sz w:val="15"/>
                 <w:szCs w:val="15"/>
               </w:rPr>
-              <w:t xml:space="preserve">Acquisition: no number on the row</w:t>
+              <w:t xml:space="preserve">Source the number on a dated line before dialling</w:t>
             </w:r>
           </w:p>
         </w:tc>
@@ -13521,7 +14860,7 @@
                 <w:sz w:val="15"/>
                 <w:szCs w:val="15"/>
               </w:rPr>
-              <w:t xml:space="preserve">Regal Boats</w:t>
+              <w:t xml:space="preserve">Sheltair Aviation</w:t>
             </w:r>
           </w:p>
         </w:tc>
@@ -13569,7 +14908,7 @@
                 <w:sz w:val="15"/>
                 <w:szCs w:val="15"/>
               </w:rPr>
-              <w:t xml:space="preserve">407-851-4360</w:t>
+              <w:t xml:space="preserve">954-351-9900</w:t>
             </w:r>
           </w:p>
         </w:tc>
@@ -13622,7 +14961,7 @@
                 <w:sz w:val="15"/>
                 <w:szCs w:val="15"/>
               </w:rPr>
-              <w:t xml:space="preserve">ABC Fine Wine &amp; Spirits</w:t>
+              <w:t xml:space="preserve">Braman Motorcars</w:t>
             </w:r>
           </w:p>
         </w:tc>
@@ -13723,7 +15062,7 @@
                 <w:sz w:val="15"/>
                 <w:szCs w:val="15"/>
               </w:rPr>
-              <w:t xml:space="preserve">Duda Farm Fresh Foods</w:t>
+              <w:t xml:space="preserve">Brown Distributing</w:t>
             </w:r>
           </w:p>
         </w:tc>
@@ -13771,7 +15110,7 @@
                 <w:sz w:val="15"/>
                 <w:szCs w:val="15"/>
               </w:rPr>
-              <w:t xml:space="preserve">(407) 365-2111</w:t>
+              <w:t xml:space="preserve">561-863-1300</w:t>
             </w:r>
           </w:p>
         </w:tc>
@@ -13824,7 +15163,7 @@
                 <w:sz w:val="15"/>
                 <w:szCs w:val="15"/>
               </w:rPr>
-              <w:t xml:space="preserve">Beaver Street Fisheries</w:t>
+              <w:t xml:space="preserve">Arthrex</w:t>
             </w:r>
           </w:p>
         </w:tc>
@@ -13872,7 +15211,7 @@
                 <w:sz w:val="15"/>
                 <w:szCs w:val="15"/>
               </w:rPr>
-              <w:t xml:space="preserve">904-354-8912</w:t>
+              <w:t xml:space="preserve">(239) 643-5553</w:t>
             </w:r>
           </w:p>
         </w:tc>
@@ -13925,7 +15264,7 @@
                 <w:sz w:val="15"/>
                 <w:szCs w:val="15"/>
               </w:rPr>
-              <w:t xml:space="preserve">Boston Whaler</w:t>
+              <w:t xml:space="preserve">Detwiler’s Farm Market</w:t>
             </w:r>
           </w:p>
         </w:tc>
@@ -13949,7 +15288,7 @@
                 <w:sz w:val="15"/>
                 <w:szCs w:val="15"/>
               </w:rPr>
-              <w:t xml:space="preserve">source the number</w:t>
+              <w:t xml:space="preserve">acquire a number (none on the row)</w:t>
             </w:r>
           </w:p>
         </w:tc>
@@ -13973,7 +15312,7 @@
                 <w:sz w:val="15"/>
                 <w:szCs w:val="15"/>
               </w:rPr>
-              <w:t xml:space="preserve">(386) 428-0057</w:t>
+              <w:t xml:space="preserve">none on the row</w:t>
             </w:r>
           </w:p>
         </w:tc>
@@ -13997,7 +15336,7 @@
                 <w:sz w:val="15"/>
                 <w:szCs w:val="15"/>
               </w:rPr>
-              <w:t xml:space="preserve">Source the number on a dated line before dialling</w:t>
+              <w:t xml:space="preserve">Acquisition: no number on the row</w:t>
             </w:r>
           </w:p>
         </w:tc>
@@ -14026,7 +15365,7 @@
                 <w:sz w:val="15"/>
                 <w:szCs w:val="15"/>
               </w:rPr>
-              <w:t xml:space="preserve">Sheltair Aviation</w:t>
+              <w:t xml:space="preserve">BlueGrace Logistics</w:t>
             </w:r>
           </w:p>
         </w:tc>
@@ -14074,7 +15413,7 @@
                 <w:sz w:val="15"/>
                 <w:szCs w:val="15"/>
               </w:rPr>
-              <w:t xml:space="preserve">954-351-9900</w:t>
+              <w:t xml:space="preserve">none on the row</w:t>
             </w:r>
           </w:p>
         </w:tc>
@@ -14127,7 +15466,7 @@
                 <w:sz w:val="15"/>
                 <w:szCs w:val="15"/>
               </w:rPr>
-              <w:t xml:space="preserve">Braman Motorcars</w:t>
+              <w:t xml:space="preserve">Morgan Auto Group</w:t>
             </w:r>
           </w:p>
         </w:tc>
@@ -14228,7 +15567,7 @@
                 <w:sz w:val="15"/>
                 <w:szCs w:val="15"/>
               </w:rPr>
-              <w:t xml:space="preserve">Brown Distributing</w:t>
+              <w:t xml:space="preserve">IMG Citrus</w:t>
             </w:r>
           </w:p>
         </w:tc>
@@ -14252,7 +15591,7 @@
                 <w:sz w:val="15"/>
                 <w:szCs w:val="15"/>
               </w:rPr>
-              <w:t xml:space="preserve">source the number</w:t>
+              <w:t xml:space="preserve">find the name and source the number</w:t>
             </w:r>
           </w:p>
         </w:tc>
@@ -14276,7 +15615,7 @@
                 <w:sz w:val="15"/>
                 <w:szCs w:val="15"/>
               </w:rPr>
-              <w:t xml:space="preserve">561-863-1300</w:t>
+              <w:t xml:space="preserve">none on the row</w:t>
             </w:r>
           </w:p>
         </w:tc>
@@ -14300,7 +15639,7 @@
                 <w:sz w:val="15"/>
                 <w:szCs w:val="15"/>
               </w:rPr>
-              <w:t xml:space="preserve">Source the number on a dated line before dialling</w:t>
+              <w:t xml:space="preserve">“Who owns or runs the business day to day?”</w:t>
             </w:r>
           </w:p>
         </w:tc>
@@ -14329,7 +15668,7 @@
                 <w:sz w:val="15"/>
                 <w:szCs w:val="15"/>
               </w:rPr>
-              <w:t xml:space="preserve">Arthrex</w:t>
+              <w:t xml:space="preserve">Natalie’s Orchid Island Juice</w:t>
             </w:r>
           </w:p>
         </w:tc>
@@ -14377,7 +15716,7 @@
                 <w:sz w:val="15"/>
                 <w:szCs w:val="15"/>
               </w:rPr>
-              <w:t xml:space="preserve">(239) 643-5553</w:t>
+              <w:t xml:space="preserve">(772) 465-1122</w:t>
             </w:r>
           </w:p>
         </w:tc>
@@ -14430,7 +15769,7 @@
                 <w:sz w:val="15"/>
                 <w:szCs w:val="15"/>
               </w:rPr>
-              <w:t xml:space="preserve">Detwiler’s Farm Market</w:t>
+              <w:t xml:space="preserve">Gate Petroleum</w:t>
             </w:r>
           </w:p>
         </w:tc>
@@ -14531,7 +15870,7 @@
                 <w:sz w:val="15"/>
                 <w:szCs w:val="15"/>
               </w:rPr>
-              <w:t xml:space="preserve">BlueGrace Logistics</w:t>
+              <w:t xml:space="preserve">Innisfree Hotels</w:t>
             </w:r>
           </w:p>
         </w:tc>
@@ -14555,7 +15894,7 @@
                 <w:sz w:val="15"/>
                 <w:szCs w:val="15"/>
               </w:rPr>
-              <w:t xml:space="preserve">source the number</w:t>
+              <w:t xml:space="preserve">acquire a number (none on the row)</w:t>
             </w:r>
           </w:p>
         </w:tc>
@@ -14603,7 +15942,7 @@
                 <w:sz w:val="15"/>
                 <w:szCs w:val="15"/>
               </w:rPr>
-              <w:t xml:space="preserve">Source the number on a dated line before dialling</w:t>
+              <w:t xml:space="preserve">Acquisition: no number on the row</w:t>
             </w:r>
           </w:p>
         </w:tc>
@@ -14632,7 +15971,7 @@
                 <w:sz w:val="15"/>
                 <w:szCs w:val="15"/>
               </w:rPr>
-              <w:t xml:space="preserve">Morgan Auto Group</w:t>
+              <w:t xml:space="preserve">Studer Family of Companies</w:t>
             </w:r>
           </w:p>
         </w:tc>
@@ -14704,7 +16043,7 @@
                 <w:sz w:val="15"/>
                 <w:szCs w:val="15"/>
               </w:rPr>
-              <w:t xml:space="preserve">Acquisition: no number on the row</w:t>
+              <w:t xml:space="preserve">“Who owns or runs the business day to day?”</w:t>
             </w:r>
           </w:p>
         </w:tc>
@@ -14733,7 +16072,7 @@
                 <w:sz w:val="15"/>
                 <w:szCs w:val="15"/>
               </w:rPr>
-              <w:t xml:space="preserve">IMG Citrus</w:t>
+              <w:t xml:space="preserve">Doris Italian Market</w:t>
             </w:r>
           </w:p>
         </w:tc>
@@ -14757,7 +16096,7 @@
                 <w:sz w:val="15"/>
                 <w:szCs w:val="15"/>
               </w:rPr>
-              <w:t xml:space="preserve">find the name and source the number</w:t>
+              <w:t xml:space="preserve">source the number</w:t>
             </w:r>
           </w:p>
         </w:tc>
@@ -14781,7 +16120,7 @@
                 <w:sz w:val="15"/>
                 <w:szCs w:val="15"/>
               </w:rPr>
-              <w:t xml:space="preserve">none on the row</w:t>
+              <w:t xml:space="preserve">(954) 749-1919</w:t>
             </w:r>
           </w:p>
         </w:tc>
@@ -14805,7 +16144,7 @@
                 <w:sz w:val="15"/>
                 <w:szCs w:val="15"/>
               </w:rPr>
-              <w:t xml:space="preserve">“Who owns or runs the business day to day?”</w:t>
+              <w:t xml:space="preserve">Source the number on a dated line before dialling</w:t>
             </w:r>
           </w:p>
         </w:tc>
@@ -14834,7 +16173,7 @@
                 <w:sz w:val="15"/>
                 <w:szCs w:val="15"/>
               </w:rPr>
-              <w:t xml:space="preserve">Natalie’s Orchid Island Juice</w:t>
+              <w:t xml:space="preserve">Cypress Truck Lines</w:t>
             </w:r>
           </w:p>
         </w:tc>
@@ -14882,7 +16221,7 @@
                 <w:sz w:val="15"/>
                 <w:szCs w:val="15"/>
               </w:rPr>
-              <w:t xml:space="preserve">(772) 465-1122</w:t>
+              <w:t xml:space="preserve">904-353-8641</w:t>
             </w:r>
           </w:p>
         </w:tc>
@@ -14935,7 +16274,7 @@
                 <w:sz w:val="15"/>
                 <w:szCs w:val="15"/>
               </w:rPr>
-              <w:t xml:space="preserve">Gate Petroleum</w:t>
+              <w:t xml:space="preserve">East Coast Metal Structures</w:t>
             </w:r>
           </w:p>
         </w:tc>
@@ -14959,7 +16298,7 @@
                 <w:sz w:val="15"/>
                 <w:szCs w:val="15"/>
               </w:rPr>
-              <w:t xml:space="preserve">acquire a number (none on the row)</w:t>
+              <w:t xml:space="preserve">source the number</w:t>
             </w:r>
           </w:p>
         </w:tc>
@@ -14983,7 +16322,7 @@
                 <w:sz w:val="15"/>
                 <w:szCs w:val="15"/>
               </w:rPr>
-              <w:t xml:space="preserve">none on the row</w:t>
+              <w:t xml:space="preserve">561-272-5417</w:t>
             </w:r>
           </w:p>
         </w:tc>
@@ -15007,7 +16346,7 @@
                 <w:sz w:val="15"/>
                 <w:szCs w:val="15"/>
               </w:rPr>
-              <w:t xml:space="preserve">Acquisition: no number on the row</w:t>
+              <w:t xml:space="preserve">Source the number on a dated line before dialling</w:t>
             </w:r>
           </w:p>
         </w:tc>
@@ -15036,7 +16375,7 @@
                 <w:sz w:val="15"/>
                 <w:szCs w:val="15"/>
               </w:rPr>
-              <w:t xml:space="preserve">Innisfree Hotels</w:t>
+              <w:t xml:space="preserve">Martinez Distributors</w:t>
             </w:r>
           </w:p>
         </w:tc>
@@ -15060,7 +16399,7 @@
                 <w:sz w:val="15"/>
                 <w:szCs w:val="15"/>
               </w:rPr>
-              <w:t xml:space="preserve">acquire a number (none on the row)</w:t>
+              <w:t xml:space="preserve">source the number</w:t>
             </w:r>
           </w:p>
         </w:tc>
@@ -15084,714 +16423,7 @@
                 <w:sz w:val="15"/>
                 <w:szCs w:val="15"/>
               </w:rPr>
-              <w:t xml:space="preserve">none on the row</w:t>
-            </w:r>
-          </w:p>
-        </w:tc>
-        <w:tc>
-          <w:tcPr>
-            <w:tcW w:type="dxa" w:w="5000"/>
-            <w:tcMar>
-              <w:top w:type="dxa" w:w="50"/>
-              <w:left w:type="dxa" w:w="70"/>
-              <w:bottom w:type="dxa" w:w="50"/>
-              <w:right w:type="dxa" w:w="70"/>
-            </w:tcMar>
-          </w:tcPr>
-          <w:p>
-            <w:r>
-              <w:rPr>
-                <w:rFonts w:ascii="Arial" w:cs="Arial" w:eastAsia="Arial" w:hAnsi="Arial"/>
-                <w:b w:val="false"/>
-                <w:bCs w:val="false"/>
-                <w:color w:val="1A1A1A"/>
-                <w:sz w:val="15"/>
-                <w:szCs w:val="15"/>
-              </w:rPr>
-              <w:t xml:space="preserve">Acquisition: no number on the row</w:t>
-            </w:r>
-          </w:p>
-        </w:tc>
-      </w:tr>
-      <w:tr>
-        <w:trPr>
-          <w:cantSplit/>
-        </w:trPr>
-        <w:tc>
-          <w:tcPr>
-            <w:tcW w:type="dxa" w:w="2600"/>
-            <w:tcMar>
-              <w:top w:type="dxa" w:w="50"/>
-              <w:left w:type="dxa" w:w="70"/>
-              <w:bottom w:type="dxa" w:w="50"/>
-              <w:right w:type="dxa" w:w="70"/>
-            </w:tcMar>
-          </w:tcPr>
-          <w:p>
-            <w:r>
-              <w:rPr>
-                <w:rFonts w:ascii="Arial" w:cs="Arial" w:eastAsia="Arial" w:hAnsi="Arial"/>
-                <w:b w:val="false"/>
-                <w:bCs w:val="false"/>
-                <w:color w:val="1A1A1A"/>
-                <w:sz w:val="15"/>
-                <w:szCs w:val="15"/>
-              </w:rPr>
-              <w:t xml:space="preserve">Studer Family of Companies</w:t>
-            </w:r>
-          </w:p>
-        </w:tc>
-        <w:tc>
-          <w:tcPr>
-            <w:tcW w:type="dxa" w:w="1600"/>
-            <w:tcMar>
-              <w:top w:type="dxa" w:w="50"/>
-              <w:left w:type="dxa" w:w="70"/>
-              <w:bottom w:type="dxa" w:w="50"/>
-              <w:right w:type="dxa" w:w="70"/>
-            </w:tcMar>
-          </w:tcPr>
-          <w:p>
-            <w:r>
-              <w:rPr>
-                <w:rFonts w:ascii="Arial" w:cs="Arial" w:eastAsia="Arial" w:hAnsi="Arial"/>
-                <w:b w:val="false"/>
-                <w:bCs w:val="false"/>
-                <w:color w:val="1A1A1A"/>
-                <w:sz w:val="15"/>
-                <w:szCs w:val="15"/>
-              </w:rPr>
-              <w:t xml:space="preserve">acquire a number (none on the row)</w:t>
-            </w:r>
-          </w:p>
-        </w:tc>
-        <w:tc>
-          <w:tcPr>
-            <w:tcW w:type="dxa" w:w="2200"/>
-            <w:tcMar>
-              <w:top w:type="dxa" w:w="50"/>
-              <w:left w:type="dxa" w:w="70"/>
-              <w:bottom w:type="dxa" w:w="50"/>
-              <w:right w:type="dxa" w:w="70"/>
-            </w:tcMar>
-          </w:tcPr>
-          <w:p>
-            <w:r>
-              <w:rPr>
-                <w:rFonts w:ascii="Arial" w:cs="Arial" w:eastAsia="Arial" w:hAnsi="Arial"/>
-                <w:b w:val="false"/>
-                <w:bCs w:val="false"/>
-                <w:color w:val="1A1A1A"/>
-                <w:sz w:val="15"/>
-                <w:szCs w:val="15"/>
-              </w:rPr>
-              <w:t xml:space="preserve">none on the row</w:t>
-            </w:r>
-          </w:p>
-        </w:tc>
-        <w:tc>
-          <w:tcPr>
-            <w:tcW w:type="dxa" w:w="5000"/>
-            <w:tcMar>
-              <w:top w:type="dxa" w:w="50"/>
-              <w:left w:type="dxa" w:w="70"/>
-              <w:bottom w:type="dxa" w:w="50"/>
-              <w:right w:type="dxa" w:w="70"/>
-            </w:tcMar>
-          </w:tcPr>
-          <w:p>
-            <w:r>
-              <w:rPr>
-                <w:rFonts w:ascii="Arial" w:cs="Arial" w:eastAsia="Arial" w:hAnsi="Arial"/>
-                <w:b w:val="false"/>
-                <w:bCs w:val="false"/>
-                <w:color w:val="1A1A1A"/>
-                <w:sz w:val="15"/>
-                <w:szCs w:val="15"/>
-              </w:rPr>
-              <w:t xml:space="preserve">“Who owns or runs the business day to day?”</w:t>
-            </w:r>
-          </w:p>
-        </w:tc>
-      </w:tr>
-      <w:tr>
-        <w:trPr>
-          <w:cantSplit/>
-        </w:trPr>
-        <w:tc>
-          <w:tcPr>
-            <w:tcW w:type="dxa" w:w="2600"/>
-            <w:tcMar>
-              <w:top w:type="dxa" w:w="50"/>
-              <w:left w:type="dxa" w:w="70"/>
-              <w:bottom w:type="dxa" w:w="50"/>
-              <w:right w:type="dxa" w:w="70"/>
-            </w:tcMar>
-          </w:tcPr>
-          <w:p>
-            <w:r>
-              <w:rPr>
-                <w:rFonts w:ascii="Arial" w:cs="Arial" w:eastAsia="Arial" w:hAnsi="Arial"/>
-                <w:b w:val="false"/>
-                <w:bCs w:val="false"/>
-                <w:color w:val="1A1A1A"/>
-                <w:sz w:val="15"/>
-                <w:szCs w:val="15"/>
-              </w:rPr>
-              <w:t xml:space="preserve">Doris Italian Market</w:t>
-            </w:r>
-          </w:p>
-        </w:tc>
-        <w:tc>
-          <w:tcPr>
-            <w:tcW w:type="dxa" w:w="1600"/>
-            <w:tcMar>
-              <w:top w:type="dxa" w:w="50"/>
-              <w:left w:type="dxa" w:w="70"/>
-              <w:bottom w:type="dxa" w:w="50"/>
-              <w:right w:type="dxa" w:w="70"/>
-            </w:tcMar>
-          </w:tcPr>
-          <w:p>
-            <w:r>
-              <w:rPr>
-                <w:rFonts w:ascii="Arial" w:cs="Arial" w:eastAsia="Arial" w:hAnsi="Arial"/>
-                <w:b w:val="false"/>
-                <w:bCs w:val="false"/>
-                <w:color w:val="1A1A1A"/>
-                <w:sz w:val="15"/>
-                <w:szCs w:val="15"/>
-              </w:rPr>
-              <w:t xml:space="preserve">source the number</w:t>
-            </w:r>
-          </w:p>
-        </w:tc>
-        <w:tc>
-          <w:tcPr>
-            <w:tcW w:type="dxa" w:w="2200"/>
-            <w:tcMar>
-              <w:top w:type="dxa" w:w="50"/>
-              <w:left w:type="dxa" w:w="70"/>
-              <w:bottom w:type="dxa" w:w="50"/>
-              <w:right w:type="dxa" w:w="70"/>
-            </w:tcMar>
-          </w:tcPr>
-          <w:p>
-            <w:r>
-              <w:rPr>
-                <w:rFonts w:ascii="Arial" w:cs="Arial" w:eastAsia="Arial" w:hAnsi="Arial"/>
-                <w:b w:val="false"/>
-                <w:bCs w:val="false"/>
-                <w:color w:val="1A1A1A"/>
-                <w:sz w:val="15"/>
-                <w:szCs w:val="15"/>
-              </w:rPr>
-              <w:t xml:space="preserve">(954) 749-1919</w:t>
-            </w:r>
-          </w:p>
-        </w:tc>
-        <w:tc>
-          <w:tcPr>
-            <w:tcW w:type="dxa" w:w="5000"/>
-            <w:tcMar>
-              <w:top w:type="dxa" w:w="50"/>
-              <w:left w:type="dxa" w:w="70"/>
-              <w:bottom w:type="dxa" w:w="50"/>
-              <w:right w:type="dxa" w:w="70"/>
-            </w:tcMar>
-          </w:tcPr>
-          <w:p>
-            <w:r>
-              <w:rPr>
-                <w:rFonts w:ascii="Arial" w:cs="Arial" w:eastAsia="Arial" w:hAnsi="Arial"/>
-                <w:b w:val="false"/>
-                <w:bCs w:val="false"/>
-                <w:color w:val="1A1A1A"/>
-                <w:sz w:val="15"/>
-                <w:szCs w:val="15"/>
-              </w:rPr>
-              <w:t xml:space="preserve">Source the number on a dated line before dialling</w:t>
-            </w:r>
-          </w:p>
-        </w:tc>
-      </w:tr>
-      <w:tr>
-        <w:trPr>
-          <w:cantSplit/>
-        </w:trPr>
-        <w:tc>
-          <w:tcPr>
-            <w:tcW w:type="dxa" w:w="2600"/>
-            <w:tcMar>
-              <w:top w:type="dxa" w:w="50"/>
-              <w:left w:type="dxa" w:w="70"/>
-              <w:bottom w:type="dxa" w:w="50"/>
-              <w:right w:type="dxa" w:w="70"/>
-            </w:tcMar>
-          </w:tcPr>
-          <w:p>
-            <w:r>
-              <w:rPr>
-                <w:rFonts w:ascii="Arial" w:cs="Arial" w:eastAsia="Arial" w:hAnsi="Arial"/>
-                <w:b w:val="false"/>
-                <w:bCs w:val="false"/>
-                <w:color w:val="1A1A1A"/>
-                <w:sz w:val="15"/>
-                <w:szCs w:val="15"/>
-              </w:rPr>
-              <w:t xml:space="preserve">Globe Trailers</w:t>
-            </w:r>
-          </w:p>
-        </w:tc>
-        <w:tc>
-          <w:tcPr>
-            <w:tcW w:type="dxa" w:w="1600"/>
-            <w:tcMar>
-              <w:top w:type="dxa" w:w="50"/>
-              <w:left w:type="dxa" w:w="70"/>
-              <w:bottom w:type="dxa" w:w="50"/>
-              <w:right w:type="dxa" w:w="70"/>
-            </w:tcMar>
-          </w:tcPr>
-          <w:p>
-            <w:r>
-              <w:rPr>
-                <w:rFonts w:ascii="Arial" w:cs="Arial" w:eastAsia="Arial" w:hAnsi="Arial"/>
-                <w:b w:val="false"/>
-                <w:bCs w:val="false"/>
-                <w:color w:val="1A1A1A"/>
-                <w:sz w:val="15"/>
-                <w:szCs w:val="15"/>
-              </w:rPr>
-              <w:t xml:space="preserve">source the number</w:t>
-            </w:r>
-          </w:p>
-        </w:tc>
-        <w:tc>
-          <w:tcPr>
-            <w:tcW w:type="dxa" w:w="2200"/>
-            <w:tcMar>
-              <w:top w:type="dxa" w:w="50"/>
-              <w:left w:type="dxa" w:w="70"/>
-              <w:bottom w:type="dxa" w:w="50"/>
-              <w:right w:type="dxa" w:w="70"/>
-            </w:tcMar>
-          </w:tcPr>
-          <w:p>
-            <w:r>
-              <w:rPr>
-                <w:rFonts w:ascii="Arial" w:cs="Arial" w:eastAsia="Arial" w:hAnsi="Arial"/>
-                <w:b w:val="false"/>
-                <w:bCs w:val="false"/>
-                <w:color w:val="1A1A1A"/>
-                <w:sz w:val="15"/>
-                <w:szCs w:val="15"/>
-              </w:rPr>
-              <w:t xml:space="preserve">941-751-9019</w:t>
-            </w:r>
-          </w:p>
-        </w:tc>
-        <w:tc>
-          <w:tcPr>
-            <w:tcW w:type="dxa" w:w="5000"/>
-            <w:tcMar>
-              <w:top w:type="dxa" w:w="50"/>
-              <w:left w:type="dxa" w:w="70"/>
-              <w:bottom w:type="dxa" w:w="50"/>
-              <w:right w:type="dxa" w:w="70"/>
-            </w:tcMar>
-          </w:tcPr>
-          <w:p>
-            <w:r>
-              <w:rPr>
-                <w:rFonts w:ascii="Arial" w:cs="Arial" w:eastAsia="Arial" w:hAnsi="Arial"/>
-                <w:b w:val="false"/>
-                <w:bCs w:val="false"/>
-                <w:color w:val="1A1A1A"/>
-                <w:sz w:val="15"/>
-                <w:szCs w:val="15"/>
-              </w:rPr>
-              <w:t xml:space="preserve">Source the number on a dated line before dialling</w:t>
-            </w:r>
-          </w:p>
-        </w:tc>
-      </w:tr>
-      <w:tr>
-        <w:trPr>
-          <w:cantSplit/>
-        </w:trPr>
-        <w:tc>
-          <w:tcPr>
-            <w:tcW w:type="dxa" w:w="2600"/>
-            <w:tcMar>
-              <w:top w:type="dxa" w:w="50"/>
-              <w:left w:type="dxa" w:w="70"/>
-              <w:bottom w:type="dxa" w:w="50"/>
-              <w:right w:type="dxa" w:w="70"/>
-            </w:tcMar>
-          </w:tcPr>
-          <w:p>
-            <w:r>
-              <w:rPr>
-                <w:rFonts w:ascii="Arial" w:cs="Arial" w:eastAsia="Arial" w:hAnsi="Arial"/>
-                <w:b w:val="false"/>
-                <w:bCs w:val="false"/>
-                <w:color w:val="1A1A1A"/>
-                <w:sz w:val="15"/>
-                <w:szCs w:val="15"/>
-              </w:rPr>
-              <w:t xml:space="preserve">Cypress Truck Lines</w:t>
-            </w:r>
-          </w:p>
-        </w:tc>
-        <w:tc>
-          <w:tcPr>
-            <w:tcW w:type="dxa" w:w="1600"/>
-            <w:tcMar>
-              <w:top w:type="dxa" w:w="50"/>
-              <w:left w:type="dxa" w:w="70"/>
-              <w:bottom w:type="dxa" w:w="50"/>
-              <w:right w:type="dxa" w:w="70"/>
-            </w:tcMar>
-          </w:tcPr>
-          <w:p>
-            <w:r>
-              <w:rPr>
-                <w:rFonts w:ascii="Arial" w:cs="Arial" w:eastAsia="Arial" w:hAnsi="Arial"/>
-                <w:b w:val="false"/>
-                <w:bCs w:val="false"/>
-                <w:color w:val="1A1A1A"/>
-                <w:sz w:val="15"/>
-                <w:szCs w:val="15"/>
-              </w:rPr>
-              <w:t xml:space="preserve">source the number</w:t>
-            </w:r>
-          </w:p>
-        </w:tc>
-        <w:tc>
-          <w:tcPr>
-            <w:tcW w:type="dxa" w:w="2200"/>
-            <w:tcMar>
-              <w:top w:type="dxa" w:w="50"/>
-              <w:left w:type="dxa" w:w="70"/>
-              <w:bottom w:type="dxa" w:w="50"/>
-              <w:right w:type="dxa" w:w="70"/>
-            </w:tcMar>
-          </w:tcPr>
-          <w:p>
-            <w:r>
-              <w:rPr>
-                <w:rFonts w:ascii="Arial" w:cs="Arial" w:eastAsia="Arial" w:hAnsi="Arial"/>
-                <w:b w:val="false"/>
-                <w:bCs w:val="false"/>
-                <w:color w:val="1A1A1A"/>
-                <w:sz w:val="15"/>
-                <w:szCs w:val="15"/>
-              </w:rPr>
-              <w:t xml:space="preserve">904-353-8641</w:t>
-            </w:r>
-          </w:p>
-        </w:tc>
-        <w:tc>
-          <w:tcPr>
-            <w:tcW w:type="dxa" w:w="5000"/>
-            <w:tcMar>
-              <w:top w:type="dxa" w:w="50"/>
-              <w:left w:type="dxa" w:w="70"/>
-              <w:bottom w:type="dxa" w:w="50"/>
-              <w:right w:type="dxa" w:w="70"/>
-            </w:tcMar>
-          </w:tcPr>
-          <w:p>
-            <w:r>
-              <w:rPr>
-                <w:rFonts w:ascii="Arial" w:cs="Arial" w:eastAsia="Arial" w:hAnsi="Arial"/>
-                <w:b w:val="false"/>
-                <w:bCs w:val="false"/>
-                <w:color w:val="1A1A1A"/>
-                <w:sz w:val="15"/>
-                <w:szCs w:val="15"/>
-              </w:rPr>
-              <w:t xml:space="preserve">Source the number on a dated line before dialling</w:t>
-            </w:r>
-          </w:p>
-        </w:tc>
-      </w:tr>
-      <w:tr>
-        <w:trPr>
-          <w:cantSplit/>
-        </w:trPr>
-        <w:tc>
-          <w:tcPr>
-            <w:tcW w:type="dxa" w:w="2600"/>
-            <w:tcMar>
-              <w:top w:type="dxa" w:w="50"/>
-              <w:left w:type="dxa" w:w="70"/>
-              <w:bottom w:type="dxa" w:w="50"/>
-              <w:right w:type="dxa" w:w="70"/>
-            </w:tcMar>
-          </w:tcPr>
-          <w:p>
-            <w:r>
-              <w:rPr>
-                <w:rFonts w:ascii="Arial" w:cs="Arial" w:eastAsia="Arial" w:hAnsi="Arial"/>
-                <w:b w:val="false"/>
-                <w:bCs w:val="false"/>
-                <w:color w:val="1A1A1A"/>
-                <w:sz w:val="15"/>
-                <w:szCs w:val="15"/>
-              </w:rPr>
-              <w:t xml:space="preserve">East Coast Metal Structures</w:t>
-            </w:r>
-          </w:p>
-        </w:tc>
-        <w:tc>
-          <w:tcPr>
-            <w:tcW w:type="dxa" w:w="1600"/>
-            <w:tcMar>
-              <w:top w:type="dxa" w:w="50"/>
-              <w:left w:type="dxa" w:w="70"/>
-              <w:bottom w:type="dxa" w:w="50"/>
-              <w:right w:type="dxa" w:w="70"/>
-            </w:tcMar>
-          </w:tcPr>
-          <w:p>
-            <w:r>
-              <w:rPr>
-                <w:rFonts w:ascii="Arial" w:cs="Arial" w:eastAsia="Arial" w:hAnsi="Arial"/>
-                <w:b w:val="false"/>
-                <w:bCs w:val="false"/>
-                <w:color w:val="1A1A1A"/>
-                <w:sz w:val="15"/>
-                <w:szCs w:val="15"/>
-              </w:rPr>
-              <w:t xml:space="preserve">source the number</w:t>
-            </w:r>
-          </w:p>
-        </w:tc>
-        <w:tc>
-          <w:tcPr>
-            <w:tcW w:type="dxa" w:w="2200"/>
-            <w:tcMar>
-              <w:top w:type="dxa" w:w="50"/>
-              <w:left w:type="dxa" w:w="70"/>
-              <w:bottom w:type="dxa" w:w="50"/>
-              <w:right w:type="dxa" w:w="70"/>
-            </w:tcMar>
-          </w:tcPr>
-          <w:p>
-            <w:r>
-              <w:rPr>
-                <w:rFonts w:ascii="Arial" w:cs="Arial" w:eastAsia="Arial" w:hAnsi="Arial"/>
-                <w:b w:val="false"/>
-                <w:bCs w:val="false"/>
-                <w:color w:val="1A1A1A"/>
-                <w:sz w:val="15"/>
-                <w:szCs w:val="15"/>
-              </w:rPr>
-              <w:t xml:space="preserve">561-272-5417</w:t>
-            </w:r>
-          </w:p>
-        </w:tc>
-        <w:tc>
-          <w:tcPr>
-            <w:tcW w:type="dxa" w:w="5000"/>
-            <w:tcMar>
-              <w:top w:type="dxa" w:w="50"/>
-              <w:left w:type="dxa" w:w="70"/>
-              <w:bottom w:type="dxa" w:w="50"/>
-              <w:right w:type="dxa" w:w="70"/>
-            </w:tcMar>
-          </w:tcPr>
-          <w:p>
-            <w:r>
-              <w:rPr>
-                <w:rFonts w:ascii="Arial" w:cs="Arial" w:eastAsia="Arial" w:hAnsi="Arial"/>
-                <w:b w:val="false"/>
-                <w:bCs w:val="false"/>
-                <w:color w:val="1A1A1A"/>
-                <w:sz w:val="15"/>
-                <w:szCs w:val="15"/>
-              </w:rPr>
-              <w:t xml:space="preserve">Source the number on a dated line before dialling</w:t>
-            </w:r>
-          </w:p>
-        </w:tc>
-      </w:tr>
-      <w:tr>
-        <w:trPr>
-          <w:cantSplit/>
-        </w:trPr>
-        <w:tc>
-          <w:tcPr>
-            <w:tcW w:type="dxa" w:w="2600"/>
-            <w:tcMar>
-              <w:top w:type="dxa" w:w="50"/>
-              <w:left w:type="dxa" w:w="70"/>
-              <w:bottom w:type="dxa" w:w="50"/>
-              <w:right w:type="dxa" w:w="70"/>
-            </w:tcMar>
-          </w:tcPr>
-          <w:p>
-            <w:r>
-              <w:rPr>
-                <w:rFonts w:ascii="Arial" w:cs="Arial" w:eastAsia="Arial" w:hAnsi="Arial"/>
-                <w:b w:val="false"/>
-                <w:bCs w:val="false"/>
-                <w:color w:val="1A1A1A"/>
-                <w:sz w:val="15"/>
-                <w:szCs w:val="15"/>
-              </w:rPr>
-              <w:t xml:space="preserve">Martinez Distributors</w:t>
-            </w:r>
-          </w:p>
-        </w:tc>
-        <w:tc>
-          <w:tcPr>
-            <w:tcW w:type="dxa" w:w="1600"/>
-            <w:tcMar>
-              <w:top w:type="dxa" w:w="50"/>
-              <w:left w:type="dxa" w:w="70"/>
-              <w:bottom w:type="dxa" w:w="50"/>
-              <w:right w:type="dxa" w:w="70"/>
-            </w:tcMar>
-          </w:tcPr>
-          <w:p>
-            <w:r>
-              <w:rPr>
-                <w:rFonts w:ascii="Arial" w:cs="Arial" w:eastAsia="Arial" w:hAnsi="Arial"/>
-                <w:b w:val="false"/>
-                <w:bCs w:val="false"/>
-                <w:color w:val="1A1A1A"/>
-                <w:sz w:val="15"/>
-                <w:szCs w:val="15"/>
-              </w:rPr>
-              <w:t xml:space="preserve">source the number</w:t>
-            </w:r>
-          </w:p>
-        </w:tc>
-        <w:tc>
-          <w:tcPr>
-            <w:tcW w:type="dxa" w:w="2200"/>
-            <w:tcMar>
-              <w:top w:type="dxa" w:w="50"/>
-              <w:left w:type="dxa" w:w="70"/>
-              <w:bottom w:type="dxa" w:w="50"/>
-              <w:right w:type="dxa" w:w="70"/>
-            </w:tcMar>
-          </w:tcPr>
-          <w:p>
-            <w:r>
-              <w:rPr>
-                <w:rFonts w:ascii="Arial" w:cs="Arial" w:eastAsia="Arial" w:hAnsi="Arial"/>
-                <w:b w:val="false"/>
-                <w:bCs w:val="false"/>
-                <w:color w:val="1A1A1A"/>
-                <w:sz w:val="15"/>
-                <w:szCs w:val="15"/>
-              </w:rPr>
               <w:t xml:space="preserve">305-882-8282</w:t>
-            </w:r>
-          </w:p>
-        </w:tc>
-        <w:tc>
-          <w:tcPr>
-            <w:tcW w:type="dxa" w:w="5000"/>
-            <w:tcMar>
-              <w:top w:type="dxa" w:w="50"/>
-              <w:left w:type="dxa" w:w="70"/>
-              <w:bottom w:type="dxa" w:w="50"/>
-              <w:right w:type="dxa" w:w="70"/>
-            </w:tcMar>
-          </w:tcPr>
-          <w:p>
-            <w:r>
-              <w:rPr>
-                <w:rFonts w:ascii="Arial" w:cs="Arial" w:eastAsia="Arial" w:hAnsi="Arial"/>
-                <w:b w:val="false"/>
-                <w:bCs w:val="false"/>
-                <w:color w:val="1A1A1A"/>
-                <w:sz w:val="15"/>
-                <w:szCs w:val="15"/>
-              </w:rPr>
-              <w:t xml:space="preserve">Source the number on a dated line before dialling</w:t>
-            </w:r>
-          </w:p>
-        </w:tc>
-      </w:tr>
-      <w:tr>
-        <w:trPr>
-          <w:cantSplit/>
-        </w:trPr>
-        <w:tc>
-          <w:tcPr>
-            <w:tcW w:type="dxa" w:w="2600"/>
-            <w:tcMar>
-              <w:top w:type="dxa" w:w="50"/>
-              <w:left w:type="dxa" w:w="70"/>
-              <w:bottom w:type="dxa" w:w="50"/>
-              <w:right w:type="dxa" w:w="70"/>
-            </w:tcMar>
-          </w:tcPr>
-          <w:p>
-            <w:r>
-              <w:rPr>
-                <w:rFonts w:ascii="Arial" w:cs="Arial" w:eastAsia="Arial" w:hAnsi="Arial"/>
-                <w:b w:val="false"/>
-                <w:bCs w:val="false"/>
-                <w:color w:val="1A1A1A"/>
-                <w:sz w:val="15"/>
-                <w:szCs w:val="15"/>
-              </w:rPr>
-              <w:t xml:space="preserve">Trans-Phos</w:t>
-            </w:r>
-          </w:p>
-        </w:tc>
-        <w:tc>
-          <w:tcPr>
-            <w:tcW w:type="dxa" w:w="1600"/>
-            <w:tcMar>
-              <w:top w:type="dxa" w:w="50"/>
-              <w:left w:type="dxa" w:w="70"/>
-              <w:bottom w:type="dxa" w:w="50"/>
-              <w:right w:type="dxa" w:w="70"/>
-            </w:tcMar>
-          </w:tcPr>
-          <w:p>
-            <w:r>
-              <w:rPr>
-                <w:rFonts w:ascii="Arial" w:cs="Arial" w:eastAsia="Arial" w:hAnsi="Arial"/>
-                <w:b w:val="false"/>
-                <w:bCs w:val="false"/>
-                <w:color w:val="1A1A1A"/>
-                <w:sz w:val="15"/>
-                <w:szCs w:val="15"/>
-              </w:rPr>
-              <w:t xml:space="preserve">source the number</w:t>
-            </w:r>
-          </w:p>
-        </w:tc>
-        <w:tc>
-          <w:tcPr>
-            <w:tcW w:type="dxa" w:w="2200"/>
-            <w:tcMar>
-              <w:top w:type="dxa" w:w="50"/>
-              <w:left w:type="dxa" w:w="70"/>
-              <w:bottom w:type="dxa" w:w="50"/>
-              <w:right w:type="dxa" w:w="70"/>
-            </w:tcMar>
-          </w:tcPr>
-          <w:p>
-            <w:r>
-              <w:rPr>
-                <w:rFonts w:ascii="Arial" w:cs="Arial" w:eastAsia="Arial" w:hAnsi="Arial"/>
-                <w:b w:val="false"/>
-                <w:bCs w:val="false"/>
-                <w:color w:val="1A1A1A"/>
-                <w:sz w:val="15"/>
-                <w:szCs w:val="15"/>
-              </w:rPr>
-              <w:t xml:space="preserve">863-534-1575</w:t>
             </w:r>
           </w:p>
         </w:tc>

--- a/Florida-Dial-Pack.docx
+++ b/Florida-Dial-Pack.docx
@@ -47,7 +47,7 @@
           <w:sz w:val="19"/>
           <w:szCs w:val="19"/>
         </w:rPr>
-        <w:t xml:space="preserve">57 call-ready rows across 57 distinct companies, in dial order. Lineage: closed at 98 rows / 97 companies on 31 October under the old contact rule; re-closed at 40 rows / 40 companies on the fixed rule, the 58 rows falling because no source line on them named the contact. A market that re-closes lower on a better instrument is the instrument working. Item 322 (2026-10-31): 57 rows holding a phone worked at 117 reads; 10 sourced by an observed read of the company’s own page (17.5%, about 12 reads per sourced row); call-ready 40 → 50 rows (50 companies). The short rows now separate “source the number” from “acquire a number” (14 rows hold none). Item 323 (2026-10-31): the 48 “source the number” rows sampled at 24 (stratified, seed 323) and worked by four routes; Route 4 (the company’s own pages) sourced 7 of 24, Route 2 (chambers) 1 of 24, Routes 1 and 3 unmeasured (search reader fault); call-ready 50 → 57 rows (57 companies). Verified callable 21 → 16, withdrawn 2026-10-31: SkyPostal and American Coolair hold no address; El Dorado Furniture and Miami Beef hold no phone; Cone Distributors fails the site test. A new short-of-call-ready kind, “contact disputed, unresolved”, holds 0 rows this pass. Every count states rows or companies. The 16 shaded rows are verified callable (Core BD Report): trading confirmed on the company’s own pages and an address sourced inside the window. Blind means no dated third-party practice signal; it does not block a dial. The Outcome column is filled from the first call: one working week of outcomes gives a connect rate against call-ready and against verified-callable.</w:t>
+        <w:t xml:space="preserve">58 call-ready rows across 58 distinct companies, in dial order. Lineage: closed at 98 rows / 97 companies on 31 October under the old contact rule; re-closed at 40 rows / 40 companies on the fixed rule, the 58 rows falling because no source line on them named the contact. A market that re-closes lower on a better instrument is the instrument working. Item 322 (2026-10-31): 57 rows holding a phone worked at 117 reads; 10 sourced by an observed read of the company’s own page (17.5%, about 12 reads per sourced row); call-ready 40 → 50 rows (50 companies). The short rows now separate “source the number” from “acquire a number” (14 rows hold none). Item 323 (2026-10-31): the 48 “source the number” rows sampled at 24 (stratified, seed 323) and worked by four routes; Route 4 (the company’s own pages) sourced 7 of 24, Route 1 (associations) 1 of 24, Route 2 (chambers) 1 of 24, Route 3 (trade press) 0 of 24 (Routes 1 and 3 measured in the follow-on under a fresh 100-read ceiling after a search-reader fault voided their first run); call-ready 50 → 58 rows (58 companies). Verified callable 21 → 16, withdrawn 2026-10-31: SkyPostal and American Coolair hold no address; El Dorado Furniture and Miami Beef hold no phone; Cone Distributors fails the site test. A new short-of-call-ready kind, “contact disputed, unresolved”, holds 0 rows this pass. Every count states rows or companies. The 16 shaded rows are verified callable (Core BD Report): trading confirmed on the company’s own pages and an address sourced inside the window. Blind means no dated third-party practice signal; it does not block a dial. The Outcome column is filled from the first call: one working week of outcomes gives a connect rate against call-ready and against verified-callable.</w:t>
       </w:r>
     </w:p>
     <w:tbl>
@@ -11606,6 +11606,203 @@
                 <w:szCs w:val="15"/>
               </w:rPr>
               <w:t xml:space="preserve">Item 323 Part 1 (2026-10-31): number sourced on the company’s own page (Route 4) · Tier A · contact observed on a dated read · verified-callable test not re-run this pass</w:t>
+            </w:r>
+          </w:p>
+        </w:tc>
+        <w:tc>
+          <w:tcPr>
+            <w:tcW w:type="dxa" w:w="1700"/>
+            <w:tcMar>
+              <w:top w:type="dxa" w:w="50"/>
+              <w:left w:type="dxa" w:w="70"/>
+              <w:bottom w:type="dxa" w:w="50"/>
+              <w:right w:type="dxa" w:w="70"/>
+            </w:tcMar>
+          </w:tcPr>
+          <w:p>
+            <w:r>
+              <w:rPr>
+                <w:rFonts w:ascii="Arial" w:cs="Arial" w:eastAsia="Arial" w:hAnsi="Arial"/>
+                <w:b w:val="false"/>
+                <w:bCs w:val="false"/>
+                <w:color w:val="1A1A1A"/>
+                <w:sz w:val="15"/>
+                <w:szCs w:val="15"/>
+              </w:rPr>
+              <w:t xml:space="preserve">☐ dialled ☐ connected ☐ conversation ☐ meeting ☐ no</w:t>
+            </w:r>
+          </w:p>
+        </w:tc>
+      </w:tr>
+      <w:tr>
+        <w:trPr>
+          <w:cantSplit/>
+        </w:trPr>
+        <w:tc>
+          <w:tcPr>
+            <w:tcW w:type="dxa" w:w="400"/>
+            <w:tcMar>
+              <w:top w:type="dxa" w:w="50"/>
+              <w:left w:type="dxa" w:w="70"/>
+              <w:bottom w:type="dxa" w:w="50"/>
+              <w:right w:type="dxa" w:w="70"/>
+            </w:tcMar>
+          </w:tcPr>
+          <w:p>
+            <w:r>
+              <w:rPr>
+                <w:rFonts w:ascii="Arial" w:cs="Arial" w:eastAsia="Arial" w:hAnsi="Arial"/>
+                <w:b w:val="false"/>
+                <w:bCs w:val="false"/>
+                <w:color w:val="1A1A1A"/>
+                <w:sz w:val="15"/>
+                <w:szCs w:val="15"/>
+              </w:rPr>
+              <w:t xml:space="preserve">58</w:t>
+            </w:r>
+          </w:p>
+        </w:tc>
+        <w:tc>
+          <w:tcPr>
+            <w:tcW w:type="dxa" w:w="1900"/>
+            <w:tcMar>
+              <w:top w:type="dxa" w:w="50"/>
+              <w:left w:type="dxa" w:w="70"/>
+              <w:bottom w:type="dxa" w:w="50"/>
+              <w:right w:type="dxa" w:w="70"/>
+            </w:tcMar>
+          </w:tcPr>
+          <w:p>
+            <w:r>
+              <w:rPr>
+                <w:rFonts w:ascii="Arial" w:cs="Arial" w:eastAsia="Arial" w:hAnsi="Arial"/>
+                <w:b w:val="false"/>
+                <w:bCs w:val="false"/>
+                <w:color w:val="1A1A1A"/>
+                <w:sz w:val="15"/>
+                <w:szCs w:val="15"/>
+              </w:rPr>
+              <w:t xml:space="preserve">Sunshine Bouquet · Miami</w:t>
+            </w:r>
+          </w:p>
+        </w:tc>
+        <w:tc>
+          <w:tcPr>
+            <w:tcW w:type="dxa" w:w="2000"/>
+            <w:tcMar>
+              <w:top w:type="dxa" w:w="50"/>
+              <w:left w:type="dxa" w:w="70"/>
+              <w:bottom w:type="dxa" w:w="50"/>
+              <w:right w:type="dxa" w:w="70"/>
+            </w:tcMar>
+          </w:tcPr>
+          <w:p>
+            <w:r>
+              <w:rPr>
+                <w:rFonts w:ascii="Arial" w:cs="Arial" w:eastAsia="Arial" w:hAnsi="Arial"/>
+                <w:b w:val="false"/>
+                <w:bCs w:val="false"/>
+                <w:color w:val="1A1A1A"/>
+                <w:sz w:val="15"/>
+                <w:szCs w:val="15"/>
+              </w:rPr>
+              <w:t xml:space="preserve">John D. Simko President / Director (Sunbiz D/P; family owner, 3rd gen)</w:t>
+            </w:r>
+          </w:p>
+        </w:tc>
+        <w:tc>
+          <w:tcPr>
+            <w:tcW w:type="dxa" w:w="1250"/>
+            <w:tcMar>
+              <w:top w:type="dxa" w:w="50"/>
+              <w:left w:type="dxa" w:w="70"/>
+              <w:bottom w:type="dxa" w:w="50"/>
+              <w:right w:type="dxa" w:w="70"/>
+            </w:tcMar>
+          </w:tcPr>
+          <w:p>
+            <w:r>
+              <w:rPr>
+                <w:rFonts w:ascii="Arial" w:cs="Arial" w:eastAsia="Arial" w:hAnsi="Arial"/>
+                <w:b w:val="false"/>
+                <w:bCs w:val="false"/>
+                <w:color w:val="1A1A1A"/>
+                <w:sz w:val="15"/>
+                <w:szCs w:val="15"/>
+              </w:rPr>
+              <w:t xml:space="preserve">(732) 274-2900</w:t>
+            </w:r>
+          </w:p>
+        </w:tc>
+        <w:tc>
+          <w:tcPr>
+            <w:tcW w:type="dxa" w:w="2100"/>
+            <w:tcMar>
+              <w:top w:type="dxa" w:w="50"/>
+              <w:left w:type="dxa" w:w="70"/>
+              <w:bottom w:type="dxa" w:w="50"/>
+              <w:right w:type="dxa" w:w="70"/>
+            </w:tcMar>
+          </w:tcPr>
+          <w:p>
+            <w:r>
+              <w:rPr>
+                <w:rFonts w:ascii="Arial" w:cs="Arial" w:eastAsia="Arial" w:hAnsi="Arial"/>
+                <w:b w:val="false"/>
+                <w:bCs w:val="false"/>
+                <w:color w:val="1A1A1A"/>
+                <w:sz w:val="15"/>
+                <w:szCs w:val="15"/>
+              </w:rPr>
+              <w:t xml:space="preserve">—</w:t>
+            </w:r>
+          </w:p>
+        </w:tc>
+        <w:tc>
+          <w:tcPr>
+            <w:tcW w:type="dxa" w:w="1500"/>
+            <w:tcMar>
+              <w:top w:type="dxa" w:w="50"/>
+              <w:left w:type="dxa" w:w="70"/>
+              <w:bottom w:type="dxa" w:w="50"/>
+              <w:right w:type="dxa" w:w="70"/>
+            </w:tcMar>
+          </w:tcPr>
+          <w:p>
+            <w:r>
+              <w:rPr>
+                <w:rFonts w:ascii="Arial" w:cs="Arial" w:eastAsia="Arial" w:hAnsi="Arial"/>
+                <w:b w:val="false"/>
+                <w:bCs w:val="false"/>
+                <w:color w:val="1A1A1A"/>
+                <w:sz w:val="15"/>
+                <w:szCs w:val="15"/>
+              </w:rPr>
+              <w:t xml:space="preserve">None — no exit, vacancy or sponsor evidence on the row (row read 2026-10-29) · Blind</w:t>
+            </w:r>
+          </w:p>
+        </w:tc>
+        <w:tc>
+          <w:tcPr>
+            <w:tcW w:type="dxa" w:w="2550"/>
+            <w:tcMar>
+              <w:top w:type="dxa" w:w="50"/>
+              <w:left w:type="dxa" w:w="70"/>
+              <w:bottom w:type="dxa" w:w="50"/>
+              <w:right w:type="dxa" w:w="70"/>
+            </w:tcMar>
+          </w:tcPr>
+          <w:p>
+            <w:r>
+              <w:rPr>
+                <w:rFonts w:ascii="Arial" w:cs="Arial" w:eastAsia="Arial" w:hAnsi="Arial"/>
+                <w:b w:val="false"/>
+                <w:bCs w:val="false"/>
+                <w:color w:val="1A1A1A"/>
+                <w:sz w:val="15"/>
+                <w:szCs w:val="15"/>
+              </w:rPr>
+              <w:t xml:space="preserve">Item 323 follow-on (2026-10-31): number sourced on the company’s association listing (Route 1, single route) · Tier B · contact observed on a dated read · verified-callable test not re-run this pass</w:t>
             </w:r>
           </w:p>
         </w:tc>
@@ -11680,7 +11877,7 @@
           <w:sz w:val="19"/>
           <w:szCs w:val="19"/>
         </w:rPr>
-        <w:t xml:space="preserve">57 rows are short of call-ready. Most need their published number sourced on a dated line before dialling (“source the number”); that is contact sourcing, and it needs reads. By kind: source the number 41 · acquire a number (none on the row) 14 · find the name and source the number 1 · ask for the name 1 · contact disputed, unresolved 0.</w:t>
+        <w:t xml:space="preserve">56 rows are short of call-ready. Most need their published number sourced on a dated line before dialling (“source the number”); that is contact sourcing, and it needs reads. By kind: source the number 40 · acquire a number (none on the row) 14 · find the name and source the number 1 · ask for the name 1 · contact disputed, unresolved 0.</w:t>
       </w:r>
     </w:p>
     <w:tbl>
@@ -11879,107 +12076,6 @@
                 <w:szCs w:val="15"/>
               </w:rPr>
               <w:t xml:space="preserve">(305) 455-7508</w:t>
-            </w:r>
-          </w:p>
-        </w:tc>
-        <w:tc>
-          <w:tcPr>
-            <w:tcW w:type="dxa" w:w="5000"/>
-            <w:tcMar>
-              <w:top w:type="dxa" w:w="50"/>
-              <w:left w:type="dxa" w:w="70"/>
-              <w:bottom w:type="dxa" w:w="50"/>
-              <w:right w:type="dxa" w:w="70"/>
-            </w:tcMar>
-          </w:tcPr>
-          <w:p>
-            <w:r>
-              <w:rPr>
-                <w:rFonts w:ascii="Arial" w:cs="Arial" w:eastAsia="Arial" w:hAnsi="Arial"/>
-                <w:b w:val="false"/>
-                <w:bCs w:val="false"/>
-                <w:color w:val="1A1A1A"/>
-                <w:sz w:val="15"/>
-                <w:szCs w:val="15"/>
-              </w:rPr>
-              <w:t xml:space="preserve">Source the number on a dated line before dialling</w:t>
-            </w:r>
-          </w:p>
-        </w:tc>
-      </w:tr>
-      <w:tr>
-        <w:trPr>
-          <w:cantSplit/>
-        </w:trPr>
-        <w:tc>
-          <w:tcPr>
-            <w:tcW w:type="dxa" w:w="2600"/>
-            <w:tcMar>
-              <w:top w:type="dxa" w:w="50"/>
-              <w:left w:type="dxa" w:w="70"/>
-              <w:bottom w:type="dxa" w:w="50"/>
-              <w:right w:type="dxa" w:w="70"/>
-            </w:tcMar>
-          </w:tcPr>
-          <w:p>
-            <w:r>
-              <w:rPr>
-                <w:rFonts w:ascii="Arial" w:cs="Arial" w:eastAsia="Arial" w:hAnsi="Arial"/>
-                <w:b w:val="false"/>
-                <w:bCs w:val="false"/>
-                <w:color w:val="1A1A1A"/>
-                <w:sz w:val="15"/>
-                <w:szCs w:val="15"/>
-              </w:rPr>
-              <w:t xml:space="preserve">Sunshine Bouquet</w:t>
-            </w:r>
-          </w:p>
-        </w:tc>
-        <w:tc>
-          <w:tcPr>
-            <w:tcW w:type="dxa" w:w="1600"/>
-            <w:tcMar>
-              <w:top w:type="dxa" w:w="50"/>
-              <w:left w:type="dxa" w:w="70"/>
-              <w:bottom w:type="dxa" w:w="50"/>
-              <w:right w:type="dxa" w:w="70"/>
-            </w:tcMar>
-          </w:tcPr>
-          <w:p>
-            <w:r>
-              <w:rPr>
-                <w:rFonts w:ascii="Arial" w:cs="Arial" w:eastAsia="Arial" w:hAnsi="Arial"/>
-                <w:b w:val="false"/>
-                <w:bCs w:val="false"/>
-                <w:color w:val="1A1A1A"/>
-                <w:sz w:val="15"/>
-                <w:szCs w:val="15"/>
-              </w:rPr>
-              <w:t xml:space="preserve">source the number</w:t>
-            </w:r>
-          </w:p>
-        </w:tc>
-        <w:tc>
-          <w:tcPr>
-            <w:tcW w:type="dxa" w:w="2200"/>
-            <w:tcMar>
-              <w:top w:type="dxa" w:w="50"/>
-              <w:left w:type="dxa" w:w="70"/>
-              <w:bottom w:type="dxa" w:w="50"/>
-              <w:right w:type="dxa" w:w="70"/>
-            </w:tcMar>
-          </w:tcPr>
-          <w:p>
-            <w:r>
-              <w:rPr>
-                <w:rFonts w:ascii="Arial" w:cs="Arial" w:eastAsia="Arial" w:hAnsi="Arial"/>
-                <w:b w:val="false"/>
-                <w:bCs w:val="false"/>
-                <w:color w:val="1A1A1A"/>
-                <w:sz w:val="15"/>
-                <w:szCs w:val="15"/>
-              </w:rPr>
-              <w:t xml:space="preserve">(305) 599-9600</w:t>
             </w:r>
           </w:p>
         </w:tc>

--- a/Florida-Dial-Pack.docx
+++ b/Florida-Dial-Pack.docx
@@ -11802,7 +11802,7 @@
                 <w:sz w:val="15"/>
                 <w:szCs w:val="15"/>
               </w:rPr>
-              <w:t xml:space="preserve">Item 323 follow-on (2026-10-31): number sourced on the company’s association listing (Route 1, single route) · Tier B · contact observed on a dated read · verified-callable test not re-run this pass</w:t>
+              <w:t xml:space="preserve">Item 323 follow-on (2026-10-31): number sourced on the company’s association listing (Route 1, single route) · Tier B · contact observed on a dated read · verified-callable test not re-run this pass · dialler flag: New Jersey area code as published</w:t>
             </w:r>
           </w:p>
         </w:tc>
